--- a/Cahier_des_charges_JeuGo.docx
+++ b/Cahier_des_charges_JeuGo.docx
@@ -6684,12 +6684,11 @@
     <w:p/>
     <w:p/>
     <w:p/>
-    <w:p/>
-    <w:p/>
-    <w:p/>
-    <w:p/>
-    <w:p/>
-    <w:p/>
+    <w:p>
+      <w:pPr>
+        <w:ind w:left="0"/>
+      </w:pPr>
+    </w:p>
     <w:p>
       <w:pPr>
         <w:pStyle w:val="Titre1"/>
@@ -6697,6 +6696,7 @@
       </w:pPr>
       <w:bookmarkStart w:id="0" w:name="_Toc226946081"/>
       <w:r>
+        <w:lastRenderedPageBreak/>
         <w:t>1.Présentation du projet</w:t>
       </w:r>
       <w:bookmarkEnd w:id="0"/>
@@ -6728,13 +6728,25 @@
         <w:rPr>
           <w:szCs w:val="28"/>
         </w:rPr>
-        <w:t xml:space="preserve">Ce projet porte sur le besoin du client d’avoir un jeu de Go fonctionnel </w:t>
-      </w:r>
-      <w:r>
-        <w:rPr>
-          <w:szCs w:val="28"/>
-        </w:rPr>
-        <w:t>permettant à deux joueurs de jouer sur différents formats de plateaux. L’objectif est de reproduire les règles de bases du jeu de Go tout en offrant une interface simple et intuitives</w:t>
+        <w:t xml:space="preserve">Ce projet porte sur le besoin du client d’avoir un jeu </w:t>
+      </w:r>
+      <w:r>
+        <w:rPr>
+          <w:szCs w:val="28"/>
+        </w:rPr>
+        <w:t>vidéo de combat de robots</w:t>
+      </w:r>
+      <w:r>
+        <w:rPr>
+          <w:szCs w:val="28"/>
+        </w:rPr>
+        <w:t xml:space="preserve"> tout par </w:t>
+      </w:r>
+      <w:r>
+        <w:rPr>
+          <w:szCs w:val="28"/>
+        </w:rPr>
+        <w:t xml:space="preserve">tour où l’un des joueurs fait office de serveur. </w:t>
       </w:r>
     </w:p>
     <w:p>
@@ -6764,7 +6776,25 @@
         <w:rPr>
           <w:szCs w:val="28"/>
         </w:rPr>
-        <w:t>Le client souhaite obtenir une application informatique permettant de jouer au Go sur différentes tailles de plateau. L’application devra gérer les règles du jeu, les captures, le score, la fin de partie, un système de connexion utilisateur ainsi qu’un historique des parties.</w:t>
+        <w:t>Le client souhaite obtenir une application informatique permettant de jouer</w:t>
+      </w:r>
+      <w:r>
+        <w:rPr>
+          <w:szCs w:val="28"/>
+        </w:rPr>
+        <w:t xml:space="preserve"> à un jeu vidéo de combats de robots en ligne</w:t>
+      </w:r>
+      <w:r>
+        <w:rPr>
+          <w:szCs w:val="28"/>
+        </w:rPr>
+        <w:t>. L’application devra gérer</w:t>
+      </w:r>
+      <w:r>
+        <w:rPr>
+          <w:szCs w:val="28"/>
+        </w:rPr>
+        <w:t xml:space="preserve"> une connexion synchrone (sockets synchrones). Il devra aussi respecter les règles et configurations établies au préalable.</w:t>
       </w:r>
     </w:p>
     <w:p>
@@ -6794,100 +6824,171 @@
         <w:rPr>
           <w:szCs w:val="28"/>
         </w:rPr>
-        <w:t xml:space="preserve">Deux joueurs démarrent une nouvelle partie sur un plateau 9x9. Le joueur noir commence la partie, suivi du joueur blanc. Les joueurs placent leurs pierres chacun leur tour. Lorsqu’un groupe </w:t>
+        <w:t>Un joueur démarre la version serveur de l’application et lance l’hébergement</w:t>
+      </w:r>
+      <w:r>
+        <w:rPr>
+          <w:szCs w:val="28"/>
+        </w:rPr>
+        <w:t>.</w:t>
+      </w:r>
+      <w:r>
+        <w:rPr>
+          <w:szCs w:val="28"/>
+        </w:rPr>
+        <w:t xml:space="preserve"> L’autre joueur lance la version client et se connecter au serveur </w:t>
+      </w:r>
+      <w:r>
+        <w:rPr>
+          <w:szCs w:val="28"/>
+        </w:rPr>
+        <w:t xml:space="preserve">en saisissant </w:t>
+      </w:r>
+      <w:proofErr w:type="spellStart"/>
+      <w:r>
+        <w:rPr>
+          <w:szCs w:val="28"/>
+        </w:rPr>
+        <w:t>l’ip</w:t>
+      </w:r>
+      <w:proofErr w:type="spellEnd"/>
+      <w:r>
+        <w:rPr>
+          <w:szCs w:val="28"/>
+        </w:rPr>
+        <w:t xml:space="preserve"> et le port cible. Les joueurs effectueront ensuite leurs actions à tour de rôle en saisissant un </w:t>
+      </w:r>
+      <w:proofErr w:type="spellStart"/>
+      <w:r>
+        <w:rPr>
+          <w:szCs w:val="28"/>
+        </w:rPr>
+        <w:t>int</w:t>
+      </w:r>
+      <w:proofErr w:type="spellEnd"/>
+      <w:r>
+        <w:rPr>
+          <w:szCs w:val="28"/>
+        </w:rPr>
+        <w:t xml:space="preserve"> (1,2,3 ou 4) qui représente une action (attaque, attaque puissant, défense ou recharge). Lorsque l’un des robots atteint 0 </w:t>
+      </w:r>
+      <w:proofErr w:type="spellStart"/>
+      <w:r>
+        <w:rPr>
+          <w:szCs w:val="28"/>
+        </w:rPr>
+        <w:t>hp</w:t>
+      </w:r>
+      <w:proofErr w:type="spellEnd"/>
+      <w:r>
+        <w:rPr>
+          <w:szCs w:val="28"/>
+        </w:rPr>
+        <w:t xml:space="preserve"> la partie s’arrête et le vainqueur est désigné. L’application offre ensuite le choix au client de rejouer ou de quitter.</w:t>
+      </w:r>
+    </w:p>
+    <w:p>
+      <w:pPr>
+        <w:spacing w:line="360" w:lineRule="auto"/>
+        <w:rPr>
+          <w:szCs w:val="28"/>
+        </w:rPr>
+      </w:pPr>
+    </w:p>
+    <w:p>
+      <w:pPr>
+        <w:spacing w:line="360" w:lineRule="auto"/>
+        <w:rPr>
+          <w:szCs w:val="28"/>
+        </w:rPr>
+      </w:pPr>
+    </w:p>
+    <w:p>
+      <w:pPr>
+        <w:spacing w:line="360" w:lineRule="auto"/>
+        <w:rPr>
+          <w:szCs w:val="28"/>
+        </w:rPr>
+      </w:pPr>
+    </w:p>
+    <w:p>
+      <w:pPr>
+        <w:spacing w:line="360" w:lineRule="auto"/>
+        <w:rPr>
+          <w:szCs w:val="28"/>
+        </w:rPr>
+      </w:pPr>
+    </w:p>
+    <w:p>
+      <w:pPr>
+        <w:pStyle w:val="Titre1"/>
+      </w:pPr>
+      <w:bookmarkStart w:id="4" w:name="_Toc226946085"/>
+      <w:r>
+        <w:t>2.Description de la demande</w:t>
+      </w:r>
+      <w:bookmarkEnd w:id="4"/>
+    </w:p>
+    <w:p>
+      <w:pPr>
+        <w:pStyle w:val="Titre2"/>
+        <w:rPr>
+          <w:szCs w:val="36"/>
+        </w:rPr>
+      </w:pPr>
+      <w:bookmarkStart w:id="5" w:name="_Toc226946086"/>
+      <w:r>
+        <w:rPr>
+          <w:szCs w:val="36"/>
+        </w:rPr>
+        <w:t>Obje</w:t>
+      </w:r>
+      <w:r>
+        <w:rPr>
+          <w:szCs w:val="36"/>
+        </w:rPr>
+        <w:t>ctifs</w:t>
+      </w:r>
+      <w:bookmarkEnd w:id="5"/>
+    </w:p>
+    <w:p>
+      <w:pPr>
+        <w:spacing w:line="360" w:lineRule="auto"/>
+        <w:rPr>
+          <w:szCs w:val="28"/>
+        </w:rPr>
+      </w:pPr>
+      <w:r>
+        <w:rPr>
+          <w:szCs w:val="28"/>
+        </w:rPr>
+        <w:t xml:space="preserve">L’objectif principal du projet consiste à développer une application de </w:t>
+      </w:r>
+      <w:r>
+        <w:rPr>
+          <w:szCs w:val="28"/>
+        </w:rPr>
+        <w:t xml:space="preserve">combats de </w:t>
       </w:r>
       <w:proofErr w:type="gramStart"/>
       <w:r>
         <w:rPr>
           <w:szCs w:val="28"/>
         </w:rPr>
-        <w:lastRenderedPageBreak/>
-        <w:t>de</w:t>
+        <w:t xml:space="preserve">robots </w:t>
+      </w:r>
+      <w:r>
+        <w:rPr>
+          <w:szCs w:val="28"/>
+        </w:rPr>
+        <w:t xml:space="preserve"> qui</w:t>
       </w:r>
       <w:proofErr w:type="gramEnd"/>
       <w:r>
         <w:rPr>
           <w:szCs w:val="28"/>
         </w:rPr>
-        <w:t xml:space="preserve"> pierres n’a plus de libertés, il est retiré du plateau. Lorsque les deux joueurs passent leur tour consécutivement, la partie se termine et le système calcule le score final.</w:t>
-      </w:r>
-    </w:p>
-    <w:p>
-      <w:pPr>
-        <w:spacing w:line="360" w:lineRule="auto"/>
-        <w:rPr>
-          <w:szCs w:val="28"/>
-        </w:rPr>
-      </w:pPr>
-    </w:p>
-    <w:p>
-      <w:pPr>
-        <w:spacing w:line="360" w:lineRule="auto"/>
-        <w:rPr>
-          <w:szCs w:val="28"/>
-        </w:rPr>
-      </w:pPr>
-    </w:p>
-    <w:p>
-      <w:pPr>
-        <w:spacing w:line="360" w:lineRule="auto"/>
-        <w:rPr>
-          <w:szCs w:val="28"/>
-        </w:rPr>
-      </w:pPr>
-    </w:p>
-    <w:p>
-      <w:pPr>
-        <w:spacing w:line="360" w:lineRule="auto"/>
-        <w:rPr>
-          <w:szCs w:val="28"/>
-        </w:rPr>
-      </w:pPr>
-    </w:p>
-    <w:p>
-      <w:pPr>
-        <w:pStyle w:val="Titre1"/>
-      </w:pPr>
-      <w:bookmarkStart w:id="4" w:name="_Toc226946085"/>
-      <w:r>
-        <w:t>2.Description de la demande</w:t>
-      </w:r>
-      <w:bookmarkEnd w:id="4"/>
-    </w:p>
-    <w:p>
-      <w:pPr>
-        <w:pStyle w:val="Titre2"/>
-        <w:rPr>
-          <w:szCs w:val="36"/>
-        </w:rPr>
-      </w:pPr>
-      <w:bookmarkStart w:id="5" w:name="_Toc226946086"/>
-      <w:r>
-        <w:rPr>
-          <w:szCs w:val="36"/>
-        </w:rPr>
-        <w:t>Obje</w:t>
-      </w:r>
-      <w:r>
-        <w:rPr>
-          <w:szCs w:val="36"/>
-        </w:rPr>
-        <w:t>ctifs</w:t>
-      </w:r>
-      <w:bookmarkEnd w:id="5"/>
-    </w:p>
-    <w:p>
-      <w:pPr>
-        <w:spacing w:line="360" w:lineRule="auto"/>
-        <w:rPr>
-          <w:szCs w:val="28"/>
-        </w:rPr>
-      </w:pPr>
-      <w:r>
-        <w:rPr>
-          <w:szCs w:val="28"/>
-        </w:rPr>
-        <w:t>L’objectif principal du projet consiste à développer une application de jeu de Go qui devra permettre de réaliser les tâches suivantes :</w:t>
+        <w:t xml:space="preserve"> devra permettre de réaliser les tâches suivantes :</w:t>
       </w:r>
     </w:p>
     <w:p>
@@ -7039,7 +7140,6 @@
         <w:rPr>
           <w:szCs w:val="28"/>
         </w:rPr>
-        <w:lastRenderedPageBreak/>
         <w:t>Conserver les journaux de parties</w:t>
       </w:r>
       <w:r>
@@ -7114,6 +7214,7 @@
         <w:rPr>
           <w:szCs w:val="28"/>
         </w:rPr>
+        <w:lastRenderedPageBreak/>
         <w:t>L’équipe de développement (moi)</w:t>
       </w:r>
     </w:p>
@@ -7412,7 +7513,6 @@
           <w:sz w:val="32"/>
           <w:szCs w:val="32"/>
         </w:rPr>
-        <w:lastRenderedPageBreak/>
         <w:t>Gestion du plateau</w:t>
       </w:r>
       <w:bookmarkEnd w:id="9"/>
@@ -7528,6 +7628,7 @@
         <w:rPr>
           <w:szCs w:val="28"/>
         </w:rPr>
+        <w:lastRenderedPageBreak/>
         <w:t>Détecter les libertés des groupes</w:t>
       </w:r>
     </w:p>
@@ -7774,7 +7875,6 @@
         <w:rPr>
           <w:szCs w:val="28"/>
         </w:rPr>
-        <w:lastRenderedPageBreak/>
         <w:t>Considérer les handicaps comme une fonctionnalité non prioritaire</w:t>
       </w:r>
     </w:p>
@@ -7888,6 +7988,7 @@
         <w:rPr>
           <w:szCs w:val="28"/>
         </w:rPr>
+        <w:lastRenderedPageBreak/>
         <w:t>Enregistrer les journaux de parties</w:t>
       </w:r>
     </w:p>
@@ -8129,7 +8230,6 @@
         <w:rPr>
           <w:szCs w:val="28"/>
         </w:rPr>
-        <w:lastRenderedPageBreak/>
         <w:t>L’application permet de réaliser adéquatement les objectifs nommés ci-haut.</w:t>
       </w:r>
     </w:p>
@@ -8225,6 +8325,7 @@
         <w:rPr>
           <w:szCs w:val="28"/>
         </w:rPr>
+        <w:lastRenderedPageBreak/>
         <w:t>Le système empêche les coups illégaux liés à la règle du ko.</w:t>
       </w:r>
     </w:p>
@@ -8393,7 +8494,6 @@
         <w:rPr>
           <w:szCs w:val="28"/>
         </w:rPr>
-        <w:lastRenderedPageBreak/>
         <w:t>Toutefois, le temps investi représente la principale contrainte. Le projet nécessitera environ 7 heures de travail par semaine pendant 8 semaines.</w:t>
       </w:r>
       <w:r>
@@ -8490,6 +8590,7 @@
         <w:rPr>
           <w:szCs w:val="28"/>
         </w:rPr>
+        <w:lastRenderedPageBreak/>
         <w:t>L’interface doit être développée en WPF et XAML.</w:t>
       </w:r>
     </w:p>
@@ -8693,7 +8794,6 @@
           <w:sz w:val="32"/>
           <w:szCs w:val="32"/>
         </w:rPr>
-        <w:lastRenderedPageBreak/>
         <w:t>Inconvénients</w:t>
       </w:r>
       <w:bookmarkEnd w:id="21"/>
@@ -8855,6 +8955,7 @@
         <w:rPr>
           <w:szCs w:val="28"/>
         </w:rPr>
+        <w:lastRenderedPageBreak/>
         <w:t>Facilite la conservation des journaux de parties</w:t>
       </w:r>
     </w:p>
@@ -8870,14 +8971,12 @@
           <w:szCs w:val="28"/>
         </w:rPr>
       </w:pPr>
-      <w:proofErr w:type="spellStart"/>
-      <w:r>
-        <w:rPr>
-          <w:szCs w:val="28"/>
-        </w:rPr>
-        <w:t>Peut être</w:t>
-      </w:r>
-      <w:proofErr w:type="spellEnd"/>
+      <w:r>
+        <w:rPr>
+          <w:szCs w:val="28"/>
+        </w:rPr>
+        <w:t>Peut-être</w:t>
+      </w:r>
       <w:r>
         <w:rPr>
           <w:szCs w:val="28"/>
@@ -9093,7 +9192,6 @@
           <w:sz w:val="32"/>
           <w:szCs w:val="32"/>
         </w:rPr>
-        <w:lastRenderedPageBreak/>
         <w:t>Inconvénients</w:t>
       </w:r>
       <w:bookmarkEnd w:id="27"/>
@@ -9219,6 +9317,7 @@
         <w:rPr>
           <w:szCs w:val="36"/>
         </w:rPr>
+        <w:lastRenderedPageBreak/>
         <w:t>Argumentation</w:t>
       </w:r>
       <w:bookmarkEnd w:id="30"/>
@@ -9265,7 +9364,6 @@
       </w:pPr>
       <w:bookmarkStart w:id="31" w:name="_Toc226946112"/>
       <w:r>
-        <w:lastRenderedPageBreak/>
         <w:t>6.Spécifications techniques</w:t>
       </w:r>
       <w:bookmarkEnd w:id="31"/>
@@ -9341,6 +9439,7 @@
       </w:pPr>
       <w:bookmarkStart w:id="34" w:name="_Toc226946115"/>
       <w:r>
+        <w:lastRenderedPageBreak/>
         <w:t>Sauvegarde des données</w:t>
       </w:r>
       <w:bookmarkEnd w:id="34"/>

--- a/Cahier_des_charges_JeuGo.docx
+++ b/Cahier_des_charges_JeuGo.docx
@@ -3603,6 +3603,8 @@
               </mc:Fallback>
             </mc:AlternateContent>
           </w:r>
+        </w:p>
+        <w:p>
           <w:r>
             <w:rPr>
               <w:noProof/>
@@ -3610,34 +3612,16 @@
             <mc:AlternateContent>
               <mc:Choice Requires="wps">
                 <w:drawing>
-                  <wp:anchor distT="0" distB="0" distL="114300" distR="114300" simplePos="0" relativeHeight="251661312" behindDoc="0" locked="0" layoutInCell="1" allowOverlap="1" wp14:anchorId="48C1F929" wp14:editId="54807D06">
+                  <wp:anchor distT="0" distB="0" distL="114300" distR="114300" simplePos="0" relativeHeight="251661312" behindDoc="0" locked="0" layoutInCell="1" allowOverlap="1" wp14:anchorId="48C1F929" wp14:editId="2597367D">
                     <wp:simplePos x="0" y="0"/>
-                    <mc:AlternateContent>
-                      <mc:Choice Requires="wp14">
-                        <wp:positionH relativeFrom="page">
-                          <wp14:pctPosHOffset>42000</wp14:pctPosHOffset>
-                        </wp:positionH>
-                      </mc:Choice>
-                      <mc:Fallback>
-                        <wp:positionH relativeFrom="page">
-                          <wp:posOffset>3263900</wp:posOffset>
-                        </wp:positionH>
-                      </mc:Fallback>
-                    </mc:AlternateContent>
-                    <mc:AlternateContent>
-                      <mc:Choice Requires="wp14">
-                        <wp:positionV relativeFrom="page">
-                          <wp14:pctPosVOffset>88000</wp14:pctPosVOffset>
-                        </wp:positionV>
-                      </mc:Choice>
-                      <mc:Fallback>
-                        <wp:positionV relativeFrom="page">
-                          <wp:posOffset>8851265</wp:posOffset>
-                        </wp:positionV>
-                      </mc:Fallback>
-                    </mc:AlternateContent>
-                    <wp:extent cx="3657600" cy="365760"/>
-                    <wp:effectExtent l="0" t="0" r="0" b="0"/>
+                    <wp:positionH relativeFrom="margin">
+                      <wp:align>center</wp:align>
+                    </wp:positionH>
+                    <wp:positionV relativeFrom="page">
+                      <wp:posOffset>8893702</wp:posOffset>
+                    </wp:positionV>
+                    <wp:extent cx="2941608" cy="365760"/>
+                    <wp:effectExtent l="0" t="0" r="11430" b="6985"/>
                     <wp:wrapNone/>
                     <wp:docPr id="32" name="Zone de texte 28"/>
                     <wp:cNvGraphicFramePr/>
@@ -3648,7 +3632,7 @@
                           <wps:spPr>
                             <a:xfrm>
                               <a:off x="0" y="0"/>
-                              <a:ext cx="3657600" cy="365760"/>
+                              <a:ext cx="2941608" cy="365760"/>
                             </a:xfrm>
                             <a:prstGeom prst="rect">
                               <a:avLst/>
@@ -3678,6 +3662,7 @@
                               <w:p>
                                 <w:pPr>
                                   <w:pStyle w:val="Sansinterligne"/>
+                                  <w:jc w:val="center"/>
                                   <w:rPr>
                                     <w:color w:val="156082" w:themeColor="accent1"/>
                                     <w:sz w:val="26"/>
@@ -3704,7 +3689,23 @@
                                         <w:sz w:val="26"/>
                                         <w:szCs w:val="26"/>
                                       </w:rPr>
-                                      <w:t>William Gagné</w:t>
+                                      <w:t>William Gagné, Antoine Vanderbruggen, Lucas Paludetto, Aguibou</w:t>
+                                    </w:r>
+                                    <w:r>
+                                      <w:rPr>
+                                        <w:color w:val="156082" w:themeColor="accent1"/>
+                                        <w:sz w:val="26"/>
+                                        <w:szCs w:val="26"/>
+                                      </w:rPr>
+                                      <w:t xml:space="preserve"> </w:t>
+                                    </w:r>
+                                    <w:r>
+                                      <w:rPr>
+                                        <w:color w:val="156082" w:themeColor="accent1"/>
+                                        <w:sz w:val="26"/>
+                                        <w:szCs w:val="26"/>
+                                      </w:rPr>
+                                      <w:t>Balde</w:t>
                                     </w:r>
                                   </w:sdtContent>
                                 </w:sdt>
@@ -3712,6 +3713,7 @@
                               <w:p>
                                 <w:pPr>
                                   <w:pStyle w:val="Sansinterligne"/>
+                                  <w:jc w:val="center"/>
                                   <w:rPr>
                                     <w:color w:val="595959" w:themeColor="text1" w:themeTint="A6"/>
                                     <w:sz w:val="20"/>
@@ -3757,7 +3759,7 @@
                       </a:graphicData>
                     </a:graphic>
                     <wp14:sizeRelH relativeFrom="page">
-                      <wp14:pctWidth>45000</wp14:pctWidth>
+                      <wp14:pctWidth>0</wp14:pctWidth>
                     </wp14:sizeRelH>
                     <wp14:sizeRelV relativeFrom="margin">
                       <wp14:pctHeight>0</wp14:pctHeight>
@@ -3771,12 +3773,13 @@
                     <v:stroke joinstyle="miter"/>
                     <v:path gradientshapeok="t" o:connecttype="rect"/>
                   </v:shapetype>
-                  <v:shape id="Zone de texte 28" o:spid="_x0000_s1055" type="#_x0000_t202" style="position:absolute;margin-left:0;margin-top:0;width:4in;height:28.8pt;z-index:251661312;visibility:visible;mso-wrap-style:square;mso-width-percent:450;mso-height-percent:0;mso-left-percent:420;mso-top-percent:880;mso-wrap-distance-left:9pt;mso-wrap-distance-top:0;mso-wrap-distance-right:9pt;mso-wrap-distance-bottom:0;mso-position-horizontal-relative:page;mso-position-vertical-relative:page;mso-width-percent:450;mso-height-percent:0;mso-left-percent:420;mso-top-percent:880;mso-width-relative:page;mso-height-relative:margin;v-text-anchor:bottom" o:gfxdata="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" filled="f" stroked="f" strokeweight=".5pt">
+                  <v:shape id="Zone de texte 28" o:spid="_x0000_s1055" type="#_x0000_t202" style="position:absolute;left:0;text-align:left;margin-left:0;margin-top:700.3pt;width:231.6pt;height:28.8pt;z-index:251661312;visibility:visible;mso-wrap-style:square;mso-width-percent:0;mso-height-percent:0;mso-wrap-distance-left:9pt;mso-wrap-distance-top:0;mso-wrap-distance-right:9pt;mso-wrap-distance-bottom:0;mso-position-horizontal:center;mso-position-horizontal-relative:margin;mso-position-vertical:absolute;mso-position-vertical-relative:page;mso-width-percent:0;mso-height-percent:0;mso-width-relative:page;mso-height-relative:margin;v-text-anchor:bottom" o:gfxdata="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" filled="f" stroked="f" strokeweight=".5pt">
                     <v:textbox style="mso-fit-shape-to-text:t" inset="0,0,0,0">
                       <w:txbxContent>
                         <w:p>
                           <w:pPr>
                             <w:pStyle w:val="Sansinterligne"/>
+                            <w:jc w:val="center"/>
                             <w:rPr>
                               <w:color w:val="156082" w:themeColor="accent1"/>
                               <w:sz w:val="26"/>
@@ -3803,7 +3806,23 @@
                                   <w:sz w:val="26"/>
                                   <w:szCs w:val="26"/>
                                 </w:rPr>
-                                <w:t>William Gagné</w:t>
+                                <w:t>William Gagné, Antoine Vanderbruggen, Lucas Paludetto, Aguibou</w:t>
+                              </w:r>
+                              <w:r>
+                                <w:rPr>
+                                  <w:color w:val="156082" w:themeColor="accent1"/>
+                                  <w:sz w:val="26"/>
+                                  <w:szCs w:val="26"/>
+                                </w:rPr>
+                                <w:t xml:space="preserve"> </w:t>
+                              </w:r>
+                              <w:r>
+                                <w:rPr>
+                                  <w:color w:val="156082" w:themeColor="accent1"/>
+                                  <w:sz w:val="26"/>
+                                  <w:szCs w:val="26"/>
+                                </w:rPr>
+                                <w:t>Balde</w:t>
                               </w:r>
                             </w:sdtContent>
                           </w:sdt>
@@ -3811,6 +3830,7 @@
                         <w:p>
                           <w:pPr>
                             <w:pStyle w:val="Sansinterligne"/>
+                            <w:jc w:val="center"/>
                             <w:rPr>
                               <w:color w:val="595959" w:themeColor="text1" w:themeTint="A6"/>
                               <w:sz w:val="20"/>
@@ -3846,7 +3866,7 @@
                         </w:p>
                       </w:txbxContent>
                     </v:textbox>
-                    <w10:wrap anchorx="page" anchory="page"/>
+                    <w10:wrap anchorx="margin" anchory="page"/>
                   </v:shape>
                 </w:pict>
               </mc:Fallback>
@@ -3859,34 +3879,16 @@
             <mc:AlternateContent>
               <mc:Choice Requires="wps">
                 <w:drawing>
-                  <wp:anchor distT="0" distB="0" distL="114300" distR="114300" simplePos="0" relativeHeight="251660288" behindDoc="0" locked="0" layoutInCell="1" allowOverlap="1" wp14:anchorId="604934EE" wp14:editId="738081EC">
+                  <wp:anchor distT="0" distB="0" distL="114300" distR="114300" simplePos="0" relativeHeight="251660288" behindDoc="0" locked="0" layoutInCell="1" allowOverlap="1" wp14:anchorId="604934EE" wp14:editId="66FD99E8">
                     <wp:simplePos x="0" y="0"/>
-                    <mc:AlternateContent>
-                      <mc:Choice Requires="wp14">
-                        <wp:positionH relativeFrom="page">
-                          <wp14:pctPosHOffset>42000</wp14:pctPosHOffset>
-                        </wp:positionH>
-                      </mc:Choice>
-                      <mc:Fallback>
-                        <wp:positionH relativeFrom="page">
-                          <wp:posOffset>3263900</wp:posOffset>
-                        </wp:positionH>
-                      </mc:Fallback>
-                    </mc:AlternateContent>
-                    <mc:AlternateContent>
-                      <mc:Choice Requires="wp14">
-                        <wp:positionV relativeFrom="page">
-                          <wp14:pctPosVOffset>17500</wp14:pctPosVOffset>
-                        </wp:positionV>
-                      </mc:Choice>
-                      <mc:Fallback>
-                        <wp:positionV relativeFrom="page">
-                          <wp:posOffset>1760220</wp:posOffset>
-                        </wp:positionV>
-                      </mc:Fallback>
-                    </mc:AlternateContent>
-                    <wp:extent cx="3657600" cy="1069848"/>
-                    <wp:effectExtent l="0" t="0" r="7620" b="635"/>
+                    <wp:positionH relativeFrom="page">
+                      <wp:posOffset>3019245</wp:posOffset>
+                    </wp:positionH>
+                    <wp:positionV relativeFrom="page">
+                      <wp:posOffset>1759789</wp:posOffset>
+                    </wp:positionV>
+                    <wp:extent cx="3731500" cy="1069340"/>
+                    <wp:effectExtent l="0" t="0" r="2540" b="14605"/>
                     <wp:wrapNone/>
                     <wp:docPr id="1" name="Zone de texte 30"/>
                     <wp:cNvGraphicFramePr/>
@@ -3897,7 +3899,7 @@
                           <wps:spPr>
                             <a:xfrm>
                               <a:off x="0" y="0"/>
-                              <a:ext cx="3657600" cy="1069848"/>
+                              <a:ext cx="3731500" cy="1069340"/>
                             </a:xfrm>
                             <a:prstGeom prst="rect">
                               <a:avLst/>
@@ -3927,6 +3929,7 @@
                               <w:p>
                                 <w:pPr>
                                   <w:pStyle w:val="Sansinterligne"/>
+                                  <w:jc w:val="center"/>
                                   <w:rPr>
                                     <w:rFonts w:asciiTheme="majorHAnsi" w:eastAsiaTheme="majorEastAsia" w:hAnsiTheme="majorHAnsi" w:cstheme="majorBidi"/>
                                     <w:color w:val="262626" w:themeColor="text1" w:themeTint="D9"/>
@@ -3955,7 +3958,16 @@
                                         <w:sz w:val="72"/>
                                         <w:szCs w:val="72"/>
                                       </w:rPr>
-                                      <w:t>Projet : Jeu de Go</w:t>
+                                      <w:t xml:space="preserve">Projet : </w:t>
+                                    </w:r>
+                                    <w:r>
+                                      <w:rPr>
+                                        <w:rFonts w:asciiTheme="majorHAnsi" w:eastAsiaTheme="majorEastAsia" w:hAnsiTheme="majorHAnsi" w:cstheme="majorBidi"/>
+                                        <w:color w:val="262626" w:themeColor="text1" w:themeTint="D9"/>
+                                        <w:sz w:val="72"/>
+                                        <w:szCs w:val="72"/>
+                                      </w:rPr>
+                                      <w:t>Combats de robots</w:t>
                                     </w:r>
                                   </w:sdtContent>
                                 </w:sdt>
@@ -4005,7 +4017,7 @@
                       </a:graphicData>
                     </a:graphic>
                     <wp14:sizeRelH relativeFrom="page">
-                      <wp14:pctWidth>45000</wp14:pctWidth>
+                      <wp14:pctWidth>0</wp14:pctWidth>
                     </wp14:sizeRelH>
                     <wp14:sizeRelV relativeFrom="margin">
                       <wp14:pctHeight>0</wp14:pctHeight>
@@ -4015,12 +4027,13 @@
               </mc:Choice>
               <mc:Fallback>
                 <w:pict>
-                  <v:shape w14:anchorId="604934EE" id="Zone de texte 30" o:spid="_x0000_s1056" type="#_x0000_t202" style="position:absolute;margin-left:0;margin-top:0;width:4in;height:84.25pt;z-index:251660288;visibility:visible;mso-wrap-style:square;mso-width-percent:450;mso-height-percent:0;mso-left-percent:420;mso-top-percent:175;mso-wrap-distance-left:9pt;mso-wrap-distance-top:0;mso-wrap-distance-right:9pt;mso-wrap-distance-bottom:0;mso-position-horizontal-relative:page;mso-position-vertical-relative:page;mso-width-percent:450;mso-height-percent:0;mso-left-percent:420;mso-top-percent:175;mso-width-relative:page;mso-height-relative:margin;v-text-anchor:top" o:gfxdata="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" filled="f" stroked="f" strokeweight=".5pt">
+                  <v:shape w14:anchorId="604934EE" id="Zone de texte 30" o:spid="_x0000_s1056" type="#_x0000_t202" style="position:absolute;left:0;text-align:left;margin-left:237.75pt;margin-top:138.55pt;width:293.8pt;height:84.2pt;z-index:251660288;visibility:visible;mso-wrap-style:square;mso-width-percent:0;mso-height-percent:0;mso-wrap-distance-left:9pt;mso-wrap-distance-top:0;mso-wrap-distance-right:9pt;mso-wrap-distance-bottom:0;mso-position-horizontal:absolute;mso-position-horizontal-relative:page;mso-position-vertical:absolute;mso-position-vertical-relative:page;mso-width-percent:0;mso-height-percent:0;mso-width-relative:page;mso-height-relative:margin;v-text-anchor:top" o:gfxdata="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" filled="f" stroked="f" strokeweight=".5pt">
                     <v:textbox style="mso-fit-shape-to-text:t" inset="0,0,0,0">
                       <w:txbxContent>
                         <w:p>
                           <w:pPr>
                             <w:pStyle w:val="Sansinterligne"/>
+                            <w:jc w:val="center"/>
                             <w:rPr>
                               <w:rFonts w:asciiTheme="majorHAnsi" w:eastAsiaTheme="majorEastAsia" w:hAnsiTheme="majorHAnsi" w:cstheme="majorBidi"/>
                               <w:color w:val="262626" w:themeColor="text1" w:themeTint="D9"/>
@@ -4049,7 +4062,16 @@
                                   <w:sz w:val="72"/>
                                   <w:szCs w:val="72"/>
                                 </w:rPr>
-                                <w:t>Projet : Jeu de Go</w:t>
+                                <w:t xml:space="preserve">Projet : </w:t>
+                              </w:r>
+                              <w:r>
+                                <w:rPr>
+                                  <w:rFonts w:asciiTheme="majorHAnsi" w:eastAsiaTheme="majorEastAsia" w:hAnsiTheme="majorHAnsi" w:cstheme="majorBidi"/>
+                                  <w:color w:val="262626" w:themeColor="text1" w:themeTint="D9"/>
+                                  <w:sz w:val="72"/>
+                                  <w:szCs w:val="72"/>
+                                </w:rPr>
+                                <w:t>Combats de robots</w:t>
                               </w:r>
                             </w:sdtContent>
                           </w:sdt>
@@ -4095,8 +4117,6 @@
               </mc:Fallback>
             </mc:AlternateContent>
           </w:r>
-        </w:p>
-        <w:p>
           <w:r>
             <w:br w:type="page"/>
           </w:r>
@@ -4145,7 +4165,8 @@
             <w:rPr>
               <w:rFonts w:eastAsiaTheme="minorEastAsia"/>
               <w:noProof/>
-              <w:lang w:eastAsia="fr-CA"/>
+              <w:sz w:val="24"/>
+              <w:lang w:val="fr-BE" w:eastAsia="fr-BE"/>
             </w:rPr>
           </w:pPr>
           <w:r>
@@ -4157,7 +4178,7 @@
           <w:r>
             <w:fldChar w:fldCharType="separate"/>
           </w:r>
-          <w:hyperlink w:anchor="_Toc226946081" w:history="1">
+          <w:hyperlink w:anchor="_Toc240269311" w:history="1">
             <w:r>
               <w:rPr>
                 <w:rStyle w:val="Lienhypertexte"/>
@@ -4184,7 +4205,7 @@
                 <w:noProof/>
                 <w:webHidden/>
               </w:rPr>
-              <w:instrText xml:space="preserve"> PAGEREF _Toc226946081 \h </w:instrText>
+              <w:instrText xml:space="preserve"> PAGEREF _Toc240269311 \h </w:instrText>
             </w:r>
             <w:r>
               <w:rPr>
@@ -4224,10 +4245,11 @@
             <w:rPr>
               <w:rFonts w:eastAsiaTheme="minorEastAsia"/>
               <w:noProof/>
-              <w:lang w:eastAsia="fr-CA"/>
+              <w:sz w:val="24"/>
+              <w:lang w:val="fr-BE" w:eastAsia="fr-BE"/>
             </w:rPr>
           </w:pPr>
-          <w:hyperlink w:anchor="_Toc226946082" w:history="1">
+          <w:hyperlink w:anchor="_Toc240269312" w:history="1">
             <w:r>
               <w:rPr>
                 <w:rStyle w:val="Lienhypertexte"/>
@@ -4254,7 +4276,7 @@
                 <w:noProof/>
                 <w:webHidden/>
               </w:rPr>
-              <w:instrText xml:space="preserve"> PAGEREF _Toc226946082 \h </w:instrText>
+              <w:instrText xml:space="preserve"> PAGEREF _Toc240269312 \h </w:instrText>
             </w:r>
             <w:r>
               <w:rPr>
@@ -4294,10 +4316,11 @@
             <w:rPr>
               <w:rFonts w:eastAsiaTheme="minorEastAsia"/>
               <w:noProof/>
-              <w:lang w:eastAsia="fr-CA"/>
+              <w:sz w:val="24"/>
+              <w:lang w:val="fr-BE" w:eastAsia="fr-BE"/>
             </w:rPr>
           </w:pPr>
-          <w:hyperlink w:anchor="_Toc226946083" w:history="1">
+          <w:hyperlink w:anchor="_Toc240269313" w:history="1">
             <w:r>
               <w:rPr>
                 <w:rStyle w:val="Lienhypertexte"/>
@@ -4324,7 +4347,7 @@
                 <w:noProof/>
                 <w:webHidden/>
               </w:rPr>
-              <w:instrText xml:space="preserve"> PAGEREF _Toc226946083 \h </w:instrText>
+              <w:instrText xml:space="preserve"> PAGEREF _Toc240269313 \h </w:instrText>
             </w:r>
             <w:r>
               <w:rPr>
@@ -4364,10 +4387,11 @@
             <w:rPr>
               <w:rFonts w:eastAsiaTheme="minorEastAsia"/>
               <w:noProof/>
-              <w:lang w:eastAsia="fr-CA"/>
+              <w:sz w:val="24"/>
+              <w:lang w:val="fr-BE" w:eastAsia="fr-BE"/>
             </w:rPr>
           </w:pPr>
-          <w:hyperlink w:anchor="_Toc226946084" w:history="1">
+          <w:hyperlink w:anchor="_Toc240269314" w:history="1">
             <w:r>
               <w:rPr>
                 <w:rStyle w:val="Lienhypertexte"/>
@@ -4394,7 +4418,7 @@
                 <w:noProof/>
                 <w:webHidden/>
               </w:rPr>
-              <w:instrText xml:space="preserve"> PAGEREF _Toc226946084 \h </w:instrText>
+              <w:instrText xml:space="preserve"> PAGEREF _Toc240269314 \h </w:instrText>
             </w:r>
             <w:r>
               <w:rPr>
@@ -4434,10 +4458,11 @@
             <w:rPr>
               <w:rFonts w:eastAsiaTheme="minorEastAsia"/>
               <w:noProof/>
-              <w:lang w:eastAsia="fr-CA"/>
+              <w:sz w:val="24"/>
+              <w:lang w:val="fr-BE" w:eastAsia="fr-BE"/>
             </w:rPr>
           </w:pPr>
-          <w:hyperlink w:anchor="_Toc226946085" w:history="1">
+          <w:hyperlink w:anchor="_Toc240269315" w:history="1">
             <w:r>
               <w:rPr>
                 <w:rStyle w:val="Lienhypertexte"/>
@@ -4464,7 +4489,7 @@
                 <w:noProof/>
                 <w:webHidden/>
               </w:rPr>
-              <w:instrText xml:space="preserve"> PAGEREF _Toc226946085 \h </w:instrText>
+              <w:instrText xml:space="preserve"> PAGEREF _Toc240269315 \h </w:instrText>
             </w:r>
             <w:r>
               <w:rPr>
@@ -4504,10 +4529,11 @@
             <w:rPr>
               <w:rFonts w:eastAsiaTheme="minorEastAsia"/>
               <w:noProof/>
-              <w:lang w:eastAsia="fr-CA"/>
+              <w:sz w:val="24"/>
+              <w:lang w:val="fr-BE" w:eastAsia="fr-BE"/>
             </w:rPr>
           </w:pPr>
-          <w:hyperlink w:anchor="_Toc226946086" w:history="1">
+          <w:hyperlink w:anchor="_Toc240269316" w:history="1">
             <w:r>
               <w:rPr>
                 <w:rStyle w:val="Lienhypertexte"/>
@@ -4534,7 +4560,7 @@
                 <w:noProof/>
                 <w:webHidden/>
               </w:rPr>
-              <w:instrText xml:space="preserve"> PAGEREF _Toc226946086 \h </w:instrText>
+              <w:instrText xml:space="preserve"> PAGEREF _Toc240269316 \h </w:instrText>
             </w:r>
             <w:r>
               <w:rPr>
@@ -4574,10 +4600,11 @@
             <w:rPr>
               <w:rFonts w:eastAsiaTheme="minorEastAsia"/>
               <w:noProof/>
-              <w:lang w:eastAsia="fr-CA"/>
+              <w:sz w:val="24"/>
+              <w:lang w:val="fr-BE" w:eastAsia="fr-BE"/>
             </w:rPr>
           </w:pPr>
-          <w:hyperlink w:anchor="_Toc226946087" w:history="1">
+          <w:hyperlink w:anchor="_Toc240269317" w:history="1">
             <w:r>
               <w:rPr>
                 <w:rStyle w:val="Lienhypertexte"/>
@@ -4604,7 +4631,7 @@
                 <w:noProof/>
                 <w:webHidden/>
               </w:rPr>
-              <w:instrText xml:space="preserve"> PAGEREF _Toc226946087 \h </w:instrText>
+              <w:instrText xml:space="preserve"> PAGEREF _Toc240269317 \h </w:instrText>
             </w:r>
             <w:r>
               <w:rPr>
@@ -4644,10 +4671,11 @@
             <w:rPr>
               <w:rFonts w:eastAsiaTheme="minorEastAsia"/>
               <w:noProof/>
-              <w:lang w:eastAsia="fr-CA"/>
+              <w:sz w:val="24"/>
+              <w:lang w:val="fr-BE" w:eastAsia="fr-BE"/>
             </w:rPr>
           </w:pPr>
-          <w:hyperlink w:anchor="_Toc226946088" w:history="1">
+          <w:hyperlink w:anchor="_Toc240269318" w:history="1">
             <w:r>
               <w:rPr>
                 <w:rStyle w:val="Lienhypertexte"/>
@@ -4674,7 +4702,7 @@
                 <w:noProof/>
                 <w:webHidden/>
               </w:rPr>
-              <w:instrText xml:space="preserve"> PAGEREF _Toc226946088 \h </w:instrText>
+              <w:instrText xml:space="preserve"> PAGEREF _Toc240269318 \h </w:instrText>
             </w:r>
             <w:r>
               <w:rPr>
@@ -4714,10 +4742,11 @@
             <w:rPr>
               <w:rFonts w:eastAsiaTheme="minorEastAsia"/>
               <w:noProof/>
-              <w:lang w:eastAsia="fr-CA"/>
+              <w:sz w:val="24"/>
+              <w:lang w:val="fr-BE" w:eastAsia="fr-BE"/>
             </w:rPr>
           </w:pPr>
-          <w:hyperlink w:anchor="_Toc226946089" w:history="1">
+          <w:hyperlink w:anchor="_Toc240269319" w:history="1">
             <w:r>
               <w:rPr>
                 <w:rStyle w:val="Lienhypertexte"/>
@@ -4744,7 +4773,7 @@
                 <w:noProof/>
                 <w:webHidden/>
               </w:rPr>
-              <w:instrText xml:space="preserve"> PAGEREF _Toc226946089 \h </w:instrText>
+              <w:instrText xml:space="preserve"> PAGEREF _Toc240269319 \h </w:instrText>
             </w:r>
             <w:r>
               <w:rPr>
@@ -4784,10 +4813,11 @@
             <w:rPr>
               <w:rFonts w:eastAsiaTheme="minorEastAsia"/>
               <w:noProof/>
-              <w:lang w:eastAsia="fr-CA"/>
+              <w:sz w:val="24"/>
+              <w:lang w:val="fr-BE" w:eastAsia="fr-BE"/>
             </w:rPr>
           </w:pPr>
-          <w:hyperlink w:anchor="_Toc226946090" w:history="1">
+          <w:hyperlink w:anchor="_Toc240269320" w:history="1">
             <w:r>
               <w:rPr>
                 <w:rStyle w:val="Lienhypertexte"/>
@@ -4814,7 +4844,7 @@
                 <w:noProof/>
                 <w:webHidden/>
               </w:rPr>
-              <w:instrText xml:space="preserve"> PAGEREF _Toc226946090 \h </w:instrText>
+              <w:instrText xml:space="preserve"> PAGEREF _Toc240269320 \h </w:instrText>
             </w:r>
             <w:r>
               <w:rPr>
@@ -4854,10 +4884,11 @@
             <w:rPr>
               <w:rFonts w:eastAsiaTheme="minorEastAsia"/>
               <w:noProof/>
-              <w:lang w:eastAsia="fr-CA"/>
+              <w:sz w:val="24"/>
+              <w:lang w:val="fr-BE" w:eastAsia="fr-BE"/>
             </w:rPr>
           </w:pPr>
-          <w:hyperlink w:anchor="_Toc226946091" w:history="1">
+          <w:hyperlink w:anchor="_Toc240269321" w:history="1">
             <w:r>
               <w:rPr>
                 <w:rStyle w:val="Lienhypertexte"/>
@@ -4884,7 +4915,7 @@
                 <w:noProof/>
                 <w:webHidden/>
               </w:rPr>
-              <w:instrText xml:space="preserve"> PAGEREF _Toc226946091 \h </w:instrText>
+              <w:instrText xml:space="preserve"> PAGEREF _Toc240269321 \h </w:instrText>
             </w:r>
             <w:r>
               <w:rPr>
@@ -4924,10 +4955,11 @@
             <w:rPr>
               <w:rFonts w:eastAsiaTheme="minorEastAsia"/>
               <w:noProof/>
-              <w:lang w:eastAsia="fr-CA"/>
+              <w:sz w:val="24"/>
+              <w:lang w:val="fr-BE" w:eastAsia="fr-BE"/>
             </w:rPr>
           </w:pPr>
-          <w:hyperlink w:anchor="_Toc226946092" w:history="1">
+          <w:hyperlink w:anchor="_Toc240269322" w:history="1">
             <w:r>
               <w:rPr>
                 <w:rStyle w:val="Lienhypertexte"/>
@@ -4954,7 +4986,7 @@
                 <w:noProof/>
                 <w:webHidden/>
               </w:rPr>
-              <w:instrText xml:space="preserve"> PAGEREF _Toc226946092 \h </w:instrText>
+              <w:instrText xml:space="preserve"> PAGEREF _Toc240269322 \h </w:instrText>
             </w:r>
             <w:r>
               <w:rPr>
@@ -4994,10 +5026,11 @@
             <w:rPr>
               <w:rFonts w:eastAsiaTheme="minorEastAsia"/>
               <w:noProof/>
-              <w:lang w:eastAsia="fr-CA"/>
+              <w:sz w:val="24"/>
+              <w:lang w:val="fr-BE" w:eastAsia="fr-BE"/>
             </w:rPr>
           </w:pPr>
-          <w:hyperlink w:anchor="_Toc226946093" w:history="1">
+          <w:hyperlink w:anchor="_Toc240269323" w:history="1">
             <w:r>
               <w:rPr>
                 <w:rStyle w:val="Lienhypertexte"/>
@@ -5024,7 +5057,7 @@
                 <w:noProof/>
                 <w:webHidden/>
               </w:rPr>
-              <w:instrText xml:space="preserve"> PAGEREF _Toc226946093 \h </w:instrText>
+              <w:instrText xml:space="preserve"> PAGEREF _Toc240269323 \h </w:instrText>
             </w:r>
             <w:r>
               <w:rPr>
@@ -5064,10 +5097,11 @@
             <w:rPr>
               <w:rFonts w:eastAsiaTheme="minorEastAsia"/>
               <w:noProof/>
-              <w:lang w:eastAsia="fr-CA"/>
+              <w:sz w:val="24"/>
+              <w:lang w:val="fr-BE" w:eastAsia="fr-BE"/>
             </w:rPr>
           </w:pPr>
-          <w:hyperlink w:anchor="_Toc226946094" w:history="1">
+          <w:hyperlink w:anchor="_Toc240269324" w:history="1">
             <w:r>
               <w:rPr>
                 <w:rStyle w:val="Lienhypertexte"/>
@@ -5094,7 +5128,7 @@
                 <w:noProof/>
                 <w:webHidden/>
               </w:rPr>
-              <w:instrText xml:space="preserve"> PAGEREF _Toc226946094 \h </w:instrText>
+              <w:instrText xml:space="preserve"> PAGEREF _Toc240269324 \h </w:instrText>
             </w:r>
             <w:r>
               <w:rPr>
@@ -5134,10 +5168,11 @@
             <w:rPr>
               <w:rFonts w:eastAsiaTheme="minorEastAsia"/>
               <w:noProof/>
-              <w:lang w:eastAsia="fr-CA"/>
+              <w:sz w:val="24"/>
+              <w:lang w:val="fr-BE" w:eastAsia="fr-BE"/>
             </w:rPr>
           </w:pPr>
-          <w:hyperlink w:anchor="_Toc226946095" w:history="1">
+          <w:hyperlink w:anchor="_Toc240269325" w:history="1">
             <w:r>
               <w:rPr>
                 <w:rStyle w:val="Lienhypertexte"/>
@@ -5164,7 +5199,7 @@
                 <w:noProof/>
                 <w:webHidden/>
               </w:rPr>
-              <w:instrText xml:space="preserve"> PAGEREF _Toc226946095 \h </w:instrText>
+              <w:instrText xml:space="preserve"> PAGEREF _Toc240269325 \h </w:instrText>
             </w:r>
             <w:r>
               <w:rPr>
@@ -5204,10 +5239,11 @@
             <w:rPr>
               <w:rFonts w:eastAsiaTheme="minorEastAsia"/>
               <w:noProof/>
-              <w:lang w:eastAsia="fr-CA"/>
+              <w:sz w:val="24"/>
+              <w:lang w:val="fr-BE" w:eastAsia="fr-BE"/>
             </w:rPr>
           </w:pPr>
-          <w:hyperlink w:anchor="_Toc226946096" w:history="1">
+          <w:hyperlink w:anchor="_Toc240269326" w:history="1">
             <w:r>
               <w:rPr>
                 <w:rStyle w:val="Lienhypertexte"/>
@@ -5234,7 +5270,7 @@
                 <w:noProof/>
                 <w:webHidden/>
               </w:rPr>
-              <w:instrText xml:space="preserve"> PAGEREF _Toc226946096 \h </w:instrText>
+              <w:instrText xml:space="preserve"> PAGEREF _Toc240269326 \h </w:instrText>
             </w:r>
             <w:r>
               <w:rPr>
@@ -5274,10 +5310,11 @@
             <w:rPr>
               <w:rFonts w:eastAsiaTheme="minorEastAsia"/>
               <w:noProof/>
-              <w:lang w:eastAsia="fr-CA"/>
+              <w:sz w:val="24"/>
+              <w:lang w:val="fr-BE" w:eastAsia="fr-BE"/>
             </w:rPr>
           </w:pPr>
-          <w:hyperlink w:anchor="_Toc226946097" w:history="1">
+          <w:hyperlink w:anchor="_Toc240269327" w:history="1">
             <w:r>
               <w:rPr>
                 <w:rStyle w:val="Lienhypertexte"/>
@@ -5304,7 +5341,7 @@
                 <w:noProof/>
                 <w:webHidden/>
               </w:rPr>
-              <w:instrText xml:space="preserve"> PAGEREF _Toc226946097 \h </w:instrText>
+              <w:instrText xml:space="preserve"> PAGEREF _Toc240269327 \h </w:instrText>
             </w:r>
             <w:r>
               <w:rPr>
@@ -5344,10 +5381,11 @@
             <w:rPr>
               <w:rFonts w:eastAsiaTheme="minorEastAsia"/>
               <w:noProof/>
-              <w:lang w:eastAsia="fr-CA"/>
+              <w:sz w:val="24"/>
+              <w:lang w:val="fr-BE" w:eastAsia="fr-BE"/>
             </w:rPr>
           </w:pPr>
-          <w:hyperlink w:anchor="_Toc226946098" w:history="1">
+          <w:hyperlink w:anchor="_Toc240269328" w:history="1">
             <w:r>
               <w:rPr>
                 <w:rStyle w:val="Lienhypertexte"/>
@@ -5374,7 +5412,7 @@
                 <w:noProof/>
                 <w:webHidden/>
               </w:rPr>
-              <w:instrText xml:space="preserve"> PAGEREF _Toc226946098 \h </w:instrText>
+              <w:instrText xml:space="preserve"> PAGEREF _Toc240269328 \h </w:instrText>
             </w:r>
             <w:r>
               <w:rPr>
@@ -5414,10 +5452,11 @@
             <w:rPr>
               <w:rFonts w:eastAsiaTheme="minorEastAsia"/>
               <w:noProof/>
-              <w:lang w:eastAsia="fr-CA"/>
+              <w:sz w:val="24"/>
+              <w:lang w:val="fr-BE" w:eastAsia="fr-BE"/>
             </w:rPr>
           </w:pPr>
-          <w:hyperlink w:anchor="_Toc226946099" w:history="1">
+          <w:hyperlink w:anchor="_Toc240269329" w:history="1">
             <w:r>
               <w:rPr>
                 <w:rStyle w:val="Lienhypertexte"/>
@@ -5444,7 +5483,7 @@
                 <w:noProof/>
                 <w:webHidden/>
               </w:rPr>
-              <w:instrText xml:space="preserve"> PAGEREF _Toc226946099 \h </w:instrText>
+              <w:instrText xml:space="preserve"> PAGEREF _Toc240269329 \h </w:instrText>
             </w:r>
             <w:r>
               <w:rPr>
@@ -5484,10 +5523,11 @@
             <w:rPr>
               <w:rFonts w:eastAsiaTheme="minorEastAsia"/>
               <w:noProof/>
-              <w:lang w:eastAsia="fr-CA"/>
+              <w:sz w:val="24"/>
+              <w:lang w:val="fr-BE" w:eastAsia="fr-BE"/>
             </w:rPr>
           </w:pPr>
-          <w:hyperlink w:anchor="_Toc226946100" w:history="1">
+          <w:hyperlink w:anchor="_Toc240269330" w:history="1">
             <w:r>
               <w:rPr>
                 <w:rStyle w:val="Lienhypertexte"/>
@@ -5514,7 +5554,7 @@
                 <w:noProof/>
                 <w:webHidden/>
               </w:rPr>
-              <w:instrText xml:space="preserve"> PAGEREF _Toc226946100 \h </w:instrText>
+              <w:instrText xml:space="preserve"> PAGEREF _Toc240269330 \h </w:instrText>
             </w:r>
             <w:r>
               <w:rPr>
@@ -5554,10 +5594,11 @@
             <w:rPr>
               <w:rFonts w:eastAsiaTheme="minorEastAsia"/>
               <w:noProof/>
-              <w:lang w:eastAsia="fr-CA"/>
+              <w:sz w:val="24"/>
+              <w:lang w:val="fr-BE" w:eastAsia="fr-BE"/>
             </w:rPr>
           </w:pPr>
-          <w:hyperlink w:anchor="_Toc226946101" w:history="1">
+          <w:hyperlink w:anchor="_Toc240269331" w:history="1">
             <w:r>
               <w:rPr>
                 <w:rStyle w:val="Lienhypertexte"/>
@@ -5584,7 +5625,7 @@
                 <w:noProof/>
                 <w:webHidden/>
               </w:rPr>
-              <w:instrText xml:space="preserve"> PAGEREF _Toc226946101 \h </w:instrText>
+              <w:instrText xml:space="preserve"> PAGEREF _Toc240269331 \h </w:instrText>
             </w:r>
             <w:r>
               <w:rPr>
@@ -5624,10 +5665,11 @@
             <w:rPr>
               <w:rFonts w:eastAsiaTheme="minorEastAsia"/>
               <w:noProof/>
-              <w:lang w:eastAsia="fr-CA"/>
+              <w:sz w:val="24"/>
+              <w:lang w:val="fr-BE" w:eastAsia="fr-BE"/>
             </w:rPr>
           </w:pPr>
-          <w:hyperlink w:anchor="_Toc226946102" w:history="1">
+          <w:hyperlink w:anchor="_Toc240269332" w:history="1">
             <w:r>
               <w:rPr>
                 <w:rStyle w:val="Lienhypertexte"/>
@@ -5654,7 +5696,7 @@
                 <w:noProof/>
                 <w:webHidden/>
               </w:rPr>
-              <w:instrText xml:space="preserve"> PAGEREF _Toc226946102 \h </w:instrText>
+              <w:instrText xml:space="preserve"> PAGEREF _Toc240269332 \h </w:instrText>
             </w:r>
             <w:r>
               <w:rPr>
@@ -5694,10 +5736,11 @@
             <w:rPr>
               <w:rFonts w:eastAsiaTheme="minorEastAsia"/>
               <w:noProof/>
-              <w:lang w:eastAsia="fr-CA"/>
+              <w:sz w:val="24"/>
+              <w:lang w:val="fr-BE" w:eastAsia="fr-BE"/>
             </w:rPr>
           </w:pPr>
-          <w:hyperlink w:anchor="_Toc226946103" w:history="1">
+          <w:hyperlink w:anchor="_Toc240269333" w:history="1">
             <w:r>
               <w:rPr>
                 <w:rStyle w:val="Lienhypertexte"/>
@@ -5724,7 +5767,7 @@
                 <w:noProof/>
                 <w:webHidden/>
               </w:rPr>
-              <w:instrText xml:space="preserve"> PAGEREF _Toc226946103 \h </w:instrText>
+              <w:instrText xml:space="preserve"> PAGEREF _Toc240269333 \h </w:instrText>
             </w:r>
             <w:r>
               <w:rPr>
@@ -5764,10 +5807,11 @@
             <w:rPr>
               <w:rFonts w:eastAsiaTheme="minorEastAsia"/>
               <w:noProof/>
-              <w:lang w:eastAsia="fr-CA"/>
+              <w:sz w:val="24"/>
+              <w:lang w:val="fr-BE" w:eastAsia="fr-BE"/>
             </w:rPr>
           </w:pPr>
-          <w:hyperlink w:anchor="_Toc226946104" w:history="1">
+          <w:hyperlink w:anchor="_Toc240269334" w:history="1">
             <w:r>
               <w:rPr>
                 <w:rStyle w:val="Lienhypertexte"/>
@@ -5794,7 +5838,7 @@
                 <w:noProof/>
                 <w:webHidden/>
               </w:rPr>
-              <w:instrText xml:space="preserve"> PAGEREF _Toc226946104 \h </w:instrText>
+              <w:instrText xml:space="preserve"> PAGEREF _Toc240269334 \h </w:instrText>
             </w:r>
             <w:r>
               <w:rPr>
@@ -5834,10 +5878,11 @@
             <w:rPr>
               <w:rFonts w:eastAsiaTheme="minorEastAsia"/>
               <w:noProof/>
-              <w:lang w:eastAsia="fr-CA"/>
+              <w:sz w:val="24"/>
+              <w:lang w:val="fr-BE" w:eastAsia="fr-BE"/>
             </w:rPr>
           </w:pPr>
-          <w:hyperlink w:anchor="_Toc226946105" w:history="1">
+          <w:hyperlink w:anchor="_Toc240269335" w:history="1">
             <w:r>
               <w:rPr>
                 <w:rStyle w:val="Lienhypertexte"/>
@@ -5864,7 +5909,7 @@
                 <w:noProof/>
                 <w:webHidden/>
               </w:rPr>
-              <w:instrText xml:space="preserve"> PAGEREF _Toc226946105 \h </w:instrText>
+              <w:instrText xml:space="preserve"> PAGEREF _Toc240269335 \h </w:instrText>
             </w:r>
             <w:r>
               <w:rPr>
@@ -5904,10 +5949,11 @@
             <w:rPr>
               <w:rFonts w:eastAsiaTheme="minorEastAsia"/>
               <w:noProof/>
-              <w:lang w:eastAsia="fr-CA"/>
+              <w:sz w:val="24"/>
+              <w:lang w:val="fr-BE" w:eastAsia="fr-BE"/>
             </w:rPr>
           </w:pPr>
-          <w:hyperlink w:anchor="_Toc226946106" w:history="1">
+          <w:hyperlink w:anchor="_Toc240269336" w:history="1">
             <w:r>
               <w:rPr>
                 <w:rStyle w:val="Lienhypertexte"/>
@@ -5934,7 +5980,7 @@
                 <w:noProof/>
                 <w:webHidden/>
               </w:rPr>
-              <w:instrText xml:space="preserve"> PAGEREF _Toc226946106 \h </w:instrText>
+              <w:instrText xml:space="preserve"> PAGEREF _Toc240269336 \h </w:instrText>
             </w:r>
             <w:r>
               <w:rPr>
@@ -5974,10 +6020,11 @@
             <w:rPr>
               <w:rFonts w:eastAsiaTheme="minorEastAsia"/>
               <w:noProof/>
-              <w:lang w:eastAsia="fr-CA"/>
+              <w:sz w:val="24"/>
+              <w:lang w:val="fr-BE" w:eastAsia="fr-BE"/>
             </w:rPr>
           </w:pPr>
-          <w:hyperlink w:anchor="_Toc226946107" w:history="1">
+          <w:hyperlink w:anchor="_Toc240269337" w:history="1">
             <w:r>
               <w:rPr>
                 <w:rStyle w:val="Lienhypertexte"/>
@@ -6004,7 +6051,7 @@
                 <w:noProof/>
                 <w:webHidden/>
               </w:rPr>
-              <w:instrText xml:space="preserve"> PAGEREF _Toc226946107 \h </w:instrText>
+              <w:instrText xml:space="preserve"> PAGEREF _Toc240269337 \h </w:instrText>
             </w:r>
             <w:r>
               <w:rPr>
@@ -6044,10 +6091,11 @@
             <w:rPr>
               <w:rFonts w:eastAsiaTheme="minorEastAsia"/>
               <w:noProof/>
-              <w:lang w:eastAsia="fr-CA"/>
+              <w:sz w:val="24"/>
+              <w:lang w:val="fr-BE" w:eastAsia="fr-BE"/>
             </w:rPr>
           </w:pPr>
-          <w:hyperlink w:anchor="_Toc226946108" w:history="1">
+          <w:hyperlink w:anchor="_Toc240269338" w:history="1">
             <w:r>
               <w:rPr>
                 <w:rStyle w:val="Lienhypertexte"/>
@@ -6074,7 +6122,7 @@
                 <w:noProof/>
                 <w:webHidden/>
               </w:rPr>
-              <w:instrText xml:space="preserve"> PAGEREF _Toc226946108 \h </w:instrText>
+              <w:instrText xml:space="preserve"> PAGEREF _Toc240269338 \h </w:instrText>
             </w:r>
             <w:r>
               <w:rPr>
@@ -6114,10 +6162,11 @@
             <w:rPr>
               <w:rFonts w:eastAsiaTheme="minorEastAsia"/>
               <w:noProof/>
-              <w:lang w:eastAsia="fr-CA"/>
+              <w:sz w:val="24"/>
+              <w:lang w:val="fr-BE" w:eastAsia="fr-BE"/>
             </w:rPr>
           </w:pPr>
-          <w:hyperlink w:anchor="_Toc226946109" w:history="1">
+          <w:hyperlink w:anchor="_Toc240269339" w:history="1">
             <w:r>
               <w:rPr>
                 <w:rStyle w:val="Lienhypertexte"/>
@@ -6144,7 +6193,7 @@
                 <w:noProof/>
                 <w:webHidden/>
               </w:rPr>
-              <w:instrText xml:space="preserve"> PAGEREF _Toc226946109 \h </w:instrText>
+              <w:instrText xml:space="preserve"> PAGEREF _Toc240269339 \h </w:instrText>
             </w:r>
             <w:r>
               <w:rPr>
@@ -6184,10 +6233,11 @@
             <w:rPr>
               <w:rFonts w:eastAsiaTheme="minorEastAsia"/>
               <w:noProof/>
-              <w:lang w:eastAsia="fr-CA"/>
+              <w:sz w:val="24"/>
+              <w:lang w:val="fr-BE" w:eastAsia="fr-BE"/>
             </w:rPr>
           </w:pPr>
-          <w:hyperlink w:anchor="_Toc226946110" w:history="1">
+          <w:hyperlink w:anchor="_Toc240269340" w:history="1">
             <w:r>
               <w:rPr>
                 <w:rStyle w:val="Lienhypertexte"/>
@@ -6214,7 +6264,7 @@
                 <w:noProof/>
                 <w:webHidden/>
               </w:rPr>
-              <w:instrText xml:space="preserve"> PAGEREF _Toc226946110 \h </w:instrText>
+              <w:instrText xml:space="preserve"> PAGEREF _Toc240269340 \h </w:instrText>
             </w:r>
             <w:r>
               <w:rPr>
@@ -6254,10 +6304,11 @@
             <w:rPr>
               <w:rFonts w:eastAsiaTheme="minorEastAsia"/>
               <w:noProof/>
-              <w:lang w:eastAsia="fr-CA"/>
+              <w:sz w:val="24"/>
+              <w:lang w:val="fr-BE" w:eastAsia="fr-BE"/>
             </w:rPr>
           </w:pPr>
-          <w:hyperlink w:anchor="_Toc226946111" w:history="1">
+          <w:hyperlink w:anchor="_Toc240269341" w:history="1">
             <w:r>
               <w:rPr>
                 <w:rStyle w:val="Lienhypertexte"/>
@@ -6284,7 +6335,7 @@
                 <w:noProof/>
                 <w:webHidden/>
               </w:rPr>
-              <w:instrText xml:space="preserve"> PAGEREF _Toc226946111 \h </w:instrText>
+              <w:instrText xml:space="preserve"> PAGEREF _Toc240269341 \h </w:instrText>
             </w:r>
             <w:r>
               <w:rPr>
@@ -6324,10 +6375,11 @@
             <w:rPr>
               <w:rFonts w:eastAsiaTheme="minorEastAsia"/>
               <w:noProof/>
-              <w:lang w:eastAsia="fr-CA"/>
+              <w:sz w:val="24"/>
+              <w:lang w:val="fr-BE" w:eastAsia="fr-BE"/>
             </w:rPr>
           </w:pPr>
-          <w:hyperlink w:anchor="_Toc226946112" w:history="1">
+          <w:hyperlink w:anchor="_Toc240269342" w:history="1">
             <w:r>
               <w:rPr>
                 <w:rStyle w:val="Lienhypertexte"/>
@@ -6354,7 +6406,7 @@
                 <w:noProof/>
                 <w:webHidden/>
               </w:rPr>
-              <w:instrText xml:space="preserve"> PAGEREF _Toc226946112 \h </w:instrText>
+              <w:instrText xml:space="preserve"> PAGEREF _Toc240269342 \h </w:instrText>
             </w:r>
             <w:r>
               <w:rPr>
@@ -6394,10 +6446,11 @@
             <w:rPr>
               <w:rFonts w:eastAsiaTheme="minorEastAsia"/>
               <w:noProof/>
-              <w:lang w:eastAsia="fr-CA"/>
+              <w:sz w:val="24"/>
+              <w:lang w:val="fr-BE" w:eastAsia="fr-BE"/>
             </w:rPr>
           </w:pPr>
-          <w:hyperlink w:anchor="_Toc226946113" w:history="1">
+          <w:hyperlink w:anchor="_Toc240269343" w:history="1">
             <w:r>
               <w:rPr>
                 <w:rStyle w:val="Lienhypertexte"/>
@@ -6424,7 +6477,7 @@
                 <w:noProof/>
                 <w:webHidden/>
               </w:rPr>
-              <w:instrText xml:space="preserve"> PAGEREF _Toc226946113 \h </w:instrText>
+              <w:instrText xml:space="preserve"> PAGEREF _Toc240269343 \h </w:instrText>
             </w:r>
             <w:r>
               <w:rPr>
@@ -6464,10 +6517,11 @@
             <w:rPr>
               <w:rFonts w:eastAsiaTheme="minorEastAsia"/>
               <w:noProof/>
-              <w:lang w:eastAsia="fr-CA"/>
+              <w:sz w:val="24"/>
+              <w:lang w:val="fr-BE" w:eastAsia="fr-BE"/>
             </w:rPr>
           </w:pPr>
-          <w:hyperlink w:anchor="_Toc226946114" w:history="1">
+          <w:hyperlink w:anchor="_Toc240269344" w:history="1">
             <w:r>
               <w:rPr>
                 <w:rStyle w:val="Lienhypertexte"/>
@@ -6494,7 +6548,7 @@
                 <w:noProof/>
                 <w:webHidden/>
               </w:rPr>
-              <w:instrText xml:space="preserve"> PAGEREF _Toc226946114 \h </w:instrText>
+              <w:instrText xml:space="preserve"> PAGEREF _Toc240269344 \h </w:instrText>
             </w:r>
             <w:r>
               <w:rPr>
@@ -6534,10 +6588,11 @@
             <w:rPr>
               <w:rFonts w:eastAsiaTheme="minorEastAsia"/>
               <w:noProof/>
-              <w:lang w:eastAsia="fr-CA"/>
+              <w:sz w:val="24"/>
+              <w:lang w:val="fr-BE" w:eastAsia="fr-BE"/>
             </w:rPr>
           </w:pPr>
-          <w:hyperlink w:anchor="_Toc226946115" w:history="1">
+          <w:hyperlink w:anchor="_Toc240269345" w:history="1">
             <w:r>
               <w:rPr>
                 <w:rStyle w:val="Lienhypertexte"/>
@@ -6564,7 +6619,7 @@
                 <w:noProof/>
                 <w:webHidden/>
               </w:rPr>
-              <w:instrText xml:space="preserve"> PAGEREF _Toc226946115 \h </w:instrText>
+              <w:instrText xml:space="preserve"> PAGEREF _Toc240269345 \h </w:instrText>
             </w:r>
             <w:r>
               <w:rPr>
@@ -6604,10 +6659,11 @@
             <w:rPr>
               <w:rFonts w:eastAsiaTheme="minorEastAsia"/>
               <w:noProof/>
-              <w:lang w:eastAsia="fr-CA"/>
+              <w:sz w:val="24"/>
+              <w:lang w:val="fr-BE" w:eastAsia="fr-BE"/>
             </w:rPr>
           </w:pPr>
-          <w:hyperlink w:anchor="_Toc226946116" w:history="1">
+          <w:hyperlink w:anchor="_Toc240269346" w:history="1">
             <w:r>
               <w:rPr>
                 <w:rStyle w:val="Lienhypertexte"/>
@@ -6634,7 +6690,7 @@
                 <w:noProof/>
                 <w:webHidden/>
               </w:rPr>
-              <w:instrText xml:space="preserve"> PAGEREF _Toc226946116 \h </w:instrText>
+              <w:instrText xml:space="preserve"> PAGEREF _Toc240269346 \h </w:instrText>
             </w:r>
             <w:r>
               <w:rPr>
@@ -6695,7 +6751,7 @@
         <w:pStyle w:val="Titre1"/>
         <w:spacing w:line="360" w:lineRule="auto"/>
       </w:pPr>
-      <w:bookmarkStart w:id="0" w:name="_Toc226946081"/>
+      <w:bookmarkStart w:id="0" w:name="_Toc240269311"/>
       <w:r>
         <w:t>1.Présentation du projet</w:t>
       </w:r>
@@ -6708,7 +6764,7 @@
           <w:szCs w:val="36"/>
         </w:rPr>
       </w:pPr>
-      <w:bookmarkStart w:id="1" w:name="_Toc226946082"/>
+      <w:bookmarkStart w:id="1" w:name="_Toc240269312"/>
       <w:r>
         <w:rPr>
           <w:szCs w:val="36"/>
@@ -6744,7 +6800,7 @@
           <w:szCs w:val="36"/>
         </w:rPr>
       </w:pPr>
-      <w:bookmarkStart w:id="2" w:name="_Toc226946083"/>
+      <w:bookmarkStart w:id="2" w:name="_Toc240269313"/>
       <w:r>
         <w:rPr>
           <w:szCs w:val="36"/>
@@ -6774,7 +6830,7 @@
           <w:szCs w:val="36"/>
         </w:rPr>
       </w:pPr>
-      <w:bookmarkStart w:id="3" w:name="_Toc226946084"/>
+      <w:bookmarkStart w:id="3" w:name="_Toc240269314"/>
       <w:r>
         <w:rPr>
           <w:szCs w:val="36"/>
@@ -6796,20 +6852,12 @@
         </w:rPr>
         <w:t xml:space="preserve">Deux joueurs démarrent une nouvelle partie sur un plateau 9x9. Le joueur noir commence la partie, suivi du joueur blanc. Les joueurs placent leurs pierres chacun leur tour. Lorsqu’un groupe </w:t>
       </w:r>
-      <w:proofErr w:type="gramStart"/>
       <w:r>
         <w:rPr>
           <w:szCs w:val="28"/>
         </w:rPr>
         <w:lastRenderedPageBreak/>
-        <w:t>de</w:t>
-      </w:r>
-      <w:proofErr w:type="gramEnd"/>
-      <w:r>
-        <w:rPr>
-          <w:szCs w:val="28"/>
-        </w:rPr>
-        <w:t xml:space="preserve"> pierres n’a plus de libertés, il est retiré du plateau. Lorsque les deux joueurs passent leur tour consécutivement, la partie se termine et le système calcule le score final.</w:t>
+        <w:t>de pierres n’a plus de libertés, il est retiré du plateau. Lorsque les deux joueurs passent leur tour consécutivement, la partie se termine et le système calcule le score final.</w:t>
       </w:r>
     </w:p>
     <w:p>
@@ -6848,7 +6896,7 @@
       <w:pPr>
         <w:pStyle w:val="Titre1"/>
       </w:pPr>
-      <w:bookmarkStart w:id="4" w:name="_Toc226946085"/>
+      <w:bookmarkStart w:id="4" w:name="_Toc240269315"/>
       <w:r>
         <w:t>2.Description de la demande</w:t>
       </w:r>
@@ -6861,7 +6909,7 @@
           <w:szCs w:val="36"/>
         </w:rPr>
       </w:pPr>
-      <w:bookmarkStart w:id="5" w:name="_Toc226946086"/>
+      <w:bookmarkStart w:id="5" w:name="_Toc240269316"/>
       <w:r>
         <w:rPr>
           <w:szCs w:val="36"/>
@@ -7056,7 +7104,7 @@
           <w:szCs w:val="36"/>
         </w:rPr>
       </w:pPr>
-      <w:bookmarkStart w:id="6" w:name="_Toc226946087"/>
+      <w:bookmarkStart w:id="6" w:name="_Toc240269317"/>
       <w:r>
         <w:rPr>
           <w:szCs w:val="36"/>
@@ -7143,7 +7191,7 @@
           <w:szCs w:val="36"/>
         </w:rPr>
       </w:pPr>
-      <w:bookmarkStart w:id="7" w:name="_Toc226946088"/>
+      <w:bookmarkStart w:id="7" w:name="_Toc240269318"/>
       <w:r>
         <w:rPr>
           <w:szCs w:val="36"/>
@@ -7160,7 +7208,7 @@
           <w:szCs w:val="32"/>
         </w:rPr>
       </w:pPr>
-      <w:bookmarkStart w:id="8" w:name="_Toc226946089"/>
+      <w:bookmarkStart w:id="8" w:name="_Toc240269319"/>
       <w:r>
         <w:rPr>
           <w:sz w:val="32"/>
@@ -7406,7 +7454,7 @@
           <w:szCs w:val="32"/>
         </w:rPr>
       </w:pPr>
-      <w:bookmarkStart w:id="9" w:name="_Toc226946090"/>
+      <w:bookmarkStart w:id="9" w:name="_Toc240269320"/>
       <w:r>
         <w:rPr>
           <w:sz w:val="32"/>
@@ -7558,7 +7606,7 @@
           <w:szCs w:val="32"/>
         </w:rPr>
       </w:pPr>
-      <w:bookmarkStart w:id="10" w:name="_Toc226946091"/>
+      <w:bookmarkStart w:id="10" w:name="_Toc240269321"/>
       <w:r>
         <w:rPr>
           <w:sz w:val="32"/>
@@ -7824,7 +7872,7 @@
           <w:szCs w:val="32"/>
         </w:rPr>
       </w:pPr>
-      <w:bookmarkStart w:id="11" w:name="_Toc226946092"/>
+      <w:bookmarkStart w:id="11" w:name="_Toc240269322"/>
       <w:r>
         <w:rPr>
           <w:sz w:val="32"/>
@@ -7918,7 +7966,7 @@
           <w:szCs w:val="32"/>
         </w:rPr>
       </w:pPr>
-      <w:bookmarkStart w:id="12" w:name="_Toc226946093"/>
+      <w:bookmarkStart w:id="12" w:name="_Toc240269323"/>
       <w:r>
         <w:rPr>
           <w:sz w:val="32"/>
@@ -8068,7 +8116,7 @@
           <w:szCs w:val="36"/>
         </w:rPr>
       </w:pPr>
-      <w:bookmarkStart w:id="13" w:name="_Toc226946094"/>
+      <w:bookmarkStart w:id="13" w:name="_Toc240269324"/>
       <w:r>
         <w:rPr>
           <w:szCs w:val="36"/>
@@ -8346,7 +8394,7 @@
       <w:pPr>
         <w:pStyle w:val="Titre1"/>
       </w:pPr>
-      <w:bookmarkStart w:id="14" w:name="_Toc226946095"/>
+      <w:bookmarkStart w:id="14" w:name="_Toc240269325"/>
       <w:r>
         <w:t>3.Contraintes du projet</w:t>
       </w:r>
@@ -8359,7 +8407,7 @@
           <w:szCs w:val="36"/>
         </w:rPr>
       </w:pPr>
-      <w:bookmarkStart w:id="15" w:name="_Toc226946096"/>
+      <w:bookmarkStart w:id="15" w:name="_Toc240269326"/>
       <w:r>
         <w:rPr>
           <w:szCs w:val="36"/>
@@ -8416,7 +8464,7 @@
           <w:szCs w:val="36"/>
         </w:rPr>
       </w:pPr>
-      <w:bookmarkStart w:id="16" w:name="_Toc226946097"/>
+      <w:bookmarkStart w:id="16" w:name="_Toc240269327"/>
       <w:r>
         <w:rPr>
           <w:szCs w:val="36"/>
@@ -8446,7 +8494,7 @@
           <w:szCs w:val="36"/>
         </w:rPr>
       </w:pPr>
-      <w:bookmarkStart w:id="17" w:name="_Toc226946098"/>
+      <w:bookmarkStart w:id="17" w:name="_Toc240269328"/>
       <w:r>
         <w:rPr>
           <w:szCs w:val="36"/>
@@ -8582,7 +8630,7 @@
       <w:pPr>
         <w:pStyle w:val="Titre1"/>
       </w:pPr>
-      <w:bookmarkStart w:id="18" w:name="_Toc226946099"/>
+      <w:bookmarkStart w:id="18" w:name="_Toc240269329"/>
       <w:r>
         <w:t>4.Solutions de développement</w:t>
       </w:r>
@@ -8595,7 +8643,7 @@
           <w:szCs w:val="36"/>
         </w:rPr>
       </w:pPr>
-      <w:bookmarkStart w:id="19" w:name="_Toc226946100"/>
+      <w:bookmarkStart w:id="19" w:name="_Toc240269330"/>
       <w:r>
         <w:rPr>
           <w:szCs w:val="36"/>
@@ -8612,7 +8660,7 @@
           <w:szCs w:val="32"/>
         </w:rPr>
       </w:pPr>
-      <w:bookmarkStart w:id="20" w:name="_Toc226946101"/>
+      <w:bookmarkStart w:id="20" w:name="_Toc240269331"/>
       <w:r>
         <w:rPr>
           <w:sz w:val="32"/>
@@ -8687,7 +8735,7 @@
           <w:szCs w:val="32"/>
         </w:rPr>
       </w:pPr>
-      <w:bookmarkStart w:id="21" w:name="_Toc226946102"/>
+      <w:bookmarkStart w:id="21" w:name="_Toc240269332"/>
       <w:r>
         <w:rPr>
           <w:sz w:val="32"/>
@@ -8762,7 +8810,7 @@
           <w:szCs w:val="36"/>
         </w:rPr>
       </w:pPr>
-      <w:bookmarkStart w:id="22" w:name="_Toc226946103"/>
+      <w:bookmarkStart w:id="22" w:name="_Toc240269333"/>
       <w:r>
         <w:rPr>
           <w:szCs w:val="36"/>
@@ -8791,7 +8839,7 @@
           <w:szCs w:val="32"/>
         </w:rPr>
       </w:pPr>
-      <w:bookmarkStart w:id="23" w:name="_Toc226946104"/>
+      <w:bookmarkStart w:id="23" w:name="_Toc240269334"/>
       <w:r>
         <w:rPr>
           <w:sz w:val="32"/>
@@ -8893,7 +8941,7 @@
           <w:szCs w:val="32"/>
         </w:rPr>
       </w:pPr>
-      <w:bookmarkStart w:id="24" w:name="_Toc226946105"/>
+      <w:bookmarkStart w:id="24" w:name="_Toc240269335"/>
       <w:r>
         <w:rPr>
           <w:sz w:val="32"/>
@@ -8968,7 +9016,7 @@
           <w:szCs w:val="32"/>
         </w:rPr>
       </w:pPr>
-      <w:bookmarkStart w:id="25" w:name="_Toc226946106"/>
+      <w:bookmarkStart w:id="25" w:name="_Toc240269336"/>
       <w:r>
         <w:rPr>
           <w:sz w:val="36"/>
@@ -8993,7 +9041,7 @@
           <w:szCs w:val="32"/>
         </w:rPr>
       </w:pPr>
-      <w:bookmarkStart w:id="26" w:name="_Toc226946107"/>
+      <w:bookmarkStart w:id="26" w:name="_Toc240269337"/>
       <w:r>
         <w:rPr>
           <w:sz w:val="32"/>
@@ -9087,7 +9135,7 @@
           <w:szCs w:val="32"/>
         </w:rPr>
       </w:pPr>
-      <w:bookmarkStart w:id="27" w:name="_Toc226946108"/>
+      <w:bookmarkStart w:id="27" w:name="_Toc240269338"/>
       <w:r>
         <w:rPr>
           <w:sz w:val="32"/>
@@ -9159,7 +9207,7 @@
       <w:pPr>
         <w:pStyle w:val="Titre1"/>
       </w:pPr>
-      <w:bookmarkStart w:id="28" w:name="_Toc226946109"/>
+      <w:bookmarkStart w:id="28" w:name="_Toc240269339"/>
       <w:r>
         <w:t>5.Solution recommandée</w:t>
       </w:r>
@@ -9172,7 +9220,7 @@
           <w:szCs w:val="36"/>
         </w:rPr>
       </w:pPr>
-      <w:bookmarkStart w:id="29" w:name="_Toc226946110"/>
+      <w:bookmarkStart w:id="29" w:name="_Toc240269340"/>
       <w:r>
         <w:rPr>
           <w:szCs w:val="36"/>
@@ -9214,7 +9262,7 @@
           <w:szCs w:val="36"/>
         </w:rPr>
       </w:pPr>
-      <w:bookmarkStart w:id="30" w:name="_Toc226946111"/>
+      <w:bookmarkStart w:id="30" w:name="_Toc240269341"/>
       <w:r>
         <w:rPr>
           <w:szCs w:val="36"/>
@@ -9263,7 +9311,7 @@
       <w:pPr>
         <w:pStyle w:val="Titre1"/>
       </w:pPr>
-      <w:bookmarkStart w:id="31" w:name="_Toc226946112"/>
+      <w:bookmarkStart w:id="31" w:name="_Toc240269342"/>
       <w:r>
         <w:lastRenderedPageBreak/>
         <w:t>6.Spécifications techniques</w:t>
@@ -9277,7 +9325,7 @@
           <w:szCs w:val="36"/>
         </w:rPr>
       </w:pPr>
-      <w:bookmarkStart w:id="32" w:name="_Toc226946113"/>
+      <w:bookmarkStart w:id="32" w:name="_Toc240269343"/>
       <w:r>
         <w:rPr>
           <w:szCs w:val="36"/>
@@ -9316,7 +9364,7 @@
       <w:pPr>
         <w:pStyle w:val="Titre2"/>
       </w:pPr>
-      <w:bookmarkStart w:id="33" w:name="_Toc226946114"/>
+      <w:bookmarkStart w:id="33" w:name="_Toc240269344"/>
       <w:r>
         <w:t>Patron de conception</w:t>
       </w:r>
@@ -9339,7 +9387,7 @@
       <w:pPr>
         <w:pStyle w:val="Titre2"/>
       </w:pPr>
-      <w:bookmarkStart w:id="34" w:name="_Toc226946115"/>
+      <w:bookmarkStart w:id="34" w:name="_Toc240269345"/>
       <w:r>
         <w:t>Sauvegarde des données</w:t>
       </w:r>
@@ -9388,7 +9436,7 @@
       <w:pPr>
         <w:pStyle w:val="Titre2"/>
       </w:pPr>
-      <w:bookmarkStart w:id="35" w:name="_Toc226946116"/>
+      <w:bookmarkStart w:id="35" w:name="_Toc240269346"/>
       <w:r>
         <w:t>Outils utilisés</w:t>
       </w:r>

--- a/Cahier_des_charges_JeuGo.docx
+++ b/Cahier_des_charges_JeuGo.docx
@@ -154,7 +154,7 @@
                                     <w:tag w:val=""/>
                                     <w:id w:val="-650599894"/>
                                     <w:dataBinding w:prefixMappings="xmlns:ns0='http://schemas.microsoft.com/office/2006/coverPageProps' " w:xpath="/ns0:CoverPageProperties[1]/ns0:PublishDate[1]" w:storeItemID="{55AF091B-3C7A-41E3-B477-F2FDAA23CFDA}"/>
-                                    <w:date w:fullDate="2026-04-10T00:00:00Z">
+                                    <w:date w:fullDate="2026-09-15T00:00:00Z">
                                       <w:dateFormat w:val="yyyy-MM-dd"/>
                                       <w:lid w:val="fr-CA"/>
                                       <w:storeMappedDataAs w:val="dateTime"/>
@@ -178,7 +178,7 @@
                                           <w:sz w:val="28"/>
                                           <w:szCs w:val="28"/>
                                         </w:rPr>
-                                        <w:t>2026-04-10</w:t>
+                                        <w:t>2026-09-15</w:t>
                                       </w:r>
                                     </w:p>
                                   </w:sdtContent>
@@ -3466,7 +3466,7 @@
                               <w:tag w:val=""/>
                               <w:id w:val="-650599894"/>
                               <w:dataBinding w:prefixMappings="xmlns:ns0='http://schemas.microsoft.com/office/2006/coverPageProps' " w:xpath="/ns0:CoverPageProperties[1]/ns0:PublishDate[1]" w:storeItemID="{55AF091B-3C7A-41E3-B477-F2FDAA23CFDA}"/>
-                              <w:date w:fullDate="2026-04-10T00:00:00Z">
+                              <w:date w:fullDate="2026-09-15T00:00:00Z">
                                 <w:dateFormat w:val="yyyy-MM-dd"/>
                                 <w:lid w:val="fr-CA"/>
                                 <w:storeMappedDataAs w:val="dateTime"/>
@@ -3490,7 +3490,7 @@
                                     <w:sz w:val="28"/>
                                     <w:szCs w:val="28"/>
                                   </w:rPr>
-                                  <w:t>2026-04-10</w:t>
+                                  <w:t>2026-09-15</w:t>
                                 </w:r>
                               </w:p>
                             </w:sdtContent>
@@ -3955,7 +3955,16 @@
                                         <w:sz w:val="72"/>
                                         <w:szCs w:val="72"/>
                                       </w:rPr>
-                                      <w:t>Projet : Jeu de Go</w:t>
+                                      <w:t xml:space="preserve">Projet : </w:t>
+                                    </w:r>
+                                    <w:r>
+                                      <w:rPr>
+                                        <w:rFonts w:asciiTheme="majorHAnsi" w:eastAsiaTheme="majorEastAsia" w:hAnsiTheme="majorHAnsi" w:cstheme="majorBidi"/>
+                                        <w:color w:val="262626" w:themeColor="text1" w:themeTint="D9"/>
+                                        <w:sz w:val="72"/>
+                                        <w:szCs w:val="72"/>
+                                      </w:rPr>
+                                      <w:t>Combats de robots</w:t>
                                     </w:r>
                                   </w:sdtContent>
                                 </w:sdt>
@@ -4049,7 +4058,16 @@
                                   <w:sz w:val="72"/>
                                   <w:szCs w:val="72"/>
                                 </w:rPr>
-                                <w:t>Projet : Jeu de Go</w:t>
+                                <w:t xml:space="preserve">Projet : </w:t>
+                              </w:r>
+                              <w:r>
+                                <w:rPr>
+                                  <w:rFonts w:asciiTheme="majorHAnsi" w:eastAsiaTheme="majorEastAsia" w:hAnsiTheme="majorHAnsi" w:cstheme="majorBidi"/>
+                                  <w:color w:val="262626" w:themeColor="text1" w:themeTint="D9"/>
+                                  <w:sz w:val="72"/>
+                                  <w:szCs w:val="72"/>
+                                </w:rPr>
+                                <w:t>Combats de robots</w:t>
                               </w:r>
                             </w:sdtContent>
                           </w:sdt>
@@ -4145,6 +4163,7 @@
             <w:rPr>
               <w:rFonts w:eastAsiaTheme="minorEastAsia"/>
               <w:noProof/>
+              <w:sz w:val="24"/>
               <w:lang w:eastAsia="fr-CA"/>
             </w:rPr>
           </w:pPr>
@@ -4157,7 +4176,7 @@
           <w:r>
             <w:fldChar w:fldCharType="separate"/>
           </w:r>
-          <w:hyperlink w:anchor="_Toc226946081" w:history="1">
+          <w:hyperlink w:anchor="_Toc240386732" w:history="1">
             <w:r>
               <w:rPr>
                 <w:rStyle w:val="Lienhypertexte"/>
@@ -4184,7 +4203,7 @@
                 <w:noProof/>
                 <w:webHidden/>
               </w:rPr>
-              <w:instrText xml:space="preserve"> PAGEREF _Toc226946081 \h </w:instrText>
+              <w:instrText xml:space="preserve"> PAGEREF _Toc240386732 \h </w:instrText>
             </w:r>
             <w:r>
               <w:rPr>
@@ -4204,7 +4223,7 @@
                 <w:noProof/>
                 <w:webHidden/>
               </w:rPr>
-              <w:t>3</w:t>
+              <w:t>2</w:t>
             </w:r>
             <w:r>
               <w:rPr>
@@ -4224,10 +4243,11 @@
             <w:rPr>
               <w:rFonts w:eastAsiaTheme="minorEastAsia"/>
               <w:noProof/>
+              <w:sz w:val="24"/>
               <w:lang w:eastAsia="fr-CA"/>
             </w:rPr>
           </w:pPr>
-          <w:hyperlink w:anchor="_Toc226946082" w:history="1">
+          <w:hyperlink w:anchor="_Toc240386733" w:history="1">
             <w:r>
               <w:rPr>
                 <w:rStyle w:val="Lienhypertexte"/>
@@ -4254,7 +4274,7 @@
                 <w:noProof/>
                 <w:webHidden/>
               </w:rPr>
-              <w:instrText xml:space="preserve"> PAGEREF _Toc226946082 \h </w:instrText>
+              <w:instrText xml:space="preserve"> PAGEREF _Toc240386733 \h </w:instrText>
             </w:r>
             <w:r>
               <w:rPr>
@@ -4274,7 +4294,7 @@
                 <w:noProof/>
                 <w:webHidden/>
               </w:rPr>
-              <w:t>3</w:t>
+              <w:t>2</w:t>
             </w:r>
             <w:r>
               <w:rPr>
@@ -4294,10 +4314,11 @@
             <w:rPr>
               <w:rFonts w:eastAsiaTheme="minorEastAsia"/>
               <w:noProof/>
+              <w:sz w:val="24"/>
               <w:lang w:eastAsia="fr-CA"/>
             </w:rPr>
           </w:pPr>
-          <w:hyperlink w:anchor="_Toc226946083" w:history="1">
+          <w:hyperlink w:anchor="_Toc240386734" w:history="1">
             <w:r>
               <w:rPr>
                 <w:rStyle w:val="Lienhypertexte"/>
@@ -4324,7 +4345,7 @@
                 <w:noProof/>
                 <w:webHidden/>
               </w:rPr>
-              <w:instrText xml:space="preserve"> PAGEREF _Toc226946083 \h </w:instrText>
+              <w:instrText xml:space="preserve"> PAGEREF _Toc240386734 \h </w:instrText>
             </w:r>
             <w:r>
               <w:rPr>
@@ -4344,7 +4365,7 @@
                 <w:noProof/>
                 <w:webHidden/>
               </w:rPr>
-              <w:t>3</w:t>
+              <w:t>2</w:t>
             </w:r>
             <w:r>
               <w:rPr>
@@ -4364,10 +4385,11 @@
             <w:rPr>
               <w:rFonts w:eastAsiaTheme="minorEastAsia"/>
               <w:noProof/>
+              <w:sz w:val="24"/>
               <w:lang w:eastAsia="fr-CA"/>
             </w:rPr>
           </w:pPr>
-          <w:hyperlink w:anchor="_Toc226946084" w:history="1">
+          <w:hyperlink w:anchor="_Toc240386735" w:history="1">
             <w:r>
               <w:rPr>
                 <w:rStyle w:val="Lienhypertexte"/>
@@ -4394,7 +4416,7 @@
                 <w:noProof/>
                 <w:webHidden/>
               </w:rPr>
-              <w:instrText xml:space="preserve"> PAGEREF _Toc226946084 \h </w:instrText>
+              <w:instrText xml:space="preserve"> PAGEREF _Toc240386735 \h </w:instrText>
             </w:r>
             <w:r>
               <w:rPr>
@@ -4434,10 +4456,11 @@
             <w:rPr>
               <w:rFonts w:eastAsiaTheme="minorEastAsia"/>
               <w:noProof/>
+              <w:sz w:val="24"/>
               <w:lang w:eastAsia="fr-CA"/>
             </w:rPr>
           </w:pPr>
-          <w:hyperlink w:anchor="_Toc226946085" w:history="1">
+          <w:hyperlink w:anchor="_Toc240386736" w:history="1">
             <w:r>
               <w:rPr>
                 <w:rStyle w:val="Lienhypertexte"/>
@@ -4464,7 +4487,7 @@
                 <w:noProof/>
                 <w:webHidden/>
               </w:rPr>
-              <w:instrText xml:space="preserve"> PAGEREF _Toc226946085 \h </w:instrText>
+              <w:instrText xml:space="preserve"> PAGEREF _Toc240386736 \h </w:instrText>
             </w:r>
             <w:r>
               <w:rPr>
@@ -4484,7 +4507,7 @@
                 <w:noProof/>
                 <w:webHidden/>
               </w:rPr>
-              <w:t>4</w:t>
+              <w:t>3</w:t>
             </w:r>
             <w:r>
               <w:rPr>
@@ -4504,10 +4527,11 @@
             <w:rPr>
               <w:rFonts w:eastAsiaTheme="minorEastAsia"/>
               <w:noProof/>
+              <w:sz w:val="24"/>
               <w:lang w:eastAsia="fr-CA"/>
             </w:rPr>
           </w:pPr>
-          <w:hyperlink w:anchor="_Toc226946086" w:history="1">
+          <w:hyperlink w:anchor="_Toc240386737" w:history="1">
             <w:r>
               <w:rPr>
                 <w:rStyle w:val="Lienhypertexte"/>
@@ -4534,7 +4558,7 @@
                 <w:noProof/>
                 <w:webHidden/>
               </w:rPr>
-              <w:instrText xml:space="preserve"> PAGEREF _Toc226946086 \h </w:instrText>
+              <w:instrText xml:space="preserve"> PAGEREF _Toc240386737 \h </w:instrText>
             </w:r>
             <w:r>
               <w:rPr>
@@ -4554,7 +4578,7 @@
                 <w:noProof/>
                 <w:webHidden/>
               </w:rPr>
-              <w:t>4</w:t>
+              <w:t>3</w:t>
             </w:r>
             <w:r>
               <w:rPr>
@@ -4574,16 +4598,17 @@
             <w:rPr>
               <w:rFonts w:eastAsiaTheme="minorEastAsia"/>
               <w:noProof/>
+              <w:sz w:val="24"/>
               <w:lang w:eastAsia="fr-CA"/>
             </w:rPr>
           </w:pPr>
-          <w:hyperlink w:anchor="_Toc226946087" w:history="1">
+          <w:hyperlink w:anchor="_Toc240386738" w:history="1">
             <w:r>
               <w:rPr>
                 <w:rStyle w:val="Lienhypertexte"/>
                 <w:noProof/>
               </w:rPr>
-              <w:t>Acteurs</w:t>
+              <w:t>Fonctionnalités</w:t>
             </w:r>
             <w:r>
               <w:rPr>
@@ -4604,7 +4629,7 @@
                 <w:noProof/>
                 <w:webHidden/>
               </w:rPr>
-              <w:instrText xml:space="preserve"> PAGEREF _Toc226946087 \h </w:instrText>
+              <w:instrText xml:space="preserve"> PAGEREF _Toc240386738 \h </w:instrText>
             </w:r>
             <w:r>
               <w:rPr>
@@ -4624,7 +4649,646 @@
                 <w:noProof/>
                 <w:webHidden/>
               </w:rPr>
+              <w:t>4</w:t>
+            </w:r>
+            <w:r>
+              <w:rPr>
+                <w:noProof/>
+                <w:webHidden/>
+              </w:rPr>
+              <w:fldChar w:fldCharType="end"/>
+            </w:r>
+          </w:hyperlink>
+        </w:p>
+        <w:p>
+          <w:pPr>
+            <w:pStyle w:val="TM3"/>
+            <w:tabs>
+              <w:tab w:val="right" w:leader="dot" w:pos="8630"/>
+            </w:tabs>
+            <w:rPr>
+              <w:rFonts w:eastAsiaTheme="minorEastAsia"/>
+              <w:noProof/>
+              <w:sz w:val="24"/>
+              <w:lang w:eastAsia="fr-CA"/>
+            </w:rPr>
+          </w:pPr>
+          <w:hyperlink w:anchor="_Toc240386739" w:history="1">
+            <w:r>
+              <w:rPr>
+                <w:rStyle w:val="Lienhypertexte"/>
+                <w:noProof/>
+              </w:rPr>
+              <w:t>Gestion de la connexion</w:t>
+            </w:r>
+            <w:r>
+              <w:rPr>
+                <w:noProof/>
+                <w:webHidden/>
+              </w:rPr>
+              <w:tab/>
+            </w:r>
+            <w:r>
+              <w:rPr>
+                <w:noProof/>
+                <w:webHidden/>
+              </w:rPr>
+              <w:fldChar w:fldCharType="begin"/>
+            </w:r>
+            <w:r>
+              <w:rPr>
+                <w:noProof/>
+                <w:webHidden/>
+              </w:rPr>
+              <w:instrText xml:space="preserve"> PAGEREF _Toc240386739 \h </w:instrText>
+            </w:r>
+            <w:r>
+              <w:rPr>
+                <w:noProof/>
+                <w:webHidden/>
+              </w:rPr>
+            </w:r>
+            <w:r>
+              <w:rPr>
+                <w:noProof/>
+                <w:webHidden/>
+              </w:rPr>
+              <w:fldChar w:fldCharType="separate"/>
+            </w:r>
+            <w:r>
+              <w:rPr>
+                <w:noProof/>
+                <w:webHidden/>
+              </w:rPr>
+              <w:t>4</w:t>
+            </w:r>
+            <w:r>
+              <w:rPr>
+                <w:noProof/>
+                <w:webHidden/>
+              </w:rPr>
+              <w:fldChar w:fldCharType="end"/>
+            </w:r>
+          </w:hyperlink>
+        </w:p>
+        <w:p>
+          <w:pPr>
+            <w:pStyle w:val="TM3"/>
+            <w:tabs>
+              <w:tab w:val="right" w:leader="dot" w:pos="8630"/>
+            </w:tabs>
+            <w:rPr>
+              <w:rFonts w:eastAsiaTheme="minorEastAsia"/>
+              <w:noProof/>
+              <w:sz w:val="24"/>
+              <w:lang w:eastAsia="fr-CA"/>
+            </w:rPr>
+          </w:pPr>
+          <w:hyperlink w:anchor="_Toc240386740" w:history="1">
+            <w:r>
+              <w:rPr>
+                <w:rStyle w:val="Lienhypertexte"/>
+                <w:noProof/>
+              </w:rPr>
+              <w:t>Configuration des robots</w:t>
+            </w:r>
+            <w:r>
+              <w:rPr>
+                <w:noProof/>
+                <w:webHidden/>
+              </w:rPr>
+              <w:tab/>
+            </w:r>
+            <w:r>
+              <w:rPr>
+                <w:noProof/>
+                <w:webHidden/>
+              </w:rPr>
+              <w:fldChar w:fldCharType="begin"/>
+            </w:r>
+            <w:r>
+              <w:rPr>
+                <w:noProof/>
+                <w:webHidden/>
+              </w:rPr>
+              <w:instrText xml:space="preserve"> PAGEREF _Toc240386740 \h </w:instrText>
+            </w:r>
+            <w:r>
+              <w:rPr>
+                <w:noProof/>
+                <w:webHidden/>
+              </w:rPr>
+            </w:r>
+            <w:r>
+              <w:rPr>
+                <w:noProof/>
+                <w:webHidden/>
+              </w:rPr>
+              <w:fldChar w:fldCharType="separate"/>
+            </w:r>
+            <w:r>
+              <w:rPr>
+                <w:noProof/>
+                <w:webHidden/>
+              </w:rPr>
+              <w:t>4</w:t>
+            </w:r>
+            <w:r>
+              <w:rPr>
+                <w:noProof/>
+                <w:webHidden/>
+              </w:rPr>
+              <w:fldChar w:fldCharType="end"/>
+            </w:r>
+          </w:hyperlink>
+        </w:p>
+        <w:p>
+          <w:pPr>
+            <w:pStyle w:val="TM3"/>
+            <w:tabs>
+              <w:tab w:val="right" w:leader="dot" w:pos="8630"/>
+            </w:tabs>
+            <w:rPr>
+              <w:rFonts w:eastAsiaTheme="minorEastAsia"/>
+              <w:noProof/>
+              <w:sz w:val="24"/>
+              <w:lang w:eastAsia="fr-CA"/>
+            </w:rPr>
+          </w:pPr>
+          <w:hyperlink w:anchor="_Toc240386741" w:history="1">
+            <w:r>
+              <w:rPr>
+                <w:rStyle w:val="Lienhypertexte"/>
+                <w:noProof/>
+              </w:rPr>
+              <w:t>Caractéristiques de base du robot</w:t>
+            </w:r>
+            <w:r>
+              <w:rPr>
+                <w:noProof/>
+                <w:webHidden/>
+              </w:rPr>
+              <w:tab/>
+            </w:r>
+            <w:r>
+              <w:rPr>
+                <w:noProof/>
+                <w:webHidden/>
+              </w:rPr>
+              <w:fldChar w:fldCharType="begin"/>
+            </w:r>
+            <w:r>
+              <w:rPr>
+                <w:noProof/>
+                <w:webHidden/>
+              </w:rPr>
+              <w:instrText xml:space="preserve"> PAGEREF _Toc240386741 \h </w:instrText>
+            </w:r>
+            <w:r>
+              <w:rPr>
+                <w:noProof/>
+                <w:webHidden/>
+              </w:rPr>
+            </w:r>
+            <w:r>
+              <w:rPr>
+                <w:noProof/>
+                <w:webHidden/>
+              </w:rPr>
+              <w:fldChar w:fldCharType="separate"/>
+            </w:r>
+            <w:r>
+              <w:rPr>
+                <w:noProof/>
+                <w:webHidden/>
+              </w:rPr>
               <w:t>5</w:t>
+            </w:r>
+            <w:r>
+              <w:rPr>
+                <w:noProof/>
+                <w:webHidden/>
+              </w:rPr>
+              <w:fldChar w:fldCharType="end"/>
+            </w:r>
+          </w:hyperlink>
+        </w:p>
+        <w:p>
+          <w:pPr>
+            <w:pStyle w:val="TM3"/>
+            <w:tabs>
+              <w:tab w:val="right" w:leader="dot" w:pos="8630"/>
+            </w:tabs>
+            <w:rPr>
+              <w:rFonts w:eastAsiaTheme="minorEastAsia"/>
+              <w:noProof/>
+              <w:sz w:val="24"/>
+              <w:lang w:eastAsia="fr-CA"/>
+            </w:rPr>
+          </w:pPr>
+          <w:hyperlink w:anchor="_Toc240386742" w:history="1">
+            <w:r>
+              <w:rPr>
+                <w:rStyle w:val="Lienhypertexte"/>
+                <w:noProof/>
+              </w:rPr>
+              <w:t>Gestion du combat</w:t>
+            </w:r>
+            <w:r>
+              <w:rPr>
+                <w:noProof/>
+                <w:webHidden/>
+              </w:rPr>
+              <w:tab/>
+            </w:r>
+            <w:r>
+              <w:rPr>
+                <w:noProof/>
+                <w:webHidden/>
+              </w:rPr>
+              <w:fldChar w:fldCharType="begin"/>
+            </w:r>
+            <w:r>
+              <w:rPr>
+                <w:noProof/>
+                <w:webHidden/>
+              </w:rPr>
+              <w:instrText xml:space="preserve"> PAGEREF _Toc240386742 \h </w:instrText>
+            </w:r>
+            <w:r>
+              <w:rPr>
+                <w:noProof/>
+                <w:webHidden/>
+              </w:rPr>
+            </w:r>
+            <w:r>
+              <w:rPr>
+                <w:noProof/>
+                <w:webHidden/>
+              </w:rPr>
+              <w:fldChar w:fldCharType="separate"/>
+            </w:r>
+            <w:r>
+              <w:rPr>
+                <w:noProof/>
+                <w:webHidden/>
+              </w:rPr>
+              <w:t>5</w:t>
+            </w:r>
+            <w:r>
+              <w:rPr>
+                <w:noProof/>
+                <w:webHidden/>
+              </w:rPr>
+              <w:fldChar w:fldCharType="end"/>
+            </w:r>
+          </w:hyperlink>
+        </w:p>
+        <w:p>
+          <w:pPr>
+            <w:pStyle w:val="TM3"/>
+            <w:tabs>
+              <w:tab w:val="right" w:leader="dot" w:pos="8630"/>
+            </w:tabs>
+            <w:rPr>
+              <w:rFonts w:eastAsiaTheme="minorEastAsia"/>
+              <w:noProof/>
+              <w:sz w:val="24"/>
+              <w:lang w:eastAsia="fr-CA"/>
+            </w:rPr>
+          </w:pPr>
+          <w:hyperlink w:anchor="_Toc240386743" w:history="1">
+            <w:r>
+              <w:rPr>
+                <w:rStyle w:val="Lienhypertexte"/>
+                <w:noProof/>
+              </w:rPr>
+              <w:t>Gestion des actions</w:t>
+            </w:r>
+            <w:r>
+              <w:rPr>
+                <w:noProof/>
+                <w:webHidden/>
+              </w:rPr>
+              <w:tab/>
+            </w:r>
+            <w:r>
+              <w:rPr>
+                <w:noProof/>
+                <w:webHidden/>
+              </w:rPr>
+              <w:fldChar w:fldCharType="begin"/>
+            </w:r>
+            <w:r>
+              <w:rPr>
+                <w:noProof/>
+                <w:webHidden/>
+              </w:rPr>
+              <w:instrText xml:space="preserve"> PAGEREF _Toc240386743 \h </w:instrText>
+            </w:r>
+            <w:r>
+              <w:rPr>
+                <w:noProof/>
+                <w:webHidden/>
+              </w:rPr>
+            </w:r>
+            <w:r>
+              <w:rPr>
+                <w:noProof/>
+                <w:webHidden/>
+              </w:rPr>
+              <w:fldChar w:fldCharType="separate"/>
+            </w:r>
+            <w:r>
+              <w:rPr>
+                <w:noProof/>
+                <w:webHidden/>
+              </w:rPr>
+              <w:t>5</w:t>
+            </w:r>
+            <w:r>
+              <w:rPr>
+                <w:noProof/>
+                <w:webHidden/>
+              </w:rPr>
+              <w:fldChar w:fldCharType="end"/>
+            </w:r>
+          </w:hyperlink>
+        </w:p>
+        <w:p>
+          <w:pPr>
+            <w:pStyle w:val="TM3"/>
+            <w:tabs>
+              <w:tab w:val="right" w:leader="dot" w:pos="8630"/>
+            </w:tabs>
+            <w:rPr>
+              <w:rFonts w:eastAsiaTheme="minorEastAsia"/>
+              <w:noProof/>
+              <w:sz w:val="24"/>
+              <w:lang w:eastAsia="fr-CA"/>
+            </w:rPr>
+          </w:pPr>
+          <w:hyperlink w:anchor="_Toc240386744" w:history="1">
+            <w:r>
+              <w:rPr>
+                <w:rStyle w:val="Lienhypertexte"/>
+                <w:noProof/>
+              </w:rPr>
+              <w:t>Gestion client-serveur</w:t>
+            </w:r>
+            <w:r>
+              <w:rPr>
+                <w:noProof/>
+                <w:webHidden/>
+              </w:rPr>
+              <w:tab/>
+            </w:r>
+            <w:r>
+              <w:rPr>
+                <w:noProof/>
+                <w:webHidden/>
+              </w:rPr>
+              <w:fldChar w:fldCharType="begin"/>
+            </w:r>
+            <w:r>
+              <w:rPr>
+                <w:noProof/>
+                <w:webHidden/>
+              </w:rPr>
+              <w:instrText xml:space="preserve"> PAGEREF _Toc240386744 \h </w:instrText>
+            </w:r>
+            <w:r>
+              <w:rPr>
+                <w:noProof/>
+                <w:webHidden/>
+              </w:rPr>
+            </w:r>
+            <w:r>
+              <w:rPr>
+                <w:noProof/>
+                <w:webHidden/>
+              </w:rPr>
+              <w:fldChar w:fldCharType="separate"/>
+            </w:r>
+            <w:r>
+              <w:rPr>
+                <w:noProof/>
+                <w:webHidden/>
+              </w:rPr>
+              <w:t>6</w:t>
+            </w:r>
+            <w:r>
+              <w:rPr>
+                <w:noProof/>
+                <w:webHidden/>
+              </w:rPr>
+              <w:fldChar w:fldCharType="end"/>
+            </w:r>
+          </w:hyperlink>
+        </w:p>
+        <w:p>
+          <w:pPr>
+            <w:pStyle w:val="TM3"/>
+            <w:tabs>
+              <w:tab w:val="right" w:leader="dot" w:pos="8630"/>
+            </w:tabs>
+            <w:rPr>
+              <w:rFonts w:eastAsiaTheme="minorEastAsia"/>
+              <w:noProof/>
+              <w:sz w:val="24"/>
+              <w:lang w:eastAsia="fr-CA"/>
+            </w:rPr>
+          </w:pPr>
+          <w:hyperlink w:anchor="_Toc240386745" w:history="1">
+            <w:r>
+              <w:rPr>
+                <w:rStyle w:val="Lienhypertexte"/>
+                <w:noProof/>
+              </w:rPr>
+              <w:t>Gestion de la fin de partie</w:t>
+            </w:r>
+            <w:r>
+              <w:rPr>
+                <w:noProof/>
+                <w:webHidden/>
+              </w:rPr>
+              <w:tab/>
+            </w:r>
+            <w:r>
+              <w:rPr>
+                <w:noProof/>
+                <w:webHidden/>
+              </w:rPr>
+              <w:fldChar w:fldCharType="begin"/>
+            </w:r>
+            <w:r>
+              <w:rPr>
+                <w:noProof/>
+                <w:webHidden/>
+              </w:rPr>
+              <w:instrText xml:space="preserve"> PAGEREF _Toc240386745 \h </w:instrText>
+            </w:r>
+            <w:r>
+              <w:rPr>
+                <w:noProof/>
+                <w:webHidden/>
+              </w:rPr>
+            </w:r>
+            <w:r>
+              <w:rPr>
+                <w:noProof/>
+                <w:webHidden/>
+              </w:rPr>
+              <w:fldChar w:fldCharType="separate"/>
+            </w:r>
+            <w:r>
+              <w:rPr>
+                <w:noProof/>
+                <w:webHidden/>
+              </w:rPr>
+              <w:t>6</w:t>
+            </w:r>
+            <w:r>
+              <w:rPr>
+                <w:noProof/>
+                <w:webHidden/>
+              </w:rPr>
+              <w:fldChar w:fldCharType="end"/>
+            </w:r>
+          </w:hyperlink>
+        </w:p>
+        <w:p>
+          <w:pPr>
+            <w:pStyle w:val="TM3"/>
+            <w:tabs>
+              <w:tab w:val="right" w:leader="dot" w:pos="8630"/>
+            </w:tabs>
+            <w:rPr>
+              <w:rFonts w:eastAsiaTheme="minorEastAsia"/>
+              <w:noProof/>
+              <w:sz w:val="24"/>
+              <w:lang w:eastAsia="fr-CA"/>
+            </w:rPr>
+          </w:pPr>
+          <w:hyperlink w:anchor="_Toc240386746" w:history="1">
+            <w:r>
+              <w:rPr>
+                <w:rStyle w:val="Lienhypertexte"/>
+                <w:noProof/>
+              </w:rPr>
+              <w:t>Interface utilisateur</w:t>
+            </w:r>
+            <w:r>
+              <w:rPr>
+                <w:noProof/>
+                <w:webHidden/>
+              </w:rPr>
+              <w:tab/>
+            </w:r>
+            <w:r>
+              <w:rPr>
+                <w:noProof/>
+                <w:webHidden/>
+              </w:rPr>
+              <w:fldChar w:fldCharType="begin"/>
+            </w:r>
+            <w:r>
+              <w:rPr>
+                <w:noProof/>
+                <w:webHidden/>
+              </w:rPr>
+              <w:instrText xml:space="preserve"> PAGEREF _Toc240386746 \h </w:instrText>
+            </w:r>
+            <w:r>
+              <w:rPr>
+                <w:noProof/>
+                <w:webHidden/>
+              </w:rPr>
+            </w:r>
+            <w:r>
+              <w:rPr>
+                <w:noProof/>
+                <w:webHidden/>
+              </w:rPr>
+              <w:fldChar w:fldCharType="separate"/>
+            </w:r>
+            <w:r>
+              <w:rPr>
+                <w:noProof/>
+                <w:webHidden/>
+              </w:rPr>
+              <w:t>7</w:t>
+            </w:r>
+            <w:r>
+              <w:rPr>
+                <w:noProof/>
+                <w:webHidden/>
+              </w:rPr>
+              <w:fldChar w:fldCharType="end"/>
+            </w:r>
+          </w:hyperlink>
+        </w:p>
+        <w:p>
+          <w:pPr>
+            <w:pStyle w:val="TM1"/>
+            <w:tabs>
+              <w:tab w:val="right" w:leader="dot" w:pos="8630"/>
+            </w:tabs>
+            <w:rPr>
+              <w:rFonts w:eastAsiaTheme="minorEastAsia"/>
+              <w:noProof/>
+              <w:sz w:val="24"/>
+              <w:lang w:eastAsia="fr-CA"/>
+            </w:rPr>
+          </w:pPr>
+          <w:hyperlink w:anchor="_Toc240386747" w:history="1">
+            <w:r>
+              <w:rPr>
+                <w:rStyle w:val="Lienhypertexte"/>
+                <w:noProof/>
+              </w:rPr>
+              <w:t>3.Contraintes du projet</w:t>
+            </w:r>
+            <w:r>
+              <w:rPr>
+                <w:noProof/>
+                <w:webHidden/>
+              </w:rPr>
+              <w:tab/>
+            </w:r>
+            <w:r>
+              <w:rPr>
+                <w:noProof/>
+                <w:webHidden/>
+              </w:rPr>
+              <w:fldChar w:fldCharType="begin"/>
+            </w:r>
+            <w:r>
+              <w:rPr>
+                <w:noProof/>
+                <w:webHidden/>
+              </w:rPr>
+              <w:instrText xml:space="preserve"> PAGEREF _Toc240386747 \h </w:instrText>
+            </w:r>
+            <w:r>
+              <w:rPr>
+                <w:noProof/>
+                <w:webHidden/>
+              </w:rPr>
+            </w:r>
+            <w:r>
+              <w:rPr>
+                <w:noProof/>
+                <w:webHidden/>
+              </w:rPr>
+              <w:fldChar w:fldCharType="separate"/>
+            </w:r>
+            <w:r>
+              <w:rPr>
+                <w:noProof/>
+                <w:webHidden/>
+              </w:rPr>
+              <w:t>7</w:t>
             </w:r>
             <w:r>
               <w:rPr>
@@ -4644,16 +5308,17 @@
             <w:rPr>
               <w:rFonts w:eastAsiaTheme="minorEastAsia"/>
               <w:noProof/>
+              <w:sz w:val="24"/>
               <w:lang w:eastAsia="fr-CA"/>
             </w:rPr>
           </w:pPr>
-          <w:hyperlink w:anchor="_Toc226946088" w:history="1">
+          <w:hyperlink w:anchor="_Toc240386748" w:history="1">
             <w:r>
               <w:rPr>
                 <w:rStyle w:val="Lienhypertexte"/>
                 <w:noProof/>
               </w:rPr>
-              <w:t>Fonctionnalités</w:t>
+              <w:t>Contraintes techniques</w:t>
             </w:r>
             <w:r>
               <w:rPr>
@@ -4674,7 +5339,7 @@
                 <w:noProof/>
                 <w:webHidden/>
               </w:rPr>
-              <w:instrText xml:space="preserve"> PAGEREF _Toc226946088 \h </w:instrText>
+              <w:instrText xml:space="preserve"> PAGEREF _Toc240386748 \h </w:instrText>
             </w:r>
             <w:r>
               <w:rPr>
@@ -4694,7 +5359,7 @@
                 <w:noProof/>
                 <w:webHidden/>
               </w:rPr>
-              <w:t>5</w:t>
+              <w:t>7</w:t>
             </w:r>
             <w:r>
               <w:rPr>
@@ -4707,23 +5372,24 @@
         </w:p>
         <w:p>
           <w:pPr>
-            <w:pStyle w:val="TM3"/>
+            <w:pStyle w:val="TM1"/>
             <w:tabs>
               <w:tab w:val="right" w:leader="dot" w:pos="8630"/>
             </w:tabs>
             <w:rPr>
               <w:rFonts w:eastAsiaTheme="minorEastAsia"/>
               <w:noProof/>
+              <w:sz w:val="24"/>
               <w:lang w:eastAsia="fr-CA"/>
             </w:rPr>
           </w:pPr>
-          <w:hyperlink w:anchor="_Toc226946089" w:history="1">
+          <w:hyperlink w:anchor="_Toc240386749" w:history="1">
             <w:r>
               <w:rPr>
                 <w:rStyle w:val="Lienhypertexte"/>
                 <w:noProof/>
               </w:rPr>
-              <w:t>Gestion de la partie</w:t>
+              <w:t>4.Solution de développement</w:t>
             </w:r>
             <w:r>
               <w:rPr>
@@ -4744,287 +5410,7 @@
                 <w:noProof/>
                 <w:webHidden/>
               </w:rPr>
-              <w:instrText xml:space="preserve"> PAGEREF _Toc226946089 \h </w:instrText>
-            </w:r>
-            <w:r>
-              <w:rPr>
-                <w:noProof/>
-                <w:webHidden/>
-              </w:rPr>
-            </w:r>
-            <w:r>
-              <w:rPr>
-                <w:noProof/>
-                <w:webHidden/>
-              </w:rPr>
-              <w:fldChar w:fldCharType="separate"/>
-            </w:r>
-            <w:r>
-              <w:rPr>
-                <w:noProof/>
-                <w:webHidden/>
-              </w:rPr>
-              <w:t>5</w:t>
-            </w:r>
-            <w:r>
-              <w:rPr>
-                <w:noProof/>
-                <w:webHidden/>
-              </w:rPr>
-              <w:fldChar w:fldCharType="end"/>
-            </w:r>
-          </w:hyperlink>
-        </w:p>
-        <w:p>
-          <w:pPr>
-            <w:pStyle w:val="TM3"/>
-            <w:tabs>
-              <w:tab w:val="right" w:leader="dot" w:pos="8630"/>
-            </w:tabs>
-            <w:rPr>
-              <w:rFonts w:eastAsiaTheme="minorEastAsia"/>
-              <w:noProof/>
-              <w:lang w:eastAsia="fr-CA"/>
-            </w:rPr>
-          </w:pPr>
-          <w:hyperlink w:anchor="_Toc226946090" w:history="1">
-            <w:r>
-              <w:rPr>
-                <w:rStyle w:val="Lienhypertexte"/>
-                <w:noProof/>
-              </w:rPr>
-              <w:t>Gestion du plateau</w:t>
-            </w:r>
-            <w:r>
-              <w:rPr>
-                <w:noProof/>
-                <w:webHidden/>
-              </w:rPr>
-              <w:tab/>
-            </w:r>
-            <w:r>
-              <w:rPr>
-                <w:noProof/>
-                <w:webHidden/>
-              </w:rPr>
-              <w:fldChar w:fldCharType="begin"/>
-            </w:r>
-            <w:r>
-              <w:rPr>
-                <w:noProof/>
-                <w:webHidden/>
-              </w:rPr>
-              <w:instrText xml:space="preserve"> PAGEREF _Toc226946090 \h </w:instrText>
-            </w:r>
-            <w:r>
-              <w:rPr>
-                <w:noProof/>
-                <w:webHidden/>
-              </w:rPr>
-            </w:r>
-            <w:r>
-              <w:rPr>
-                <w:noProof/>
-                <w:webHidden/>
-              </w:rPr>
-              <w:fldChar w:fldCharType="separate"/>
-            </w:r>
-            <w:r>
-              <w:rPr>
-                <w:noProof/>
-                <w:webHidden/>
-              </w:rPr>
-              <w:t>6</w:t>
-            </w:r>
-            <w:r>
-              <w:rPr>
-                <w:noProof/>
-                <w:webHidden/>
-              </w:rPr>
-              <w:fldChar w:fldCharType="end"/>
-            </w:r>
-          </w:hyperlink>
-        </w:p>
-        <w:p>
-          <w:pPr>
-            <w:pStyle w:val="TM3"/>
-            <w:tabs>
-              <w:tab w:val="right" w:leader="dot" w:pos="8630"/>
-            </w:tabs>
-            <w:rPr>
-              <w:rFonts w:eastAsiaTheme="minorEastAsia"/>
-              <w:noProof/>
-              <w:lang w:eastAsia="fr-CA"/>
-            </w:rPr>
-          </w:pPr>
-          <w:hyperlink w:anchor="_Toc226946091" w:history="1">
-            <w:r>
-              <w:rPr>
-                <w:rStyle w:val="Lienhypertexte"/>
-                <w:noProof/>
-              </w:rPr>
-              <w:t>Gestion des règles</w:t>
-            </w:r>
-            <w:r>
-              <w:rPr>
-                <w:noProof/>
-                <w:webHidden/>
-              </w:rPr>
-              <w:tab/>
-            </w:r>
-            <w:r>
-              <w:rPr>
-                <w:noProof/>
-                <w:webHidden/>
-              </w:rPr>
-              <w:fldChar w:fldCharType="begin"/>
-            </w:r>
-            <w:r>
-              <w:rPr>
-                <w:noProof/>
-                <w:webHidden/>
-              </w:rPr>
-              <w:instrText xml:space="preserve"> PAGEREF _Toc226946091 \h </w:instrText>
-            </w:r>
-            <w:r>
-              <w:rPr>
-                <w:noProof/>
-                <w:webHidden/>
-              </w:rPr>
-            </w:r>
-            <w:r>
-              <w:rPr>
-                <w:noProof/>
-                <w:webHidden/>
-              </w:rPr>
-              <w:fldChar w:fldCharType="separate"/>
-            </w:r>
-            <w:r>
-              <w:rPr>
-                <w:noProof/>
-                <w:webHidden/>
-              </w:rPr>
-              <w:t>6</w:t>
-            </w:r>
-            <w:r>
-              <w:rPr>
-                <w:noProof/>
-                <w:webHidden/>
-              </w:rPr>
-              <w:fldChar w:fldCharType="end"/>
-            </w:r>
-          </w:hyperlink>
-        </w:p>
-        <w:p>
-          <w:pPr>
-            <w:pStyle w:val="TM3"/>
-            <w:tabs>
-              <w:tab w:val="right" w:leader="dot" w:pos="8630"/>
-            </w:tabs>
-            <w:rPr>
-              <w:rFonts w:eastAsiaTheme="minorEastAsia"/>
-              <w:noProof/>
-              <w:lang w:eastAsia="fr-CA"/>
-            </w:rPr>
-          </w:pPr>
-          <w:hyperlink w:anchor="_Toc226946092" w:history="1">
-            <w:r>
-              <w:rPr>
-                <w:rStyle w:val="Lienhypertexte"/>
-                <w:noProof/>
-              </w:rPr>
-              <w:t>Gestion des données</w:t>
-            </w:r>
-            <w:r>
-              <w:rPr>
-                <w:noProof/>
-                <w:webHidden/>
-              </w:rPr>
-              <w:tab/>
-            </w:r>
-            <w:r>
-              <w:rPr>
-                <w:noProof/>
-                <w:webHidden/>
-              </w:rPr>
-              <w:fldChar w:fldCharType="begin"/>
-            </w:r>
-            <w:r>
-              <w:rPr>
-                <w:noProof/>
-                <w:webHidden/>
-              </w:rPr>
-              <w:instrText xml:space="preserve"> PAGEREF _Toc226946092 \h </w:instrText>
-            </w:r>
-            <w:r>
-              <w:rPr>
-                <w:noProof/>
-                <w:webHidden/>
-              </w:rPr>
-            </w:r>
-            <w:r>
-              <w:rPr>
-                <w:noProof/>
-                <w:webHidden/>
-              </w:rPr>
-              <w:fldChar w:fldCharType="separate"/>
-            </w:r>
-            <w:r>
-              <w:rPr>
-                <w:noProof/>
-                <w:webHidden/>
-              </w:rPr>
-              <w:t>7</w:t>
-            </w:r>
-            <w:r>
-              <w:rPr>
-                <w:noProof/>
-                <w:webHidden/>
-              </w:rPr>
-              <w:fldChar w:fldCharType="end"/>
-            </w:r>
-          </w:hyperlink>
-        </w:p>
-        <w:p>
-          <w:pPr>
-            <w:pStyle w:val="TM3"/>
-            <w:tabs>
-              <w:tab w:val="right" w:leader="dot" w:pos="8630"/>
-            </w:tabs>
-            <w:rPr>
-              <w:rFonts w:eastAsiaTheme="minorEastAsia"/>
-              <w:noProof/>
-              <w:lang w:eastAsia="fr-CA"/>
-            </w:rPr>
-          </w:pPr>
-          <w:hyperlink w:anchor="_Toc226946093" w:history="1">
-            <w:r>
-              <w:rPr>
-                <w:rStyle w:val="Lienhypertexte"/>
-                <w:noProof/>
-              </w:rPr>
-              <w:t>Interface utilisateur</w:t>
-            </w:r>
-            <w:r>
-              <w:rPr>
-                <w:noProof/>
-                <w:webHidden/>
-              </w:rPr>
-              <w:tab/>
-            </w:r>
-            <w:r>
-              <w:rPr>
-                <w:noProof/>
-                <w:webHidden/>
-              </w:rPr>
-              <w:fldChar w:fldCharType="begin"/>
-            </w:r>
-            <w:r>
-              <w:rPr>
-                <w:noProof/>
-                <w:webHidden/>
-              </w:rPr>
-              <w:instrText xml:space="preserve"> PAGEREF _Toc226946093 \h </w:instrText>
+              <w:instrText xml:space="preserve"> PAGEREF _Toc240386749 \h </w:instrText>
             </w:r>
             <w:r>
               <w:rPr>
@@ -5064,16 +5450,17 @@
             <w:rPr>
               <w:rFonts w:eastAsiaTheme="minorEastAsia"/>
               <w:noProof/>
+              <w:sz w:val="24"/>
               <w:lang w:eastAsia="fr-CA"/>
             </w:rPr>
           </w:pPr>
-          <w:hyperlink w:anchor="_Toc226946094" w:history="1">
+          <w:hyperlink w:anchor="_Toc240386750" w:history="1">
             <w:r>
               <w:rPr>
                 <w:rStyle w:val="Lienhypertexte"/>
                 <w:noProof/>
               </w:rPr>
-              <w:t>Critères d’acceptabilité</w:t>
+              <w:t>Solution</w:t>
             </w:r>
             <w:r>
               <w:rPr>
@@ -5094,7 +5481,7 @@
                 <w:noProof/>
                 <w:webHidden/>
               </w:rPr>
-              <w:instrText xml:space="preserve"> PAGEREF _Toc226946094 \h </w:instrText>
+              <w:instrText xml:space="preserve"> PAGEREF _Toc240386750 \h </w:instrText>
             </w:r>
             <w:r>
               <w:rPr>
@@ -5115,6 +5502,77 @@
                 <w:webHidden/>
               </w:rPr>
               <w:t>7</w:t>
+            </w:r>
+            <w:r>
+              <w:rPr>
+                <w:noProof/>
+                <w:webHidden/>
+              </w:rPr>
+              <w:fldChar w:fldCharType="end"/>
+            </w:r>
+          </w:hyperlink>
+        </w:p>
+        <w:p>
+          <w:pPr>
+            <w:pStyle w:val="TM2"/>
+            <w:tabs>
+              <w:tab w:val="right" w:leader="dot" w:pos="8630"/>
+            </w:tabs>
+            <w:rPr>
+              <w:rFonts w:eastAsiaTheme="minorEastAsia"/>
+              <w:noProof/>
+              <w:sz w:val="24"/>
+              <w:lang w:eastAsia="fr-CA"/>
+            </w:rPr>
+          </w:pPr>
+          <w:hyperlink w:anchor="_Toc240386751" w:history="1">
+            <w:r>
+              <w:rPr>
+                <w:rStyle w:val="Lienhypertexte"/>
+                <w:noProof/>
+              </w:rPr>
+              <w:t>Argumentation</w:t>
+            </w:r>
+            <w:r>
+              <w:rPr>
+                <w:noProof/>
+                <w:webHidden/>
+              </w:rPr>
+              <w:tab/>
+            </w:r>
+            <w:r>
+              <w:rPr>
+                <w:noProof/>
+                <w:webHidden/>
+              </w:rPr>
+              <w:fldChar w:fldCharType="begin"/>
+            </w:r>
+            <w:r>
+              <w:rPr>
+                <w:noProof/>
+                <w:webHidden/>
+              </w:rPr>
+              <w:instrText xml:space="preserve"> PAGEREF _Toc240386751 \h </w:instrText>
+            </w:r>
+            <w:r>
+              <w:rPr>
+                <w:noProof/>
+                <w:webHidden/>
+              </w:rPr>
+            </w:r>
+            <w:r>
+              <w:rPr>
+                <w:noProof/>
+                <w:webHidden/>
+              </w:rPr>
+              <w:fldChar w:fldCharType="separate"/>
+            </w:r>
+            <w:r>
+              <w:rPr>
+                <w:noProof/>
+                <w:webHidden/>
+              </w:rPr>
+              <w:t>8</w:t>
             </w:r>
             <w:r>
               <w:rPr>
@@ -5134,16 +5592,17 @@
             <w:rPr>
               <w:rFonts w:eastAsiaTheme="minorEastAsia"/>
               <w:noProof/>
+              <w:sz w:val="24"/>
               <w:lang w:eastAsia="fr-CA"/>
             </w:rPr>
           </w:pPr>
-          <w:hyperlink w:anchor="_Toc226946095" w:history="1">
+          <w:hyperlink w:anchor="_Toc240386752" w:history="1">
             <w:r>
               <w:rPr>
                 <w:rStyle w:val="Lienhypertexte"/>
                 <w:noProof/>
               </w:rPr>
-              <w:t>3.Contraintes du projet</w:t>
+              <w:t>6.Spécifications techniques</w:t>
             </w:r>
             <w:r>
               <w:rPr>
@@ -5164,7 +5623,7 @@
                 <w:noProof/>
                 <w:webHidden/>
               </w:rPr>
-              <w:instrText xml:space="preserve"> PAGEREF _Toc226946095 \h </w:instrText>
+              <w:instrText xml:space="preserve"> PAGEREF _Toc240386752 \h </w:instrText>
             </w:r>
             <w:r>
               <w:rPr>
@@ -5204,16 +5663,17 @@
             <w:rPr>
               <w:rFonts w:eastAsiaTheme="minorEastAsia"/>
               <w:noProof/>
+              <w:sz w:val="24"/>
               <w:lang w:eastAsia="fr-CA"/>
             </w:rPr>
           </w:pPr>
-          <w:hyperlink w:anchor="_Toc226946096" w:history="1">
+          <w:hyperlink w:anchor="_Toc240386753" w:history="1">
             <w:r>
               <w:rPr>
                 <w:rStyle w:val="Lienhypertexte"/>
                 <w:noProof/>
               </w:rPr>
-              <w:t>Contraintes des coûts</w:t>
+              <w:t>Langage de développement</w:t>
             </w:r>
             <w:r>
               <w:rPr>
@@ -5234,7 +5694,7 @@
                 <w:noProof/>
                 <w:webHidden/>
               </w:rPr>
-              <w:instrText xml:space="preserve"> PAGEREF _Toc226946096 \h </w:instrText>
+              <w:instrText xml:space="preserve"> PAGEREF _Toc240386753 \h </w:instrText>
             </w:r>
             <w:r>
               <w:rPr>
@@ -5274,16 +5734,17 @@
             <w:rPr>
               <w:rFonts w:eastAsiaTheme="minorEastAsia"/>
               <w:noProof/>
+              <w:sz w:val="24"/>
               <w:lang w:eastAsia="fr-CA"/>
             </w:rPr>
           </w:pPr>
-          <w:hyperlink w:anchor="_Toc226946097" w:history="1">
+          <w:hyperlink w:anchor="_Toc240386754" w:history="1">
             <w:r>
               <w:rPr>
                 <w:rStyle w:val="Lienhypertexte"/>
                 <w:noProof/>
               </w:rPr>
-              <w:t>Contraintes de délais</w:t>
+              <w:t>Patron de conception</w:t>
             </w:r>
             <w:r>
               <w:rPr>
@@ -5304,7 +5765,7 @@
                 <w:noProof/>
                 <w:webHidden/>
               </w:rPr>
-              <w:instrText xml:space="preserve"> PAGEREF _Toc226946097 \h </w:instrText>
+              <w:instrText xml:space="preserve"> PAGEREF _Toc240386754 \h </w:instrText>
             </w:r>
             <w:r>
               <w:rPr>
@@ -5324,7 +5785,7 @@
                 <w:noProof/>
                 <w:webHidden/>
               </w:rPr>
-              <w:t>9</w:t>
+              <w:t>8</w:t>
             </w:r>
             <w:r>
               <w:rPr>
@@ -5344,16 +5805,17 @@
             <w:rPr>
               <w:rFonts w:eastAsiaTheme="minorEastAsia"/>
               <w:noProof/>
+              <w:sz w:val="24"/>
               <w:lang w:eastAsia="fr-CA"/>
             </w:rPr>
           </w:pPr>
-          <w:hyperlink w:anchor="_Toc226946098" w:history="1">
+          <w:hyperlink w:anchor="_Toc240386755" w:history="1">
             <w:r>
               <w:rPr>
                 <w:rStyle w:val="Lienhypertexte"/>
                 <w:noProof/>
               </w:rPr>
-              <w:t>Contraintes techniques</w:t>
+              <w:t>Outils utilisés</w:t>
             </w:r>
             <w:r>
               <w:rPr>
@@ -5374,7 +5836,7 @@
                 <w:noProof/>
                 <w:webHidden/>
               </w:rPr>
-              <w:instrText xml:space="preserve"> PAGEREF _Toc226946098 \h </w:instrText>
+              <w:instrText xml:space="preserve"> PAGEREF _Toc240386755 \h </w:instrText>
             </w:r>
             <w:r>
               <w:rPr>
@@ -5394,7 +5856,7 @@
                 <w:noProof/>
                 <w:webHidden/>
               </w:rPr>
-              <w:t>9</w:t>
+              <w:t>8</w:t>
             </w:r>
             <w:r>
               <w:rPr>
@@ -5407,1296 +5869,27 @@
         </w:p>
         <w:p>
           <w:pPr>
-            <w:pStyle w:val="TM1"/>
-            <w:tabs>
-              <w:tab w:val="right" w:leader="dot" w:pos="8630"/>
-            </w:tabs>
-            <w:rPr>
-              <w:rFonts w:eastAsiaTheme="minorEastAsia"/>
-              <w:noProof/>
-              <w:lang w:eastAsia="fr-CA"/>
-            </w:rPr>
+            <w:ind w:left="0"/>
           </w:pPr>
-          <w:hyperlink w:anchor="_Toc226946099" w:history="1">
-            <w:r>
-              <w:rPr>
-                <w:rStyle w:val="Lienhypertexte"/>
-                <w:noProof/>
-              </w:rPr>
-              <w:t>4.Solutions de développement</w:t>
-            </w:r>
-            <w:r>
-              <w:rPr>
-                <w:noProof/>
-                <w:webHidden/>
-              </w:rPr>
-              <w:tab/>
-            </w:r>
-            <w:r>
-              <w:rPr>
-                <w:noProof/>
-                <w:webHidden/>
-              </w:rPr>
-              <w:fldChar w:fldCharType="begin"/>
-            </w:r>
-            <w:r>
-              <w:rPr>
-                <w:noProof/>
-                <w:webHidden/>
-              </w:rPr>
-              <w:instrText xml:space="preserve"> PAGEREF _Toc226946099 \h </w:instrText>
-            </w:r>
-            <w:r>
-              <w:rPr>
-                <w:noProof/>
-                <w:webHidden/>
-              </w:rPr>
-            </w:r>
-            <w:r>
-              <w:rPr>
-                <w:noProof/>
-                <w:webHidden/>
-              </w:rPr>
-              <w:fldChar w:fldCharType="separate"/>
-            </w:r>
-            <w:r>
-              <w:rPr>
-                <w:noProof/>
-                <w:webHidden/>
-              </w:rPr>
-              <w:t>9</w:t>
-            </w:r>
-            <w:r>
-              <w:rPr>
-                <w:noProof/>
-                <w:webHidden/>
-              </w:rPr>
-              <w:fldChar w:fldCharType="end"/>
-            </w:r>
-          </w:hyperlink>
-        </w:p>
-        <w:p>
-          <w:pPr>
-            <w:pStyle w:val="TM2"/>
-            <w:tabs>
-              <w:tab w:val="right" w:leader="dot" w:pos="8630"/>
-            </w:tabs>
-            <w:rPr>
-              <w:rFonts w:eastAsiaTheme="minorEastAsia"/>
-              <w:noProof/>
-              <w:lang w:eastAsia="fr-CA"/>
-            </w:rPr>
-          </w:pPr>
-          <w:hyperlink w:anchor="_Toc226946100" w:history="1">
-            <w:r>
-              <w:rPr>
-                <w:rStyle w:val="Lienhypertexte"/>
-                <w:noProof/>
-              </w:rPr>
-              <w:t>Solution A – Application web</w:t>
-            </w:r>
-            <w:r>
-              <w:rPr>
-                <w:noProof/>
-                <w:webHidden/>
-              </w:rPr>
-              <w:tab/>
-            </w:r>
-            <w:r>
-              <w:rPr>
-                <w:noProof/>
-                <w:webHidden/>
-              </w:rPr>
-              <w:fldChar w:fldCharType="begin"/>
-            </w:r>
-            <w:r>
-              <w:rPr>
-                <w:noProof/>
-                <w:webHidden/>
-              </w:rPr>
-              <w:instrText xml:space="preserve"> PAGEREF _Toc226946100 \h </w:instrText>
-            </w:r>
-            <w:r>
-              <w:rPr>
-                <w:noProof/>
-                <w:webHidden/>
-              </w:rPr>
-            </w:r>
-            <w:r>
-              <w:rPr>
-                <w:noProof/>
-                <w:webHidden/>
-              </w:rPr>
-              <w:fldChar w:fldCharType="separate"/>
-            </w:r>
-            <w:r>
-              <w:rPr>
-                <w:noProof/>
-                <w:webHidden/>
-              </w:rPr>
-              <w:t>9</w:t>
-            </w:r>
-            <w:r>
-              <w:rPr>
-                <w:noProof/>
-                <w:webHidden/>
-              </w:rPr>
-              <w:fldChar w:fldCharType="end"/>
-            </w:r>
-          </w:hyperlink>
-        </w:p>
-        <w:p>
-          <w:pPr>
-            <w:pStyle w:val="TM3"/>
-            <w:tabs>
-              <w:tab w:val="right" w:leader="dot" w:pos="8630"/>
-            </w:tabs>
-            <w:rPr>
-              <w:rFonts w:eastAsiaTheme="minorEastAsia"/>
-              <w:noProof/>
-              <w:lang w:eastAsia="fr-CA"/>
-            </w:rPr>
-          </w:pPr>
-          <w:hyperlink w:anchor="_Toc226946101" w:history="1">
-            <w:r>
-              <w:rPr>
-                <w:rStyle w:val="Lienhypertexte"/>
-                <w:noProof/>
-              </w:rPr>
-              <w:t>Avantages</w:t>
-            </w:r>
-            <w:r>
-              <w:rPr>
-                <w:noProof/>
-                <w:webHidden/>
-              </w:rPr>
-              <w:tab/>
-            </w:r>
-            <w:r>
-              <w:rPr>
-                <w:noProof/>
-                <w:webHidden/>
-              </w:rPr>
-              <w:fldChar w:fldCharType="begin"/>
-            </w:r>
-            <w:r>
-              <w:rPr>
-                <w:noProof/>
-                <w:webHidden/>
-              </w:rPr>
-              <w:instrText xml:space="preserve"> PAGEREF _Toc226946101 \h </w:instrText>
-            </w:r>
-            <w:r>
-              <w:rPr>
-                <w:noProof/>
-                <w:webHidden/>
-              </w:rPr>
-            </w:r>
-            <w:r>
-              <w:rPr>
-                <w:noProof/>
-                <w:webHidden/>
-              </w:rPr>
-              <w:fldChar w:fldCharType="separate"/>
-            </w:r>
-            <w:r>
-              <w:rPr>
-                <w:noProof/>
-                <w:webHidden/>
-              </w:rPr>
-              <w:t>9</w:t>
-            </w:r>
-            <w:r>
-              <w:rPr>
-                <w:noProof/>
-                <w:webHidden/>
-              </w:rPr>
-              <w:fldChar w:fldCharType="end"/>
-            </w:r>
-          </w:hyperlink>
-        </w:p>
-        <w:p>
-          <w:pPr>
-            <w:pStyle w:val="TM3"/>
-            <w:tabs>
-              <w:tab w:val="right" w:leader="dot" w:pos="8630"/>
-            </w:tabs>
-            <w:rPr>
-              <w:rFonts w:eastAsiaTheme="minorEastAsia"/>
-              <w:noProof/>
-              <w:lang w:eastAsia="fr-CA"/>
-            </w:rPr>
-          </w:pPr>
-          <w:hyperlink w:anchor="_Toc226946102" w:history="1">
-            <w:r>
-              <w:rPr>
-                <w:rStyle w:val="Lienhypertexte"/>
-                <w:noProof/>
-              </w:rPr>
-              <w:t>Inconvénients</w:t>
-            </w:r>
-            <w:r>
-              <w:rPr>
-                <w:noProof/>
-                <w:webHidden/>
-              </w:rPr>
-              <w:tab/>
-            </w:r>
-            <w:r>
-              <w:rPr>
-                <w:noProof/>
-                <w:webHidden/>
-              </w:rPr>
-              <w:fldChar w:fldCharType="begin"/>
-            </w:r>
-            <w:r>
-              <w:rPr>
-                <w:noProof/>
-                <w:webHidden/>
-              </w:rPr>
-              <w:instrText xml:space="preserve"> PAGEREF _Toc226946102 \h </w:instrText>
-            </w:r>
-            <w:r>
-              <w:rPr>
-                <w:noProof/>
-                <w:webHidden/>
-              </w:rPr>
-            </w:r>
-            <w:r>
-              <w:rPr>
-                <w:noProof/>
-                <w:webHidden/>
-              </w:rPr>
-              <w:fldChar w:fldCharType="separate"/>
-            </w:r>
-            <w:r>
-              <w:rPr>
-                <w:noProof/>
-                <w:webHidden/>
-              </w:rPr>
-              <w:t>10</w:t>
-            </w:r>
-            <w:r>
-              <w:rPr>
-                <w:noProof/>
-                <w:webHidden/>
-              </w:rPr>
-              <w:fldChar w:fldCharType="end"/>
-            </w:r>
-          </w:hyperlink>
-        </w:p>
-        <w:p>
-          <w:pPr>
-            <w:pStyle w:val="TM2"/>
-            <w:tabs>
-              <w:tab w:val="right" w:leader="dot" w:pos="8630"/>
-            </w:tabs>
-            <w:rPr>
-              <w:rFonts w:eastAsiaTheme="minorEastAsia"/>
-              <w:noProof/>
-              <w:lang w:eastAsia="fr-CA"/>
-            </w:rPr>
-          </w:pPr>
-          <w:hyperlink w:anchor="_Toc226946103" w:history="1">
-            <w:r>
-              <w:rPr>
-                <w:rStyle w:val="Lienhypertexte"/>
-                <w:noProof/>
-              </w:rPr>
-              <w:t>Solution B – Application native avec base de données</w:t>
-            </w:r>
-            <w:r>
-              <w:rPr>
-                <w:noProof/>
-                <w:webHidden/>
-              </w:rPr>
-              <w:tab/>
-            </w:r>
-            <w:r>
-              <w:rPr>
-                <w:noProof/>
-                <w:webHidden/>
-              </w:rPr>
-              <w:fldChar w:fldCharType="begin"/>
-            </w:r>
-            <w:r>
-              <w:rPr>
-                <w:noProof/>
-                <w:webHidden/>
-              </w:rPr>
-              <w:instrText xml:space="preserve"> PAGEREF _Toc226946103 \h </w:instrText>
-            </w:r>
-            <w:r>
-              <w:rPr>
-                <w:noProof/>
-                <w:webHidden/>
-              </w:rPr>
-            </w:r>
-            <w:r>
-              <w:rPr>
-                <w:noProof/>
-                <w:webHidden/>
-              </w:rPr>
-              <w:fldChar w:fldCharType="separate"/>
-            </w:r>
-            <w:r>
-              <w:rPr>
-                <w:noProof/>
-                <w:webHidden/>
-              </w:rPr>
-              <w:t>10</w:t>
-            </w:r>
-            <w:r>
-              <w:rPr>
-                <w:noProof/>
-                <w:webHidden/>
-              </w:rPr>
-              <w:fldChar w:fldCharType="end"/>
-            </w:r>
-          </w:hyperlink>
-        </w:p>
-        <w:p>
-          <w:pPr>
-            <w:pStyle w:val="TM3"/>
-            <w:tabs>
-              <w:tab w:val="right" w:leader="dot" w:pos="8630"/>
-            </w:tabs>
-            <w:rPr>
-              <w:rFonts w:eastAsiaTheme="minorEastAsia"/>
-              <w:noProof/>
-              <w:lang w:eastAsia="fr-CA"/>
-            </w:rPr>
-          </w:pPr>
-          <w:hyperlink w:anchor="_Toc226946104" w:history="1">
-            <w:r>
-              <w:rPr>
-                <w:rStyle w:val="Lienhypertexte"/>
-                <w:noProof/>
-              </w:rPr>
-              <w:t>Avantages</w:t>
-            </w:r>
-            <w:r>
-              <w:rPr>
-                <w:noProof/>
-                <w:webHidden/>
-              </w:rPr>
-              <w:tab/>
-            </w:r>
-            <w:r>
-              <w:rPr>
-                <w:noProof/>
-                <w:webHidden/>
-              </w:rPr>
-              <w:fldChar w:fldCharType="begin"/>
-            </w:r>
-            <w:r>
-              <w:rPr>
-                <w:noProof/>
-                <w:webHidden/>
-              </w:rPr>
-              <w:instrText xml:space="preserve"> PAGEREF _Toc226946104 \h </w:instrText>
-            </w:r>
-            <w:r>
-              <w:rPr>
-                <w:noProof/>
-                <w:webHidden/>
-              </w:rPr>
-            </w:r>
-            <w:r>
-              <w:rPr>
-                <w:noProof/>
-                <w:webHidden/>
-              </w:rPr>
-              <w:fldChar w:fldCharType="separate"/>
-            </w:r>
-            <w:r>
-              <w:rPr>
-                <w:noProof/>
-                <w:webHidden/>
-              </w:rPr>
-              <w:t>10</w:t>
-            </w:r>
-            <w:r>
-              <w:rPr>
-                <w:noProof/>
-                <w:webHidden/>
-              </w:rPr>
-              <w:fldChar w:fldCharType="end"/>
-            </w:r>
-          </w:hyperlink>
-        </w:p>
-        <w:p>
-          <w:pPr>
-            <w:pStyle w:val="TM3"/>
-            <w:tabs>
-              <w:tab w:val="right" w:leader="dot" w:pos="8630"/>
-            </w:tabs>
-            <w:rPr>
-              <w:rFonts w:eastAsiaTheme="minorEastAsia"/>
-              <w:noProof/>
-              <w:lang w:eastAsia="fr-CA"/>
-            </w:rPr>
-          </w:pPr>
-          <w:hyperlink w:anchor="_Toc226946105" w:history="1">
-            <w:r>
-              <w:rPr>
-                <w:rStyle w:val="Lienhypertexte"/>
-                <w:noProof/>
-              </w:rPr>
-              <w:t>Inconvénients</w:t>
-            </w:r>
-            <w:r>
-              <w:rPr>
-                <w:noProof/>
-                <w:webHidden/>
-              </w:rPr>
-              <w:tab/>
-            </w:r>
-            <w:r>
-              <w:rPr>
-                <w:noProof/>
-                <w:webHidden/>
-              </w:rPr>
-              <w:fldChar w:fldCharType="begin"/>
-            </w:r>
-            <w:r>
-              <w:rPr>
-                <w:noProof/>
-                <w:webHidden/>
-              </w:rPr>
-              <w:instrText xml:space="preserve"> PAGEREF _Toc226946105 \h </w:instrText>
-            </w:r>
-            <w:r>
-              <w:rPr>
-                <w:noProof/>
-                <w:webHidden/>
-              </w:rPr>
-            </w:r>
-            <w:r>
-              <w:rPr>
-                <w:noProof/>
-                <w:webHidden/>
-              </w:rPr>
-              <w:fldChar w:fldCharType="separate"/>
-            </w:r>
-            <w:r>
-              <w:rPr>
-                <w:noProof/>
-                <w:webHidden/>
-              </w:rPr>
-              <w:t>10</w:t>
-            </w:r>
-            <w:r>
-              <w:rPr>
-                <w:noProof/>
-                <w:webHidden/>
-              </w:rPr>
-              <w:fldChar w:fldCharType="end"/>
-            </w:r>
-          </w:hyperlink>
-        </w:p>
-        <w:p>
-          <w:pPr>
-            <w:pStyle w:val="TM3"/>
-            <w:tabs>
-              <w:tab w:val="right" w:leader="dot" w:pos="8630"/>
-            </w:tabs>
-            <w:rPr>
-              <w:rFonts w:eastAsiaTheme="minorEastAsia"/>
-              <w:noProof/>
-              <w:lang w:eastAsia="fr-CA"/>
-            </w:rPr>
-          </w:pPr>
-          <w:hyperlink w:anchor="_Toc226946106" w:history="1">
-            <w:r>
-              <w:rPr>
-                <w:rStyle w:val="Lienhypertexte"/>
-                <w:noProof/>
-              </w:rPr>
-              <w:t>Solution C – Application native sans base de données</w:t>
-            </w:r>
-            <w:r>
-              <w:rPr>
-                <w:noProof/>
-                <w:webHidden/>
-              </w:rPr>
-              <w:tab/>
-            </w:r>
-            <w:r>
-              <w:rPr>
-                <w:noProof/>
-                <w:webHidden/>
-              </w:rPr>
-              <w:fldChar w:fldCharType="begin"/>
-            </w:r>
-            <w:r>
-              <w:rPr>
-                <w:noProof/>
-                <w:webHidden/>
-              </w:rPr>
-              <w:instrText xml:space="preserve"> PAGEREF _Toc226946106 \h </w:instrText>
-            </w:r>
-            <w:r>
-              <w:rPr>
-                <w:noProof/>
-                <w:webHidden/>
-              </w:rPr>
-            </w:r>
-            <w:r>
-              <w:rPr>
-                <w:noProof/>
-                <w:webHidden/>
-              </w:rPr>
-              <w:fldChar w:fldCharType="separate"/>
-            </w:r>
-            <w:r>
-              <w:rPr>
-                <w:noProof/>
-                <w:webHidden/>
-              </w:rPr>
-              <w:t>10</w:t>
-            </w:r>
-            <w:r>
-              <w:rPr>
-                <w:noProof/>
-                <w:webHidden/>
-              </w:rPr>
-              <w:fldChar w:fldCharType="end"/>
-            </w:r>
-          </w:hyperlink>
-        </w:p>
-        <w:p>
-          <w:pPr>
-            <w:pStyle w:val="TM3"/>
-            <w:tabs>
-              <w:tab w:val="right" w:leader="dot" w:pos="8630"/>
-            </w:tabs>
-            <w:rPr>
-              <w:rFonts w:eastAsiaTheme="minorEastAsia"/>
-              <w:noProof/>
-              <w:lang w:eastAsia="fr-CA"/>
-            </w:rPr>
-          </w:pPr>
-          <w:hyperlink w:anchor="_Toc226946107" w:history="1">
-            <w:r>
-              <w:rPr>
-                <w:rStyle w:val="Lienhypertexte"/>
-                <w:noProof/>
-              </w:rPr>
-              <w:t>Avantages</w:t>
-            </w:r>
-            <w:r>
-              <w:rPr>
-                <w:noProof/>
-                <w:webHidden/>
-              </w:rPr>
-              <w:tab/>
-            </w:r>
-            <w:r>
-              <w:rPr>
-                <w:noProof/>
-                <w:webHidden/>
-              </w:rPr>
-              <w:fldChar w:fldCharType="begin"/>
-            </w:r>
-            <w:r>
-              <w:rPr>
-                <w:noProof/>
-                <w:webHidden/>
-              </w:rPr>
-              <w:instrText xml:space="preserve"> PAGEREF _Toc226946107 \h </w:instrText>
-            </w:r>
-            <w:r>
-              <w:rPr>
-                <w:noProof/>
-                <w:webHidden/>
-              </w:rPr>
-            </w:r>
-            <w:r>
-              <w:rPr>
-                <w:noProof/>
-                <w:webHidden/>
-              </w:rPr>
-              <w:fldChar w:fldCharType="separate"/>
-            </w:r>
-            <w:r>
-              <w:rPr>
-                <w:noProof/>
-                <w:webHidden/>
-              </w:rPr>
-              <w:t>10</w:t>
-            </w:r>
-            <w:r>
-              <w:rPr>
-                <w:noProof/>
-                <w:webHidden/>
-              </w:rPr>
-              <w:fldChar w:fldCharType="end"/>
-            </w:r>
-          </w:hyperlink>
-        </w:p>
-        <w:p>
-          <w:pPr>
-            <w:pStyle w:val="TM3"/>
-            <w:tabs>
-              <w:tab w:val="right" w:leader="dot" w:pos="8630"/>
-            </w:tabs>
-            <w:rPr>
-              <w:rFonts w:eastAsiaTheme="minorEastAsia"/>
-              <w:noProof/>
-              <w:lang w:eastAsia="fr-CA"/>
-            </w:rPr>
-          </w:pPr>
-          <w:hyperlink w:anchor="_Toc226946108" w:history="1">
-            <w:r>
-              <w:rPr>
-                <w:rStyle w:val="Lienhypertexte"/>
-                <w:noProof/>
-              </w:rPr>
-              <w:t>Inconvénients</w:t>
-            </w:r>
-            <w:r>
-              <w:rPr>
-                <w:noProof/>
-                <w:webHidden/>
-              </w:rPr>
-              <w:tab/>
-            </w:r>
-            <w:r>
-              <w:rPr>
-                <w:noProof/>
-                <w:webHidden/>
-              </w:rPr>
-              <w:fldChar w:fldCharType="begin"/>
-            </w:r>
-            <w:r>
-              <w:rPr>
-                <w:noProof/>
-                <w:webHidden/>
-              </w:rPr>
-              <w:instrText xml:space="preserve"> PAGEREF _Toc226946108 \h </w:instrText>
-            </w:r>
-            <w:r>
-              <w:rPr>
-                <w:noProof/>
-                <w:webHidden/>
-              </w:rPr>
-            </w:r>
-            <w:r>
-              <w:rPr>
-                <w:noProof/>
-                <w:webHidden/>
-              </w:rPr>
-              <w:fldChar w:fldCharType="separate"/>
-            </w:r>
-            <w:r>
-              <w:rPr>
-                <w:noProof/>
-                <w:webHidden/>
-              </w:rPr>
-              <w:t>11</w:t>
-            </w:r>
-            <w:r>
-              <w:rPr>
-                <w:noProof/>
-                <w:webHidden/>
-              </w:rPr>
-              <w:fldChar w:fldCharType="end"/>
-            </w:r>
-          </w:hyperlink>
-        </w:p>
-        <w:p>
-          <w:pPr>
-            <w:pStyle w:val="TM1"/>
-            <w:tabs>
-              <w:tab w:val="right" w:leader="dot" w:pos="8630"/>
-            </w:tabs>
-            <w:rPr>
-              <w:rFonts w:eastAsiaTheme="minorEastAsia"/>
-              <w:noProof/>
-              <w:lang w:eastAsia="fr-CA"/>
-            </w:rPr>
-          </w:pPr>
-          <w:hyperlink w:anchor="_Toc226946109" w:history="1">
-            <w:r>
-              <w:rPr>
-                <w:rStyle w:val="Lienhypertexte"/>
-                <w:noProof/>
-              </w:rPr>
-              <w:t>5.Solution recommandée</w:t>
-            </w:r>
-            <w:r>
-              <w:rPr>
-                <w:noProof/>
-                <w:webHidden/>
-              </w:rPr>
-              <w:tab/>
-            </w:r>
-            <w:r>
-              <w:rPr>
-                <w:noProof/>
-                <w:webHidden/>
-              </w:rPr>
-              <w:fldChar w:fldCharType="begin"/>
-            </w:r>
-            <w:r>
-              <w:rPr>
-                <w:noProof/>
-                <w:webHidden/>
-              </w:rPr>
-              <w:instrText xml:space="preserve"> PAGEREF _Toc226946109 \h </w:instrText>
-            </w:r>
-            <w:r>
-              <w:rPr>
-                <w:noProof/>
-                <w:webHidden/>
-              </w:rPr>
-            </w:r>
-            <w:r>
-              <w:rPr>
-                <w:noProof/>
-                <w:webHidden/>
-              </w:rPr>
-              <w:fldChar w:fldCharType="separate"/>
-            </w:r>
-            <w:r>
-              <w:rPr>
-                <w:noProof/>
-                <w:webHidden/>
-              </w:rPr>
-              <w:t>11</w:t>
-            </w:r>
-            <w:r>
-              <w:rPr>
-                <w:noProof/>
-                <w:webHidden/>
-              </w:rPr>
-              <w:fldChar w:fldCharType="end"/>
-            </w:r>
-          </w:hyperlink>
-        </w:p>
-        <w:p>
-          <w:pPr>
-            <w:pStyle w:val="TM2"/>
-            <w:tabs>
-              <w:tab w:val="right" w:leader="dot" w:pos="8630"/>
-            </w:tabs>
-            <w:rPr>
-              <w:rFonts w:eastAsiaTheme="minorEastAsia"/>
-              <w:noProof/>
-              <w:lang w:eastAsia="fr-CA"/>
-            </w:rPr>
-          </w:pPr>
-          <w:hyperlink w:anchor="_Toc226946110" w:history="1">
-            <w:r>
-              <w:rPr>
-                <w:rStyle w:val="Lienhypertexte"/>
-                <w:noProof/>
-              </w:rPr>
-              <w:t>Solution</w:t>
-            </w:r>
-            <w:r>
-              <w:rPr>
-                <w:noProof/>
-                <w:webHidden/>
-              </w:rPr>
-              <w:tab/>
-            </w:r>
-            <w:r>
-              <w:rPr>
-                <w:noProof/>
-                <w:webHidden/>
-              </w:rPr>
-              <w:fldChar w:fldCharType="begin"/>
-            </w:r>
-            <w:r>
-              <w:rPr>
-                <w:noProof/>
-                <w:webHidden/>
-              </w:rPr>
-              <w:instrText xml:space="preserve"> PAGEREF _Toc226946110 \h </w:instrText>
-            </w:r>
-            <w:r>
-              <w:rPr>
-                <w:noProof/>
-                <w:webHidden/>
-              </w:rPr>
-            </w:r>
-            <w:r>
-              <w:rPr>
-                <w:noProof/>
-                <w:webHidden/>
-              </w:rPr>
-              <w:fldChar w:fldCharType="separate"/>
-            </w:r>
-            <w:r>
-              <w:rPr>
-                <w:noProof/>
-                <w:webHidden/>
-              </w:rPr>
-              <w:t>11</w:t>
-            </w:r>
-            <w:r>
-              <w:rPr>
-                <w:noProof/>
-                <w:webHidden/>
-              </w:rPr>
-              <w:fldChar w:fldCharType="end"/>
-            </w:r>
-          </w:hyperlink>
-        </w:p>
-        <w:p>
-          <w:pPr>
-            <w:pStyle w:val="TM2"/>
-            <w:tabs>
-              <w:tab w:val="right" w:leader="dot" w:pos="8630"/>
-            </w:tabs>
-            <w:rPr>
-              <w:rFonts w:eastAsiaTheme="minorEastAsia"/>
-              <w:noProof/>
-              <w:lang w:eastAsia="fr-CA"/>
-            </w:rPr>
-          </w:pPr>
-          <w:hyperlink w:anchor="_Toc226946111" w:history="1">
-            <w:r>
-              <w:rPr>
-                <w:rStyle w:val="Lienhypertexte"/>
-                <w:noProof/>
-              </w:rPr>
-              <w:t>Argumentation</w:t>
-            </w:r>
-            <w:r>
-              <w:rPr>
-                <w:noProof/>
-                <w:webHidden/>
-              </w:rPr>
-              <w:tab/>
-            </w:r>
-            <w:r>
-              <w:rPr>
-                <w:noProof/>
-                <w:webHidden/>
-              </w:rPr>
-              <w:fldChar w:fldCharType="begin"/>
-            </w:r>
-            <w:r>
-              <w:rPr>
-                <w:noProof/>
-                <w:webHidden/>
-              </w:rPr>
-              <w:instrText xml:space="preserve"> PAGEREF _Toc226946111 \h </w:instrText>
-            </w:r>
-            <w:r>
-              <w:rPr>
-                <w:noProof/>
-                <w:webHidden/>
-              </w:rPr>
-            </w:r>
-            <w:r>
-              <w:rPr>
-                <w:noProof/>
-                <w:webHidden/>
-              </w:rPr>
-              <w:fldChar w:fldCharType="separate"/>
-            </w:r>
-            <w:r>
-              <w:rPr>
-                <w:noProof/>
-                <w:webHidden/>
-              </w:rPr>
-              <w:t>11</w:t>
-            </w:r>
-            <w:r>
-              <w:rPr>
-                <w:noProof/>
-                <w:webHidden/>
-              </w:rPr>
-              <w:fldChar w:fldCharType="end"/>
-            </w:r>
-          </w:hyperlink>
-        </w:p>
-        <w:p>
-          <w:pPr>
-            <w:pStyle w:val="TM1"/>
-            <w:tabs>
-              <w:tab w:val="right" w:leader="dot" w:pos="8630"/>
-            </w:tabs>
-            <w:rPr>
-              <w:rFonts w:eastAsiaTheme="minorEastAsia"/>
-              <w:noProof/>
-              <w:lang w:eastAsia="fr-CA"/>
-            </w:rPr>
-          </w:pPr>
-          <w:hyperlink w:anchor="_Toc226946112" w:history="1">
-            <w:r>
-              <w:rPr>
-                <w:rStyle w:val="Lienhypertexte"/>
-                <w:noProof/>
-              </w:rPr>
-              <w:t>6.Spécifications techniques</w:t>
-            </w:r>
-            <w:r>
-              <w:rPr>
-                <w:noProof/>
-                <w:webHidden/>
-              </w:rPr>
-              <w:tab/>
-            </w:r>
-            <w:r>
-              <w:rPr>
-                <w:noProof/>
-                <w:webHidden/>
-              </w:rPr>
-              <w:fldChar w:fldCharType="begin"/>
-            </w:r>
-            <w:r>
-              <w:rPr>
-                <w:noProof/>
-                <w:webHidden/>
-              </w:rPr>
-              <w:instrText xml:space="preserve"> PAGEREF _Toc226946112 \h </w:instrText>
-            </w:r>
-            <w:r>
-              <w:rPr>
-                <w:noProof/>
-                <w:webHidden/>
-              </w:rPr>
-            </w:r>
-            <w:r>
-              <w:rPr>
-                <w:noProof/>
-                <w:webHidden/>
-              </w:rPr>
-              <w:fldChar w:fldCharType="separate"/>
-            </w:r>
-            <w:r>
-              <w:rPr>
-                <w:noProof/>
-                <w:webHidden/>
-              </w:rPr>
-              <w:t>12</w:t>
-            </w:r>
-            <w:r>
-              <w:rPr>
-                <w:noProof/>
-                <w:webHidden/>
-              </w:rPr>
-              <w:fldChar w:fldCharType="end"/>
-            </w:r>
-          </w:hyperlink>
-        </w:p>
-        <w:p>
-          <w:pPr>
-            <w:pStyle w:val="TM2"/>
-            <w:tabs>
-              <w:tab w:val="right" w:leader="dot" w:pos="8630"/>
-            </w:tabs>
-            <w:rPr>
-              <w:rFonts w:eastAsiaTheme="minorEastAsia"/>
-              <w:noProof/>
-              <w:lang w:eastAsia="fr-CA"/>
-            </w:rPr>
-          </w:pPr>
-          <w:hyperlink w:anchor="_Toc226946113" w:history="1">
-            <w:r>
-              <w:rPr>
-                <w:rStyle w:val="Lienhypertexte"/>
-                <w:noProof/>
-              </w:rPr>
-              <w:t>Langage de développement</w:t>
-            </w:r>
-            <w:r>
-              <w:rPr>
-                <w:noProof/>
-                <w:webHidden/>
-              </w:rPr>
-              <w:tab/>
-            </w:r>
-            <w:r>
-              <w:rPr>
-                <w:noProof/>
-                <w:webHidden/>
-              </w:rPr>
-              <w:fldChar w:fldCharType="begin"/>
-            </w:r>
-            <w:r>
-              <w:rPr>
-                <w:noProof/>
-                <w:webHidden/>
-              </w:rPr>
-              <w:instrText xml:space="preserve"> PAGEREF _Toc226946113 \h </w:instrText>
-            </w:r>
-            <w:r>
-              <w:rPr>
-                <w:noProof/>
-                <w:webHidden/>
-              </w:rPr>
-            </w:r>
-            <w:r>
-              <w:rPr>
-                <w:noProof/>
-                <w:webHidden/>
-              </w:rPr>
-              <w:fldChar w:fldCharType="separate"/>
-            </w:r>
-            <w:r>
-              <w:rPr>
-                <w:noProof/>
-                <w:webHidden/>
-              </w:rPr>
-              <w:t>12</w:t>
-            </w:r>
-            <w:r>
-              <w:rPr>
-                <w:noProof/>
-                <w:webHidden/>
-              </w:rPr>
-              <w:fldChar w:fldCharType="end"/>
-            </w:r>
-          </w:hyperlink>
-        </w:p>
-        <w:p>
-          <w:pPr>
-            <w:pStyle w:val="TM2"/>
-            <w:tabs>
-              <w:tab w:val="right" w:leader="dot" w:pos="8630"/>
-            </w:tabs>
-            <w:rPr>
-              <w:rFonts w:eastAsiaTheme="minorEastAsia"/>
-              <w:noProof/>
-              <w:lang w:eastAsia="fr-CA"/>
-            </w:rPr>
-          </w:pPr>
-          <w:hyperlink w:anchor="_Toc226946114" w:history="1">
-            <w:r>
-              <w:rPr>
-                <w:rStyle w:val="Lienhypertexte"/>
-                <w:noProof/>
-              </w:rPr>
-              <w:t>Patron de conception</w:t>
-            </w:r>
-            <w:r>
-              <w:rPr>
-                <w:noProof/>
-                <w:webHidden/>
-              </w:rPr>
-              <w:tab/>
-            </w:r>
-            <w:r>
-              <w:rPr>
-                <w:noProof/>
-                <w:webHidden/>
-              </w:rPr>
-              <w:fldChar w:fldCharType="begin"/>
-            </w:r>
-            <w:r>
-              <w:rPr>
-                <w:noProof/>
-                <w:webHidden/>
-              </w:rPr>
-              <w:instrText xml:space="preserve"> PAGEREF _Toc226946114 \h </w:instrText>
-            </w:r>
-            <w:r>
-              <w:rPr>
-                <w:noProof/>
-                <w:webHidden/>
-              </w:rPr>
-            </w:r>
-            <w:r>
-              <w:rPr>
-                <w:noProof/>
-                <w:webHidden/>
-              </w:rPr>
-              <w:fldChar w:fldCharType="separate"/>
-            </w:r>
-            <w:r>
-              <w:rPr>
-                <w:noProof/>
-                <w:webHidden/>
-              </w:rPr>
-              <w:t>12</w:t>
-            </w:r>
-            <w:r>
-              <w:rPr>
-                <w:noProof/>
-                <w:webHidden/>
-              </w:rPr>
-              <w:fldChar w:fldCharType="end"/>
-            </w:r>
-          </w:hyperlink>
-        </w:p>
-        <w:p>
-          <w:pPr>
-            <w:pStyle w:val="TM2"/>
-            <w:tabs>
-              <w:tab w:val="right" w:leader="dot" w:pos="8630"/>
-            </w:tabs>
-            <w:rPr>
-              <w:rFonts w:eastAsiaTheme="minorEastAsia"/>
-              <w:noProof/>
-              <w:lang w:eastAsia="fr-CA"/>
-            </w:rPr>
-          </w:pPr>
-          <w:hyperlink w:anchor="_Toc226946115" w:history="1">
-            <w:r>
-              <w:rPr>
-                <w:rStyle w:val="Lienhypertexte"/>
-                <w:noProof/>
-              </w:rPr>
-              <w:t>Sauvegarde des données</w:t>
-            </w:r>
-            <w:r>
-              <w:rPr>
-                <w:noProof/>
-                <w:webHidden/>
-              </w:rPr>
-              <w:tab/>
-            </w:r>
-            <w:r>
-              <w:rPr>
-                <w:noProof/>
-                <w:webHidden/>
-              </w:rPr>
-              <w:fldChar w:fldCharType="begin"/>
-            </w:r>
-            <w:r>
-              <w:rPr>
-                <w:noProof/>
-                <w:webHidden/>
-              </w:rPr>
-              <w:instrText xml:space="preserve"> PAGEREF _Toc226946115 \h </w:instrText>
-            </w:r>
-            <w:r>
-              <w:rPr>
-                <w:noProof/>
-                <w:webHidden/>
-              </w:rPr>
-            </w:r>
-            <w:r>
-              <w:rPr>
-                <w:noProof/>
-                <w:webHidden/>
-              </w:rPr>
-              <w:fldChar w:fldCharType="separate"/>
-            </w:r>
-            <w:r>
-              <w:rPr>
-                <w:noProof/>
-                <w:webHidden/>
-              </w:rPr>
-              <w:t>12</w:t>
-            </w:r>
-            <w:r>
-              <w:rPr>
-                <w:noProof/>
-                <w:webHidden/>
-              </w:rPr>
-              <w:fldChar w:fldCharType="end"/>
-            </w:r>
-          </w:hyperlink>
-        </w:p>
-        <w:p>
-          <w:pPr>
-            <w:pStyle w:val="TM2"/>
-            <w:tabs>
-              <w:tab w:val="right" w:leader="dot" w:pos="8630"/>
-            </w:tabs>
-            <w:rPr>
-              <w:rFonts w:eastAsiaTheme="minorEastAsia"/>
-              <w:noProof/>
-              <w:lang w:eastAsia="fr-CA"/>
-            </w:rPr>
-          </w:pPr>
-          <w:hyperlink w:anchor="_Toc226946116" w:history="1">
-            <w:r>
-              <w:rPr>
-                <w:rStyle w:val="Lienhypertexte"/>
-                <w:noProof/>
-              </w:rPr>
-              <w:t>Outils utilisés</w:t>
-            </w:r>
-            <w:r>
-              <w:rPr>
-                <w:noProof/>
-                <w:webHidden/>
-              </w:rPr>
-              <w:tab/>
-            </w:r>
-            <w:r>
-              <w:rPr>
-                <w:noProof/>
-                <w:webHidden/>
-              </w:rPr>
-              <w:fldChar w:fldCharType="begin"/>
-            </w:r>
-            <w:r>
-              <w:rPr>
-                <w:noProof/>
-                <w:webHidden/>
-              </w:rPr>
-              <w:instrText xml:space="preserve"> PAGEREF _Toc226946116 \h </w:instrText>
-            </w:r>
-            <w:r>
-              <w:rPr>
-                <w:noProof/>
-                <w:webHidden/>
-              </w:rPr>
-            </w:r>
-            <w:r>
-              <w:rPr>
-                <w:noProof/>
-                <w:webHidden/>
-              </w:rPr>
-              <w:fldChar w:fldCharType="separate"/>
-            </w:r>
-            <w:r>
-              <w:rPr>
-                <w:noProof/>
-                <w:webHidden/>
-              </w:rPr>
-              <w:t>12</w:t>
-            </w:r>
-            <w:r>
-              <w:rPr>
-                <w:noProof/>
-                <w:webHidden/>
-              </w:rPr>
-              <w:fldChar w:fldCharType="end"/>
-            </w:r>
-          </w:hyperlink>
-        </w:p>
-        <w:p>
           <w:r>
             <w:rPr>
               <w:b/>
               <w:bCs/>
               <w:noProof/>
             </w:rPr>
+            <w:lastRenderedPageBreak/>
             <w:fldChar w:fldCharType="end"/>
           </w:r>
         </w:p>
       </w:sdtContent>
     </w:sdt>
-    <w:p/>
-    <w:p/>
-    <w:p/>
-    <w:p/>
-    <w:p/>
-    <w:p/>
-    <w:p/>
-    <w:p>
-      <w:pPr>
-        <w:ind w:left="0"/>
-      </w:pPr>
-    </w:p>
     <w:p>
       <w:pPr>
         <w:pStyle w:val="Titre1"/>
         <w:spacing w:line="360" w:lineRule="auto"/>
       </w:pPr>
-      <w:bookmarkStart w:id="0" w:name="_Toc226946081"/>
-      <w:r>
-        <w:lastRenderedPageBreak/>
+      <w:bookmarkStart w:id="0" w:name="_Toc240386732"/>
+      <w:r>
         <w:t>1.Présentation du projet</w:t>
       </w:r>
       <w:bookmarkEnd w:id="0"/>
@@ -6708,7 +5901,7 @@
           <w:szCs w:val="36"/>
         </w:rPr>
       </w:pPr>
-      <w:bookmarkStart w:id="1" w:name="_Toc226946082"/>
+      <w:bookmarkStart w:id="1" w:name="_Toc240386733"/>
       <w:r>
         <w:rPr>
           <w:szCs w:val="36"/>
@@ -6756,7 +5949,7 @@
           <w:szCs w:val="36"/>
         </w:rPr>
       </w:pPr>
-      <w:bookmarkStart w:id="2" w:name="_Toc226946083"/>
+      <w:bookmarkStart w:id="2" w:name="_Toc240386734"/>
       <w:r>
         <w:rPr>
           <w:szCs w:val="36"/>
@@ -6804,7 +5997,7 @@
           <w:szCs w:val="36"/>
         </w:rPr>
       </w:pPr>
-      <w:bookmarkStart w:id="3" w:name="_Toc226946084"/>
+      <w:bookmarkStart w:id="3" w:name="_Toc240386735"/>
       <w:r>
         <w:rPr>
           <w:szCs w:val="36"/>
@@ -6842,50 +6035,41 @@
         <w:rPr>
           <w:szCs w:val="28"/>
         </w:rPr>
-        <w:t xml:space="preserve">en saisissant </w:t>
-      </w:r>
-      <w:proofErr w:type="spellStart"/>
-      <w:r>
+        <w:t>en saisissant l’ip et le port cible. Les joueurs effectueront ensuite leurs actions à tour de rôle en saisissant un int (1,2,3 ou 4) qui représente une action (attaque, attaque puissant, défense ou recharge). Lorsque l’un des robots atteint 0 hp la partie s’arrête et le vainqueur est désigné. L’application offre ensuite le choix au client de rejouer ou de quitter.</w:t>
+      </w:r>
+    </w:p>
+    <w:p>
+      <w:pPr>
+        <w:pStyle w:val="Titre1"/>
+      </w:pPr>
+      <w:bookmarkStart w:id="4" w:name="_Toc240386736"/>
+      <w:r>
+        <w:lastRenderedPageBreak/>
+        <w:t>2.Description de la demande</w:t>
+      </w:r>
+      <w:bookmarkEnd w:id="4"/>
+    </w:p>
+    <w:p>
+      <w:pPr>
+        <w:pStyle w:val="Titre2"/>
         <w:rPr>
-          <w:szCs w:val="28"/>
+          <w:szCs w:val="36"/>
         </w:rPr>
-        <w:t>l’ip</w:t>
-      </w:r>
-      <w:proofErr w:type="spellEnd"/>
+      </w:pPr>
+      <w:bookmarkStart w:id="5" w:name="_Toc240386737"/>
       <w:r>
         <w:rPr>
-          <w:szCs w:val="28"/>
+          <w:szCs w:val="36"/>
         </w:rPr>
-        <w:t xml:space="preserve"> et le port cible. Les joueurs effectueront ensuite leurs actions à tour de rôle en saisissant un </w:t>
-      </w:r>
-      <w:proofErr w:type="spellStart"/>
+        <w:t>Obje</w:t>
+      </w:r>
       <w:r>
         <w:rPr>
-          <w:szCs w:val="28"/>
+          <w:szCs w:val="36"/>
         </w:rPr>
-        <w:t>int</w:t>
-      </w:r>
-      <w:proofErr w:type="spellEnd"/>
-      <w:r>
-        <w:rPr>
-          <w:szCs w:val="28"/>
-        </w:rPr>
-        <w:t xml:space="preserve"> (1,2,3 ou 4) qui représente une action (attaque, attaque puissant, défense ou recharge). Lorsque l’un des robots atteint 0 </w:t>
-      </w:r>
-      <w:proofErr w:type="spellStart"/>
-      <w:r>
-        <w:rPr>
-          <w:szCs w:val="28"/>
-        </w:rPr>
-        <w:t>hp</w:t>
-      </w:r>
-      <w:proofErr w:type="spellEnd"/>
-      <w:r>
-        <w:rPr>
-          <w:szCs w:val="28"/>
-        </w:rPr>
-        <w:t xml:space="preserve"> la partie s’arrête et le vainqueur est désigné. L’application offre ensuite le choix au client de rejouer ou de quitter.</w:t>
-      </w:r>
+        <w:t>ctifs</w:t>
+      </w:r>
+      <w:bookmarkEnd w:id="5"/>
     </w:p>
     <w:p>
       <w:pPr>
@@ -6894,70 +6078,6 @@
           <w:szCs w:val="28"/>
         </w:rPr>
       </w:pPr>
-    </w:p>
-    <w:p>
-      <w:pPr>
-        <w:spacing w:line="360" w:lineRule="auto"/>
-        <w:rPr>
-          <w:szCs w:val="28"/>
-        </w:rPr>
-      </w:pPr>
-    </w:p>
-    <w:p>
-      <w:pPr>
-        <w:spacing w:line="360" w:lineRule="auto"/>
-        <w:rPr>
-          <w:szCs w:val="28"/>
-        </w:rPr>
-      </w:pPr>
-    </w:p>
-    <w:p>
-      <w:pPr>
-        <w:spacing w:line="360" w:lineRule="auto"/>
-        <w:rPr>
-          <w:szCs w:val="28"/>
-        </w:rPr>
-      </w:pPr>
-    </w:p>
-    <w:p>
-      <w:pPr>
-        <w:pStyle w:val="Titre1"/>
-      </w:pPr>
-      <w:bookmarkStart w:id="4" w:name="_Toc226946085"/>
-      <w:r>
-        <w:t>2.Description de la demande</w:t>
-      </w:r>
-      <w:bookmarkEnd w:id="4"/>
-    </w:p>
-    <w:p>
-      <w:pPr>
-        <w:pStyle w:val="Titre2"/>
-        <w:rPr>
-          <w:szCs w:val="36"/>
-        </w:rPr>
-      </w:pPr>
-      <w:bookmarkStart w:id="5" w:name="_Toc226946086"/>
-      <w:r>
-        <w:rPr>
-          <w:szCs w:val="36"/>
-        </w:rPr>
-        <w:t>Obje</w:t>
-      </w:r>
-      <w:r>
-        <w:rPr>
-          <w:szCs w:val="36"/>
-        </w:rPr>
-        <w:t>ctifs</w:t>
-      </w:r>
-      <w:bookmarkEnd w:id="5"/>
-    </w:p>
-    <w:p>
-      <w:pPr>
-        <w:spacing w:line="360" w:lineRule="auto"/>
-        <w:rPr>
-          <w:szCs w:val="28"/>
-        </w:rPr>
-      </w:pPr>
       <w:r>
         <w:rPr>
           <w:szCs w:val="28"/>
@@ -6970,7 +6090,6 @@
         </w:rPr>
         <w:t xml:space="preserve">combats de </w:t>
       </w:r>
-      <w:proofErr w:type="gramStart"/>
       <w:r>
         <w:rPr>
           <w:szCs w:val="28"/>
@@ -6981,9 +6100,8 @@
         <w:rPr>
           <w:szCs w:val="28"/>
         </w:rPr>
-        <w:t xml:space="preserve"> qui</w:t>
-      </w:r>
-      <w:proofErr w:type="gramEnd"/>
+        <w:t>qui</w:t>
+      </w:r>
       <w:r>
         <w:rPr>
           <w:szCs w:val="28"/>
@@ -6996,7 +6114,7 @@
         <w:pStyle w:val="Paragraphedeliste"/>
         <w:numPr>
           <w:ilvl w:val="0"/>
-          <w:numId w:val="3"/>
+          <w:numId w:val="24"/>
         </w:numPr>
         <w:spacing w:line="360" w:lineRule="auto"/>
         <w:rPr>
@@ -7007,7 +6125,13 @@
         <w:rPr>
           <w:szCs w:val="28"/>
         </w:rPr>
-        <w:t>Gérer plusieurs tailles de plateau</w:t>
+        <w:t>Établir</w:t>
+      </w:r>
+      <w:r>
+        <w:rPr>
+          <w:szCs w:val="28"/>
+        </w:rPr>
+        <w:t xml:space="preserve"> une connexion entre un serveur et un client à l'aide de sockets synchrones </w:t>
       </w:r>
     </w:p>
     <w:p>
@@ -7015,7 +6139,7 @@
         <w:pStyle w:val="Paragraphedeliste"/>
         <w:numPr>
           <w:ilvl w:val="0"/>
-          <w:numId w:val="3"/>
+          <w:numId w:val="24"/>
         </w:numPr>
         <w:spacing w:line="360" w:lineRule="auto"/>
         <w:rPr>
@@ -7026,7 +6150,13 @@
         <w:rPr>
           <w:szCs w:val="28"/>
         </w:rPr>
-        <w:t>Gérer les tours des joueurs</w:t>
+        <w:t>Configurer</w:t>
+      </w:r>
+      <w:r>
+        <w:rPr>
+          <w:szCs w:val="28"/>
+        </w:rPr>
+        <w:t xml:space="preserve"> les robots avant chaque partie </w:t>
       </w:r>
     </w:p>
     <w:p>
@@ -7034,7 +6164,7 @@
         <w:pStyle w:val="Paragraphedeliste"/>
         <w:numPr>
           <w:ilvl w:val="0"/>
-          <w:numId w:val="3"/>
+          <w:numId w:val="24"/>
         </w:numPr>
         <w:spacing w:line="360" w:lineRule="auto"/>
         <w:rPr>
@@ -7045,7 +6175,13 @@
         <w:rPr>
           <w:szCs w:val="28"/>
         </w:rPr>
-        <w:t>Gérer les captures de pierres</w:t>
+        <w:t>Valider</w:t>
+      </w:r>
+      <w:r>
+        <w:rPr>
+          <w:szCs w:val="28"/>
+        </w:rPr>
+        <w:t xml:space="preserve"> la configuration des robots </w:t>
       </w:r>
     </w:p>
     <w:p>
@@ -7053,7 +6189,7 @@
         <w:pStyle w:val="Paragraphedeliste"/>
         <w:numPr>
           <w:ilvl w:val="0"/>
-          <w:numId w:val="3"/>
+          <w:numId w:val="24"/>
         </w:numPr>
         <w:spacing w:line="360" w:lineRule="auto"/>
         <w:rPr>
@@ -7064,7 +6200,13 @@
         <w:rPr>
           <w:szCs w:val="28"/>
         </w:rPr>
-        <w:t>Gérer les règles du jeu</w:t>
+        <w:t>Gérer</w:t>
+      </w:r>
+      <w:r>
+        <w:rPr>
+          <w:szCs w:val="28"/>
+        </w:rPr>
+        <w:t xml:space="preserve"> les tours des joueurs </w:t>
       </w:r>
     </w:p>
     <w:p>
@@ -7072,7 +6214,7 @@
         <w:pStyle w:val="Paragraphedeliste"/>
         <w:numPr>
           <w:ilvl w:val="0"/>
-          <w:numId w:val="3"/>
+          <w:numId w:val="24"/>
         </w:numPr>
         <w:spacing w:line="360" w:lineRule="auto"/>
         <w:rPr>
@@ -7083,7 +6225,13 @@
         <w:rPr>
           <w:szCs w:val="28"/>
         </w:rPr>
-        <w:t>Calculer le score final</w:t>
+        <w:t>Permettre</w:t>
+      </w:r>
+      <w:r>
+        <w:rPr>
+          <w:szCs w:val="28"/>
+        </w:rPr>
+        <w:t xml:space="preserve"> différentes actions de combat </w:t>
       </w:r>
     </w:p>
     <w:p>
@@ -7091,7 +6239,7 @@
         <w:pStyle w:val="Paragraphedeliste"/>
         <w:numPr>
           <w:ilvl w:val="0"/>
-          <w:numId w:val="3"/>
+          <w:numId w:val="24"/>
         </w:numPr>
         <w:spacing w:line="360" w:lineRule="auto"/>
         <w:rPr>
@@ -7102,7 +6250,13 @@
         <w:rPr>
           <w:szCs w:val="28"/>
         </w:rPr>
-        <w:t>Sauvegarder et récupérer les parties</w:t>
+        <w:t>Gérer</w:t>
+      </w:r>
+      <w:r>
+        <w:rPr>
+          <w:szCs w:val="28"/>
+        </w:rPr>
+        <w:t xml:space="preserve"> les points de vie, l'armure, les dégâts et l'énergie </w:t>
       </w:r>
     </w:p>
     <w:p>
@@ -7110,7 +6264,7 @@
         <w:pStyle w:val="Paragraphedeliste"/>
         <w:numPr>
           <w:ilvl w:val="0"/>
-          <w:numId w:val="3"/>
+          <w:numId w:val="24"/>
         </w:numPr>
         <w:spacing w:line="360" w:lineRule="auto"/>
         <w:rPr>
@@ -7121,7 +6275,13 @@
         <w:rPr>
           <w:szCs w:val="28"/>
         </w:rPr>
-        <w:t>Gérer des utilisateurs</w:t>
+        <w:t>Appliquer</w:t>
+      </w:r>
+      <w:r>
+        <w:rPr>
+          <w:szCs w:val="28"/>
+        </w:rPr>
+        <w:t xml:space="preserve"> les règles du combat </w:t>
       </w:r>
     </w:p>
     <w:p>
@@ -7129,7 +6289,7 @@
         <w:pStyle w:val="Paragraphedeliste"/>
         <w:numPr>
           <w:ilvl w:val="0"/>
-          <w:numId w:val="3"/>
+          <w:numId w:val="24"/>
         </w:numPr>
         <w:spacing w:line="360" w:lineRule="auto"/>
         <w:rPr>
@@ -7140,43 +6300,13 @@
         <w:rPr>
           <w:szCs w:val="28"/>
         </w:rPr>
-        <w:t>Conserver les journaux de parties</w:t>
+        <w:t>Transmettre</w:t>
       </w:r>
       <w:r>
         <w:rPr>
           <w:szCs w:val="28"/>
         </w:rPr>
-        <w:t xml:space="preserve"> (Joueurs, gagnants et temps de la partie)</w:t>
-      </w:r>
-    </w:p>
-    <w:p>
-      <w:pPr>
-        <w:pStyle w:val="Titre2"/>
-        <w:rPr>
-          <w:szCs w:val="36"/>
-        </w:rPr>
-      </w:pPr>
-      <w:bookmarkStart w:id="6" w:name="_Toc226946087"/>
-      <w:r>
-        <w:rPr>
-          <w:szCs w:val="36"/>
-        </w:rPr>
-        <w:t>Acteurs</w:t>
-      </w:r>
-      <w:bookmarkEnd w:id="6"/>
-    </w:p>
-    <w:p>
-      <w:pPr>
-        <w:spacing w:line="360" w:lineRule="auto"/>
-        <w:rPr>
-          <w:szCs w:val="28"/>
-        </w:rPr>
-      </w:pPr>
-      <w:r>
-        <w:rPr>
-          <w:szCs w:val="28"/>
-        </w:rPr>
-        <w:t xml:space="preserve">Les acteurs du projet sont : </w:t>
+        <w:t xml:space="preserve"> les actions et résultats entre le client et le serveur </w:t>
       </w:r>
     </w:p>
     <w:p>
@@ -7184,7 +6314,7 @@
         <w:pStyle w:val="Paragraphedeliste"/>
         <w:numPr>
           <w:ilvl w:val="0"/>
-          <w:numId w:val="4"/>
+          <w:numId w:val="24"/>
         </w:numPr>
         <w:spacing w:line="360" w:lineRule="auto"/>
         <w:rPr>
@@ -7195,7 +6325,13 @@
         <w:rPr>
           <w:szCs w:val="28"/>
         </w:rPr>
-        <w:t>Le client</w:t>
+        <w:t>Détecter</w:t>
+      </w:r>
+      <w:r>
+        <w:rPr>
+          <w:szCs w:val="28"/>
+        </w:rPr>
+        <w:t xml:space="preserve"> la fin d'une partie </w:t>
       </w:r>
     </w:p>
     <w:p>
@@ -7203,7 +6339,7 @@
         <w:pStyle w:val="Paragraphedeliste"/>
         <w:numPr>
           <w:ilvl w:val="0"/>
-          <w:numId w:val="4"/>
+          <w:numId w:val="24"/>
         </w:numPr>
         <w:spacing w:line="360" w:lineRule="auto"/>
         <w:rPr>
@@ -7214,8 +6350,13 @@
         <w:rPr>
           <w:szCs w:val="28"/>
         </w:rPr>
-        <w:lastRenderedPageBreak/>
-        <w:t>L’équipe de développement (moi)</w:t>
+        <w:t>Permettre</w:t>
+      </w:r>
+      <w:r>
+        <w:rPr>
+          <w:szCs w:val="28"/>
+        </w:rPr>
+        <w:t xml:space="preserve"> aux joueurs de rejouer sans devoir établir une nouvelle connexion </w:t>
       </w:r>
     </w:p>
     <w:p>
@@ -7223,7 +6364,7 @@
         <w:pStyle w:val="Paragraphedeliste"/>
         <w:numPr>
           <w:ilvl w:val="0"/>
-          <w:numId w:val="4"/>
+          <w:numId w:val="24"/>
         </w:numPr>
         <w:spacing w:line="360" w:lineRule="auto"/>
         <w:rPr>
@@ -7234,7 +6375,13 @@
         <w:rPr>
           <w:szCs w:val="28"/>
         </w:rPr>
-        <w:t>Les joueurs</w:t>
+        <w:t>Gérer</w:t>
+      </w:r>
+      <w:r>
+        <w:rPr>
+          <w:szCs w:val="28"/>
+        </w:rPr>
+        <w:t xml:space="preserve"> correctement les erreurs et pertes de connexion.</w:t>
       </w:r>
     </w:p>
     <w:p>
@@ -7244,14 +6391,14 @@
           <w:szCs w:val="36"/>
         </w:rPr>
       </w:pPr>
-      <w:bookmarkStart w:id="7" w:name="_Toc226946088"/>
+      <w:bookmarkStart w:id="6" w:name="_Toc240386738"/>
       <w:r>
         <w:rPr>
           <w:szCs w:val="36"/>
         </w:rPr>
         <w:t>Fonctionnalités</w:t>
       </w:r>
-      <w:bookmarkEnd w:id="7"/>
+      <w:bookmarkEnd w:id="6"/>
     </w:p>
     <w:p>
       <w:pPr>
@@ -7261,33 +6408,33 @@
           <w:szCs w:val="32"/>
         </w:rPr>
       </w:pPr>
-      <w:bookmarkStart w:id="8" w:name="_Toc226946089"/>
+      <w:bookmarkStart w:id="7" w:name="_Toc240386739"/>
       <w:r>
         <w:rPr>
           <w:sz w:val="32"/>
           <w:szCs w:val="32"/>
         </w:rPr>
-        <w:t>Gestion de la partie</w:t>
-      </w:r>
-      <w:bookmarkEnd w:id="8"/>
+        <w:t xml:space="preserve">Gestion de la </w:t>
+      </w:r>
+      <w:r>
+        <w:rPr>
+          <w:sz w:val="32"/>
+          <w:szCs w:val="32"/>
+        </w:rPr>
+        <w:t>connexion</w:t>
+      </w:r>
+      <w:bookmarkEnd w:id="7"/>
     </w:p>
     <w:p>
       <w:pPr>
         <w:pStyle w:val="Paragraphedeliste"/>
         <w:numPr>
           <w:ilvl w:val="0"/>
-          <w:numId w:val="5"/>
+          <w:numId w:val="25"/>
         </w:numPr>
-        <w:spacing w:line="360" w:lineRule="auto"/>
-        <w:rPr>
-          <w:szCs w:val="28"/>
-        </w:rPr>
-      </w:pPr>
-      <w:r>
-        <w:rPr>
-          <w:szCs w:val="28"/>
-        </w:rPr>
-        <w:t>Créer une nouvelle partie</w:t>
+      </w:pPr>
+      <w:r>
+        <w:t>Permettre au serveur de lancer l’hébergement</w:t>
       </w:r>
     </w:p>
     <w:p>
@@ -7295,18 +6442,12 @@
         <w:pStyle w:val="Paragraphedeliste"/>
         <w:numPr>
           <w:ilvl w:val="0"/>
-          <w:numId w:val="5"/>
+          <w:numId w:val="25"/>
         </w:numPr>
-        <w:spacing w:line="360" w:lineRule="auto"/>
-        <w:rPr>
-          <w:szCs w:val="28"/>
-        </w:rPr>
-      </w:pPr>
-      <w:r>
-        <w:rPr>
-          <w:szCs w:val="28"/>
-        </w:rPr>
-        <w:t>Choisir la taille du plateau</w:t>
+      </w:pPr>
+      <w:r>
+        <w:lastRenderedPageBreak/>
+        <w:t>Permettre au client de saisir l’adresse ip et le port pour se connecter</w:t>
       </w:r>
     </w:p>
     <w:p>
@@ -7314,18 +6455,11 @@
         <w:pStyle w:val="Paragraphedeliste"/>
         <w:numPr>
           <w:ilvl w:val="0"/>
-          <w:numId w:val="5"/>
+          <w:numId w:val="25"/>
         </w:numPr>
-        <w:spacing w:line="360" w:lineRule="auto"/>
-        <w:rPr>
-          <w:szCs w:val="28"/>
-        </w:rPr>
-      </w:pPr>
-      <w:r>
-        <w:rPr>
-          <w:szCs w:val="28"/>
-        </w:rPr>
-        <w:t>Activer par défaut le plateau 9x9</w:t>
+      </w:pPr>
+      <w:r>
+        <w:t>Établir la connexion</w:t>
       </w:r>
     </w:p>
     <w:p>
@@ -7333,18 +6467,11 @@
         <w:pStyle w:val="Paragraphedeliste"/>
         <w:numPr>
           <w:ilvl w:val="0"/>
-          <w:numId w:val="5"/>
+          <w:numId w:val="25"/>
         </w:numPr>
-        <w:spacing w:line="360" w:lineRule="auto"/>
-        <w:rPr>
-          <w:szCs w:val="28"/>
-        </w:rPr>
-      </w:pPr>
-      <w:r>
-        <w:rPr>
-          <w:szCs w:val="28"/>
-        </w:rPr>
-        <w:t>Prévoir les tailles 13x13 et 19x19 dans l’interface</w:t>
+      </w:pPr>
+      <w:r>
+        <w:t>Détecter les erreurs de connexion</w:t>
       </w:r>
     </w:p>
     <w:p>
@@ -7352,151 +6479,11 @@
         <w:pStyle w:val="Paragraphedeliste"/>
         <w:numPr>
           <w:ilvl w:val="0"/>
-          <w:numId w:val="5"/>
+          <w:numId w:val="25"/>
         </w:numPr>
-        <w:spacing w:line="360" w:lineRule="auto"/>
-        <w:rPr>
-          <w:szCs w:val="28"/>
-        </w:rPr>
-      </w:pPr>
-      <w:r>
-        <w:rPr>
-          <w:szCs w:val="28"/>
-        </w:rPr>
-        <w:t>Griser les choix 13x13 et 19x19 tant qu’ils ne sont pas implantés</w:t>
-      </w:r>
-    </w:p>
-    <w:p>
-      <w:pPr>
-        <w:pStyle w:val="Paragraphedeliste"/>
-        <w:numPr>
-          <w:ilvl w:val="0"/>
-          <w:numId w:val="5"/>
-        </w:numPr>
-        <w:spacing w:line="360" w:lineRule="auto"/>
-        <w:rPr>
-          <w:szCs w:val="28"/>
-        </w:rPr>
-      </w:pPr>
-      <w:r>
-        <w:rPr>
-          <w:szCs w:val="28"/>
-        </w:rPr>
-        <w:t>Afficher le joueur actuel</w:t>
-      </w:r>
-    </w:p>
-    <w:p>
-      <w:pPr>
-        <w:pStyle w:val="Paragraphedeliste"/>
-        <w:numPr>
-          <w:ilvl w:val="0"/>
-          <w:numId w:val="5"/>
-        </w:numPr>
-        <w:spacing w:line="360" w:lineRule="auto"/>
-        <w:rPr>
-          <w:szCs w:val="28"/>
-        </w:rPr>
-      </w:pPr>
-      <w:r>
-        <w:rPr>
-          <w:szCs w:val="28"/>
-        </w:rPr>
-        <w:t>Afficher une horloge de partie sans imposer de limite de temps</w:t>
-      </w:r>
-    </w:p>
-    <w:p>
-      <w:pPr>
-        <w:pStyle w:val="Paragraphedeliste"/>
-        <w:numPr>
-          <w:ilvl w:val="0"/>
-          <w:numId w:val="5"/>
-        </w:numPr>
-        <w:spacing w:line="360" w:lineRule="auto"/>
-        <w:rPr>
-          <w:szCs w:val="28"/>
-        </w:rPr>
-      </w:pPr>
-      <w:r>
-        <w:rPr>
-          <w:szCs w:val="28"/>
-        </w:rPr>
-        <w:t>Permettre de mettre la partie en pause</w:t>
-      </w:r>
-    </w:p>
-    <w:p>
-      <w:pPr>
-        <w:pStyle w:val="Paragraphedeliste"/>
-        <w:numPr>
-          <w:ilvl w:val="0"/>
-          <w:numId w:val="5"/>
-        </w:numPr>
-        <w:spacing w:line="360" w:lineRule="auto"/>
-        <w:rPr>
-          <w:szCs w:val="28"/>
-        </w:rPr>
-      </w:pPr>
-      <w:r>
-        <w:rPr>
-          <w:szCs w:val="28"/>
-        </w:rPr>
-        <w:t>Afficher un écran de pause qui masque l’état du plateau</w:t>
-      </w:r>
-    </w:p>
-    <w:p>
-      <w:pPr>
-        <w:pStyle w:val="Paragraphedeliste"/>
-        <w:numPr>
-          <w:ilvl w:val="0"/>
-          <w:numId w:val="5"/>
-        </w:numPr>
-        <w:spacing w:line="360" w:lineRule="auto"/>
-        <w:rPr>
-          <w:szCs w:val="28"/>
-        </w:rPr>
-      </w:pPr>
-      <w:r>
-        <w:rPr>
-          <w:szCs w:val="28"/>
-        </w:rPr>
-        <w:t>Passer un tour</w:t>
-      </w:r>
-    </w:p>
-    <w:p>
-      <w:pPr>
-        <w:pStyle w:val="Paragraphedeliste"/>
-        <w:numPr>
-          <w:ilvl w:val="0"/>
-          <w:numId w:val="5"/>
-        </w:numPr>
-        <w:spacing w:line="360" w:lineRule="auto"/>
-        <w:rPr>
-          <w:szCs w:val="28"/>
-        </w:rPr>
-      </w:pPr>
-      <w:r>
-        <w:rPr>
-          <w:szCs w:val="28"/>
-        </w:rPr>
-        <w:t>Abandonner une partie</w:t>
-      </w:r>
-    </w:p>
-    <w:p>
-      <w:pPr>
-        <w:pStyle w:val="Paragraphedeliste"/>
-        <w:numPr>
-          <w:ilvl w:val="0"/>
-          <w:numId w:val="5"/>
-        </w:numPr>
-        <w:spacing w:line="360" w:lineRule="auto"/>
-        <w:rPr>
-          <w:szCs w:val="28"/>
-        </w:rPr>
-      </w:pPr>
-      <w:r>
-        <w:rPr>
-          <w:szCs w:val="28"/>
-        </w:rPr>
-        <w:t>Détecter la fin de partie</w:t>
+      </w:pPr>
+      <w:r>
+        <w:t>Permettre au serveur de se mettre en attente de connexion si le client quitte ou avant qu’il se connecte</w:t>
       </w:r>
     </w:p>
     <w:p>
@@ -7507,33 +6494,26 @@
           <w:szCs w:val="32"/>
         </w:rPr>
       </w:pPr>
-      <w:bookmarkStart w:id="9" w:name="_Toc226946090"/>
+      <w:bookmarkStart w:id="8" w:name="_Toc240386740"/>
       <w:r>
         <w:rPr>
           <w:sz w:val="32"/>
           <w:szCs w:val="32"/>
         </w:rPr>
-        <w:t>Gestion du plateau</w:t>
-      </w:r>
-      <w:bookmarkEnd w:id="9"/>
+        <w:t>Configuration des robots</w:t>
+      </w:r>
+      <w:bookmarkEnd w:id="8"/>
     </w:p>
     <w:p>
       <w:pPr>
         <w:pStyle w:val="Paragraphedeliste"/>
         <w:numPr>
           <w:ilvl w:val="0"/>
-          <w:numId w:val="6"/>
+          <w:numId w:val="26"/>
         </w:numPr>
-        <w:spacing w:line="360" w:lineRule="auto"/>
-        <w:rPr>
-          <w:szCs w:val="28"/>
-        </w:rPr>
-      </w:pPr>
-      <w:r>
-        <w:rPr>
-          <w:szCs w:val="28"/>
-        </w:rPr>
-        <w:t>Afficher le plateau de jeu</w:t>
+      </w:pPr>
+      <w:r>
+        <w:t>Chaque joueur configure secrètement son robot</w:t>
       </w:r>
     </w:p>
     <w:p>
@@ -7541,18 +6521,11 @@
         <w:pStyle w:val="Paragraphedeliste"/>
         <w:numPr>
           <w:ilvl w:val="0"/>
-          <w:numId w:val="6"/>
+          <w:numId w:val="26"/>
         </w:numPr>
-        <w:spacing w:line="360" w:lineRule="auto"/>
-        <w:rPr>
-          <w:szCs w:val="28"/>
-        </w:rPr>
-      </w:pPr>
-      <w:r>
-        <w:rPr>
-          <w:szCs w:val="28"/>
-        </w:rPr>
-        <w:t>Afficher les intersections</w:t>
+      </w:pPr>
+      <w:r>
+        <w:t xml:space="preserve">10 points d’améliorations sont disponibles </w:t>
       </w:r>
     </w:p>
     <w:p>
@@ -7560,18 +6533,11 @@
         <w:pStyle w:val="Paragraphedeliste"/>
         <w:numPr>
           <w:ilvl w:val="0"/>
-          <w:numId w:val="6"/>
+          <w:numId w:val="26"/>
         </w:numPr>
-        <w:spacing w:line="360" w:lineRule="auto"/>
-        <w:rPr>
-          <w:szCs w:val="28"/>
-        </w:rPr>
-      </w:pPr>
-      <w:r>
-        <w:rPr>
-          <w:szCs w:val="28"/>
-        </w:rPr>
-        <w:t>Placer une pierre noire ou blanche</w:t>
+      </w:pPr>
+      <w:r>
+        <w:t>Tous les points doivent être répartis entre les stats (attaque, armure, points de vie)</w:t>
       </w:r>
     </w:p>
     <w:p>
@@ -7579,18 +6545,14 @@
         <w:pStyle w:val="Paragraphedeliste"/>
         <w:numPr>
           <w:ilvl w:val="0"/>
-          <w:numId w:val="6"/>
+          <w:numId w:val="26"/>
         </w:numPr>
-        <w:spacing w:line="360" w:lineRule="auto"/>
-        <w:rPr>
-          <w:szCs w:val="28"/>
-        </w:rPr>
-      </w:pPr>
-      <w:r>
-        <w:rPr>
-          <w:szCs w:val="28"/>
-        </w:rPr>
-        <w:t>Empêcher les coups illégaux</w:t>
+      </w:pPr>
+      <w:r>
+        <w:t>Le</w:t>
+      </w:r>
+      <w:r>
+        <w:t xml:space="preserve"> serveur doit valider les configurations </w:t>
       </w:r>
     </w:p>
     <w:p>
@@ -7598,18 +6560,14 @@
         <w:pStyle w:val="Paragraphedeliste"/>
         <w:numPr>
           <w:ilvl w:val="0"/>
-          <w:numId w:val="6"/>
+          <w:numId w:val="26"/>
         </w:numPr>
-        <w:spacing w:line="360" w:lineRule="auto"/>
-        <w:rPr>
-          <w:szCs w:val="28"/>
-        </w:rPr>
-      </w:pPr>
-      <w:r>
-        <w:rPr>
-          <w:szCs w:val="28"/>
-        </w:rPr>
-        <w:t>Détecter les groupes de pierres</w:t>
+      </w:pPr>
+      <w:r>
+        <w:t>La</w:t>
+      </w:r>
+      <w:r>
+        <w:t xml:space="preserve"> configuration devient verrouillée lorsqu'elle est confirmée </w:t>
       </w:r>
     </w:p>
     <w:p>
@@ -7617,38 +6575,14 @@
         <w:pStyle w:val="Paragraphedeliste"/>
         <w:numPr>
           <w:ilvl w:val="0"/>
-          <w:numId w:val="6"/>
+          <w:numId w:val="26"/>
         </w:numPr>
-        <w:spacing w:line="360" w:lineRule="auto"/>
-        <w:rPr>
-          <w:szCs w:val="28"/>
-        </w:rPr>
-      </w:pPr>
-      <w:r>
-        <w:rPr>
-          <w:szCs w:val="28"/>
-        </w:rPr>
-        <w:lastRenderedPageBreak/>
-        <w:t>Détecter les libertés des groupes</w:t>
-      </w:r>
-    </w:p>
-    <w:p>
-      <w:pPr>
-        <w:pStyle w:val="Paragraphedeliste"/>
-        <w:numPr>
-          <w:ilvl w:val="0"/>
-          <w:numId w:val="6"/>
-        </w:numPr>
-        <w:spacing w:line="360" w:lineRule="auto"/>
-        <w:rPr>
-          <w:szCs w:val="28"/>
-        </w:rPr>
-      </w:pPr>
-      <w:r>
-        <w:rPr>
-          <w:szCs w:val="28"/>
-        </w:rPr>
-        <w:t>Retirer automatiquement les pierres capturées</w:t>
+      </w:pPr>
+      <w:r>
+        <w:t>La</w:t>
+      </w:r>
+      <w:r>
+        <w:t xml:space="preserve"> configuration adverse doit rester secrète avant le début du combat</w:t>
       </w:r>
     </w:p>
     <w:p>
@@ -7659,33 +6593,33 @@
           <w:szCs w:val="32"/>
         </w:rPr>
       </w:pPr>
-      <w:bookmarkStart w:id="10" w:name="_Toc226946091"/>
+      <w:bookmarkStart w:id="9" w:name="_Toc240386741"/>
       <w:r>
         <w:rPr>
           <w:sz w:val="32"/>
           <w:szCs w:val="32"/>
         </w:rPr>
-        <w:t>Gestion des règles</w:t>
-      </w:r>
-      <w:bookmarkEnd w:id="10"/>
+        <w:t>Caracté</w:t>
+      </w:r>
+      <w:r>
+        <w:rPr>
+          <w:sz w:val="32"/>
+          <w:szCs w:val="32"/>
+        </w:rPr>
+        <w:t>ristiques de base du robot</w:t>
+      </w:r>
+      <w:bookmarkEnd w:id="9"/>
     </w:p>
     <w:p>
       <w:pPr>
         <w:pStyle w:val="Paragraphedeliste"/>
         <w:numPr>
           <w:ilvl w:val="0"/>
-          <w:numId w:val="8"/>
+          <w:numId w:val="28"/>
         </w:numPr>
-        <w:spacing w:line="360" w:lineRule="auto"/>
-        <w:rPr>
-          <w:szCs w:val="28"/>
-        </w:rPr>
-      </w:pPr>
-      <w:r>
-        <w:rPr>
-          <w:szCs w:val="28"/>
-        </w:rPr>
-        <w:t>Gérer la règle du ko</w:t>
+      </w:pPr>
+      <w:r>
+        <w:t>Le robot a 100 HP et 1 point d’attribut donne 10 HP de plus</w:t>
       </w:r>
     </w:p>
     <w:p>
@@ -7693,18 +6627,11 @@
         <w:pStyle w:val="Paragraphedeliste"/>
         <w:numPr>
           <w:ilvl w:val="0"/>
-          <w:numId w:val="8"/>
+          <w:numId w:val="28"/>
         </w:numPr>
-        <w:spacing w:line="360" w:lineRule="auto"/>
-        <w:rPr>
-          <w:szCs w:val="28"/>
-        </w:rPr>
-      </w:pPr>
-      <w:r>
-        <w:rPr>
-          <w:szCs w:val="28"/>
-        </w:rPr>
-        <w:t>Autoriser le premier coup de la séquence de ko lorsqu’il est légal</w:t>
+      </w:pPr>
+      <w:r>
+        <w:t>Le robot a 0 d’armure et 1 point d’attribut ajoute 2 points</w:t>
       </w:r>
     </w:p>
     <w:p>
@@ -7712,208 +6639,11 @@
         <w:pStyle w:val="Paragraphedeliste"/>
         <w:numPr>
           <w:ilvl w:val="0"/>
-          <w:numId w:val="8"/>
+          <w:numId w:val="28"/>
         </w:numPr>
-        <w:spacing w:line="360" w:lineRule="auto"/>
-        <w:rPr>
-          <w:szCs w:val="28"/>
-        </w:rPr>
-      </w:pPr>
-      <w:r>
-        <w:rPr>
-          <w:szCs w:val="28"/>
-        </w:rPr>
-        <w:t>Interdire le coup suivant s’il recrée immédiatement la même position</w:t>
-      </w:r>
-    </w:p>
-    <w:p>
-      <w:pPr>
-        <w:pStyle w:val="Paragraphedeliste"/>
-        <w:numPr>
-          <w:ilvl w:val="0"/>
-          <w:numId w:val="8"/>
-        </w:numPr>
-        <w:spacing w:line="360" w:lineRule="auto"/>
-        <w:rPr>
-          <w:szCs w:val="28"/>
-        </w:rPr>
-      </w:pPr>
-      <w:r>
-        <w:rPr>
-          <w:szCs w:val="28"/>
-        </w:rPr>
-        <w:t>Autoriser le suicide</w:t>
-      </w:r>
-    </w:p>
-    <w:p>
-      <w:pPr>
-        <w:pStyle w:val="Paragraphedeliste"/>
-        <w:numPr>
-          <w:ilvl w:val="0"/>
-          <w:numId w:val="8"/>
-        </w:numPr>
-        <w:spacing w:line="360" w:lineRule="auto"/>
-        <w:rPr>
-          <w:szCs w:val="28"/>
-        </w:rPr>
-      </w:pPr>
-      <w:r>
-        <w:rPr>
-          <w:szCs w:val="28"/>
-        </w:rPr>
-        <w:t>Détecter les coups suicides</w:t>
-      </w:r>
-    </w:p>
-    <w:p>
-      <w:pPr>
-        <w:pStyle w:val="Paragraphedeliste"/>
-        <w:numPr>
-          <w:ilvl w:val="0"/>
-          <w:numId w:val="8"/>
-        </w:numPr>
-        <w:spacing w:line="360" w:lineRule="auto"/>
-        <w:rPr>
-          <w:szCs w:val="28"/>
-        </w:rPr>
-      </w:pPr>
-      <w:r>
-        <w:rPr>
-          <w:szCs w:val="28"/>
-        </w:rPr>
-        <w:t>Afficher un message contextuel au joueur lorsqu’un suicide est joué</w:t>
-      </w:r>
-    </w:p>
-    <w:p>
-      <w:pPr>
-        <w:pStyle w:val="Paragraphedeliste"/>
-        <w:numPr>
-          <w:ilvl w:val="0"/>
-          <w:numId w:val="8"/>
-        </w:numPr>
-        <w:spacing w:line="360" w:lineRule="auto"/>
-        <w:rPr>
-          <w:szCs w:val="28"/>
-        </w:rPr>
-      </w:pPr>
-      <w:r>
-        <w:rPr>
-          <w:szCs w:val="28"/>
-        </w:rPr>
-        <w:t>Prendre en compte correctement la notion de libertés</w:t>
-      </w:r>
-    </w:p>
-    <w:p>
-      <w:pPr>
-        <w:pStyle w:val="Paragraphedeliste"/>
-        <w:numPr>
-          <w:ilvl w:val="0"/>
-          <w:numId w:val="8"/>
-        </w:numPr>
-        <w:spacing w:line="360" w:lineRule="auto"/>
-        <w:rPr>
-          <w:szCs w:val="28"/>
-        </w:rPr>
-      </w:pPr>
-      <w:r>
-        <w:rPr>
-          <w:szCs w:val="28"/>
-        </w:rPr>
-        <w:t>Implémenter le komi</w:t>
-      </w:r>
-    </w:p>
-    <w:p>
-      <w:pPr>
-        <w:pStyle w:val="Paragraphedeliste"/>
-        <w:numPr>
-          <w:ilvl w:val="0"/>
-          <w:numId w:val="8"/>
-        </w:numPr>
-        <w:spacing w:line="360" w:lineRule="auto"/>
-        <w:rPr>
-          <w:szCs w:val="28"/>
-        </w:rPr>
-      </w:pPr>
-      <w:r>
-        <w:rPr>
-          <w:szCs w:val="28"/>
-        </w:rPr>
-        <w:t>Lire la valeur du komi à partir d’un fichier de configuration modifiable facilement</w:t>
-      </w:r>
-    </w:p>
-    <w:p>
-      <w:pPr>
-        <w:pStyle w:val="Paragraphedeliste"/>
-        <w:numPr>
-          <w:ilvl w:val="0"/>
-          <w:numId w:val="8"/>
-        </w:numPr>
-        <w:spacing w:line="360" w:lineRule="auto"/>
-        <w:rPr>
-          <w:szCs w:val="28"/>
-        </w:rPr>
-      </w:pPr>
-      <w:r>
-        <w:rPr>
-          <w:szCs w:val="28"/>
-        </w:rPr>
-        <w:t>Évaluer l’ajout des handicaps selon la complexité du projet</w:t>
-      </w:r>
-    </w:p>
-    <w:p>
-      <w:pPr>
-        <w:pStyle w:val="Paragraphedeliste"/>
-        <w:numPr>
-          <w:ilvl w:val="0"/>
-          <w:numId w:val="8"/>
-        </w:numPr>
-        <w:spacing w:line="360" w:lineRule="auto"/>
-        <w:rPr>
-          <w:szCs w:val="28"/>
-        </w:rPr>
-      </w:pPr>
-      <w:r>
-        <w:rPr>
-          <w:szCs w:val="28"/>
-        </w:rPr>
-        <w:t>Considérer les handicaps comme une fonctionnalité non prioritaire</w:t>
-      </w:r>
-    </w:p>
-    <w:p>
-      <w:pPr>
-        <w:pStyle w:val="Paragraphedeliste"/>
-        <w:numPr>
-          <w:ilvl w:val="0"/>
-          <w:numId w:val="8"/>
-        </w:numPr>
-        <w:spacing w:line="360" w:lineRule="auto"/>
-        <w:rPr>
-          <w:szCs w:val="28"/>
-        </w:rPr>
-      </w:pPr>
-      <w:r>
-        <w:rPr>
-          <w:szCs w:val="28"/>
-        </w:rPr>
-        <w:t>Utiliser une méthode simple pour le comptage des points</w:t>
-      </w:r>
-    </w:p>
-    <w:p>
-      <w:pPr>
-        <w:pStyle w:val="Paragraphedeliste"/>
-        <w:numPr>
-          <w:ilvl w:val="0"/>
-          <w:numId w:val="8"/>
-        </w:numPr>
-        <w:spacing w:line="360" w:lineRule="auto"/>
-        <w:rPr>
-          <w:szCs w:val="28"/>
-        </w:rPr>
-      </w:pPr>
-      <w:r>
-        <w:rPr>
-          <w:szCs w:val="28"/>
-        </w:rPr>
-        <w:t>Calculer le résultat avec les captures et le territoire</w:t>
+      </w:pPr>
+      <w:r>
+        <w:t>Le robot a 10 points de dégâts et 1 point d’attribut ajoute 2 points de dégâts</w:t>
       </w:r>
     </w:p>
     <w:p>
@@ -7924,33 +6654,36 @@
           <w:szCs w:val="32"/>
         </w:rPr>
       </w:pPr>
-      <w:bookmarkStart w:id="11" w:name="_Toc226946092"/>
+      <w:bookmarkStart w:id="10" w:name="_Toc240386742"/>
       <w:r>
         <w:rPr>
           <w:sz w:val="32"/>
           <w:szCs w:val="32"/>
         </w:rPr>
-        <w:t>Gestion des données</w:t>
-      </w:r>
-      <w:bookmarkEnd w:id="11"/>
+        <w:t xml:space="preserve">Gestion </w:t>
+      </w:r>
+      <w:r>
+        <w:rPr>
+          <w:sz w:val="32"/>
+          <w:szCs w:val="32"/>
+        </w:rPr>
+        <w:t>du combat</w:t>
+      </w:r>
+      <w:bookmarkEnd w:id="10"/>
     </w:p>
     <w:p>
       <w:pPr>
         <w:pStyle w:val="Paragraphedeliste"/>
         <w:numPr>
           <w:ilvl w:val="0"/>
-          <w:numId w:val="9"/>
+          <w:numId w:val="29"/>
         </w:numPr>
-        <w:spacing w:line="360" w:lineRule="auto"/>
-        <w:rPr>
-          <w:szCs w:val="28"/>
-        </w:rPr>
-      </w:pPr>
-      <w:r>
-        <w:rPr>
-          <w:szCs w:val="28"/>
-        </w:rPr>
-        <w:t>Gérer les utilisateurs</w:t>
+      </w:pPr>
+      <w:r>
+        <w:t>Démarrer</w:t>
+      </w:r>
+      <w:r>
+        <w:t xml:space="preserve"> le combat lorsque les deux configurations sont valides</w:t>
       </w:r>
     </w:p>
     <w:p>
@@ -7958,18 +6691,14 @@
         <w:pStyle w:val="Paragraphedeliste"/>
         <w:numPr>
           <w:ilvl w:val="0"/>
-          <w:numId w:val="9"/>
+          <w:numId w:val="29"/>
         </w:numPr>
-        <w:spacing w:line="360" w:lineRule="auto"/>
-        <w:rPr>
-          <w:szCs w:val="28"/>
-        </w:rPr>
-      </w:pPr>
-      <w:r>
-        <w:rPr>
-          <w:szCs w:val="28"/>
-        </w:rPr>
-        <w:t>Transmettre l’identité du joueur connecté à la partie</w:t>
+      </w:pPr>
+      <w:r>
+        <w:t>Gérer</w:t>
+      </w:r>
+      <w:r>
+        <w:t xml:space="preserve"> les tours des joueurs</w:t>
       </w:r>
     </w:p>
     <w:p>
@@ -7977,19 +6706,14 @@
         <w:pStyle w:val="Paragraphedeliste"/>
         <w:numPr>
           <w:ilvl w:val="0"/>
-          <w:numId w:val="9"/>
+          <w:numId w:val="29"/>
         </w:numPr>
-        <w:spacing w:line="360" w:lineRule="auto"/>
-        <w:rPr>
-          <w:szCs w:val="28"/>
-        </w:rPr>
-      </w:pPr>
-      <w:r>
-        <w:rPr>
-          <w:szCs w:val="28"/>
-        </w:rPr>
-        <w:lastRenderedPageBreak/>
-        <w:t>Enregistrer les journaux de parties</w:t>
+      </w:pPr>
+      <w:r>
+        <w:t>Indiquer</w:t>
+      </w:r>
+      <w:r>
+        <w:t xml:space="preserve"> au joueur lorsque c'est son tour</w:t>
       </w:r>
     </w:p>
     <w:p>
@@ -7997,18 +6721,78 @@
         <w:pStyle w:val="Paragraphedeliste"/>
         <w:numPr>
           <w:ilvl w:val="0"/>
-          <w:numId w:val="9"/>
+          <w:numId w:val="29"/>
         </w:numPr>
-        <w:spacing w:line="360" w:lineRule="auto"/>
-        <w:rPr>
-          <w:szCs w:val="28"/>
-        </w:rPr>
-      </w:pPr>
-      <w:r>
-        <w:rPr>
-          <w:szCs w:val="28"/>
-        </w:rPr>
-        <w:t>Conserver pour chaque partie les joueurs, le gagnant et la durée de la partie</w:t>
+      </w:pPr>
+      <w:r>
+        <w:t>Permettre</w:t>
+      </w:r>
+      <w:r>
+        <w:t xml:space="preserve"> de sélectionner une action</w:t>
+      </w:r>
+    </w:p>
+    <w:p>
+      <w:pPr>
+        <w:pStyle w:val="Paragraphedeliste"/>
+        <w:numPr>
+          <w:ilvl w:val="0"/>
+          <w:numId w:val="29"/>
+        </w:numPr>
+      </w:pPr>
+      <w:r>
+        <w:lastRenderedPageBreak/>
+        <w:t>Empêcher</w:t>
+      </w:r>
+      <w:r>
+        <w:t xml:space="preserve"> une action impossible</w:t>
+      </w:r>
+      <w:r>
+        <w:t xml:space="preserve"> (attaque puissante sans posséder l’énergie nécessaire)</w:t>
+      </w:r>
+    </w:p>
+    <w:p>
+      <w:pPr>
+        <w:pStyle w:val="Paragraphedeliste"/>
+        <w:numPr>
+          <w:ilvl w:val="0"/>
+          <w:numId w:val="29"/>
+        </w:numPr>
+      </w:pPr>
+      <w:r>
+        <w:t>Mettre</w:t>
+      </w:r>
+      <w:r>
+        <w:t xml:space="preserve"> à jour l'état des robots</w:t>
+      </w:r>
+    </w:p>
+    <w:p>
+      <w:pPr>
+        <w:pStyle w:val="Paragraphedeliste"/>
+        <w:numPr>
+          <w:ilvl w:val="0"/>
+          <w:numId w:val="29"/>
+        </w:numPr>
+      </w:pPr>
+      <w:r>
+        <w:t>Détecter</w:t>
+      </w:r>
+      <w:r>
+        <w:t xml:space="preserve"> lorsqu'un robot atteint 0 HP ou moins</w:t>
+      </w:r>
+    </w:p>
+    <w:p>
+      <w:pPr>
+        <w:pStyle w:val="Paragraphedeliste"/>
+        <w:numPr>
+          <w:ilvl w:val="0"/>
+          <w:numId w:val="29"/>
+        </w:numPr>
+      </w:pPr>
+      <w:r>
+        <w:t>Déterminer</w:t>
+      </w:r>
+      <w:r>
+        <w:t xml:space="preserve"> la fin de la partie.</w:t>
       </w:r>
     </w:p>
     <w:p>
@@ -8019,7 +6803,317 @@
           <w:szCs w:val="32"/>
         </w:rPr>
       </w:pPr>
-      <w:bookmarkStart w:id="12" w:name="_Toc226946093"/>
+      <w:bookmarkStart w:id="11" w:name="_Toc240386743"/>
+      <w:commentRangeStart w:id="12"/>
+      <w:r>
+        <w:rPr>
+          <w:sz w:val="32"/>
+          <w:szCs w:val="32"/>
+        </w:rPr>
+        <w:t xml:space="preserve">Gestion des </w:t>
+      </w:r>
+      <w:r>
+        <w:rPr>
+          <w:sz w:val="32"/>
+          <w:szCs w:val="32"/>
+        </w:rPr>
+        <w:t>actions</w:t>
+      </w:r>
+      <w:bookmarkEnd w:id="11"/>
+    </w:p>
+    <w:p>
+      <w:pPr>
+        <w:pStyle w:val="Paragraphedeliste"/>
+        <w:numPr>
+          <w:ilvl w:val="0"/>
+          <w:numId w:val="30"/>
+        </w:numPr>
+      </w:pPr>
+      <w:r>
+        <w:rPr>
+          <w:b/>
+          <w:bCs/>
+        </w:rPr>
+        <w:t>Attaque</w:t>
+      </w:r>
+      <w:r>
+        <w:t xml:space="preserve"> : inflige les dégâts normaux du robot en prenant en considération l'armure de l'adversaire.</w:t>
+      </w:r>
+    </w:p>
+    <w:p>
+      <w:pPr>
+        <w:pStyle w:val="Paragraphedeliste"/>
+        <w:numPr>
+          <w:ilvl w:val="0"/>
+          <w:numId w:val="30"/>
+        </w:numPr>
+      </w:pPr>
+      <w:r>
+        <w:rPr>
+          <w:b/>
+          <w:bCs/>
+        </w:rPr>
+        <w:t>Attaque puissante</w:t>
+      </w:r>
+      <w:r>
+        <w:t xml:space="preserve"> : permet d'effectuer une attaque plus puissante en consommant de l'énergie. Elle ne peut être utilisée que si le robot possède suffisamment d'énergie.</w:t>
+      </w:r>
+    </w:p>
+    <w:p>
+      <w:pPr>
+        <w:pStyle w:val="Paragraphedeliste"/>
+        <w:numPr>
+          <w:ilvl w:val="0"/>
+          <w:numId w:val="30"/>
+        </w:numPr>
+      </w:pPr>
+      <w:r>
+        <w:rPr>
+          <w:b/>
+          <w:bCs/>
+        </w:rPr>
+        <w:t>Défense</w:t>
+      </w:r>
+      <w:r>
+        <w:t xml:space="preserve"> : augmente temporairement la protection du robot contre la prochaine attaque reçue.</w:t>
+      </w:r>
+    </w:p>
+    <w:p>
+      <w:pPr>
+        <w:pStyle w:val="Paragraphedeliste"/>
+        <w:numPr>
+          <w:ilvl w:val="0"/>
+          <w:numId w:val="30"/>
+        </w:numPr>
+      </w:pPr>
+      <w:r>
+        <w:rPr>
+          <w:b/>
+          <w:bCs/>
+        </w:rPr>
+        <w:t>Recharge</w:t>
+      </w:r>
+      <w:r>
+        <w:t xml:space="preserve"> : permet au robot de récupérer de l'énergie, mais utilise le tour du joueur.</w:t>
+      </w:r>
+      <w:commentRangeEnd w:id="12"/>
+      <w:r>
+        <w:rPr>
+          <w:rStyle w:val="Marquedecommentaire"/>
+          <w:sz w:val="28"/>
+          <w:szCs w:val="24"/>
+        </w:rPr>
+        <w:commentReference w:id="12"/>
+      </w:r>
+    </w:p>
+    <w:p>
+      <w:pPr>
+        <w:pStyle w:val="Titre3"/>
+        <w:rPr>
+          <w:sz w:val="32"/>
+          <w:szCs w:val="32"/>
+        </w:rPr>
+      </w:pPr>
+      <w:bookmarkStart w:id="13" w:name="_Toc240386744"/>
+      <w:r>
+        <w:rPr>
+          <w:sz w:val="32"/>
+          <w:szCs w:val="32"/>
+        </w:rPr>
+        <w:t>Gestion client-serveur</w:t>
+      </w:r>
+      <w:bookmarkEnd w:id="13"/>
+    </w:p>
+    <w:p>
+      <w:r>
+        <w:t>Ici voici comment devrait se passer l’interaction client-serveur :</w:t>
+      </w:r>
+    </w:p>
+    <w:p>
+      <w:pPr>
+        <w:pStyle w:val="Paragraphedeliste"/>
+        <w:numPr>
+          <w:ilvl w:val="0"/>
+          <w:numId w:val="31"/>
+        </w:numPr>
+      </w:pPr>
+      <w:r>
+        <w:t>Le</w:t>
+      </w:r>
+      <w:r>
+        <w:t xml:space="preserve"> client transmet l'action </w:t>
+      </w:r>
+    </w:p>
+    <w:p>
+      <w:pPr>
+        <w:pStyle w:val="Paragraphedeliste"/>
+        <w:numPr>
+          <w:ilvl w:val="0"/>
+          <w:numId w:val="31"/>
+        </w:numPr>
+      </w:pPr>
+      <w:r>
+        <w:t>Le</w:t>
+      </w:r>
+      <w:r>
+        <w:t xml:space="preserve"> serveur reçoit l'action </w:t>
+      </w:r>
+    </w:p>
+    <w:p>
+      <w:pPr>
+        <w:pStyle w:val="Paragraphedeliste"/>
+        <w:numPr>
+          <w:ilvl w:val="0"/>
+          <w:numId w:val="31"/>
+        </w:numPr>
+      </w:pPr>
+      <w:r>
+        <w:t>Le</w:t>
+      </w:r>
+      <w:r>
+        <w:t xml:space="preserve"> serveur vérifie si l'action est valide </w:t>
+      </w:r>
+    </w:p>
+    <w:p>
+      <w:pPr>
+        <w:pStyle w:val="Paragraphedeliste"/>
+        <w:numPr>
+          <w:ilvl w:val="0"/>
+          <w:numId w:val="31"/>
+        </w:numPr>
+      </w:pPr>
+      <w:r>
+        <w:t>Le</w:t>
+      </w:r>
+      <w:r>
+        <w:t xml:space="preserve"> serveur applique les règles du jeu </w:t>
+      </w:r>
+    </w:p>
+    <w:p>
+      <w:pPr>
+        <w:pStyle w:val="Paragraphedeliste"/>
+        <w:numPr>
+          <w:ilvl w:val="0"/>
+          <w:numId w:val="31"/>
+        </w:numPr>
+      </w:pPr>
+      <w:r>
+        <w:t>Le</w:t>
+      </w:r>
+      <w:r>
+        <w:t xml:space="preserve"> serveur met à jour la partie </w:t>
+      </w:r>
+    </w:p>
+    <w:p>
+      <w:pPr>
+        <w:pStyle w:val="Paragraphedeliste"/>
+        <w:numPr>
+          <w:ilvl w:val="0"/>
+          <w:numId w:val="31"/>
+        </w:numPr>
+      </w:pPr>
+      <w:r>
+        <w:t>Le</w:t>
+      </w:r>
+      <w:r>
+        <w:t xml:space="preserve"> serveur transmet le résultat au client</w:t>
+      </w:r>
+    </w:p>
+    <w:p/>
+    <w:p>
+      <w:r>
+        <w:t xml:space="preserve">P.S : </w:t>
+      </w:r>
+      <w:r>
+        <w:t>Les messages transmis devront être standardisés et sérialisés afin de simplifier les communications.</w:t>
+      </w:r>
+    </w:p>
+    <w:p>
+      <w:pPr>
+        <w:pStyle w:val="Titre3"/>
+        <w:rPr>
+          <w:sz w:val="32"/>
+          <w:szCs w:val="32"/>
+        </w:rPr>
+      </w:pPr>
+      <w:bookmarkStart w:id="14" w:name="_Toc240386745"/>
+      <w:r>
+        <w:rPr>
+          <w:sz w:val="32"/>
+          <w:szCs w:val="32"/>
+        </w:rPr>
+        <w:lastRenderedPageBreak/>
+        <w:t>Gestion de la fin de partie</w:t>
+      </w:r>
+      <w:bookmarkEnd w:id="14"/>
+    </w:p>
+    <w:p>
+      <w:r>
+        <w:t>Ceci se passe lorsque que l’un des robots atteints 0 HP :</w:t>
+      </w:r>
+    </w:p>
+    <w:p>
+      <w:pPr>
+        <w:pStyle w:val="Paragraphedeliste"/>
+        <w:numPr>
+          <w:ilvl w:val="0"/>
+          <w:numId w:val="32"/>
+        </w:numPr>
+      </w:pPr>
+      <w:r>
+        <w:t>Le combat prend fin</w:t>
+      </w:r>
+    </w:p>
+    <w:p>
+      <w:pPr>
+        <w:pStyle w:val="Paragraphedeliste"/>
+        <w:numPr>
+          <w:ilvl w:val="0"/>
+          <w:numId w:val="32"/>
+        </w:numPr>
+      </w:pPr>
+      <w:r>
+        <w:t xml:space="preserve">Le serveur détermine le résultat </w:t>
+      </w:r>
+    </w:p>
+    <w:p>
+      <w:pPr>
+        <w:pStyle w:val="Paragraphedeliste"/>
+        <w:numPr>
+          <w:ilvl w:val="0"/>
+          <w:numId w:val="32"/>
+        </w:numPr>
+      </w:pPr>
+      <w:r>
+        <w:t>Le client reçoit le résultat</w:t>
+      </w:r>
+    </w:p>
+    <w:p>
+      <w:pPr>
+        <w:pStyle w:val="Paragraphedeliste"/>
+        <w:numPr>
+          <w:ilvl w:val="0"/>
+          <w:numId w:val="32"/>
+        </w:numPr>
+      </w:pPr>
+      <w:r>
+        <w:t>Le client peut choisir de rejouer ou de quitte</w:t>
+      </w:r>
+    </w:p>
+    <w:p>
+      <w:r>
+        <w:t>Rejouer recommence la partie à partir de la configuration des robots tandis que quitter mais le serveur en attente d’une connexion.</w:t>
+      </w:r>
+    </w:p>
+    <w:p>
+      <w:pPr>
+        <w:pStyle w:val="Titre3"/>
+        <w:rPr>
+          <w:sz w:val="32"/>
+          <w:szCs w:val="32"/>
+        </w:rPr>
+      </w:pPr>
+      <w:bookmarkStart w:id="15" w:name="_Toc240386746"/>
       <w:r>
         <w:rPr>
           <w:sz w:val="32"/>
@@ -8027,25 +7121,21 @@
         </w:rPr>
         <w:t>Interface utilisateur</w:t>
       </w:r>
-      <w:bookmarkEnd w:id="12"/>
+      <w:bookmarkEnd w:id="15"/>
     </w:p>
     <w:p>
       <w:pPr>
         <w:pStyle w:val="Paragraphedeliste"/>
         <w:numPr>
           <w:ilvl w:val="0"/>
-          <w:numId w:val="11"/>
+          <w:numId w:val="33"/>
         </w:numPr>
-        <w:spacing w:line="360" w:lineRule="auto"/>
-        <w:rPr>
-          <w:szCs w:val="28"/>
-        </w:rPr>
-      </w:pPr>
-      <w:r>
-        <w:rPr>
-          <w:szCs w:val="28"/>
-        </w:rPr>
-        <w:t>Afficher les captures des joueurs</w:t>
+      </w:pPr>
+      <w:r>
+        <w:t>Afficher</w:t>
+      </w:r>
+      <w:r>
+        <w:t xml:space="preserve"> clairement les menus</w:t>
       </w:r>
     </w:p>
     <w:p>
@@ -8053,18 +7143,14 @@
         <w:pStyle w:val="Paragraphedeliste"/>
         <w:numPr>
           <w:ilvl w:val="0"/>
-          <w:numId w:val="11"/>
+          <w:numId w:val="33"/>
         </w:numPr>
-        <w:spacing w:line="360" w:lineRule="auto"/>
-        <w:rPr>
-          <w:szCs w:val="28"/>
-        </w:rPr>
-      </w:pPr>
-      <w:r>
-        <w:rPr>
-          <w:szCs w:val="28"/>
-        </w:rPr>
-        <w:t>Afficher le score en temps réel</w:t>
+      </w:pPr>
+      <w:r>
+        <w:t>Afficher</w:t>
+      </w:r>
+      <w:r>
+        <w:t xml:space="preserve"> les informations pertinentes du robot</w:t>
       </w:r>
     </w:p>
     <w:p>
@@ -8072,18 +7158,14 @@
         <w:pStyle w:val="Paragraphedeliste"/>
         <w:numPr>
           <w:ilvl w:val="0"/>
-          <w:numId w:val="11"/>
+          <w:numId w:val="33"/>
         </w:numPr>
-        <w:spacing w:line="360" w:lineRule="auto"/>
-        <w:rPr>
-          <w:szCs w:val="28"/>
-        </w:rPr>
-      </w:pPr>
-      <w:r>
-        <w:rPr>
-          <w:szCs w:val="28"/>
-        </w:rPr>
-        <w:t>Adapter l’interface aux différentes tailles de plateau</w:t>
+      </w:pPr>
+      <w:r>
+        <w:t>Afficher</w:t>
+      </w:r>
+      <w:r>
+        <w:t xml:space="preserve"> les actions disponibles</w:t>
       </w:r>
     </w:p>
     <w:p>
@@ -8091,18 +7173,14 @@
         <w:pStyle w:val="Paragraphedeliste"/>
         <w:numPr>
           <w:ilvl w:val="0"/>
-          <w:numId w:val="11"/>
+          <w:numId w:val="33"/>
         </w:numPr>
-        <w:spacing w:line="360" w:lineRule="auto"/>
-        <w:rPr>
-          <w:szCs w:val="28"/>
-        </w:rPr>
-      </w:pPr>
-      <w:r>
-        <w:rPr>
-          <w:szCs w:val="28"/>
-        </w:rPr>
-        <w:t>Afficher des messages d’erreur pour les coups invalides</w:t>
+      </w:pPr>
+      <w:r>
+        <w:t>Permettre</w:t>
+      </w:r>
+      <w:r>
+        <w:t xml:space="preserve"> la saisie des choix avec le clavier</w:t>
       </w:r>
     </w:p>
     <w:p>
@@ -8110,18 +7188,14 @@
         <w:pStyle w:val="Paragraphedeliste"/>
         <w:numPr>
           <w:ilvl w:val="0"/>
-          <w:numId w:val="11"/>
+          <w:numId w:val="33"/>
         </w:numPr>
-        <w:spacing w:line="360" w:lineRule="auto"/>
-        <w:rPr>
-          <w:szCs w:val="28"/>
-        </w:rPr>
-      </w:pPr>
-      <w:r>
-        <w:rPr>
-          <w:szCs w:val="28"/>
-        </w:rPr>
-        <w:t>Afficher des fenêtres contextuelles lorsque nécessaire</w:t>
+      </w:pPr>
+      <w:r>
+        <w:t>Indiquer</w:t>
+      </w:r>
+      <w:r>
+        <w:t xml:space="preserve"> à quel joueur est le tour</w:t>
       </w:r>
     </w:p>
     <w:p>
@@ -8129,18 +7203,14 @@
         <w:pStyle w:val="Paragraphedeliste"/>
         <w:numPr>
           <w:ilvl w:val="0"/>
-          <w:numId w:val="11"/>
+          <w:numId w:val="33"/>
         </w:numPr>
-        <w:spacing w:line="360" w:lineRule="auto"/>
-        <w:rPr>
-          <w:szCs w:val="28"/>
-        </w:rPr>
-      </w:pPr>
-      <w:r>
-        <w:rPr>
-          <w:szCs w:val="28"/>
-        </w:rPr>
-        <w:t>Intégrer un écran de connexion</w:t>
+      </w:pPr>
+      <w:r>
+        <w:t>Afficher</w:t>
+      </w:r>
+      <w:r>
+        <w:t xml:space="preserve"> le résultat des actions</w:t>
       </w:r>
     </w:p>
     <w:p>
@@ -8148,19 +7218,55 @@
         <w:pStyle w:val="Paragraphedeliste"/>
         <w:numPr>
           <w:ilvl w:val="0"/>
-          <w:numId w:val="11"/>
+          <w:numId w:val="33"/>
         </w:numPr>
-        <w:spacing w:line="360" w:lineRule="auto"/>
-        <w:rPr>
-          <w:szCs w:val="28"/>
-        </w:rPr>
-      </w:pPr>
-      <w:r>
-        <w:rPr>
-          <w:szCs w:val="28"/>
-        </w:rPr>
-        <w:t>Permettre la sélection ou l’identification d’un utilisateur avant le début de la partie</w:t>
-      </w:r>
+      </w:pPr>
+      <w:r>
+        <w:t>Afficher</w:t>
+      </w:r>
+      <w:r>
+        <w:t xml:space="preserve"> les messages d'erreur</w:t>
+      </w:r>
+    </w:p>
+    <w:p>
+      <w:pPr>
+        <w:pStyle w:val="Paragraphedeliste"/>
+        <w:numPr>
+          <w:ilvl w:val="0"/>
+          <w:numId w:val="33"/>
+        </w:numPr>
+      </w:pPr>
+      <w:r>
+        <w:t>Afficher</w:t>
+      </w:r>
+      <w:r>
+        <w:t xml:space="preserve"> la fin du combat et son résultat</w:t>
+      </w:r>
+    </w:p>
+    <w:p>
+      <w:pPr>
+        <w:pStyle w:val="Paragraphedeliste"/>
+        <w:numPr>
+          <w:ilvl w:val="0"/>
+          <w:numId w:val="33"/>
+        </w:numPr>
+      </w:pPr>
+      <w:r>
+        <w:t>Permettre</w:t>
+      </w:r>
+      <w:r>
+        <w:t xml:space="preserve"> au client de choisir entre rejouer et quitter</w:t>
+      </w:r>
+    </w:p>
+    <w:p>
+      <w:pPr>
+        <w:pStyle w:val="Titre1"/>
+      </w:pPr>
+      <w:bookmarkStart w:id="16" w:name="_Toc240386747"/>
+      <w:r>
+        <w:t>3.Contraintes du projet</w:t>
+      </w:r>
+      <w:bookmarkEnd w:id="16"/>
     </w:p>
     <w:p>
       <w:pPr>
@@ -8169,384 +7275,7 @@
           <w:szCs w:val="36"/>
         </w:rPr>
       </w:pPr>
-      <w:bookmarkStart w:id="13" w:name="_Toc226946094"/>
-      <w:r>
-        <w:rPr>
-          <w:szCs w:val="36"/>
-        </w:rPr>
-        <w:t>Critères d’acceptabilité</w:t>
-      </w:r>
-      <w:bookmarkEnd w:id="13"/>
-    </w:p>
-    <w:p>
-      <w:pPr>
-        <w:spacing w:line="360" w:lineRule="auto"/>
-        <w:rPr>
-          <w:szCs w:val="28"/>
-        </w:rPr>
-      </w:pPr>
-      <w:r>
-        <w:rPr>
-          <w:szCs w:val="28"/>
-        </w:rPr>
-        <w:t>Il est entendu avec les clients que le livrable final de l’application</w:t>
-      </w:r>
-    </w:p>
-    <w:p>
-      <w:pPr>
-        <w:spacing w:line="360" w:lineRule="auto"/>
-        <w:rPr>
-          <w:szCs w:val="28"/>
-        </w:rPr>
-      </w:pPr>
-      <w:proofErr w:type="gramStart"/>
-      <w:r>
-        <w:rPr>
-          <w:szCs w:val="28"/>
-        </w:rPr>
-        <w:t>respectera</w:t>
-      </w:r>
-      <w:proofErr w:type="gramEnd"/>
-      <w:r>
-        <w:rPr>
-          <w:szCs w:val="28"/>
-        </w:rPr>
-        <w:t xml:space="preserve"> les critères d’acceptabilité suivants :</w:t>
-      </w:r>
-    </w:p>
-    <w:p>
-      <w:pPr>
-        <w:pStyle w:val="Paragraphedeliste"/>
-        <w:numPr>
-          <w:ilvl w:val="0"/>
-          <w:numId w:val="12"/>
-        </w:numPr>
-        <w:spacing w:line="360" w:lineRule="auto"/>
-        <w:rPr>
-          <w:szCs w:val="28"/>
-        </w:rPr>
-      </w:pPr>
-      <w:r>
-        <w:rPr>
-          <w:szCs w:val="28"/>
-        </w:rPr>
-        <w:t>L’application permet de réaliser adéquatement les objectifs nommés ci-haut.</w:t>
-      </w:r>
-    </w:p>
-    <w:p>
-      <w:pPr>
-        <w:pStyle w:val="Paragraphedeliste"/>
-        <w:numPr>
-          <w:ilvl w:val="0"/>
-          <w:numId w:val="12"/>
-        </w:numPr>
-        <w:spacing w:line="360" w:lineRule="auto"/>
-        <w:rPr>
-          <w:szCs w:val="28"/>
-        </w:rPr>
-      </w:pPr>
-      <w:r>
-        <w:rPr>
-          <w:szCs w:val="28"/>
-        </w:rPr>
-        <w:t>L’interface est ergonomique, simple et professionnelle.</w:t>
-      </w:r>
-    </w:p>
-    <w:p>
-      <w:pPr>
-        <w:pStyle w:val="Paragraphedeliste"/>
-        <w:numPr>
-          <w:ilvl w:val="0"/>
-          <w:numId w:val="12"/>
-        </w:numPr>
-        <w:spacing w:line="360" w:lineRule="auto"/>
-        <w:rPr>
-          <w:szCs w:val="28"/>
-        </w:rPr>
-      </w:pPr>
-      <w:r>
-        <w:rPr>
-          <w:szCs w:val="28"/>
-        </w:rPr>
-        <w:t>L’utilisateur peut redimensionner la fenêtre sans briser l’interface.</w:t>
-      </w:r>
-    </w:p>
-    <w:p>
-      <w:pPr>
-        <w:pStyle w:val="Paragraphedeliste"/>
-        <w:numPr>
-          <w:ilvl w:val="0"/>
-          <w:numId w:val="12"/>
-        </w:numPr>
-        <w:spacing w:line="360" w:lineRule="auto"/>
-        <w:rPr>
-          <w:szCs w:val="28"/>
-        </w:rPr>
-      </w:pPr>
-      <w:r>
-        <w:rPr>
-          <w:szCs w:val="28"/>
-        </w:rPr>
-        <w:t>Le système supporte le plateau 9x9.</w:t>
-      </w:r>
-    </w:p>
-    <w:p>
-      <w:pPr>
-        <w:pStyle w:val="Paragraphedeliste"/>
-        <w:numPr>
-          <w:ilvl w:val="0"/>
-          <w:numId w:val="12"/>
-        </w:numPr>
-        <w:spacing w:line="360" w:lineRule="auto"/>
-        <w:rPr>
-          <w:szCs w:val="28"/>
-        </w:rPr>
-      </w:pPr>
-      <w:r>
-        <w:rPr>
-          <w:szCs w:val="28"/>
-        </w:rPr>
-        <w:t>L’interface prévoit aussi les tailles 13x13 et 19x19, même si elles sont désactivées au départ.</w:t>
-      </w:r>
-    </w:p>
-    <w:p>
-      <w:pPr>
-        <w:pStyle w:val="Paragraphedeliste"/>
-        <w:numPr>
-          <w:ilvl w:val="0"/>
-          <w:numId w:val="12"/>
-        </w:numPr>
-        <w:spacing w:line="360" w:lineRule="auto"/>
-        <w:rPr>
-          <w:szCs w:val="28"/>
-        </w:rPr>
-      </w:pPr>
-      <w:r>
-        <w:rPr>
-          <w:szCs w:val="28"/>
-        </w:rPr>
-        <w:lastRenderedPageBreak/>
-        <w:t>Le système empêche les coups illégaux liés à la règle du ko.</w:t>
-      </w:r>
-    </w:p>
-    <w:p>
-      <w:pPr>
-        <w:pStyle w:val="Paragraphedeliste"/>
-        <w:numPr>
-          <w:ilvl w:val="0"/>
-          <w:numId w:val="12"/>
-        </w:numPr>
-        <w:spacing w:line="360" w:lineRule="auto"/>
-        <w:rPr>
-          <w:szCs w:val="28"/>
-        </w:rPr>
-      </w:pPr>
-      <w:r>
-        <w:rPr>
-          <w:szCs w:val="28"/>
-        </w:rPr>
-        <w:t>Le système calcule correctement les captures et le score.</w:t>
-      </w:r>
-    </w:p>
-    <w:p>
-      <w:pPr>
-        <w:pStyle w:val="Paragraphedeliste"/>
-        <w:numPr>
-          <w:ilvl w:val="0"/>
-          <w:numId w:val="12"/>
-        </w:numPr>
-        <w:spacing w:line="360" w:lineRule="auto"/>
-        <w:rPr>
-          <w:szCs w:val="28"/>
-        </w:rPr>
-      </w:pPr>
-      <w:r>
-        <w:rPr>
-          <w:szCs w:val="28"/>
-        </w:rPr>
-        <w:t>Le système applique une méthode simple de comptage basée sur les captures et le territoire.</w:t>
-      </w:r>
-    </w:p>
-    <w:p>
-      <w:pPr>
-        <w:pStyle w:val="Paragraphedeliste"/>
-        <w:numPr>
-          <w:ilvl w:val="0"/>
-          <w:numId w:val="12"/>
-        </w:numPr>
-        <w:spacing w:line="360" w:lineRule="auto"/>
-        <w:rPr>
-          <w:szCs w:val="28"/>
-        </w:rPr>
-      </w:pPr>
-      <w:r>
-        <w:rPr>
-          <w:szCs w:val="28"/>
-        </w:rPr>
-        <w:t>La règle du ko est respectée.</w:t>
-      </w:r>
-    </w:p>
-    <w:p>
-      <w:pPr>
-        <w:pStyle w:val="Paragraphedeliste"/>
-        <w:numPr>
-          <w:ilvl w:val="0"/>
-          <w:numId w:val="12"/>
-        </w:numPr>
-        <w:spacing w:line="360" w:lineRule="auto"/>
-        <w:rPr>
-          <w:szCs w:val="28"/>
-        </w:rPr>
-      </w:pPr>
-      <w:r>
-        <w:rPr>
-          <w:szCs w:val="28"/>
-        </w:rPr>
-        <w:t>Le système autorise les suicides et les signale adéquatement au joueur.</w:t>
-      </w:r>
-    </w:p>
-    <w:p>
-      <w:pPr>
-        <w:pStyle w:val="Paragraphedeliste"/>
-        <w:numPr>
-          <w:ilvl w:val="0"/>
-          <w:numId w:val="12"/>
-        </w:numPr>
-        <w:spacing w:line="360" w:lineRule="auto"/>
-        <w:rPr>
-          <w:szCs w:val="28"/>
-        </w:rPr>
-      </w:pPr>
-      <w:r>
-        <w:rPr>
-          <w:szCs w:val="28"/>
-        </w:rPr>
-        <w:t>Le système enregistre les informations liées aux joueurs, au gagnant et au temps de la partie.</w:t>
-      </w:r>
-    </w:p>
-    <w:p>
-      <w:pPr>
-        <w:pStyle w:val="Paragraphedeliste"/>
-        <w:numPr>
-          <w:ilvl w:val="0"/>
-          <w:numId w:val="12"/>
-        </w:numPr>
-        <w:spacing w:line="360" w:lineRule="auto"/>
-        <w:rPr>
-          <w:szCs w:val="28"/>
-        </w:rPr>
-      </w:pPr>
-      <w:r>
-        <w:rPr>
-          <w:szCs w:val="28"/>
-        </w:rPr>
-        <w:t>Un guide d’utilisation accompagnera le projet final.</w:t>
-      </w:r>
-    </w:p>
-    <w:p>
-      <w:pPr>
-        <w:pStyle w:val="Titre1"/>
-      </w:pPr>
-      <w:bookmarkStart w:id="14" w:name="_Toc226946095"/>
-      <w:r>
-        <w:t>3.Contraintes du projet</w:t>
-      </w:r>
-      <w:bookmarkEnd w:id="14"/>
-    </w:p>
-    <w:p>
-      <w:pPr>
-        <w:pStyle w:val="Titre2"/>
-        <w:rPr>
-          <w:szCs w:val="36"/>
-        </w:rPr>
-      </w:pPr>
-      <w:bookmarkStart w:id="15" w:name="_Toc226946096"/>
-      <w:r>
-        <w:rPr>
-          <w:szCs w:val="36"/>
-        </w:rPr>
-        <w:t>Contraintes des coûts</w:t>
-      </w:r>
-      <w:bookmarkEnd w:id="15"/>
-    </w:p>
-    <w:p>
-      <w:pPr>
-        <w:spacing w:line="360" w:lineRule="auto"/>
-        <w:rPr>
-          <w:szCs w:val="28"/>
-        </w:rPr>
-      </w:pPr>
-      <w:r>
-        <w:rPr>
-          <w:szCs w:val="28"/>
-        </w:rPr>
-        <w:t>Étant donné qu’il s’agit d’un projet scolaire, aucun coût direct n’est associé au projet.</w:t>
-      </w:r>
-    </w:p>
-    <w:p>
-      <w:pPr>
-        <w:spacing w:line="360" w:lineRule="auto"/>
-        <w:rPr>
-          <w:szCs w:val="28"/>
-        </w:rPr>
-      </w:pPr>
-      <w:r>
-        <w:rPr>
-          <w:szCs w:val="28"/>
-        </w:rPr>
-        <w:t>Toutefois, le temps investi représente la principale contrainte. Le projet nécessitera environ 7 heures de travail par semaine pendant 8 semaines.</w:t>
-      </w:r>
-      <w:r>
-        <w:rPr>
-          <w:szCs w:val="28"/>
-        </w:rPr>
-        <w:t xml:space="preserve"> </w:t>
-      </w:r>
-      <w:r>
-        <w:rPr>
-          <w:szCs w:val="28"/>
-        </w:rPr>
-        <w:t>Soit environ 56 heures de travail.</w:t>
-      </w:r>
-    </w:p>
-    <w:p>
-      <w:pPr>
-        <w:pStyle w:val="Titre2"/>
-        <w:rPr>
-          <w:szCs w:val="36"/>
-        </w:rPr>
-      </w:pPr>
-      <w:bookmarkStart w:id="16" w:name="_Toc226946097"/>
-      <w:r>
-        <w:rPr>
-          <w:szCs w:val="36"/>
-        </w:rPr>
-        <w:t>Contraintes de délais</w:t>
-      </w:r>
-      <w:bookmarkEnd w:id="16"/>
-    </w:p>
-    <w:p>
-      <w:pPr>
-        <w:spacing w:line="360" w:lineRule="auto"/>
-        <w:rPr>
-          <w:szCs w:val="28"/>
-        </w:rPr>
-      </w:pPr>
-      <w:r>
-        <w:rPr>
-          <w:szCs w:val="28"/>
-        </w:rPr>
-        <w:t>Le projet devra être terminé avant le 26 mai.</w:t>
-      </w:r>
-    </w:p>
-    <w:p>
-      <w:pPr>
-        <w:pStyle w:val="Titre2"/>
-        <w:rPr>
-          <w:szCs w:val="36"/>
-        </w:rPr>
-      </w:pPr>
-      <w:bookmarkStart w:id="17" w:name="_Toc226946098"/>
+      <w:bookmarkStart w:id="17" w:name="_Toc240386748"/>
       <w:r>
         <w:rPr>
           <w:szCs w:val="36"/>
@@ -8590,8 +7319,19 @@
         <w:rPr>
           <w:szCs w:val="28"/>
         </w:rPr>
-        <w:lastRenderedPageBreak/>
-        <w:t>L’interface doit être développée en WPF et XAML.</w:t>
+        <w:t>L’interface doit être développée en WPF et XAML</w:t>
+      </w:r>
+      <w:r>
+        <w:rPr>
+          <w:szCs w:val="28"/>
+        </w:rPr>
+        <w:t xml:space="preserve"> ou en console</w:t>
+      </w:r>
+      <w:r>
+        <w:rPr>
+          <w:szCs w:val="28"/>
+        </w:rPr>
+        <w:t>.</w:t>
       </w:r>
     </w:p>
     <w:p>
@@ -8615,11 +7355,39 @@
     </w:p>
     <w:p>
       <w:pPr>
-        <w:pStyle w:val="Paragraphedeliste"/>
-        <w:numPr>
-          <w:ilvl w:val="0"/>
-          <w:numId w:val="13"/>
-        </w:numPr>
+        <w:pStyle w:val="Titre1"/>
+      </w:pPr>
+      <w:bookmarkStart w:id="18" w:name="_Toc240386749"/>
+      <w:r>
+        <w:lastRenderedPageBreak/>
+        <w:t>4</w:t>
+      </w:r>
+      <w:r>
+        <w:t xml:space="preserve">.Solution </w:t>
+      </w:r>
+      <w:r>
+        <w:t>de développement</w:t>
+      </w:r>
+      <w:bookmarkEnd w:id="18"/>
+    </w:p>
+    <w:p>
+      <w:pPr>
+        <w:pStyle w:val="Titre2"/>
+        <w:rPr>
+          <w:szCs w:val="36"/>
+        </w:rPr>
+      </w:pPr>
+      <w:bookmarkStart w:id="19" w:name="_Toc240386750"/>
+      <w:r>
+        <w:rPr>
+          <w:szCs w:val="36"/>
+        </w:rPr>
+        <w:t>Solution</w:t>
+      </w:r>
+      <w:bookmarkEnd w:id="19"/>
+    </w:p>
+    <w:p>
+      <w:pPr>
         <w:spacing w:line="360" w:lineRule="auto"/>
         <w:rPr>
           <w:szCs w:val="28"/>
@@ -8629,16 +7397,51 @@
         <w:rPr>
           <w:szCs w:val="28"/>
         </w:rPr>
-        <w:t>Les données doivent être sauvegardées localement.</w:t>
+        <w:t xml:space="preserve">La solution </w:t>
+      </w:r>
+      <w:r>
+        <w:rPr>
+          <w:szCs w:val="28"/>
+        </w:rPr>
+        <w:t>sera une</w:t>
+      </w:r>
+      <w:r>
+        <w:rPr>
+          <w:szCs w:val="28"/>
+        </w:rPr>
+        <w:t xml:space="preserve"> application </w:t>
+      </w:r>
+      <w:r>
+        <w:rPr>
+          <w:szCs w:val="28"/>
+        </w:rPr>
+        <w:t>console</w:t>
+      </w:r>
+      <w:r>
+        <w:rPr>
+          <w:szCs w:val="28"/>
+        </w:rPr>
+        <w:t>.</w:t>
       </w:r>
     </w:p>
     <w:p>
       <w:pPr>
-        <w:pStyle w:val="Paragraphedeliste"/>
-        <w:numPr>
-          <w:ilvl w:val="0"/>
-          <w:numId w:val="13"/>
-        </w:numPr>
+        <w:pStyle w:val="Titre2"/>
+        <w:rPr>
+          <w:szCs w:val="36"/>
+        </w:rPr>
+      </w:pPr>
+      <w:bookmarkStart w:id="20" w:name="_Toc240386751"/>
+      <w:r>
+        <w:rPr>
+          <w:szCs w:val="36"/>
+        </w:rPr>
+        <w:t>Argumentation</w:t>
+      </w:r>
+      <w:bookmarkEnd w:id="20"/>
+    </w:p>
+    <w:p>
+      <w:pPr>
         <w:spacing w:line="360" w:lineRule="auto"/>
         <w:rPr>
           <w:szCs w:val="28"/>
@@ -8648,46 +7451,24 @@
         <w:rPr>
           <w:szCs w:val="28"/>
         </w:rPr>
-        <w:t>L’application doit fonctionner sans connexion Internet.</w:t>
-      </w:r>
-    </w:p>
-    <w:p>
-      <w:pPr>
-        <w:pStyle w:val="Paragraphedeliste"/>
-        <w:numPr>
-          <w:ilvl w:val="0"/>
-          <w:numId w:val="13"/>
-        </w:numPr>
-        <w:spacing w:line="360" w:lineRule="auto"/>
+        <w:t xml:space="preserve">Cette solution est la plus adaptée pour un projet scolaire puisqu’elle permet de développer une application simple, rapide à déployer et facile à utiliser. </w:t>
+      </w:r>
+      <w:r>
         <w:rPr>
           <w:szCs w:val="28"/>
         </w:rPr>
-      </w:pPr>
-      <w:r>
-        <w:rPr>
-          <w:szCs w:val="28"/>
-        </w:rPr>
-        <w:t>Le système doit prévoir un fichier de configuration pour certaines valeurs de jeu, notamment le komi.</w:t>
+        <w:t>Suivant l’expérience de chaque membre cette solution est la plus adapté pour un premier jet avec possibilité d’améliorations dans le futur.</w:t>
       </w:r>
     </w:p>
     <w:p>
       <w:pPr>
-        <w:spacing w:line="360" w:lineRule="auto"/>
-        <w:ind w:left="360"/>
-        <w:rPr>
-          <w:szCs w:val="28"/>
-        </w:rPr>
-      </w:pPr>
-    </w:p>
-    <w:p>
-      <w:pPr>
         <w:pStyle w:val="Titre1"/>
       </w:pPr>
-      <w:bookmarkStart w:id="18" w:name="_Toc226946099"/>
-      <w:r>
-        <w:t>4.Solutions de développement</w:t>
-      </w:r>
-      <w:bookmarkEnd w:id="18"/>
+      <w:bookmarkStart w:id="21" w:name="_Toc240386752"/>
+      <w:r>
+        <w:t>6.Spécifications techniques</w:t>
+      </w:r>
+      <w:bookmarkEnd w:id="21"/>
     </w:p>
     <w:p>
       <w:pPr>
@@ -8696,693 +7477,14 @@
           <w:szCs w:val="36"/>
         </w:rPr>
       </w:pPr>
-      <w:bookmarkStart w:id="19" w:name="_Toc226946100"/>
-      <w:r>
-        <w:rPr>
-          <w:szCs w:val="36"/>
-        </w:rPr>
-        <w:t>Solution A – Application web</w:t>
-      </w:r>
-      <w:bookmarkEnd w:id="19"/>
-    </w:p>
-    <w:p>
-      <w:pPr>
-        <w:pStyle w:val="Titre3"/>
-        <w:rPr>
-          <w:sz w:val="32"/>
-          <w:szCs w:val="32"/>
-        </w:rPr>
-      </w:pPr>
-      <w:bookmarkStart w:id="20" w:name="_Toc226946101"/>
-      <w:r>
-        <w:rPr>
-          <w:sz w:val="32"/>
-          <w:szCs w:val="32"/>
-        </w:rPr>
-        <w:t>Avantages</w:t>
-      </w:r>
-      <w:bookmarkEnd w:id="20"/>
-    </w:p>
-    <w:p>
-      <w:pPr>
-        <w:pStyle w:val="Paragraphedeliste"/>
-        <w:numPr>
-          <w:ilvl w:val="0"/>
-          <w:numId w:val="14"/>
-        </w:numPr>
-        <w:spacing w:line="360" w:lineRule="auto"/>
-        <w:rPr>
-          <w:szCs w:val="28"/>
-        </w:rPr>
-      </w:pPr>
-      <w:r>
-        <w:rPr>
-          <w:szCs w:val="28"/>
-        </w:rPr>
-        <w:t>Accessible sur plusieurs appareils</w:t>
-      </w:r>
-    </w:p>
-    <w:p>
-      <w:pPr>
-        <w:pStyle w:val="Paragraphedeliste"/>
-        <w:numPr>
-          <w:ilvl w:val="0"/>
-          <w:numId w:val="14"/>
-        </w:numPr>
-        <w:spacing w:line="360" w:lineRule="auto"/>
-        <w:rPr>
-          <w:szCs w:val="28"/>
-        </w:rPr>
-      </w:pPr>
-      <w:r>
-        <w:rPr>
-          <w:szCs w:val="28"/>
-        </w:rPr>
-        <w:t>Accessible à distance</w:t>
-      </w:r>
-    </w:p>
-    <w:p>
-      <w:pPr>
-        <w:pStyle w:val="Paragraphedeliste"/>
-        <w:numPr>
-          <w:ilvl w:val="0"/>
-          <w:numId w:val="14"/>
-        </w:numPr>
-        <w:spacing w:line="360" w:lineRule="auto"/>
-        <w:rPr>
-          <w:szCs w:val="28"/>
-        </w:rPr>
-      </w:pPr>
-      <w:r>
-        <w:rPr>
-          <w:szCs w:val="28"/>
-        </w:rPr>
-        <w:t>Plus simple à partager entre plusieurs joueurs</w:t>
-      </w:r>
-    </w:p>
-    <w:p>
-      <w:pPr>
-        <w:pStyle w:val="Titre3"/>
-        <w:rPr>
-          <w:sz w:val="32"/>
-          <w:szCs w:val="32"/>
-        </w:rPr>
-      </w:pPr>
-      <w:bookmarkStart w:id="21" w:name="_Toc226946102"/>
-      <w:r>
-        <w:rPr>
-          <w:sz w:val="32"/>
-          <w:szCs w:val="32"/>
-        </w:rPr>
-        <w:t>Inconvénients</w:t>
-      </w:r>
-      <w:bookmarkEnd w:id="21"/>
-    </w:p>
-    <w:p>
-      <w:pPr>
-        <w:pStyle w:val="Paragraphedeliste"/>
-        <w:numPr>
-          <w:ilvl w:val="0"/>
-          <w:numId w:val="15"/>
-        </w:numPr>
-        <w:spacing w:line="360" w:lineRule="auto"/>
-        <w:rPr>
-          <w:szCs w:val="28"/>
-        </w:rPr>
-      </w:pPr>
-      <w:r>
-        <w:rPr>
-          <w:szCs w:val="28"/>
-        </w:rPr>
-        <w:t>Nécessite une connexion Internet</w:t>
-      </w:r>
-    </w:p>
-    <w:p>
-      <w:pPr>
-        <w:pStyle w:val="Paragraphedeliste"/>
-        <w:numPr>
-          <w:ilvl w:val="0"/>
-          <w:numId w:val="15"/>
-        </w:numPr>
-        <w:spacing w:line="360" w:lineRule="auto"/>
-        <w:rPr>
-          <w:szCs w:val="28"/>
-        </w:rPr>
-      </w:pPr>
-      <w:r>
-        <w:rPr>
-          <w:szCs w:val="28"/>
-        </w:rPr>
-        <w:t>Requiert un hébergement</w:t>
-      </w:r>
-    </w:p>
-    <w:p>
-      <w:pPr>
-        <w:pStyle w:val="Paragraphedeliste"/>
-        <w:numPr>
-          <w:ilvl w:val="0"/>
-          <w:numId w:val="15"/>
-        </w:numPr>
-        <w:spacing w:line="360" w:lineRule="auto"/>
-        <w:rPr>
-          <w:szCs w:val="28"/>
-        </w:rPr>
-      </w:pPr>
-      <w:r>
-        <w:rPr>
-          <w:szCs w:val="28"/>
-        </w:rPr>
-        <w:t>Plus complexe à développer</w:t>
-      </w:r>
-    </w:p>
-    <w:p>
-      <w:pPr>
-        <w:pStyle w:val="Titre2"/>
-        <w:rPr>
-          <w:szCs w:val="36"/>
-        </w:rPr>
-      </w:pPr>
-      <w:bookmarkStart w:id="22" w:name="_Toc226946103"/>
-      <w:r>
-        <w:rPr>
-          <w:szCs w:val="36"/>
-        </w:rPr>
-        <w:t xml:space="preserve">Solution </w:t>
-      </w:r>
-      <w:r>
-        <w:rPr>
-          <w:szCs w:val="36"/>
-        </w:rPr>
-        <w:t>B</w:t>
-      </w:r>
-      <w:r>
-        <w:rPr>
-          <w:szCs w:val="36"/>
-        </w:rPr>
-        <w:t xml:space="preserve"> – Application native avec base de données</w:t>
-      </w:r>
-      <w:bookmarkEnd w:id="22"/>
-    </w:p>
-    <w:p>
-      <w:pPr>
-        <w:pStyle w:val="Titre3"/>
-        <w:rPr>
-          <w:sz w:val="32"/>
-          <w:szCs w:val="32"/>
-        </w:rPr>
-      </w:pPr>
-      <w:bookmarkStart w:id="23" w:name="_Toc226946104"/>
-      <w:r>
-        <w:rPr>
-          <w:sz w:val="32"/>
-          <w:szCs w:val="32"/>
-        </w:rPr>
-        <w:t>Avantages</w:t>
-      </w:r>
-      <w:bookmarkEnd w:id="23"/>
-    </w:p>
-    <w:p>
-      <w:pPr>
-        <w:pStyle w:val="Paragraphedeliste"/>
-        <w:numPr>
-          <w:ilvl w:val="0"/>
-          <w:numId w:val="16"/>
-        </w:numPr>
-        <w:spacing w:line="360" w:lineRule="auto"/>
-        <w:rPr>
-          <w:szCs w:val="28"/>
-        </w:rPr>
-      </w:pPr>
-      <w:r>
-        <w:rPr>
-          <w:szCs w:val="28"/>
-        </w:rPr>
-        <w:t>Permet de sauvegarder plusieurs parties et statistiques</w:t>
-      </w:r>
-    </w:p>
-    <w:p>
-      <w:pPr>
-        <w:pStyle w:val="Paragraphedeliste"/>
-        <w:numPr>
-          <w:ilvl w:val="0"/>
-          <w:numId w:val="16"/>
-        </w:numPr>
-        <w:spacing w:line="360" w:lineRule="auto"/>
-        <w:rPr>
-          <w:szCs w:val="28"/>
-        </w:rPr>
-      </w:pPr>
-      <w:r>
-        <w:rPr>
-          <w:szCs w:val="28"/>
-        </w:rPr>
-        <w:t>Permet une gestion plus complète des utilisateurs</w:t>
-      </w:r>
-    </w:p>
-    <w:p>
-      <w:pPr>
-        <w:pStyle w:val="Paragraphedeliste"/>
-        <w:numPr>
-          <w:ilvl w:val="0"/>
-          <w:numId w:val="16"/>
-        </w:numPr>
-        <w:spacing w:line="360" w:lineRule="auto"/>
-        <w:rPr>
-          <w:szCs w:val="28"/>
-        </w:rPr>
-      </w:pPr>
-      <w:r>
-        <w:rPr>
-          <w:szCs w:val="28"/>
-        </w:rPr>
-        <w:lastRenderedPageBreak/>
-        <w:t>Facilite la conservation des journaux de parties</w:t>
-      </w:r>
-    </w:p>
-    <w:p>
-      <w:pPr>
-        <w:pStyle w:val="Paragraphedeliste"/>
-        <w:numPr>
-          <w:ilvl w:val="0"/>
-          <w:numId w:val="16"/>
-        </w:numPr>
-        <w:spacing w:line="360" w:lineRule="auto"/>
-        <w:rPr>
-          <w:szCs w:val="28"/>
-        </w:rPr>
-      </w:pPr>
-      <w:r>
-        <w:rPr>
-          <w:szCs w:val="28"/>
-        </w:rPr>
-        <w:t>Peut-être</w:t>
-      </w:r>
-      <w:r>
-        <w:rPr>
-          <w:szCs w:val="28"/>
-        </w:rPr>
-        <w:t xml:space="preserve"> évolutive</w:t>
-      </w:r>
-    </w:p>
-    <w:p>
-      <w:pPr>
-        <w:pStyle w:val="Titre3"/>
-        <w:rPr>
-          <w:sz w:val="32"/>
-          <w:szCs w:val="32"/>
-        </w:rPr>
-      </w:pPr>
-      <w:bookmarkStart w:id="24" w:name="_Toc226946105"/>
-      <w:r>
-        <w:rPr>
-          <w:sz w:val="32"/>
-          <w:szCs w:val="32"/>
-        </w:rPr>
-        <w:t>Inconvénients</w:t>
-      </w:r>
-      <w:bookmarkEnd w:id="24"/>
-    </w:p>
-    <w:p>
-      <w:pPr>
-        <w:pStyle w:val="Paragraphedeliste"/>
-        <w:numPr>
-          <w:ilvl w:val="0"/>
-          <w:numId w:val="17"/>
-        </w:numPr>
-        <w:spacing w:line="360" w:lineRule="auto"/>
-        <w:rPr>
-          <w:szCs w:val="28"/>
-        </w:rPr>
-      </w:pPr>
-      <w:r>
-        <w:rPr>
-          <w:szCs w:val="28"/>
-        </w:rPr>
-        <w:t>Plus complexe à développer</w:t>
-      </w:r>
-    </w:p>
-    <w:p>
-      <w:pPr>
-        <w:pStyle w:val="Paragraphedeliste"/>
-        <w:numPr>
-          <w:ilvl w:val="0"/>
-          <w:numId w:val="17"/>
-        </w:numPr>
-        <w:spacing w:line="360" w:lineRule="auto"/>
-        <w:rPr>
-          <w:szCs w:val="28"/>
-        </w:rPr>
-      </w:pPr>
-      <w:r>
-        <w:rPr>
-          <w:szCs w:val="28"/>
-        </w:rPr>
-        <w:t>Nécessite une gestion de base de données</w:t>
-      </w:r>
-    </w:p>
-    <w:p>
-      <w:pPr>
-        <w:pStyle w:val="Paragraphedeliste"/>
-        <w:numPr>
-          <w:ilvl w:val="0"/>
-          <w:numId w:val="17"/>
-        </w:numPr>
-        <w:spacing w:line="360" w:lineRule="auto"/>
-        <w:rPr>
-          <w:szCs w:val="28"/>
-        </w:rPr>
-      </w:pPr>
-      <w:r>
-        <w:rPr>
-          <w:szCs w:val="28"/>
-        </w:rPr>
-        <w:t>Nécessite un système de connexion</w:t>
-      </w:r>
-    </w:p>
-    <w:p>
-      <w:pPr>
-        <w:pStyle w:val="Titre3"/>
-        <w:rPr>
-          <w:sz w:val="32"/>
-          <w:szCs w:val="32"/>
-        </w:rPr>
-      </w:pPr>
-      <w:bookmarkStart w:id="25" w:name="_Toc226946106"/>
-      <w:r>
-        <w:rPr>
-          <w:sz w:val="36"/>
-          <w:szCs w:val="36"/>
-        </w:rPr>
-        <w:t>Solution C – Application native sans base de données</w:t>
-      </w:r>
-      <w:bookmarkEnd w:id="25"/>
-      <w:r>
-        <w:rPr>
-          <w:sz w:val="32"/>
-          <w:szCs w:val="32"/>
-        </w:rPr>
-        <w:t xml:space="preserve"> </w:t>
-      </w:r>
-    </w:p>
-    <w:p>
-      <w:pPr>
-        <w:pStyle w:val="Titre3"/>
-        <w:rPr>
-          <w:sz w:val="32"/>
-          <w:szCs w:val="32"/>
-        </w:rPr>
-      </w:pPr>
-      <w:bookmarkStart w:id="26" w:name="_Toc226946107"/>
-      <w:r>
-        <w:rPr>
-          <w:sz w:val="32"/>
-          <w:szCs w:val="32"/>
-        </w:rPr>
-        <w:t>Avantages</w:t>
-      </w:r>
-      <w:bookmarkEnd w:id="26"/>
-    </w:p>
-    <w:p>
-      <w:pPr>
-        <w:pStyle w:val="Paragraphedeliste"/>
-        <w:numPr>
-          <w:ilvl w:val="0"/>
-          <w:numId w:val="19"/>
-        </w:numPr>
-        <w:spacing w:line="360" w:lineRule="auto"/>
-        <w:rPr>
-          <w:szCs w:val="28"/>
-        </w:rPr>
-      </w:pPr>
-      <w:r>
-        <w:rPr>
-          <w:szCs w:val="28"/>
-        </w:rPr>
-        <w:t>Fonctionne sans Internet</w:t>
-      </w:r>
-    </w:p>
-    <w:p>
-      <w:pPr>
-        <w:pStyle w:val="Paragraphedeliste"/>
-        <w:numPr>
-          <w:ilvl w:val="0"/>
-          <w:numId w:val="19"/>
-        </w:numPr>
-        <w:spacing w:line="360" w:lineRule="auto"/>
-        <w:rPr>
-          <w:szCs w:val="28"/>
-        </w:rPr>
-      </w:pPr>
-      <w:r>
-        <w:rPr>
-          <w:szCs w:val="28"/>
-        </w:rPr>
-        <w:t>Plus simple à développer</w:t>
-      </w:r>
-    </w:p>
-    <w:p>
-      <w:pPr>
-        <w:pStyle w:val="Paragraphedeliste"/>
-        <w:numPr>
-          <w:ilvl w:val="0"/>
-          <w:numId w:val="19"/>
-        </w:numPr>
-        <w:spacing w:line="360" w:lineRule="auto"/>
-        <w:rPr>
-          <w:szCs w:val="28"/>
-        </w:rPr>
-      </w:pPr>
-      <w:r>
-        <w:rPr>
-          <w:szCs w:val="28"/>
-        </w:rPr>
-        <w:t>Sauvegarde locale facile</w:t>
-      </w:r>
-    </w:p>
-    <w:p>
-      <w:pPr>
-        <w:pStyle w:val="Paragraphedeliste"/>
-        <w:numPr>
-          <w:ilvl w:val="0"/>
-          <w:numId w:val="19"/>
-        </w:numPr>
-        <w:spacing w:line="360" w:lineRule="auto"/>
-        <w:rPr>
-          <w:szCs w:val="28"/>
-        </w:rPr>
-      </w:pPr>
-      <w:r>
-        <w:rPr>
-          <w:szCs w:val="28"/>
-        </w:rPr>
-        <w:t>Aucune gestion de serveur requise</w:t>
-      </w:r>
-    </w:p>
-    <w:p>
-      <w:pPr>
-        <w:pStyle w:val="Titre3"/>
-        <w:rPr>
-          <w:sz w:val="32"/>
-          <w:szCs w:val="32"/>
-        </w:rPr>
-      </w:pPr>
-      <w:bookmarkStart w:id="27" w:name="_Toc226946108"/>
-      <w:r>
-        <w:rPr>
-          <w:sz w:val="32"/>
-          <w:szCs w:val="32"/>
-        </w:rPr>
-        <w:t>Inconvénients</w:t>
-      </w:r>
-      <w:bookmarkEnd w:id="27"/>
-    </w:p>
-    <w:p>
-      <w:pPr>
-        <w:pStyle w:val="Paragraphedeliste"/>
-        <w:numPr>
-          <w:ilvl w:val="0"/>
-          <w:numId w:val="20"/>
-        </w:numPr>
-        <w:spacing w:line="360" w:lineRule="auto"/>
-        <w:rPr>
-          <w:szCs w:val="28"/>
-        </w:rPr>
-      </w:pPr>
-      <w:r>
-        <w:rPr>
-          <w:szCs w:val="28"/>
-        </w:rPr>
-        <w:t>Accessible sur un seul poste</w:t>
-      </w:r>
-    </w:p>
-    <w:p>
-      <w:pPr>
-        <w:pStyle w:val="Paragraphedeliste"/>
-        <w:numPr>
-          <w:ilvl w:val="0"/>
-          <w:numId w:val="20"/>
-        </w:numPr>
-        <w:spacing w:line="360" w:lineRule="auto"/>
-        <w:rPr>
-          <w:szCs w:val="28"/>
-        </w:rPr>
-      </w:pPr>
-      <w:r>
-        <w:rPr>
-          <w:szCs w:val="28"/>
-        </w:rPr>
-        <w:t>Limite le multijoueur en ligne</w:t>
-      </w:r>
-    </w:p>
-    <w:p>
-      <w:pPr>
-        <w:pStyle w:val="Paragraphedeliste"/>
-        <w:numPr>
-          <w:ilvl w:val="0"/>
-          <w:numId w:val="20"/>
-        </w:numPr>
-        <w:spacing w:line="360" w:lineRule="auto"/>
-        <w:rPr>
-          <w:szCs w:val="28"/>
-        </w:rPr>
-      </w:pPr>
-      <w:r>
-        <w:rPr>
-          <w:szCs w:val="28"/>
-        </w:rPr>
-        <w:t>Les données peuvent être perdues si les fichiers sont supprimés</w:t>
-      </w:r>
-    </w:p>
-    <w:p>
-      <w:pPr>
-        <w:pStyle w:val="Titre1"/>
-      </w:pPr>
-      <w:bookmarkStart w:id="28" w:name="_Toc226946109"/>
-      <w:r>
-        <w:t>5.Solution recommandée</w:t>
-      </w:r>
-      <w:bookmarkEnd w:id="28"/>
-    </w:p>
-    <w:p>
-      <w:pPr>
-        <w:pStyle w:val="Titre2"/>
-        <w:rPr>
-          <w:szCs w:val="36"/>
-        </w:rPr>
-      </w:pPr>
-      <w:bookmarkStart w:id="29" w:name="_Toc226946110"/>
-      <w:r>
-        <w:rPr>
-          <w:szCs w:val="36"/>
-        </w:rPr>
-        <w:t>Solution</w:t>
-      </w:r>
-      <w:bookmarkEnd w:id="29"/>
-    </w:p>
-    <w:p>
-      <w:pPr>
-        <w:spacing w:line="360" w:lineRule="auto"/>
-        <w:rPr>
-          <w:szCs w:val="28"/>
-        </w:rPr>
-      </w:pPr>
-      <w:r>
-        <w:rPr>
-          <w:szCs w:val="28"/>
-        </w:rPr>
-        <w:t>La solution C, application native sans base de données, est</w:t>
-      </w:r>
-      <w:r>
-        <w:rPr>
-          <w:szCs w:val="28"/>
-        </w:rPr>
-        <w:t xml:space="preserve"> </w:t>
-      </w:r>
-      <w:r>
-        <w:rPr>
-          <w:szCs w:val="28"/>
-        </w:rPr>
-        <w:t>recommandée.</w:t>
-      </w:r>
-    </w:p>
-    <w:p>
-      <w:pPr>
-        <w:pStyle w:val="Titre2"/>
-        <w:rPr>
-          <w:szCs w:val="36"/>
-        </w:rPr>
-      </w:pPr>
-      <w:bookmarkStart w:id="30" w:name="_Toc226946111"/>
-      <w:r>
-        <w:rPr>
-          <w:szCs w:val="36"/>
-        </w:rPr>
-        <w:lastRenderedPageBreak/>
-        <w:t>Argumentation</w:t>
-      </w:r>
-      <w:bookmarkEnd w:id="30"/>
-    </w:p>
-    <w:p>
-      <w:pPr>
-        <w:spacing w:line="360" w:lineRule="auto"/>
-        <w:rPr>
-          <w:szCs w:val="28"/>
-        </w:rPr>
-      </w:pPr>
-      <w:r>
-        <w:rPr>
-          <w:szCs w:val="28"/>
-        </w:rPr>
-        <w:t>Cette solution est la plus adaptée pour un projet scolaire puisqu’elle permet de développer une application simple, rapide à déployer et facile à utiliser. Elle évite également la complexité d’une infrastructure réseau complète tout en permettant de conserver localement les données essentielles.</w:t>
-      </w:r>
-    </w:p>
-    <w:p>
-      <w:pPr>
-        <w:spacing w:line="360" w:lineRule="auto"/>
-        <w:rPr>
-          <w:szCs w:val="28"/>
-        </w:rPr>
-      </w:pPr>
-    </w:p>
-    <w:p>
-      <w:pPr>
-        <w:spacing w:line="360" w:lineRule="auto"/>
-        <w:rPr>
-          <w:szCs w:val="28"/>
-        </w:rPr>
-      </w:pPr>
-      <w:r>
-        <w:rPr>
-          <w:szCs w:val="28"/>
-        </w:rPr>
-        <w:t>Une application native en WPF permet aussi une meilleure intégration avec Windows et facilite la gestion graphique du plateau de Go. Elle permet également d’intégrer un écran de connexion, un système de sauvegarde locale, une horloge, un écran de pause ainsi qu’un journal des parties sans dépendre d’un serveur distant.</w:t>
-      </w:r>
-    </w:p>
-    <w:p>
-      <w:pPr>
-        <w:pStyle w:val="Titre1"/>
-      </w:pPr>
-      <w:bookmarkStart w:id="31" w:name="_Toc226946112"/>
-      <w:r>
-        <w:t>6.Spécifications techniques</w:t>
-      </w:r>
-      <w:bookmarkEnd w:id="31"/>
-    </w:p>
-    <w:p>
-      <w:pPr>
-        <w:pStyle w:val="Titre2"/>
-        <w:rPr>
-          <w:szCs w:val="36"/>
-        </w:rPr>
-      </w:pPr>
-      <w:bookmarkStart w:id="32" w:name="_Toc226946113"/>
+      <w:bookmarkStart w:id="22" w:name="_Toc240386753"/>
       <w:r>
         <w:rPr>
           <w:szCs w:val="36"/>
         </w:rPr>
         <w:t>Langage de développement</w:t>
       </w:r>
-      <w:bookmarkEnd w:id="32"/>
+      <w:bookmarkEnd w:id="22"/>
     </w:p>
     <w:p>
       <w:pPr>
@@ -9399,26 +7501,13 @@
     </w:p>
     <w:p>
       <w:pPr>
-        <w:pStyle w:val="Paragraphedeliste"/>
-        <w:numPr>
-          <w:ilvl w:val="0"/>
-          <w:numId w:val="21"/>
-        </w:numPr>
-        <w:spacing w:line="360" w:lineRule="auto"/>
-      </w:pPr>
-      <w:r>
-        <w:t>XAML</w:t>
-      </w:r>
-    </w:p>
-    <w:p>
-      <w:pPr>
         <w:pStyle w:val="Titre2"/>
       </w:pPr>
-      <w:bookmarkStart w:id="33" w:name="_Toc226946114"/>
+      <w:bookmarkStart w:id="23" w:name="_Toc240386754"/>
       <w:r>
         <w:t>Patron de conception</w:t>
       </w:r>
-      <w:bookmarkEnd w:id="33"/>
+      <w:bookmarkEnd w:id="23"/>
     </w:p>
     <w:p>
       <w:pPr>
@@ -9437,61 +7526,11 @@
       <w:pPr>
         <w:pStyle w:val="Titre2"/>
       </w:pPr>
-      <w:bookmarkStart w:id="34" w:name="_Toc226946115"/>
-      <w:r>
-        <w:lastRenderedPageBreak/>
-        <w:t>Sauvegarde des données</w:t>
-      </w:r>
-      <w:bookmarkEnd w:id="34"/>
-    </w:p>
-    <w:p>
-      <w:pPr>
-        <w:pStyle w:val="Paragraphedeliste"/>
-        <w:numPr>
-          <w:ilvl w:val="0"/>
-          <w:numId w:val="22"/>
-        </w:numPr>
-        <w:spacing w:line="360" w:lineRule="auto"/>
-      </w:pPr>
-      <w:r>
-        <w:t>XML</w:t>
-      </w:r>
-    </w:p>
-    <w:p>
-      <w:pPr>
-        <w:pStyle w:val="Paragraphedeliste"/>
-        <w:numPr>
-          <w:ilvl w:val="0"/>
-          <w:numId w:val="22"/>
-        </w:numPr>
-        <w:spacing w:line="360" w:lineRule="auto"/>
-      </w:pPr>
-      <w:r>
-        <w:t>Fichier de configuration pour le komi</w:t>
-      </w:r>
-    </w:p>
-    <w:p>
-      <w:pPr>
-        <w:pStyle w:val="Paragraphedeliste"/>
-        <w:numPr>
-          <w:ilvl w:val="0"/>
-          <w:numId w:val="22"/>
-        </w:numPr>
-        <w:spacing w:line="360" w:lineRule="auto"/>
-      </w:pPr>
-      <w:r>
-        <w:t>Journal local des parties</w:t>
-      </w:r>
-    </w:p>
-    <w:p>
-      <w:pPr>
-        <w:pStyle w:val="Titre2"/>
-      </w:pPr>
-      <w:bookmarkStart w:id="35" w:name="_Toc226946116"/>
+      <w:bookmarkStart w:id="24" w:name="_Toc240386755"/>
       <w:r>
         <w:t>Outils utilisés</w:t>
       </w:r>
-      <w:bookmarkEnd w:id="35"/>
+      <w:bookmarkEnd w:id="24"/>
     </w:p>
     <w:p>
       <w:pPr>
@@ -9529,23 +7568,8 @@
         <w:spacing w:line="360" w:lineRule="auto"/>
       </w:pPr>
       <w:r>
-        <w:t>WPF</w:t>
-      </w:r>
-    </w:p>
-    <w:p>
-      <w:pPr>
-        <w:pStyle w:val="Paragraphedeliste"/>
-        <w:numPr>
-          <w:ilvl w:val="0"/>
-          <w:numId w:val="23"/>
-        </w:numPr>
-        <w:spacing w:line="360" w:lineRule="auto"/>
-      </w:pPr>
-      <w:proofErr w:type="gramStart"/>
-      <w:r>
         <w:t>.NET</w:t>
       </w:r>
-      <w:proofErr w:type="gramEnd"/>
     </w:p>
     <w:p>
       <w:pPr>
@@ -9564,7 +7588,7 @@
     </w:p>
     <w:p/>
     <w:sectPr>
-      <w:footerReference w:type="default" r:id="rId9"/>
+      <w:footerReference w:type="default" r:id="rId13"/>
       <w:pgSz w:w="12240" w:h="15840"/>
       <w:pgMar w:top="1440" w:right="1800" w:bottom="1440" w:left="1800" w:header="708" w:footer="708" w:gutter="0"/>
       <w:pgNumType w:start="0"/>
@@ -9574,6 +7598,46 @@
     </w:sectPr>
   </w:body>
 </w:document>
+</file>
+
+<file path=word/comments.xml><?xml version="1.0" encoding="utf-8"?>
+<w:comments xmlns:wpc="http://schemas.microsoft.com/office/word/2010/wordprocessingCanvas" xmlns:cx="http://schemas.microsoft.com/office/drawing/2014/chartex" xmlns:cx1="http://schemas.microsoft.com/office/drawing/2015/9/8/chartex" xmlns:cx2="http://schemas.microsoft.com/office/drawing/2015/10/21/chartex" xmlns:cx3="http://schemas.microsoft.com/office/drawing/2016/5/9/chartex" xmlns:cx4="http://schemas.microsoft.com/office/drawing/2016/5/10/chartex" xmlns:cx5="http://schemas.microsoft.com/office/drawing/2016/5/11/chartex" xmlns:cx6="http://schemas.microsoft.com/office/drawing/2016/5/12/chartex" xmlns:cx7="http://schemas.microsoft.com/office/drawing/2016/5/13/chartex" xmlns:cx8="http://schemas.microsoft.com/office/drawing/2016/5/14/chartex" xmlns:mc="http://schemas.openxmlformats.org/markup-compatibility/2006" xmlns:aink="http://schemas.microsoft.com/office/drawing/2016/ink" xmlns:am3d="http://schemas.microsoft.com/office/drawing/2017/model3d" xmlns:o="urn:schemas-microsoft-com:office:office" xmlns:oel="http://schemas.microsoft.com/office/2019/extlst" xmlns:r="http://schemas.openxmlformats.org/officeDocument/2006/relationships" xmlns:m="http://schemas.openxmlformats.org/officeDocument/2006/math" xmlns:v="urn:schemas-microsoft-com:vml" xmlns:wp14="http://schemas.microsoft.com/office/word/2010/wordprocessingDrawing" xmlns:wp="http://schemas.openxmlformats.org/drawingml/2006/wordprocessingDrawing" xmlns:w10="urn:schemas-microsoft-com:office:word" xmlns:w="http://schemas.openxmlformats.org/wordprocessingml/2006/main" xmlns:w14="http://schemas.microsoft.com/office/word/2010/wordml" xmlns:w15="http://schemas.microsoft.com/office/word/2012/wordml" xmlns:w16cex="http://schemas.microsoft.com/office/word/2018/wordml/cex" xmlns:w16cid="http://schemas.microsoft.com/office/word/2016/wordml/cid" xmlns:w16="http://schemas.microsoft.com/office/word/2018/wordml" xmlns:w16du="http://schemas.microsoft.com/office/word/2023/wordml/word16du" xmlns:w16sdtdh="http://schemas.microsoft.com/office/word/2020/wordml/sdtdatahash" xmlns:w16sdtfl="http://schemas.microsoft.com/office/word/2024/wordml/sdtformatlock" xmlns:w16se="http://schemas.microsoft.com/office/word/2015/wordml/symex" xmlns:wpg="http://schemas.microsoft.com/office/word/2010/wordprocessingGroup" xmlns:wpi="http://schemas.microsoft.com/office/word/2010/wordprocessingInk" xmlns:wne="http://schemas.microsoft.com/office/word/2006/wordml" xmlns:wps="http://schemas.microsoft.com/office/word/2010/wordprocessingShape" mc:Ignorable="w14 w15 w16se w16cid w16 w16cex w16sdtdh w16sdtfl w16du wp14">
+  <w:comment w:id="12" w:author="William Gagné" w:date="2026-09-15T17:39:00Z" w:initials="WG">
+    <w:p>
+      <w:pPr>
+        <w:pStyle w:val="Commentaire"/>
+        <w:ind w:left="0"/>
+      </w:pPr>
+      <w:r>
+        <w:rPr>
+          <w:rStyle w:val="Marquedecommentaire"/>
+        </w:rPr>
+        <w:annotationRef/>
+      </w:r>
+      <w:r>
+        <w:t>Discuter avec l’équipe des valeurs d’énergie et d’attaque puissante</w:t>
+      </w:r>
+    </w:p>
+  </w:comment>
+</w:comments>
+</file>
+
+<file path=word/commentsExtended.xml><?xml version="1.0" encoding="utf-8"?>
+<w15:commentsEx xmlns:wpc="http://schemas.microsoft.com/office/word/2010/wordprocessingCanvas" xmlns:cx="http://schemas.microsoft.com/office/drawing/2014/chartex" xmlns:cx1="http://schemas.microsoft.com/office/drawing/2015/9/8/chartex" xmlns:cx2="http://schemas.microsoft.com/office/drawing/2015/10/21/chartex" xmlns:cx3="http://schemas.microsoft.com/office/drawing/2016/5/9/chartex" xmlns:cx4="http://schemas.microsoft.com/office/drawing/2016/5/10/chartex" xmlns:cx5="http://schemas.microsoft.com/office/drawing/2016/5/11/chartex" xmlns:cx6="http://schemas.microsoft.com/office/drawing/2016/5/12/chartex" xmlns:cx7="http://schemas.microsoft.com/office/drawing/2016/5/13/chartex" xmlns:cx8="http://schemas.microsoft.com/office/drawing/2016/5/14/chartex" xmlns:mc="http://schemas.openxmlformats.org/markup-compatibility/2006" xmlns:aink="http://schemas.microsoft.com/office/drawing/2016/ink" xmlns:am3d="http://schemas.microsoft.com/office/drawing/2017/model3d" xmlns:o="urn:schemas-microsoft-com:office:office" xmlns:oel="http://schemas.microsoft.com/office/2019/extlst" xmlns:r="http://schemas.openxmlformats.org/officeDocument/2006/relationships" xmlns:m="http://schemas.openxmlformats.org/officeDocument/2006/math" xmlns:v="urn:schemas-microsoft-com:vml" xmlns:wp14="http://schemas.microsoft.com/office/word/2010/wordprocessingDrawing" xmlns:wp="http://schemas.openxmlformats.org/drawingml/2006/wordprocessingDrawing" xmlns:w10="urn:schemas-microsoft-com:office:word" xmlns:w="http://schemas.openxmlformats.org/wordprocessingml/2006/main" xmlns:w14="http://schemas.microsoft.com/office/word/2010/wordml" xmlns:w15="http://schemas.microsoft.com/office/word/2012/wordml" xmlns:w16cex="http://schemas.microsoft.com/office/word/2018/wordml/cex" xmlns:w16cid="http://schemas.microsoft.com/office/word/2016/wordml/cid" xmlns:w16="http://schemas.microsoft.com/office/word/2018/wordml" xmlns:w16du="http://schemas.microsoft.com/office/word/2023/wordml/word16du" xmlns:w16sdtdh="http://schemas.microsoft.com/office/word/2020/wordml/sdtdatahash" xmlns:w16sdtfl="http://schemas.microsoft.com/office/word/2024/wordml/sdtformatlock" xmlns:w16se="http://schemas.microsoft.com/office/word/2015/wordml/symex" xmlns:wpg="http://schemas.microsoft.com/office/word/2010/wordprocessingGroup" xmlns:wpi="http://schemas.microsoft.com/office/word/2010/wordprocessingInk" xmlns:wne="http://schemas.microsoft.com/office/word/2006/wordml" xmlns:wps="http://schemas.microsoft.com/office/word/2010/wordprocessingShape" mc:Ignorable="w14 w15 w16se w16cid w16 w16cex w16sdtdh w16sdtfl w16du wp14">
+  <w15:commentEx w15:paraId="1D586A30" w15:done="0"/>
+</w15:commentsEx>
+</file>
+
+<file path=word/commentsExtensible.xml><?xml version="1.0" encoding="utf-8"?>
+<w16cex:commentsExtensible xmlns:wpc="http://schemas.microsoft.com/office/word/2010/wordprocessingCanvas" xmlns:cx="http://schemas.microsoft.com/office/drawing/2014/chartex" xmlns:cx1="http://schemas.microsoft.com/office/drawing/2015/9/8/chartex" xmlns:cx2="http://schemas.microsoft.com/office/drawing/2015/10/21/chartex" xmlns:cx3="http://schemas.microsoft.com/office/drawing/2016/5/9/chartex" xmlns:cx4="http://schemas.microsoft.com/office/drawing/2016/5/10/chartex" xmlns:cx5="http://schemas.microsoft.com/office/drawing/2016/5/11/chartex" xmlns:cx6="http://schemas.microsoft.com/office/drawing/2016/5/12/chartex" xmlns:cx7="http://schemas.microsoft.com/office/drawing/2016/5/13/chartex" xmlns:cx8="http://schemas.microsoft.com/office/drawing/2016/5/14/chartex" xmlns:cr="http://schemas.microsoft.com/office/comments/2020/reactions" xmlns:mc="http://schemas.openxmlformats.org/markup-compatibility/2006" xmlns:aink="http://schemas.microsoft.com/office/drawing/2016/ink" xmlns:am3d="http://schemas.microsoft.com/office/drawing/2017/model3d" xmlns:o="urn:schemas-microsoft-com:office:office" xmlns:oel="http://schemas.microsoft.com/office/2019/extlst" xmlns:r="http://schemas.openxmlformats.org/officeDocument/2006/relationships" xmlns:m="http://schemas.openxmlformats.org/officeDocument/2006/math" xmlns:v="urn:schemas-microsoft-com:vml" xmlns:wp14="http://schemas.microsoft.com/office/word/2010/wordprocessingDrawing" xmlns:wp="http://schemas.openxmlformats.org/drawingml/2006/wordprocessingDrawing" xmlns:w10="urn:schemas-microsoft-com:office:word" xmlns:w="http://schemas.openxmlformats.org/wordprocessingml/2006/main" xmlns:w14="http://schemas.microsoft.com/office/word/2010/wordml" xmlns:w15="http://schemas.microsoft.com/office/word/2012/wordml" xmlns:w16cex="http://schemas.microsoft.com/office/word/2018/wordml/cex" xmlns:w16cid="http://schemas.microsoft.com/office/word/2016/wordml/cid" xmlns:w16="http://schemas.microsoft.com/office/word/2018/wordml" xmlns:w16du="http://schemas.microsoft.com/office/word/2023/wordml/word16du" xmlns:w16sdtdh="http://schemas.microsoft.com/office/word/2020/wordml/sdtdatahash" xmlns:w16sdtfl="http://schemas.microsoft.com/office/word/2024/wordml/sdtformatlock" xmlns:w16se="http://schemas.microsoft.com/office/word/2015/wordml/symex" xmlns:wpg="http://schemas.microsoft.com/office/word/2010/wordprocessingGroup" xmlns:wpi="http://schemas.microsoft.com/office/word/2010/wordprocessingInk" xmlns:wne="http://schemas.microsoft.com/office/word/2006/wordml" xmlns:wps="http://schemas.microsoft.com/office/word/2010/wordprocessingShape" mc:Ignorable="w14 w15 w16se w16cid w16 w16cex w16sdtdh w16sdtfl cr w16du wp14">
+  <w16cex:commentExtensible w16cex:durableId="4202AB8B" w16cex:dateUtc="2026-09-15T21:39:00Z"/>
+</w16cex:commentsExtensible>
+</file>
+
+<file path=word/commentsIds.xml><?xml version="1.0" encoding="utf-8"?>
+<w16cid:commentsIds xmlns:wpc="http://schemas.microsoft.com/office/word/2010/wordprocessingCanvas" xmlns:cx="http://schemas.microsoft.com/office/drawing/2014/chartex" xmlns:cx1="http://schemas.microsoft.com/office/drawing/2015/9/8/chartex" xmlns:cx2="http://schemas.microsoft.com/office/drawing/2015/10/21/chartex" xmlns:cx3="http://schemas.microsoft.com/office/drawing/2016/5/9/chartex" xmlns:cx4="http://schemas.microsoft.com/office/drawing/2016/5/10/chartex" xmlns:cx5="http://schemas.microsoft.com/office/drawing/2016/5/11/chartex" xmlns:cx6="http://schemas.microsoft.com/office/drawing/2016/5/12/chartex" xmlns:cx7="http://schemas.microsoft.com/office/drawing/2016/5/13/chartex" xmlns:cx8="http://schemas.microsoft.com/office/drawing/2016/5/14/chartex" xmlns:mc="http://schemas.openxmlformats.org/markup-compatibility/2006" xmlns:aink="http://schemas.microsoft.com/office/drawing/2016/ink" xmlns:am3d="http://schemas.microsoft.com/office/drawing/2017/model3d" xmlns:o="urn:schemas-microsoft-com:office:office" xmlns:oel="http://schemas.microsoft.com/office/2019/extlst" xmlns:r="http://schemas.openxmlformats.org/officeDocument/2006/relationships" xmlns:m="http://schemas.openxmlformats.org/officeDocument/2006/math" xmlns:v="urn:schemas-microsoft-com:vml" xmlns:wp14="http://schemas.microsoft.com/office/word/2010/wordprocessingDrawing" xmlns:wp="http://schemas.openxmlformats.org/drawingml/2006/wordprocessingDrawing" xmlns:w10="urn:schemas-microsoft-com:office:word" xmlns:w="http://schemas.openxmlformats.org/wordprocessingml/2006/main" xmlns:w14="http://schemas.microsoft.com/office/word/2010/wordml" xmlns:w15="http://schemas.microsoft.com/office/word/2012/wordml" xmlns:w16cex="http://schemas.microsoft.com/office/word/2018/wordml/cex" xmlns:w16cid="http://schemas.microsoft.com/office/word/2016/wordml/cid" xmlns:w16="http://schemas.microsoft.com/office/word/2018/wordml" xmlns:w16du="http://schemas.microsoft.com/office/word/2023/wordml/word16du" xmlns:w16sdtdh="http://schemas.microsoft.com/office/word/2020/wordml/sdtdatahash" xmlns:w16sdtfl="http://schemas.microsoft.com/office/word/2024/wordml/sdtformatlock" xmlns:w16se="http://schemas.microsoft.com/office/word/2015/wordml/symex" xmlns:wpg="http://schemas.microsoft.com/office/word/2010/wordprocessingGroup" xmlns:wpi="http://schemas.microsoft.com/office/word/2010/wordprocessingInk" xmlns:wne="http://schemas.microsoft.com/office/word/2006/wordml" xmlns:wps="http://schemas.microsoft.com/office/word/2010/wordprocessingShape" mc:Ignorable="w14 w15 w16se w16cid w16 w16cex w16sdtdh w16sdtfl w16du wp14">
+  <w16cid:commentId w16cid:paraId="1D586A30" w16cid:durableId="4202AB8B"/>
+</w16cid:commentsIds>
 </file>
 
 <file path=word/endnotes.xml><?xml version="1.0" encoding="utf-8"?>
@@ -9784,6 +7848,92 @@
     </w:lvl>
   </w:abstractNum>
   <w:abstractNum w:abstractNumId="1" w15:restartNumberingAfterBreak="0">
+    <w:nsid w:val="020353FA"/>
+    <w:multiLevelType w:val="hybridMultilevel"/>
+    <w:tmpl w:val="DABCDFF8"/>
+    <w:lvl w:ilvl="0" w:tplc="0C0C000F">
+      <w:start w:val="1"/>
+      <w:numFmt w:val="decimal"/>
+      <w:lvlText w:val="%1."/>
+      <w:lvlJc w:val="left"/>
+      <w:pPr>
+        <w:ind w:left="1428" w:hanging="360"/>
+      </w:pPr>
+    </w:lvl>
+    <w:lvl w:ilvl="1" w:tplc="0C0C0019" w:tentative="1">
+      <w:start w:val="1"/>
+      <w:numFmt w:val="lowerLetter"/>
+      <w:lvlText w:val="%2."/>
+      <w:lvlJc w:val="left"/>
+      <w:pPr>
+        <w:ind w:left="2148" w:hanging="360"/>
+      </w:pPr>
+    </w:lvl>
+    <w:lvl w:ilvl="2" w:tplc="0C0C001B" w:tentative="1">
+      <w:start w:val="1"/>
+      <w:numFmt w:val="lowerRoman"/>
+      <w:lvlText w:val="%3."/>
+      <w:lvlJc w:val="right"/>
+      <w:pPr>
+        <w:ind w:left="2868" w:hanging="180"/>
+      </w:pPr>
+    </w:lvl>
+    <w:lvl w:ilvl="3" w:tplc="0C0C000F" w:tentative="1">
+      <w:start w:val="1"/>
+      <w:numFmt w:val="decimal"/>
+      <w:lvlText w:val="%4."/>
+      <w:lvlJc w:val="left"/>
+      <w:pPr>
+        <w:ind w:left="3588" w:hanging="360"/>
+      </w:pPr>
+    </w:lvl>
+    <w:lvl w:ilvl="4" w:tplc="0C0C0019" w:tentative="1">
+      <w:start w:val="1"/>
+      <w:numFmt w:val="lowerLetter"/>
+      <w:lvlText w:val="%5."/>
+      <w:lvlJc w:val="left"/>
+      <w:pPr>
+        <w:ind w:left="4308" w:hanging="360"/>
+      </w:pPr>
+    </w:lvl>
+    <w:lvl w:ilvl="5" w:tplc="0C0C001B" w:tentative="1">
+      <w:start w:val="1"/>
+      <w:numFmt w:val="lowerRoman"/>
+      <w:lvlText w:val="%6."/>
+      <w:lvlJc w:val="right"/>
+      <w:pPr>
+        <w:ind w:left="5028" w:hanging="180"/>
+      </w:pPr>
+    </w:lvl>
+    <w:lvl w:ilvl="6" w:tplc="0C0C000F" w:tentative="1">
+      <w:start w:val="1"/>
+      <w:numFmt w:val="decimal"/>
+      <w:lvlText w:val="%7."/>
+      <w:lvlJc w:val="left"/>
+      <w:pPr>
+        <w:ind w:left="5748" w:hanging="360"/>
+      </w:pPr>
+    </w:lvl>
+    <w:lvl w:ilvl="7" w:tplc="0C0C0019" w:tentative="1">
+      <w:start w:val="1"/>
+      <w:numFmt w:val="lowerLetter"/>
+      <w:lvlText w:val="%8."/>
+      <w:lvlJc w:val="left"/>
+      <w:pPr>
+        <w:ind w:left="6468" w:hanging="360"/>
+      </w:pPr>
+    </w:lvl>
+    <w:lvl w:ilvl="8" w:tplc="0C0C001B" w:tentative="1">
+      <w:start w:val="1"/>
+      <w:numFmt w:val="lowerRoman"/>
+      <w:lvlText w:val="%9."/>
+      <w:lvlJc w:val="right"/>
+      <w:pPr>
+        <w:ind w:left="7188" w:hanging="180"/>
+      </w:pPr>
+    </w:lvl>
+  </w:abstractNum>
+  <w:abstractNum w:abstractNumId="2" w15:restartNumberingAfterBreak="0">
     <w:nsid w:val="020360F2"/>
     <w:multiLevelType w:val="hybridMultilevel"/>
     <w:tmpl w:val="F782F6FE"/>
@@ -9896,7 +8046,120 @@
       </w:rPr>
     </w:lvl>
   </w:abstractNum>
-  <w:abstractNum w:abstractNumId="2" w15:restartNumberingAfterBreak="0">
+  <w:abstractNum w:abstractNumId="3" w15:restartNumberingAfterBreak="0">
+    <w:nsid w:val="095541FA"/>
+    <w:multiLevelType w:val="hybridMultilevel"/>
+    <w:tmpl w:val="8A22ABE0"/>
+    <w:lvl w:ilvl="0" w:tplc="0C0C0001">
+      <w:start w:val="1"/>
+      <w:numFmt w:val="bullet"/>
+      <w:lvlText w:val=""/>
+      <w:lvlJc w:val="left"/>
+      <w:pPr>
+        <w:ind w:left="1428" w:hanging="360"/>
+      </w:pPr>
+      <w:rPr>
+        <w:rFonts w:ascii="Symbol" w:hAnsi="Symbol" w:hint="default"/>
+      </w:rPr>
+    </w:lvl>
+    <w:lvl w:ilvl="1" w:tplc="0C0C0003" w:tentative="1">
+      <w:start w:val="1"/>
+      <w:numFmt w:val="bullet"/>
+      <w:lvlText w:val="o"/>
+      <w:lvlJc w:val="left"/>
+      <w:pPr>
+        <w:ind w:left="2148" w:hanging="360"/>
+      </w:pPr>
+      <w:rPr>
+        <w:rFonts w:ascii="Courier New" w:hAnsi="Courier New" w:cs="Courier New" w:hint="default"/>
+      </w:rPr>
+    </w:lvl>
+    <w:lvl w:ilvl="2" w:tplc="0C0C0005" w:tentative="1">
+      <w:start w:val="1"/>
+      <w:numFmt w:val="bullet"/>
+      <w:lvlText w:val=""/>
+      <w:lvlJc w:val="left"/>
+      <w:pPr>
+        <w:ind w:left="2868" w:hanging="360"/>
+      </w:pPr>
+      <w:rPr>
+        <w:rFonts w:ascii="Wingdings" w:hAnsi="Wingdings" w:hint="default"/>
+      </w:rPr>
+    </w:lvl>
+    <w:lvl w:ilvl="3" w:tplc="0C0C0001" w:tentative="1">
+      <w:start w:val="1"/>
+      <w:numFmt w:val="bullet"/>
+      <w:lvlText w:val=""/>
+      <w:lvlJc w:val="left"/>
+      <w:pPr>
+        <w:ind w:left="3588" w:hanging="360"/>
+      </w:pPr>
+      <w:rPr>
+        <w:rFonts w:ascii="Symbol" w:hAnsi="Symbol" w:hint="default"/>
+      </w:rPr>
+    </w:lvl>
+    <w:lvl w:ilvl="4" w:tplc="0C0C0003" w:tentative="1">
+      <w:start w:val="1"/>
+      <w:numFmt w:val="bullet"/>
+      <w:lvlText w:val="o"/>
+      <w:lvlJc w:val="left"/>
+      <w:pPr>
+        <w:ind w:left="4308" w:hanging="360"/>
+      </w:pPr>
+      <w:rPr>
+        <w:rFonts w:ascii="Courier New" w:hAnsi="Courier New" w:cs="Courier New" w:hint="default"/>
+      </w:rPr>
+    </w:lvl>
+    <w:lvl w:ilvl="5" w:tplc="0C0C0005" w:tentative="1">
+      <w:start w:val="1"/>
+      <w:numFmt w:val="bullet"/>
+      <w:lvlText w:val=""/>
+      <w:lvlJc w:val="left"/>
+      <w:pPr>
+        <w:ind w:left="5028" w:hanging="360"/>
+      </w:pPr>
+      <w:rPr>
+        <w:rFonts w:ascii="Wingdings" w:hAnsi="Wingdings" w:hint="default"/>
+      </w:rPr>
+    </w:lvl>
+    <w:lvl w:ilvl="6" w:tplc="0C0C0001" w:tentative="1">
+      <w:start w:val="1"/>
+      <w:numFmt w:val="bullet"/>
+      <w:lvlText w:val=""/>
+      <w:lvlJc w:val="left"/>
+      <w:pPr>
+        <w:ind w:left="5748" w:hanging="360"/>
+      </w:pPr>
+      <w:rPr>
+        <w:rFonts w:ascii="Symbol" w:hAnsi="Symbol" w:hint="default"/>
+      </w:rPr>
+    </w:lvl>
+    <w:lvl w:ilvl="7" w:tplc="0C0C0003" w:tentative="1">
+      <w:start w:val="1"/>
+      <w:numFmt w:val="bullet"/>
+      <w:lvlText w:val="o"/>
+      <w:lvlJc w:val="left"/>
+      <w:pPr>
+        <w:ind w:left="6468" w:hanging="360"/>
+      </w:pPr>
+      <w:rPr>
+        <w:rFonts w:ascii="Courier New" w:hAnsi="Courier New" w:cs="Courier New" w:hint="default"/>
+      </w:rPr>
+    </w:lvl>
+    <w:lvl w:ilvl="8" w:tplc="0C0C0005" w:tentative="1">
+      <w:start w:val="1"/>
+      <w:numFmt w:val="bullet"/>
+      <w:lvlText w:val=""/>
+      <w:lvlJc w:val="left"/>
+      <w:pPr>
+        <w:ind w:left="7188" w:hanging="360"/>
+      </w:pPr>
+      <w:rPr>
+        <w:rFonts w:ascii="Wingdings" w:hAnsi="Wingdings" w:hint="default"/>
+      </w:rPr>
+    </w:lvl>
+  </w:abstractNum>
+  <w:abstractNum w:abstractNumId="4" w15:restartNumberingAfterBreak="0">
     <w:nsid w:val="0C281534"/>
     <w:multiLevelType w:val="hybridMultilevel"/>
     <w:tmpl w:val="58ECE192"/>
@@ -10009,7 +8272,7 @@
       </w:rPr>
     </w:lvl>
   </w:abstractNum>
-  <w:abstractNum w:abstractNumId="3" w15:restartNumberingAfterBreak="0">
+  <w:abstractNum w:abstractNumId="5" w15:restartNumberingAfterBreak="0">
     <w:nsid w:val="14B359EE"/>
     <w:multiLevelType w:val="hybridMultilevel"/>
     <w:tmpl w:val="9BC6A00C"/>
@@ -10122,7 +8385,7 @@
       </w:rPr>
     </w:lvl>
   </w:abstractNum>
-  <w:abstractNum w:abstractNumId="4" w15:restartNumberingAfterBreak="0">
+  <w:abstractNum w:abstractNumId="6" w15:restartNumberingAfterBreak="0">
     <w:nsid w:val="1511635A"/>
     <w:multiLevelType w:val="hybridMultilevel"/>
     <w:tmpl w:val="94C00C14"/>
@@ -10235,7 +8498,7 @@
       </w:rPr>
     </w:lvl>
   </w:abstractNum>
-  <w:abstractNum w:abstractNumId="5" w15:restartNumberingAfterBreak="0">
+  <w:abstractNum w:abstractNumId="7" w15:restartNumberingAfterBreak="0">
     <w:nsid w:val="17F009B4"/>
     <w:multiLevelType w:val="hybridMultilevel"/>
     <w:tmpl w:val="E6C01392"/>
@@ -10348,7 +8611,120 @@
       </w:rPr>
     </w:lvl>
   </w:abstractNum>
-  <w:abstractNum w:abstractNumId="6" w15:restartNumberingAfterBreak="0">
+  <w:abstractNum w:abstractNumId="8" w15:restartNumberingAfterBreak="0">
+    <w:nsid w:val="1D5500F0"/>
+    <w:multiLevelType w:val="hybridMultilevel"/>
+    <w:tmpl w:val="525C04FC"/>
+    <w:lvl w:ilvl="0" w:tplc="0C0C0001">
+      <w:start w:val="1"/>
+      <w:numFmt w:val="bullet"/>
+      <w:lvlText w:val=""/>
+      <w:lvlJc w:val="left"/>
+      <w:pPr>
+        <w:ind w:left="1428" w:hanging="360"/>
+      </w:pPr>
+      <w:rPr>
+        <w:rFonts w:ascii="Symbol" w:hAnsi="Symbol" w:hint="default"/>
+      </w:rPr>
+    </w:lvl>
+    <w:lvl w:ilvl="1" w:tplc="0C0C0003" w:tentative="1">
+      <w:start w:val="1"/>
+      <w:numFmt w:val="bullet"/>
+      <w:lvlText w:val="o"/>
+      <w:lvlJc w:val="left"/>
+      <w:pPr>
+        <w:ind w:left="2148" w:hanging="360"/>
+      </w:pPr>
+      <w:rPr>
+        <w:rFonts w:ascii="Courier New" w:hAnsi="Courier New" w:cs="Courier New" w:hint="default"/>
+      </w:rPr>
+    </w:lvl>
+    <w:lvl w:ilvl="2" w:tplc="0C0C0005" w:tentative="1">
+      <w:start w:val="1"/>
+      <w:numFmt w:val="bullet"/>
+      <w:lvlText w:val=""/>
+      <w:lvlJc w:val="left"/>
+      <w:pPr>
+        <w:ind w:left="2868" w:hanging="360"/>
+      </w:pPr>
+      <w:rPr>
+        <w:rFonts w:ascii="Wingdings" w:hAnsi="Wingdings" w:hint="default"/>
+      </w:rPr>
+    </w:lvl>
+    <w:lvl w:ilvl="3" w:tplc="0C0C0001" w:tentative="1">
+      <w:start w:val="1"/>
+      <w:numFmt w:val="bullet"/>
+      <w:lvlText w:val=""/>
+      <w:lvlJc w:val="left"/>
+      <w:pPr>
+        <w:ind w:left="3588" w:hanging="360"/>
+      </w:pPr>
+      <w:rPr>
+        <w:rFonts w:ascii="Symbol" w:hAnsi="Symbol" w:hint="default"/>
+      </w:rPr>
+    </w:lvl>
+    <w:lvl w:ilvl="4" w:tplc="0C0C0003" w:tentative="1">
+      <w:start w:val="1"/>
+      <w:numFmt w:val="bullet"/>
+      <w:lvlText w:val="o"/>
+      <w:lvlJc w:val="left"/>
+      <w:pPr>
+        <w:ind w:left="4308" w:hanging="360"/>
+      </w:pPr>
+      <w:rPr>
+        <w:rFonts w:ascii="Courier New" w:hAnsi="Courier New" w:cs="Courier New" w:hint="default"/>
+      </w:rPr>
+    </w:lvl>
+    <w:lvl w:ilvl="5" w:tplc="0C0C0005" w:tentative="1">
+      <w:start w:val="1"/>
+      <w:numFmt w:val="bullet"/>
+      <w:lvlText w:val=""/>
+      <w:lvlJc w:val="left"/>
+      <w:pPr>
+        <w:ind w:left="5028" w:hanging="360"/>
+      </w:pPr>
+      <w:rPr>
+        <w:rFonts w:ascii="Wingdings" w:hAnsi="Wingdings" w:hint="default"/>
+      </w:rPr>
+    </w:lvl>
+    <w:lvl w:ilvl="6" w:tplc="0C0C0001" w:tentative="1">
+      <w:start w:val="1"/>
+      <w:numFmt w:val="bullet"/>
+      <w:lvlText w:val=""/>
+      <w:lvlJc w:val="left"/>
+      <w:pPr>
+        <w:ind w:left="5748" w:hanging="360"/>
+      </w:pPr>
+      <w:rPr>
+        <w:rFonts w:ascii="Symbol" w:hAnsi="Symbol" w:hint="default"/>
+      </w:rPr>
+    </w:lvl>
+    <w:lvl w:ilvl="7" w:tplc="0C0C0003" w:tentative="1">
+      <w:start w:val="1"/>
+      <w:numFmt w:val="bullet"/>
+      <w:lvlText w:val="o"/>
+      <w:lvlJc w:val="left"/>
+      <w:pPr>
+        <w:ind w:left="6468" w:hanging="360"/>
+      </w:pPr>
+      <w:rPr>
+        <w:rFonts w:ascii="Courier New" w:hAnsi="Courier New" w:cs="Courier New" w:hint="default"/>
+      </w:rPr>
+    </w:lvl>
+    <w:lvl w:ilvl="8" w:tplc="0C0C0005" w:tentative="1">
+      <w:start w:val="1"/>
+      <w:numFmt w:val="bullet"/>
+      <w:lvlText w:val=""/>
+      <w:lvlJc w:val="left"/>
+      <w:pPr>
+        <w:ind w:left="7188" w:hanging="360"/>
+      </w:pPr>
+      <w:rPr>
+        <w:rFonts w:ascii="Wingdings" w:hAnsi="Wingdings" w:hint="default"/>
+      </w:rPr>
+    </w:lvl>
+  </w:abstractNum>
+  <w:abstractNum w:abstractNumId="9" w15:restartNumberingAfterBreak="0">
     <w:nsid w:val="1EA8376A"/>
     <w:multiLevelType w:val="hybridMultilevel"/>
     <w:tmpl w:val="40BCBC64"/>
@@ -10461,7 +8837,7 @@
       </w:rPr>
     </w:lvl>
   </w:abstractNum>
-  <w:abstractNum w:abstractNumId="7" w15:restartNumberingAfterBreak="0">
+  <w:abstractNum w:abstractNumId="10" w15:restartNumberingAfterBreak="0">
     <w:nsid w:val="22BA7778"/>
     <w:multiLevelType w:val="hybridMultilevel"/>
     <w:tmpl w:val="302EAE6C"/>
@@ -10574,7 +8950,7 @@
       </w:rPr>
     </w:lvl>
   </w:abstractNum>
-  <w:abstractNum w:abstractNumId="8" w15:restartNumberingAfterBreak="0">
+  <w:abstractNum w:abstractNumId="11" w15:restartNumberingAfterBreak="0">
     <w:nsid w:val="248A6B46"/>
     <w:multiLevelType w:val="hybridMultilevel"/>
     <w:tmpl w:val="18D4DAD0"/>
@@ -10663,7 +9039,120 @@
       </w:pPr>
     </w:lvl>
   </w:abstractNum>
-  <w:abstractNum w:abstractNumId="9" w15:restartNumberingAfterBreak="0">
+  <w:abstractNum w:abstractNumId="12" w15:restartNumberingAfterBreak="0">
+    <w:nsid w:val="29600795"/>
+    <w:multiLevelType w:val="hybridMultilevel"/>
+    <w:tmpl w:val="21D43952"/>
+    <w:lvl w:ilvl="0" w:tplc="0C0C0001">
+      <w:start w:val="1"/>
+      <w:numFmt w:val="bullet"/>
+      <w:lvlText w:val=""/>
+      <w:lvlJc w:val="left"/>
+      <w:pPr>
+        <w:ind w:left="1428" w:hanging="360"/>
+      </w:pPr>
+      <w:rPr>
+        <w:rFonts w:ascii="Symbol" w:hAnsi="Symbol" w:hint="default"/>
+      </w:rPr>
+    </w:lvl>
+    <w:lvl w:ilvl="1" w:tplc="0C0C0003" w:tentative="1">
+      <w:start w:val="1"/>
+      <w:numFmt w:val="bullet"/>
+      <w:lvlText w:val="o"/>
+      <w:lvlJc w:val="left"/>
+      <w:pPr>
+        <w:ind w:left="2148" w:hanging="360"/>
+      </w:pPr>
+      <w:rPr>
+        <w:rFonts w:ascii="Courier New" w:hAnsi="Courier New" w:cs="Courier New" w:hint="default"/>
+      </w:rPr>
+    </w:lvl>
+    <w:lvl w:ilvl="2" w:tplc="0C0C0005" w:tentative="1">
+      <w:start w:val="1"/>
+      <w:numFmt w:val="bullet"/>
+      <w:lvlText w:val=""/>
+      <w:lvlJc w:val="left"/>
+      <w:pPr>
+        <w:ind w:left="2868" w:hanging="360"/>
+      </w:pPr>
+      <w:rPr>
+        <w:rFonts w:ascii="Wingdings" w:hAnsi="Wingdings" w:hint="default"/>
+      </w:rPr>
+    </w:lvl>
+    <w:lvl w:ilvl="3" w:tplc="0C0C0001" w:tentative="1">
+      <w:start w:val="1"/>
+      <w:numFmt w:val="bullet"/>
+      <w:lvlText w:val=""/>
+      <w:lvlJc w:val="left"/>
+      <w:pPr>
+        <w:ind w:left="3588" w:hanging="360"/>
+      </w:pPr>
+      <w:rPr>
+        <w:rFonts w:ascii="Symbol" w:hAnsi="Symbol" w:hint="default"/>
+      </w:rPr>
+    </w:lvl>
+    <w:lvl w:ilvl="4" w:tplc="0C0C0003" w:tentative="1">
+      <w:start w:val="1"/>
+      <w:numFmt w:val="bullet"/>
+      <w:lvlText w:val="o"/>
+      <w:lvlJc w:val="left"/>
+      <w:pPr>
+        <w:ind w:left="4308" w:hanging="360"/>
+      </w:pPr>
+      <w:rPr>
+        <w:rFonts w:ascii="Courier New" w:hAnsi="Courier New" w:cs="Courier New" w:hint="default"/>
+      </w:rPr>
+    </w:lvl>
+    <w:lvl w:ilvl="5" w:tplc="0C0C0005" w:tentative="1">
+      <w:start w:val="1"/>
+      <w:numFmt w:val="bullet"/>
+      <w:lvlText w:val=""/>
+      <w:lvlJc w:val="left"/>
+      <w:pPr>
+        <w:ind w:left="5028" w:hanging="360"/>
+      </w:pPr>
+      <w:rPr>
+        <w:rFonts w:ascii="Wingdings" w:hAnsi="Wingdings" w:hint="default"/>
+      </w:rPr>
+    </w:lvl>
+    <w:lvl w:ilvl="6" w:tplc="0C0C0001" w:tentative="1">
+      <w:start w:val="1"/>
+      <w:numFmt w:val="bullet"/>
+      <w:lvlText w:val=""/>
+      <w:lvlJc w:val="left"/>
+      <w:pPr>
+        <w:ind w:left="5748" w:hanging="360"/>
+      </w:pPr>
+      <w:rPr>
+        <w:rFonts w:ascii="Symbol" w:hAnsi="Symbol" w:hint="default"/>
+      </w:rPr>
+    </w:lvl>
+    <w:lvl w:ilvl="7" w:tplc="0C0C0003" w:tentative="1">
+      <w:start w:val="1"/>
+      <w:numFmt w:val="bullet"/>
+      <w:lvlText w:val="o"/>
+      <w:lvlJc w:val="left"/>
+      <w:pPr>
+        <w:ind w:left="6468" w:hanging="360"/>
+      </w:pPr>
+      <w:rPr>
+        <w:rFonts w:ascii="Courier New" w:hAnsi="Courier New" w:cs="Courier New" w:hint="default"/>
+      </w:rPr>
+    </w:lvl>
+    <w:lvl w:ilvl="8" w:tplc="0C0C0005" w:tentative="1">
+      <w:start w:val="1"/>
+      <w:numFmt w:val="bullet"/>
+      <w:lvlText w:val=""/>
+      <w:lvlJc w:val="left"/>
+      <w:pPr>
+        <w:ind w:left="7188" w:hanging="360"/>
+      </w:pPr>
+      <w:rPr>
+        <w:rFonts w:ascii="Wingdings" w:hAnsi="Wingdings" w:hint="default"/>
+      </w:rPr>
+    </w:lvl>
+  </w:abstractNum>
+  <w:abstractNum w:abstractNumId="13" w15:restartNumberingAfterBreak="0">
     <w:nsid w:val="2F010533"/>
     <w:multiLevelType w:val="hybridMultilevel"/>
     <w:tmpl w:val="399A5400"/>
@@ -10776,7 +9265,7 @@
       </w:rPr>
     </w:lvl>
   </w:abstractNum>
-  <w:abstractNum w:abstractNumId="10" w15:restartNumberingAfterBreak="0">
+  <w:abstractNum w:abstractNumId="14" w15:restartNumberingAfterBreak="0">
     <w:nsid w:val="2F6B5D42"/>
     <w:multiLevelType w:val="hybridMultilevel"/>
     <w:tmpl w:val="08200F9C"/>
@@ -10889,7 +9378,7 @@
       </w:rPr>
     </w:lvl>
   </w:abstractNum>
-  <w:abstractNum w:abstractNumId="11" w15:restartNumberingAfterBreak="0">
+  <w:abstractNum w:abstractNumId="15" w15:restartNumberingAfterBreak="0">
     <w:nsid w:val="35F411B7"/>
     <w:multiLevelType w:val="hybridMultilevel"/>
     <w:tmpl w:val="953222DC"/>
@@ -11002,7 +9491,120 @@
       </w:rPr>
     </w:lvl>
   </w:abstractNum>
-  <w:abstractNum w:abstractNumId="12" w15:restartNumberingAfterBreak="0">
+  <w:abstractNum w:abstractNumId="16" w15:restartNumberingAfterBreak="0">
+    <w:nsid w:val="3CF94ADE"/>
+    <w:multiLevelType w:val="hybridMultilevel"/>
+    <w:tmpl w:val="B2BC770A"/>
+    <w:lvl w:ilvl="0" w:tplc="0C0C0001">
+      <w:start w:val="1"/>
+      <w:numFmt w:val="bullet"/>
+      <w:lvlText w:val=""/>
+      <w:lvlJc w:val="left"/>
+      <w:pPr>
+        <w:ind w:left="1428" w:hanging="360"/>
+      </w:pPr>
+      <w:rPr>
+        <w:rFonts w:ascii="Symbol" w:hAnsi="Symbol" w:hint="default"/>
+      </w:rPr>
+    </w:lvl>
+    <w:lvl w:ilvl="1" w:tplc="0C0C0003" w:tentative="1">
+      <w:start w:val="1"/>
+      <w:numFmt w:val="bullet"/>
+      <w:lvlText w:val="o"/>
+      <w:lvlJc w:val="left"/>
+      <w:pPr>
+        <w:ind w:left="2148" w:hanging="360"/>
+      </w:pPr>
+      <w:rPr>
+        <w:rFonts w:ascii="Courier New" w:hAnsi="Courier New" w:cs="Courier New" w:hint="default"/>
+      </w:rPr>
+    </w:lvl>
+    <w:lvl w:ilvl="2" w:tplc="0C0C0005" w:tentative="1">
+      <w:start w:val="1"/>
+      <w:numFmt w:val="bullet"/>
+      <w:lvlText w:val=""/>
+      <w:lvlJc w:val="left"/>
+      <w:pPr>
+        <w:ind w:left="2868" w:hanging="360"/>
+      </w:pPr>
+      <w:rPr>
+        <w:rFonts w:ascii="Wingdings" w:hAnsi="Wingdings" w:hint="default"/>
+      </w:rPr>
+    </w:lvl>
+    <w:lvl w:ilvl="3" w:tplc="0C0C0001" w:tentative="1">
+      <w:start w:val="1"/>
+      <w:numFmt w:val="bullet"/>
+      <w:lvlText w:val=""/>
+      <w:lvlJc w:val="left"/>
+      <w:pPr>
+        <w:ind w:left="3588" w:hanging="360"/>
+      </w:pPr>
+      <w:rPr>
+        <w:rFonts w:ascii="Symbol" w:hAnsi="Symbol" w:hint="default"/>
+      </w:rPr>
+    </w:lvl>
+    <w:lvl w:ilvl="4" w:tplc="0C0C0003" w:tentative="1">
+      <w:start w:val="1"/>
+      <w:numFmt w:val="bullet"/>
+      <w:lvlText w:val="o"/>
+      <w:lvlJc w:val="left"/>
+      <w:pPr>
+        <w:ind w:left="4308" w:hanging="360"/>
+      </w:pPr>
+      <w:rPr>
+        <w:rFonts w:ascii="Courier New" w:hAnsi="Courier New" w:cs="Courier New" w:hint="default"/>
+      </w:rPr>
+    </w:lvl>
+    <w:lvl w:ilvl="5" w:tplc="0C0C0005" w:tentative="1">
+      <w:start w:val="1"/>
+      <w:numFmt w:val="bullet"/>
+      <w:lvlText w:val=""/>
+      <w:lvlJc w:val="left"/>
+      <w:pPr>
+        <w:ind w:left="5028" w:hanging="360"/>
+      </w:pPr>
+      <w:rPr>
+        <w:rFonts w:ascii="Wingdings" w:hAnsi="Wingdings" w:hint="default"/>
+      </w:rPr>
+    </w:lvl>
+    <w:lvl w:ilvl="6" w:tplc="0C0C0001" w:tentative="1">
+      <w:start w:val="1"/>
+      <w:numFmt w:val="bullet"/>
+      <w:lvlText w:val=""/>
+      <w:lvlJc w:val="left"/>
+      <w:pPr>
+        <w:ind w:left="5748" w:hanging="360"/>
+      </w:pPr>
+      <w:rPr>
+        <w:rFonts w:ascii="Symbol" w:hAnsi="Symbol" w:hint="default"/>
+      </w:rPr>
+    </w:lvl>
+    <w:lvl w:ilvl="7" w:tplc="0C0C0003" w:tentative="1">
+      <w:start w:val="1"/>
+      <w:numFmt w:val="bullet"/>
+      <w:lvlText w:val="o"/>
+      <w:lvlJc w:val="left"/>
+      <w:pPr>
+        <w:ind w:left="6468" w:hanging="360"/>
+      </w:pPr>
+      <w:rPr>
+        <w:rFonts w:ascii="Courier New" w:hAnsi="Courier New" w:cs="Courier New" w:hint="default"/>
+      </w:rPr>
+    </w:lvl>
+    <w:lvl w:ilvl="8" w:tplc="0C0C0005" w:tentative="1">
+      <w:start w:val="1"/>
+      <w:numFmt w:val="bullet"/>
+      <w:lvlText w:val=""/>
+      <w:lvlJc w:val="left"/>
+      <w:pPr>
+        <w:ind w:left="7188" w:hanging="360"/>
+      </w:pPr>
+      <w:rPr>
+        <w:rFonts w:ascii="Wingdings" w:hAnsi="Wingdings" w:hint="default"/>
+      </w:rPr>
+    </w:lvl>
+  </w:abstractNum>
+  <w:abstractNum w:abstractNumId="17" w15:restartNumberingAfterBreak="0">
     <w:nsid w:val="4063595E"/>
     <w:multiLevelType w:val="hybridMultilevel"/>
     <w:tmpl w:val="6AB074DE"/>
@@ -11115,7 +9717,7 @@
       </w:rPr>
     </w:lvl>
   </w:abstractNum>
-  <w:abstractNum w:abstractNumId="13" w15:restartNumberingAfterBreak="0">
+  <w:abstractNum w:abstractNumId="18" w15:restartNumberingAfterBreak="0">
     <w:nsid w:val="44066F92"/>
     <w:multiLevelType w:val="hybridMultilevel"/>
     <w:tmpl w:val="F0EC0ECA"/>
@@ -11204,7 +9806,7 @@
       </w:pPr>
     </w:lvl>
   </w:abstractNum>
-  <w:abstractNum w:abstractNumId="14" w15:restartNumberingAfterBreak="0">
+  <w:abstractNum w:abstractNumId="19" w15:restartNumberingAfterBreak="0">
     <w:nsid w:val="44193A0E"/>
     <w:multiLevelType w:val="hybridMultilevel"/>
     <w:tmpl w:val="C1403398"/>
@@ -11317,7 +9919,120 @@
       </w:rPr>
     </w:lvl>
   </w:abstractNum>
-  <w:abstractNum w:abstractNumId="15" w15:restartNumberingAfterBreak="0">
+  <w:abstractNum w:abstractNumId="20" w15:restartNumberingAfterBreak="0">
+    <w:nsid w:val="47EE429A"/>
+    <w:multiLevelType w:val="hybridMultilevel"/>
+    <w:tmpl w:val="85547F0C"/>
+    <w:lvl w:ilvl="0" w:tplc="0C0C0001">
+      <w:start w:val="1"/>
+      <w:numFmt w:val="bullet"/>
+      <w:lvlText w:val=""/>
+      <w:lvlJc w:val="left"/>
+      <w:pPr>
+        <w:ind w:left="1428" w:hanging="360"/>
+      </w:pPr>
+      <w:rPr>
+        <w:rFonts w:ascii="Symbol" w:hAnsi="Symbol" w:hint="default"/>
+      </w:rPr>
+    </w:lvl>
+    <w:lvl w:ilvl="1" w:tplc="0C0C0003" w:tentative="1">
+      <w:start w:val="1"/>
+      <w:numFmt w:val="bullet"/>
+      <w:lvlText w:val="o"/>
+      <w:lvlJc w:val="left"/>
+      <w:pPr>
+        <w:ind w:left="2148" w:hanging="360"/>
+      </w:pPr>
+      <w:rPr>
+        <w:rFonts w:ascii="Courier New" w:hAnsi="Courier New" w:cs="Courier New" w:hint="default"/>
+      </w:rPr>
+    </w:lvl>
+    <w:lvl w:ilvl="2" w:tplc="0C0C0005" w:tentative="1">
+      <w:start w:val="1"/>
+      <w:numFmt w:val="bullet"/>
+      <w:lvlText w:val=""/>
+      <w:lvlJc w:val="left"/>
+      <w:pPr>
+        <w:ind w:left="2868" w:hanging="360"/>
+      </w:pPr>
+      <w:rPr>
+        <w:rFonts w:ascii="Wingdings" w:hAnsi="Wingdings" w:hint="default"/>
+      </w:rPr>
+    </w:lvl>
+    <w:lvl w:ilvl="3" w:tplc="0C0C0001" w:tentative="1">
+      <w:start w:val="1"/>
+      <w:numFmt w:val="bullet"/>
+      <w:lvlText w:val=""/>
+      <w:lvlJc w:val="left"/>
+      <w:pPr>
+        <w:ind w:left="3588" w:hanging="360"/>
+      </w:pPr>
+      <w:rPr>
+        <w:rFonts w:ascii="Symbol" w:hAnsi="Symbol" w:hint="default"/>
+      </w:rPr>
+    </w:lvl>
+    <w:lvl w:ilvl="4" w:tplc="0C0C0003" w:tentative="1">
+      <w:start w:val="1"/>
+      <w:numFmt w:val="bullet"/>
+      <w:lvlText w:val="o"/>
+      <w:lvlJc w:val="left"/>
+      <w:pPr>
+        <w:ind w:left="4308" w:hanging="360"/>
+      </w:pPr>
+      <w:rPr>
+        <w:rFonts w:ascii="Courier New" w:hAnsi="Courier New" w:cs="Courier New" w:hint="default"/>
+      </w:rPr>
+    </w:lvl>
+    <w:lvl w:ilvl="5" w:tplc="0C0C0005" w:tentative="1">
+      <w:start w:val="1"/>
+      <w:numFmt w:val="bullet"/>
+      <w:lvlText w:val=""/>
+      <w:lvlJc w:val="left"/>
+      <w:pPr>
+        <w:ind w:left="5028" w:hanging="360"/>
+      </w:pPr>
+      <w:rPr>
+        <w:rFonts w:ascii="Wingdings" w:hAnsi="Wingdings" w:hint="default"/>
+      </w:rPr>
+    </w:lvl>
+    <w:lvl w:ilvl="6" w:tplc="0C0C0001" w:tentative="1">
+      <w:start w:val="1"/>
+      <w:numFmt w:val="bullet"/>
+      <w:lvlText w:val=""/>
+      <w:lvlJc w:val="left"/>
+      <w:pPr>
+        <w:ind w:left="5748" w:hanging="360"/>
+      </w:pPr>
+      <w:rPr>
+        <w:rFonts w:ascii="Symbol" w:hAnsi="Symbol" w:hint="default"/>
+      </w:rPr>
+    </w:lvl>
+    <w:lvl w:ilvl="7" w:tplc="0C0C0003" w:tentative="1">
+      <w:start w:val="1"/>
+      <w:numFmt w:val="bullet"/>
+      <w:lvlText w:val="o"/>
+      <w:lvlJc w:val="left"/>
+      <w:pPr>
+        <w:ind w:left="6468" w:hanging="360"/>
+      </w:pPr>
+      <w:rPr>
+        <w:rFonts w:ascii="Courier New" w:hAnsi="Courier New" w:cs="Courier New" w:hint="default"/>
+      </w:rPr>
+    </w:lvl>
+    <w:lvl w:ilvl="8" w:tplc="0C0C0005" w:tentative="1">
+      <w:start w:val="1"/>
+      <w:numFmt w:val="bullet"/>
+      <w:lvlText w:val=""/>
+      <w:lvlJc w:val="left"/>
+      <w:pPr>
+        <w:ind w:left="7188" w:hanging="360"/>
+      </w:pPr>
+      <w:rPr>
+        <w:rFonts w:ascii="Wingdings" w:hAnsi="Wingdings" w:hint="default"/>
+      </w:rPr>
+    </w:lvl>
+  </w:abstractNum>
+  <w:abstractNum w:abstractNumId="21" w15:restartNumberingAfterBreak="0">
     <w:nsid w:val="48227A28"/>
     <w:multiLevelType w:val="hybridMultilevel"/>
     <w:tmpl w:val="371448D8"/>
@@ -11430,7 +10145,7 @@
       </w:rPr>
     </w:lvl>
   </w:abstractNum>
-  <w:abstractNum w:abstractNumId="16" w15:restartNumberingAfterBreak="0">
+  <w:abstractNum w:abstractNumId="22" w15:restartNumberingAfterBreak="0">
     <w:nsid w:val="49FD2837"/>
     <w:multiLevelType w:val="hybridMultilevel"/>
     <w:tmpl w:val="17321804"/>
@@ -11543,7 +10258,346 @@
       </w:rPr>
     </w:lvl>
   </w:abstractNum>
-  <w:abstractNum w:abstractNumId="17" w15:restartNumberingAfterBreak="0">
+  <w:abstractNum w:abstractNumId="23" w15:restartNumberingAfterBreak="0">
+    <w:nsid w:val="4A195BBB"/>
+    <w:multiLevelType w:val="hybridMultilevel"/>
+    <w:tmpl w:val="D1FC3ACC"/>
+    <w:lvl w:ilvl="0" w:tplc="0C0C0001">
+      <w:start w:val="1"/>
+      <w:numFmt w:val="bullet"/>
+      <w:lvlText w:val=""/>
+      <w:lvlJc w:val="left"/>
+      <w:pPr>
+        <w:ind w:left="1428" w:hanging="360"/>
+      </w:pPr>
+      <w:rPr>
+        <w:rFonts w:ascii="Symbol" w:hAnsi="Symbol" w:hint="default"/>
+      </w:rPr>
+    </w:lvl>
+    <w:lvl w:ilvl="1" w:tplc="0C0C0003" w:tentative="1">
+      <w:start w:val="1"/>
+      <w:numFmt w:val="bullet"/>
+      <w:lvlText w:val="o"/>
+      <w:lvlJc w:val="left"/>
+      <w:pPr>
+        <w:ind w:left="2148" w:hanging="360"/>
+      </w:pPr>
+      <w:rPr>
+        <w:rFonts w:ascii="Courier New" w:hAnsi="Courier New" w:cs="Courier New" w:hint="default"/>
+      </w:rPr>
+    </w:lvl>
+    <w:lvl w:ilvl="2" w:tplc="0C0C0005" w:tentative="1">
+      <w:start w:val="1"/>
+      <w:numFmt w:val="bullet"/>
+      <w:lvlText w:val=""/>
+      <w:lvlJc w:val="left"/>
+      <w:pPr>
+        <w:ind w:left="2868" w:hanging="360"/>
+      </w:pPr>
+      <w:rPr>
+        <w:rFonts w:ascii="Wingdings" w:hAnsi="Wingdings" w:hint="default"/>
+      </w:rPr>
+    </w:lvl>
+    <w:lvl w:ilvl="3" w:tplc="0C0C0001" w:tentative="1">
+      <w:start w:val="1"/>
+      <w:numFmt w:val="bullet"/>
+      <w:lvlText w:val=""/>
+      <w:lvlJc w:val="left"/>
+      <w:pPr>
+        <w:ind w:left="3588" w:hanging="360"/>
+      </w:pPr>
+      <w:rPr>
+        <w:rFonts w:ascii="Symbol" w:hAnsi="Symbol" w:hint="default"/>
+      </w:rPr>
+    </w:lvl>
+    <w:lvl w:ilvl="4" w:tplc="0C0C0003" w:tentative="1">
+      <w:start w:val="1"/>
+      <w:numFmt w:val="bullet"/>
+      <w:lvlText w:val="o"/>
+      <w:lvlJc w:val="left"/>
+      <w:pPr>
+        <w:ind w:left="4308" w:hanging="360"/>
+      </w:pPr>
+      <w:rPr>
+        <w:rFonts w:ascii="Courier New" w:hAnsi="Courier New" w:cs="Courier New" w:hint="default"/>
+      </w:rPr>
+    </w:lvl>
+    <w:lvl w:ilvl="5" w:tplc="0C0C0005" w:tentative="1">
+      <w:start w:val="1"/>
+      <w:numFmt w:val="bullet"/>
+      <w:lvlText w:val=""/>
+      <w:lvlJc w:val="left"/>
+      <w:pPr>
+        <w:ind w:left="5028" w:hanging="360"/>
+      </w:pPr>
+      <w:rPr>
+        <w:rFonts w:ascii="Wingdings" w:hAnsi="Wingdings" w:hint="default"/>
+      </w:rPr>
+    </w:lvl>
+    <w:lvl w:ilvl="6" w:tplc="0C0C0001" w:tentative="1">
+      <w:start w:val="1"/>
+      <w:numFmt w:val="bullet"/>
+      <w:lvlText w:val=""/>
+      <w:lvlJc w:val="left"/>
+      <w:pPr>
+        <w:ind w:left="5748" w:hanging="360"/>
+      </w:pPr>
+      <w:rPr>
+        <w:rFonts w:ascii="Symbol" w:hAnsi="Symbol" w:hint="default"/>
+      </w:rPr>
+    </w:lvl>
+    <w:lvl w:ilvl="7" w:tplc="0C0C0003" w:tentative="1">
+      <w:start w:val="1"/>
+      <w:numFmt w:val="bullet"/>
+      <w:lvlText w:val="o"/>
+      <w:lvlJc w:val="left"/>
+      <w:pPr>
+        <w:ind w:left="6468" w:hanging="360"/>
+      </w:pPr>
+      <w:rPr>
+        <w:rFonts w:ascii="Courier New" w:hAnsi="Courier New" w:cs="Courier New" w:hint="default"/>
+      </w:rPr>
+    </w:lvl>
+    <w:lvl w:ilvl="8" w:tplc="0C0C0005" w:tentative="1">
+      <w:start w:val="1"/>
+      <w:numFmt w:val="bullet"/>
+      <w:lvlText w:val=""/>
+      <w:lvlJc w:val="left"/>
+      <w:pPr>
+        <w:ind w:left="7188" w:hanging="360"/>
+      </w:pPr>
+      <w:rPr>
+        <w:rFonts w:ascii="Wingdings" w:hAnsi="Wingdings" w:hint="default"/>
+      </w:rPr>
+    </w:lvl>
+  </w:abstractNum>
+  <w:abstractNum w:abstractNumId="24" w15:restartNumberingAfterBreak="0">
+    <w:nsid w:val="52B94639"/>
+    <w:multiLevelType w:val="hybridMultilevel"/>
+    <w:tmpl w:val="6F905D64"/>
+    <w:lvl w:ilvl="0" w:tplc="0C0C0001">
+      <w:start w:val="1"/>
+      <w:numFmt w:val="bullet"/>
+      <w:lvlText w:val=""/>
+      <w:lvlJc w:val="left"/>
+      <w:pPr>
+        <w:ind w:left="1428" w:hanging="360"/>
+      </w:pPr>
+      <w:rPr>
+        <w:rFonts w:ascii="Symbol" w:hAnsi="Symbol" w:hint="default"/>
+      </w:rPr>
+    </w:lvl>
+    <w:lvl w:ilvl="1" w:tplc="0C0C0003" w:tentative="1">
+      <w:start w:val="1"/>
+      <w:numFmt w:val="bullet"/>
+      <w:lvlText w:val="o"/>
+      <w:lvlJc w:val="left"/>
+      <w:pPr>
+        <w:ind w:left="2148" w:hanging="360"/>
+      </w:pPr>
+      <w:rPr>
+        <w:rFonts w:ascii="Courier New" w:hAnsi="Courier New" w:cs="Courier New" w:hint="default"/>
+      </w:rPr>
+    </w:lvl>
+    <w:lvl w:ilvl="2" w:tplc="0C0C0005" w:tentative="1">
+      <w:start w:val="1"/>
+      <w:numFmt w:val="bullet"/>
+      <w:lvlText w:val=""/>
+      <w:lvlJc w:val="left"/>
+      <w:pPr>
+        <w:ind w:left="2868" w:hanging="360"/>
+      </w:pPr>
+      <w:rPr>
+        <w:rFonts w:ascii="Wingdings" w:hAnsi="Wingdings" w:hint="default"/>
+      </w:rPr>
+    </w:lvl>
+    <w:lvl w:ilvl="3" w:tplc="0C0C0001" w:tentative="1">
+      <w:start w:val="1"/>
+      <w:numFmt w:val="bullet"/>
+      <w:lvlText w:val=""/>
+      <w:lvlJc w:val="left"/>
+      <w:pPr>
+        <w:ind w:left="3588" w:hanging="360"/>
+      </w:pPr>
+      <w:rPr>
+        <w:rFonts w:ascii="Symbol" w:hAnsi="Symbol" w:hint="default"/>
+      </w:rPr>
+    </w:lvl>
+    <w:lvl w:ilvl="4" w:tplc="0C0C0003" w:tentative="1">
+      <w:start w:val="1"/>
+      <w:numFmt w:val="bullet"/>
+      <w:lvlText w:val="o"/>
+      <w:lvlJc w:val="left"/>
+      <w:pPr>
+        <w:ind w:left="4308" w:hanging="360"/>
+      </w:pPr>
+      <w:rPr>
+        <w:rFonts w:ascii="Courier New" w:hAnsi="Courier New" w:cs="Courier New" w:hint="default"/>
+      </w:rPr>
+    </w:lvl>
+    <w:lvl w:ilvl="5" w:tplc="0C0C0005" w:tentative="1">
+      <w:start w:val="1"/>
+      <w:numFmt w:val="bullet"/>
+      <w:lvlText w:val=""/>
+      <w:lvlJc w:val="left"/>
+      <w:pPr>
+        <w:ind w:left="5028" w:hanging="360"/>
+      </w:pPr>
+      <w:rPr>
+        <w:rFonts w:ascii="Wingdings" w:hAnsi="Wingdings" w:hint="default"/>
+      </w:rPr>
+    </w:lvl>
+    <w:lvl w:ilvl="6" w:tplc="0C0C0001" w:tentative="1">
+      <w:start w:val="1"/>
+      <w:numFmt w:val="bullet"/>
+      <w:lvlText w:val=""/>
+      <w:lvlJc w:val="left"/>
+      <w:pPr>
+        <w:ind w:left="5748" w:hanging="360"/>
+      </w:pPr>
+      <w:rPr>
+        <w:rFonts w:ascii="Symbol" w:hAnsi="Symbol" w:hint="default"/>
+      </w:rPr>
+    </w:lvl>
+    <w:lvl w:ilvl="7" w:tplc="0C0C0003" w:tentative="1">
+      <w:start w:val="1"/>
+      <w:numFmt w:val="bullet"/>
+      <w:lvlText w:val="o"/>
+      <w:lvlJc w:val="left"/>
+      <w:pPr>
+        <w:ind w:left="6468" w:hanging="360"/>
+      </w:pPr>
+      <w:rPr>
+        <w:rFonts w:ascii="Courier New" w:hAnsi="Courier New" w:cs="Courier New" w:hint="default"/>
+      </w:rPr>
+    </w:lvl>
+    <w:lvl w:ilvl="8" w:tplc="0C0C0005" w:tentative="1">
+      <w:start w:val="1"/>
+      <w:numFmt w:val="bullet"/>
+      <w:lvlText w:val=""/>
+      <w:lvlJc w:val="left"/>
+      <w:pPr>
+        <w:ind w:left="7188" w:hanging="360"/>
+      </w:pPr>
+      <w:rPr>
+        <w:rFonts w:ascii="Wingdings" w:hAnsi="Wingdings" w:hint="default"/>
+      </w:rPr>
+    </w:lvl>
+  </w:abstractNum>
+  <w:abstractNum w:abstractNumId="25" w15:restartNumberingAfterBreak="0">
+    <w:nsid w:val="57F944B0"/>
+    <w:multiLevelType w:val="hybridMultilevel"/>
+    <w:tmpl w:val="A990A3F0"/>
+    <w:lvl w:ilvl="0" w:tplc="0C0C0001">
+      <w:start w:val="1"/>
+      <w:numFmt w:val="bullet"/>
+      <w:lvlText w:val=""/>
+      <w:lvlJc w:val="left"/>
+      <w:pPr>
+        <w:ind w:left="1428" w:hanging="360"/>
+      </w:pPr>
+      <w:rPr>
+        <w:rFonts w:ascii="Symbol" w:hAnsi="Symbol" w:hint="default"/>
+      </w:rPr>
+    </w:lvl>
+    <w:lvl w:ilvl="1" w:tplc="0C0C0003" w:tentative="1">
+      <w:start w:val="1"/>
+      <w:numFmt w:val="bullet"/>
+      <w:lvlText w:val="o"/>
+      <w:lvlJc w:val="left"/>
+      <w:pPr>
+        <w:ind w:left="2148" w:hanging="360"/>
+      </w:pPr>
+      <w:rPr>
+        <w:rFonts w:ascii="Courier New" w:hAnsi="Courier New" w:cs="Courier New" w:hint="default"/>
+      </w:rPr>
+    </w:lvl>
+    <w:lvl w:ilvl="2" w:tplc="0C0C0005" w:tentative="1">
+      <w:start w:val="1"/>
+      <w:numFmt w:val="bullet"/>
+      <w:lvlText w:val=""/>
+      <w:lvlJc w:val="left"/>
+      <w:pPr>
+        <w:ind w:left="2868" w:hanging="360"/>
+      </w:pPr>
+      <w:rPr>
+        <w:rFonts w:ascii="Wingdings" w:hAnsi="Wingdings" w:hint="default"/>
+      </w:rPr>
+    </w:lvl>
+    <w:lvl w:ilvl="3" w:tplc="0C0C0001" w:tentative="1">
+      <w:start w:val="1"/>
+      <w:numFmt w:val="bullet"/>
+      <w:lvlText w:val=""/>
+      <w:lvlJc w:val="left"/>
+      <w:pPr>
+        <w:ind w:left="3588" w:hanging="360"/>
+      </w:pPr>
+      <w:rPr>
+        <w:rFonts w:ascii="Symbol" w:hAnsi="Symbol" w:hint="default"/>
+      </w:rPr>
+    </w:lvl>
+    <w:lvl w:ilvl="4" w:tplc="0C0C0003" w:tentative="1">
+      <w:start w:val="1"/>
+      <w:numFmt w:val="bullet"/>
+      <w:lvlText w:val="o"/>
+      <w:lvlJc w:val="left"/>
+      <w:pPr>
+        <w:ind w:left="4308" w:hanging="360"/>
+      </w:pPr>
+      <w:rPr>
+        <w:rFonts w:ascii="Courier New" w:hAnsi="Courier New" w:cs="Courier New" w:hint="default"/>
+      </w:rPr>
+    </w:lvl>
+    <w:lvl w:ilvl="5" w:tplc="0C0C0005" w:tentative="1">
+      <w:start w:val="1"/>
+      <w:numFmt w:val="bullet"/>
+      <w:lvlText w:val=""/>
+      <w:lvlJc w:val="left"/>
+      <w:pPr>
+        <w:ind w:left="5028" w:hanging="360"/>
+      </w:pPr>
+      <w:rPr>
+        <w:rFonts w:ascii="Wingdings" w:hAnsi="Wingdings" w:hint="default"/>
+      </w:rPr>
+    </w:lvl>
+    <w:lvl w:ilvl="6" w:tplc="0C0C0001" w:tentative="1">
+      <w:start w:val="1"/>
+      <w:numFmt w:val="bullet"/>
+      <w:lvlText w:val=""/>
+      <w:lvlJc w:val="left"/>
+      <w:pPr>
+        <w:ind w:left="5748" w:hanging="360"/>
+      </w:pPr>
+      <w:rPr>
+        <w:rFonts w:ascii="Symbol" w:hAnsi="Symbol" w:hint="default"/>
+      </w:rPr>
+    </w:lvl>
+    <w:lvl w:ilvl="7" w:tplc="0C0C0003" w:tentative="1">
+      <w:start w:val="1"/>
+      <w:numFmt w:val="bullet"/>
+      <w:lvlText w:val="o"/>
+      <w:lvlJc w:val="left"/>
+      <w:pPr>
+        <w:ind w:left="6468" w:hanging="360"/>
+      </w:pPr>
+      <w:rPr>
+        <w:rFonts w:ascii="Courier New" w:hAnsi="Courier New" w:cs="Courier New" w:hint="default"/>
+      </w:rPr>
+    </w:lvl>
+    <w:lvl w:ilvl="8" w:tplc="0C0C0005" w:tentative="1">
+      <w:start w:val="1"/>
+      <w:numFmt w:val="bullet"/>
+      <w:lvlText w:val=""/>
+      <w:lvlJc w:val="left"/>
+      <w:pPr>
+        <w:ind w:left="7188" w:hanging="360"/>
+      </w:pPr>
+      <w:rPr>
+        <w:rFonts w:ascii="Wingdings" w:hAnsi="Wingdings" w:hint="default"/>
+      </w:rPr>
+    </w:lvl>
+  </w:abstractNum>
+  <w:abstractNum w:abstractNumId="26" w15:restartNumberingAfterBreak="0">
     <w:nsid w:val="5D9D0D04"/>
     <w:multiLevelType w:val="hybridMultilevel"/>
     <w:tmpl w:val="1422D250"/>
@@ -11656,7 +10710,120 @@
       </w:rPr>
     </w:lvl>
   </w:abstractNum>
-  <w:abstractNum w:abstractNumId="18" w15:restartNumberingAfterBreak="0">
+  <w:abstractNum w:abstractNumId="27" w15:restartNumberingAfterBreak="0">
+    <w:nsid w:val="5E4828B6"/>
+    <w:multiLevelType w:val="hybridMultilevel"/>
+    <w:tmpl w:val="F4D8C044"/>
+    <w:lvl w:ilvl="0" w:tplc="0C0C0001">
+      <w:start w:val="1"/>
+      <w:numFmt w:val="bullet"/>
+      <w:lvlText w:val=""/>
+      <w:lvlJc w:val="left"/>
+      <w:pPr>
+        <w:ind w:left="1428" w:hanging="360"/>
+      </w:pPr>
+      <w:rPr>
+        <w:rFonts w:ascii="Symbol" w:hAnsi="Symbol" w:hint="default"/>
+      </w:rPr>
+    </w:lvl>
+    <w:lvl w:ilvl="1" w:tplc="0C0C0003" w:tentative="1">
+      <w:start w:val="1"/>
+      <w:numFmt w:val="bullet"/>
+      <w:lvlText w:val="o"/>
+      <w:lvlJc w:val="left"/>
+      <w:pPr>
+        <w:ind w:left="2148" w:hanging="360"/>
+      </w:pPr>
+      <w:rPr>
+        <w:rFonts w:ascii="Courier New" w:hAnsi="Courier New" w:cs="Courier New" w:hint="default"/>
+      </w:rPr>
+    </w:lvl>
+    <w:lvl w:ilvl="2" w:tplc="0C0C0005" w:tentative="1">
+      <w:start w:val="1"/>
+      <w:numFmt w:val="bullet"/>
+      <w:lvlText w:val=""/>
+      <w:lvlJc w:val="left"/>
+      <w:pPr>
+        <w:ind w:left="2868" w:hanging="360"/>
+      </w:pPr>
+      <w:rPr>
+        <w:rFonts w:ascii="Wingdings" w:hAnsi="Wingdings" w:hint="default"/>
+      </w:rPr>
+    </w:lvl>
+    <w:lvl w:ilvl="3" w:tplc="0C0C0001" w:tentative="1">
+      <w:start w:val="1"/>
+      <w:numFmt w:val="bullet"/>
+      <w:lvlText w:val=""/>
+      <w:lvlJc w:val="left"/>
+      <w:pPr>
+        <w:ind w:left="3588" w:hanging="360"/>
+      </w:pPr>
+      <w:rPr>
+        <w:rFonts w:ascii="Symbol" w:hAnsi="Symbol" w:hint="default"/>
+      </w:rPr>
+    </w:lvl>
+    <w:lvl w:ilvl="4" w:tplc="0C0C0003" w:tentative="1">
+      <w:start w:val="1"/>
+      <w:numFmt w:val="bullet"/>
+      <w:lvlText w:val="o"/>
+      <w:lvlJc w:val="left"/>
+      <w:pPr>
+        <w:ind w:left="4308" w:hanging="360"/>
+      </w:pPr>
+      <w:rPr>
+        <w:rFonts w:ascii="Courier New" w:hAnsi="Courier New" w:cs="Courier New" w:hint="default"/>
+      </w:rPr>
+    </w:lvl>
+    <w:lvl w:ilvl="5" w:tplc="0C0C0005" w:tentative="1">
+      <w:start w:val="1"/>
+      <w:numFmt w:val="bullet"/>
+      <w:lvlText w:val=""/>
+      <w:lvlJc w:val="left"/>
+      <w:pPr>
+        <w:ind w:left="5028" w:hanging="360"/>
+      </w:pPr>
+      <w:rPr>
+        <w:rFonts w:ascii="Wingdings" w:hAnsi="Wingdings" w:hint="default"/>
+      </w:rPr>
+    </w:lvl>
+    <w:lvl w:ilvl="6" w:tplc="0C0C0001" w:tentative="1">
+      <w:start w:val="1"/>
+      <w:numFmt w:val="bullet"/>
+      <w:lvlText w:val=""/>
+      <w:lvlJc w:val="left"/>
+      <w:pPr>
+        <w:ind w:left="5748" w:hanging="360"/>
+      </w:pPr>
+      <w:rPr>
+        <w:rFonts w:ascii="Symbol" w:hAnsi="Symbol" w:hint="default"/>
+      </w:rPr>
+    </w:lvl>
+    <w:lvl w:ilvl="7" w:tplc="0C0C0003" w:tentative="1">
+      <w:start w:val="1"/>
+      <w:numFmt w:val="bullet"/>
+      <w:lvlText w:val="o"/>
+      <w:lvlJc w:val="left"/>
+      <w:pPr>
+        <w:ind w:left="6468" w:hanging="360"/>
+      </w:pPr>
+      <w:rPr>
+        <w:rFonts w:ascii="Courier New" w:hAnsi="Courier New" w:cs="Courier New" w:hint="default"/>
+      </w:rPr>
+    </w:lvl>
+    <w:lvl w:ilvl="8" w:tplc="0C0C0005" w:tentative="1">
+      <w:start w:val="1"/>
+      <w:numFmt w:val="bullet"/>
+      <w:lvlText w:val=""/>
+      <w:lvlJc w:val="left"/>
+      <w:pPr>
+        <w:ind w:left="7188" w:hanging="360"/>
+      </w:pPr>
+      <w:rPr>
+        <w:rFonts w:ascii="Wingdings" w:hAnsi="Wingdings" w:hint="default"/>
+      </w:rPr>
+    </w:lvl>
+  </w:abstractNum>
+  <w:abstractNum w:abstractNumId="28" w15:restartNumberingAfterBreak="0">
     <w:nsid w:val="698B4231"/>
     <w:multiLevelType w:val="hybridMultilevel"/>
     <w:tmpl w:val="265031D0"/>
@@ -11769,7 +10936,7 @@
       </w:rPr>
     </w:lvl>
   </w:abstractNum>
-  <w:abstractNum w:abstractNumId="19" w15:restartNumberingAfterBreak="0">
+  <w:abstractNum w:abstractNumId="29" w15:restartNumberingAfterBreak="0">
     <w:nsid w:val="69ED7828"/>
     <w:multiLevelType w:val="hybridMultilevel"/>
     <w:tmpl w:val="C6F2C556"/>
@@ -11882,7 +11049,7 @@
       </w:rPr>
     </w:lvl>
   </w:abstractNum>
-  <w:abstractNum w:abstractNumId="20" w15:restartNumberingAfterBreak="0">
+  <w:abstractNum w:abstractNumId="30" w15:restartNumberingAfterBreak="0">
     <w:nsid w:val="6A4070E5"/>
     <w:multiLevelType w:val="hybridMultilevel"/>
     <w:tmpl w:val="8F0E8C66"/>
@@ -11995,7 +11162,7 @@
       </w:rPr>
     </w:lvl>
   </w:abstractNum>
-  <w:abstractNum w:abstractNumId="21" w15:restartNumberingAfterBreak="0">
+  <w:abstractNum w:abstractNumId="31" w15:restartNumberingAfterBreak="0">
     <w:nsid w:val="72A73DDD"/>
     <w:multiLevelType w:val="hybridMultilevel"/>
     <w:tmpl w:val="326A75D6"/>
@@ -12108,7 +11275,7 @@
       </w:rPr>
     </w:lvl>
   </w:abstractNum>
-  <w:abstractNum w:abstractNumId="22" w15:restartNumberingAfterBreak="0">
+  <w:abstractNum w:abstractNumId="32" w15:restartNumberingAfterBreak="0">
     <w:nsid w:val="744A06CD"/>
     <w:multiLevelType w:val="hybridMultilevel"/>
     <w:tmpl w:val="2050F034"/>
@@ -12222,75 +11389,113 @@
     </w:lvl>
   </w:abstractNum>
   <w:num w:numId="1" w16cid:durableId="1649281427">
-    <w:abstractNumId w:val="13"/>
+    <w:abstractNumId w:val="18"/>
   </w:num>
   <w:num w:numId="2" w16cid:durableId="1986081329">
-    <w:abstractNumId w:val="8"/>
+    <w:abstractNumId w:val="11"/>
   </w:num>
   <w:num w:numId="3" w16cid:durableId="598105320">
-    <w:abstractNumId w:val="20"/>
+    <w:abstractNumId w:val="30"/>
   </w:num>
   <w:num w:numId="4" w16cid:durableId="1490248739">
-    <w:abstractNumId w:val="17"/>
+    <w:abstractNumId w:val="26"/>
   </w:num>
   <w:num w:numId="5" w16cid:durableId="206993343">
-    <w:abstractNumId w:val="10"/>
+    <w:abstractNumId w:val="14"/>
   </w:num>
   <w:num w:numId="6" w16cid:durableId="450635894">
-    <w:abstractNumId w:val="22"/>
+    <w:abstractNumId w:val="32"/>
   </w:num>
   <w:num w:numId="7" w16cid:durableId="635598238">
-    <w:abstractNumId w:val="1"/>
+    <w:abstractNumId w:val="2"/>
   </w:num>
   <w:num w:numId="8" w16cid:durableId="980619261">
     <w:abstractNumId w:val="0"/>
   </w:num>
   <w:num w:numId="9" w16cid:durableId="790129807">
-    <w:abstractNumId w:val="18"/>
+    <w:abstractNumId w:val="28"/>
   </w:num>
   <w:num w:numId="10" w16cid:durableId="1907253081">
+    <w:abstractNumId w:val="10"/>
+  </w:num>
+  <w:num w:numId="11" w16cid:durableId="1583683890">
+    <w:abstractNumId w:val="21"/>
+  </w:num>
+  <w:num w:numId="12" w16cid:durableId="356319395">
+    <w:abstractNumId w:val="9"/>
+  </w:num>
+  <w:num w:numId="13" w16cid:durableId="402605794">
+    <w:abstractNumId w:val="5"/>
+  </w:num>
+  <w:num w:numId="14" w16cid:durableId="2052074857">
+    <w:abstractNumId w:val="19"/>
+  </w:num>
+  <w:num w:numId="15" w16cid:durableId="658924382">
+    <w:abstractNumId w:val="29"/>
+  </w:num>
+  <w:num w:numId="16" w16cid:durableId="831409487">
+    <w:abstractNumId w:val="4"/>
+  </w:num>
+  <w:num w:numId="17" w16cid:durableId="1176073699">
+    <w:abstractNumId w:val="22"/>
+  </w:num>
+  <w:num w:numId="18" w16cid:durableId="1871793414">
+    <w:abstractNumId w:val="6"/>
+  </w:num>
+  <w:num w:numId="19" w16cid:durableId="1048645900">
+    <w:abstractNumId w:val="15"/>
+  </w:num>
+  <w:num w:numId="20" w16cid:durableId="2094083587">
+    <w:abstractNumId w:val="31"/>
+  </w:num>
+  <w:num w:numId="21" w16cid:durableId="506557068">
+    <w:abstractNumId w:val="13"/>
+  </w:num>
+  <w:num w:numId="22" w16cid:durableId="668023305">
     <w:abstractNumId w:val="7"/>
   </w:num>
-  <w:num w:numId="11" w16cid:durableId="1583683890">
-    <w:abstractNumId w:val="15"/>
+  <w:num w:numId="23" w16cid:durableId="492184742">
+    <w:abstractNumId w:val="17"/>
   </w:num>
-  <w:num w:numId="12" w16cid:durableId="356319395">
-    <w:abstractNumId w:val="6"/>
+  <w:num w:numId="24" w16cid:durableId="2046051667">
+    <w:abstractNumId w:val="16"/>
   </w:num>
-  <w:num w:numId="13" w16cid:durableId="402605794">
+  <w:num w:numId="25" w16cid:durableId="1604992408">
+    <w:abstractNumId w:val="12"/>
+  </w:num>
+  <w:num w:numId="26" w16cid:durableId="261500766">
+    <w:abstractNumId w:val="24"/>
+  </w:num>
+  <w:num w:numId="27" w16cid:durableId="974482419">
+    <w:abstractNumId w:val="8"/>
+  </w:num>
+  <w:num w:numId="28" w16cid:durableId="59980748">
+    <w:abstractNumId w:val="23"/>
+  </w:num>
+  <w:num w:numId="29" w16cid:durableId="1712416957">
+    <w:abstractNumId w:val="25"/>
+  </w:num>
+  <w:num w:numId="30" w16cid:durableId="1366633573">
+    <w:abstractNumId w:val="20"/>
+  </w:num>
+  <w:num w:numId="31" w16cid:durableId="2085909711">
+    <w:abstractNumId w:val="1"/>
+  </w:num>
+  <w:num w:numId="32" w16cid:durableId="2009866110">
+    <w:abstractNumId w:val="27"/>
+  </w:num>
+  <w:num w:numId="33" w16cid:durableId="597522239">
     <w:abstractNumId w:val="3"/>
   </w:num>
-  <w:num w:numId="14" w16cid:durableId="2052074857">
-    <w:abstractNumId w:val="14"/>
-  </w:num>
-  <w:num w:numId="15" w16cid:durableId="658924382">
-    <w:abstractNumId w:val="19"/>
-  </w:num>
-  <w:num w:numId="16" w16cid:durableId="831409487">
-    <w:abstractNumId w:val="2"/>
-  </w:num>
-  <w:num w:numId="17" w16cid:durableId="1176073699">
-    <w:abstractNumId w:val="16"/>
-  </w:num>
-  <w:num w:numId="18" w16cid:durableId="1871793414">
-    <w:abstractNumId w:val="4"/>
-  </w:num>
-  <w:num w:numId="19" w16cid:durableId="1048645900">
-    <w:abstractNumId w:val="11"/>
-  </w:num>
-  <w:num w:numId="20" w16cid:durableId="2094083587">
-    <w:abstractNumId w:val="21"/>
-  </w:num>
-  <w:num w:numId="21" w16cid:durableId="506557068">
-    <w:abstractNumId w:val="9"/>
-  </w:num>
-  <w:num w:numId="22" w16cid:durableId="668023305">
-    <w:abstractNumId w:val="5"/>
-  </w:num>
-  <w:num w:numId="23" w16cid:durableId="492184742">
-    <w:abstractNumId w:val="12"/>
-  </w:num>
 </w:numbering>
+</file>
+
+<file path=word/people.xml><?xml version="1.0" encoding="utf-8"?>
+<w15:people xmlns:wpc="http://schemas.microsoft.com/office/word/2010/wordprocessingCanvas" xmlns:cx="http://schemas.microsoft.com/office/drawing/2014/chartex" xmlns:cx1="http://schemas.microsoft.com/office/drawing/2015/9/8/chartex" xmlns:cx2="http://schemas.microsoft.com/office/drawing/2015/10/21/chartex" xmlns:cx3="http://schemas.microsoft.com/office/drawing/2016/5/9/chartex" xmlns:cx4="http://schemas.microsoft.com/office/drawing/2016/5/10/chartex" xmlns:cx5="http://schemas.microsoft.com/office/drawing/2016/5/11/chartex" xmlns:cx6="http://schemas.microsoft.com/office/drawing/2016/5/12/chartex" xmlns:cx7="http://schemas.microsoft.com/office/drawing/2016/5/13/chartex" xmlns:cx8="http://schemas.microsoft.com/office/drawing/2016/5/14/chartex" xmlns:mc="http://schemas.openxmlformats.org/markup-compatibility/2006" xmlns:aink="http://schemas.microsoft.com/office/drawing/2016/ink" xmlns:am3d="http://schemas.microsoft.com/office/drawing/2017/model3d" xmlns:o="urn:schemas-microsoft-com:office:office" xmlns:oel="http://schemas.microsoft.com/office/2019/extlst" xmlns:r="http://schemas.openxmlformats.org/officeDocument/2006/relationships" xmlns:m="http://schemas.openxmlformats.org/officeDocument/2006/math" xmlns:v="urn:schemas-microsoft-com:vml" xmlns:wp14="http://schemas.microsoft.com/office/word/2010/wordprocessingDrawing" xmlns:wp="http://schemas.openxmlformats.org/drawingml/2006/wordprocessingDrawing" xmlns:w10="urn:schemas-microsoft-com:office:word" xmlns:w="http://schemas.openxmlformats.org/wordprocessingml/2006/main" xmlns:w14="http://schemas.microsoft.com/office/word/2010/wordml" xmlns:w15="http://schemas.microsoft.com/office/word/2012/wordml" xmlns:w16cex="http://schemas.microsoft.com/office/word/2018/wordml/cex" xmlns:w16cid="http://schemas.microsoft.com/office/word/2016/wordml/cid" xmlns:w16="http://schemas.microsoft.com/office/word/2018/wordml" xmlns:w16du="http://schemas.microsoft.com/office/word/2023/wordml/word16du" xmlns:w16sdtdh="http://schemas.microsoft.com/office/word/2020/wordml/sdtdatahash" xmlns:w16sdtfl="http://schemas.microsoft.com/office/word/2024/wordml/sdtformatlock" xmlns:w16se="http://schemas.microsoft.com/office/word/2015/wordml/symex" xmlns:wpg="http://schemas.microsoft.com/office/word/2010/wordprocessingGroup" xmlns:wpi="http://schemas.microsoft.com/office/word/2010/wordprocessingInk" xmlns:wne="http://schemas.microsoft.com/office/word/2006/wordml" xmlns:wps="http://schemas.microsoft.com/office/word/2010/wordprocessingShape" mc:Ignorable="w14 w15 w16se w16cid w16 w16cex w16sdtdh w16sdtfl w16du wp14">
+  <w15:person w15:author="William Gagné">
+    <w15:presenceInfo w15:providerId="Windows Live" w15:userId="f29258c55e51a93b"/>
+  </w15:person>
+</w15:people>
 </file>
 
 <file path=word/styles.xml><?xml version="1.0" encoding="utf-8"?>
@@ -12901,7 +12106,6 @@
   <w:style w:type="character" w:default="1" w:styleId="Policepardfaut">
     <w:name w:val="Default Paragraph Font"/>
     <w:uiPriority w:val="1"/>
-    <w:semiHidden/>
     <w:unhideWhenUsed/>
   </w:style>
   <w:style w:type="table" w:default="1" w:styleId="TableauNormal">
@@ -13367,6 +12571,72 @@
       <w:u w:val="single"/>
     </w:rPr>
   </w:style>
+  <w:style w:type="character" w:styleId="Marquedecommentaire">
+    <w:name w:val="annotation reference"/>
+    <w:basedOn w:val="Policepardfaut"/>
+    <w:uiPriority w:val="99"/>
+    <w:semiHidden/>
+    <w:unhideWhenUsed/>
+    <w:rsid w:val="00C230F7"/>
+    <w:rPr>
+      <w:sz w:val="16"/>
+      <w:szCs w:val="16"/>
+    </w:rPr>
+  </w:style>
+  <w:style w:type="paragraph" w:styleId="Commentaire">
+    <w:name w:val="annotation text"/>
+    <w:basedOn w:val="Normal"/>
+    <w:link w:val="CommentaireCar"/>
+    <w:uiPriority w:val="99"/>
+    <w:unhideWhenUsed/>
+    <w:rsid w:val="00C230F7"/>
+    <w:pPr>
+      <w:spacing w:line="240" w:lineRule="auto"/>
+    </w:pPr>
+    <w:rPr>
+      <w:sz w:val="20"/>
+      <w:szCs w:val="20"/>
+    </w:rPr>
+  </w:style>
+  <w:style w:type="character" w:customStyle="1" w:styleId="CommentaireCar">
+    <w:name w:val="Commentaire Car"/>
+    <w:basedOn w:val="Policepardfaut"/>
+    <w:link w:val="Commentaire"/>
+    <w:uiPriority w:val="99"/>
+    <w:rsid w:val="00C230F7"/>
+    <w:rPr>
+      <w:sz w:val="20"/>
+      <w:szCs w:val="20"/>
+    </w:rPr>
+  </w:style>
+  <w:style w:type="paragraph" w:styleId="Objetducommentaire">
+    <w:name w:val="annotation subject"/>
+    <w:basedOn w:val="Commentaire"/>
+    <w:next w:val="Commentaire"/>
+    <w:link w:val="ObjetducommentaireCar"/>
+    <w:uiPriority w:val="99"/>
+    <w:semiHidden/>
+    <w:unhideWhenUsed/>
+    <w:rsid w:val="00C230F7"/>
+    <w:rPr>
+      <w:b/>
+      <w:bCs/>
+    </w:rPr>
+  </w:style>
+  <w:style w:type="character" w:customStyle="1" w:styleId="ObjetducommentaireCar">
+    <w:name w:val="Objet du commentaire Car"/>
+    <w:basedOn w:val="CommentaireCar"/>
+    <w:link w:val="Objetducommentaire"/>
+    <w:uiPriority w:val="99"/>
+    <w:semiHidden/>
+    <w:rsid w:val="00C230F7"/>
+    <w:rPr>
+      <w:b/>
+      <w:bCs/>
+      <w:sz w:val="20"/>
+      <w:szCs w:val="20"/>
+    </w:rPr>
+  </w:style>
 </w:styles>
 </file>
 
@@ -13687,7 +12957,7 @@
 
 <file path=customXml/item1.xml><?xml version="1.0" encoding="utf-8"?>
 <CoverPageProperties xmlns="http://schemas.microsoft.com/office/2006/coverPageProps">
-  <PublishDate>2026-04-10T00:00:00</PublishDate>
+  <PublishDate>2026-09-15T00:00:00</PublishDate>
   <Abstract/>
   <CompanyAddress/>
   <CompanyPhone/>

--- a/Cahier_des_charges_JeuGo.docx
+++ b/Cahier_des_charges_JeuGo.docx
@@ -4179,7 +4179,7 @@
           <w:hyperlink w:anchor="_Toc240386732" w:history="1">
             <w:r>
               <w:rPr>
-                <w:rStyle w:val="Lienhypertexte"/>
+                <w:rStyle w:val="Hyperlien"/>
                 <w:noProof/>
               </w:rPr>
               <w:t>1.Présentation du projet</w:t>
@@ -4250,7 +4250,7 @@
           <w:hyperlink w:anchor="_Toc240386733" w:history="1">
             <w:r>
               <w:rPr>
-                <w:rStyle w:val="Lienhypertexte"/>
+                <w:rStyle w:val="Hyperlien"/>
                 <w:noProof/>
               </w:rPr>
               <w:t>Contexte</w:t>
@@ -4321,7 +4321,7 @@
           <w:hyperlink w:anchor="_Toc240386734" w:history="1">
             <w:r>
               <w:rPr>
-                <w:rStyle w:val="Lienhypertexte"/>
+                <w:rStyle w:val="Hyperlien"/>
                 <w:noProof/>
               </w:rPr>
               <w:t>Besoin</w:t>
@@ -4392,7 +4392,7 @@
           <w:hyperlink w:anchor="_Toc240386735" w:history="1">
             <w:r>
               <w:rPr>
-                <w:rStyle w:val="Lienhypertexte"/>
+                <w:rStyle w:val="Hyperlien"/>
                 <w:noProof/>
               </w:rPr>
               <w:t>Exemple d’utilisation simple</w:t>
@@ -4463,7 +4463,7 @@
           <w:hyperlink w:anchor="_Toc240386736" w:history="1">
             <w:r>
               <w:rPr>
-                <w:rStyle w:val="Lienhypertexte"/>
+                <w:rStyle w:val="Hyperlien"/>
                 <w:noProof/>
               </w:rPr>
               <w:t>2.Description de la demande</w:t>
@@ -4534,7 +4534,7 @@
           <w:hyperlink w:anchor="_Toc240386737" w:history="1">
             <w:r>
               <w:rPr>
-                <w:rStyle w:val="Lienhypertexte"/>
+                <w:rStyle w:val="Hyperlien"/>
                 <w:noProof/>
               </w:rPr>
               <w:t>Objectifs</w:t>
@@ -4605,7 +4605,7 @@
           <w:hyperlink w:anchor="_Toc240386738" w:history="1">
             <w:r>
               <w:rPr>
-                <w:rStyle w:val="Lienhypertexte"/>
+                <w:rStyle w:val="Hyperlien"/>
                 <w:noProof/>
               </w:rPr>
               <w:t>Fonctionnalités</w:t>
@@ -4676,7 +4676,7 @@
           <w:hyperlink w:anchor="_Toc240386739" w:history="1">
             <w:r>
               <w:rPr>
-                <w:rStyle w:val="Lienhypertexte"/>
+                <w:rStyle w:val="Hyperlien"/>
                 <w:noProof/>
               </w:rPr>
               <w:t>Gestion de la connexion</w:t>
@@ -4747,7 +4747,7 @@
           <w:hyperlink w:anchor="_Toc240386740" w:history="1">
             <w:r>
               <w:rPr>
-                <w:rStyle w:val="Lienhypertexte"/>
+                <w:rStyle w:val="Hyperlien"/>
                 <w:noProof/>
               </w:rPr>
               <w:t>Configuration des robots</w:t>
@@ -4818,7 +4818,7 @@
           <w:hyperlink w:anchor="_Toc240386741" w:history="1">
             <w:r>
               <w:rPr>
-                <w:rStyle w:val="Lienhypertexte"/>
+                <w:rStyle w:val="Hyperlien"/>
                 <w:noProof/>
               </w:rPr>
               <w:t>Caractéristiques de base du robot</w:t>
@@ -4889,7 +4889,7 @@
           <w:hyperlink w:anchor="_Toc240386742" w:history="1">
             <w:r>
               <w:rPr>
-                <w:rStyle w:val="Lienhypertexte"/>
+                <w:rStyle w:val="Hyperlien"/>
                 <w:noProof/>
               </w:rPr>
               <w:t>Gestion du combat</w:t>
@@ -4960,7 +4960,7 @@
           <w:hyperlink w:anchor="_Toc240386743" w:history="1">
             <w:r>
               <w:rPr>
-                <w:rStyle w:val="Lienhypertexte"/>
+                <w:rStyle w:val="Hyperlien"/>
                 <w:noProof/>
               </w:rPr>
               <w:t>Gestion des actions</w:t>
@@ -5031,7 +5031,7 @@
           <w:hyperlink w:anchor="_Toc240386744" w:history="1">
             <w:r>
               <w:rPr>
-                <w:rStyle w:val="Lienhypertexte"/>
+                <w:rStyle w:val="Hyperlien"/>
                 <w:noProof/>
               </w:rPr>
               <w:t>Gestion client-serveur</w:t>
@@ -5102,7 +5102,7 @@
           <w:hyperlink w:anchor="_Toc240386745" w:history="1">
             <w:r>
               <w:rPr>
-                <w:rStyle w:val="Lienhypertexte"/>
+                <w:rStyle w:val="Hyperlien"/>
                 <w:noProof/>
               </w:rPr>
               <w:t>Gestion de la fin de partie</w:t>
@@ -5173,7 +5173,7 @@
           <w:hyperlink w:anchor="_Toc240386746" w:history="1">
             <w:r>
               <w:rPr>
-                <w:rStyle w:val="Lienhypertexte"/>
+                <w:rStyle w:val="Hyperlien"/>
                 <w:noProof/>
               </w:rPr>
               <w:t>Interface utilisateur</w:t>
@@ -5244,7 +5244,7 @@
           <w:hyperlink w:anchor="_Toc240386747" w:history="1">
             <w:r>
               <w:rPr>
-                <w:rStyle w:val="Lienhypertexte"/>
+                <w:rStyle w:val="Hyperlien"/>
                 <w:noProof/>
               </w:rPr>
               <w:t>3.Contraintes du projet</w:t>
@@ -5315,7 +5315,7 @@
           <w:hyperlink w:anchor="_Toc240386748" w:history="1">
             <w:r>
               <w:rPr>
-                <w:rStyle w:val="Lienhypertexte"/>
+                <w:rStyle w:val="Hyperlien"/>
                 <w:noProof/>
               </w:rPr>
               <w:t>Contraintes techniques</w:t>
@@ -5386,7 +5386,7 @@
           <w:hyperlink w:anchor="_Toc240386749" w:history="1">
             <w:r>
               <w:rPr>
-                <w:rStyle w:val="Lienhypertexte"/>
+                <w:rStyle w:val="Hyperlien"/>
                 <w:noProof/>
               </w:rPr>
               <w:t>4.Solution de développement</w:t>
@@ -5457,7 +5457,7 @@
           <w:hyperlink w:anchor="_Toc240386750" w:history="1">
             <w:r>
               <w:rPr>
-                <w:rStyle w:val="Lienhypertexte"/>
+                <w:rStyle w:val="Hyperlien"/>
                 <w:noProof/>
               </w:rPr>
               <w:t>Solution</w:t>
@@ -5528,7 +5528,7 @@
           <w:hyperlink w:anchor="_Toc240386751" w:history="1">
             <w:r>
               <w:rPr>
-                <w:rStyle w:val="Lienhypertexte"/>
+                <w:rStyle w:val="Hyperlien"/>
                 <w:noProof/>
               </w:rPr>
               <w:t>Argumentation</w:t>
@@ -5599,7 +5599,7 @@
           <w:hyperlink w:anchor="_Toc240386752" w:history="1">
             <w:r>
               <w:rPr>
-                <w:rStyle w:val="Lienhypertexte"/>
+                <w:rStyle w:val="Hyperlien"/>
                 <w:noProof/>
               </w:rPr>
               <w:t>6.Spécifications techniques</w:t>
@@ -5670,7 +5670,7 @@
           <w:hyperlink w:anchor="_Toc240386753" w:history="1">
             <w:r>
               <w:rPr>
-                <w:rStyle w:val="Lienhypertexte"/>
+                <w:rStyle w:val="Hyperlien"/>
                 <w:noProof/>
               </w:rPr>
               <w:t>Langage de développement</w:t>
@@ -5741,7 +5741,7 @@
           <w:hyperlink w:anchor="_Toc240386754" w:history="1">
             <w:r>
               <w:rPr>
-                <w:rStyle w:val="Lienhypertexte"/>
+                <w:rStyle w:val="Hyperlien"/>
                 <w:noProof/>
               </w:rPr>
               <w:t>Patron de conception</w:t>
@@ -5812,7 +5812,7 @@
           <w:hyperlink w:anchor="_Toc240386755" w:history="1">
             <w:r>
               <w:rPr>
-                <w:rStyle w:val="Lienhypertexte"/>
+                <w:rStyle w:val="Hyperlien"/>
                 <w:noProof/>
               </w:rPr>
               <w:t>Outils utilisés</w:t>
@@ -6125,13 +6125,7 @@
         <w:rPr>
           <w:szCs w:val="28"/>
         </w:rPr>
-        <w:t>Établir</w:t>
-      </w:r>
-      <w:r>
-        <w:rPr>
-          <w:szCs w:val="28"/>
-        </w:rPr>
-        <w:t xml:space="preserve"> une connexion entre un serveur et un client à l'aide de sockets synchrones </w:t>
+        <w:t xml:space="preserve">Établir une connexion entre un serveur et un client à l'aide de sockets synchrones </w:t>
       </w:r>
     </w:p>
     <w:p>
@@ -6150,13 +6144,7 @@
         <w:rPr>
           <w:szCs w:val="28"/>
         </w:rPr>
-        <w:t>Configurer</w:t>
-      </w:r>
-      <w:r>
-        <w:rPr>
-          <w:szCs w:val="28"/>
-        </w:rPr>
-        <w:t xml:space="preserve"> les robots avant chaque partie </w:t>
+        <w:t xml:space="preserve">Configurer les robots avant chaque partie </w:t>
       </w:r>
     </w:p>
     <w:p>
@@ -6175,13 +6163,7 @@
         <w:rPr>
           <w:szCs w:val="28"/>
         </w:rPr>
-        <w:t>Valider</w:t>
-      </w:r>
-      <w:r>
-        <w:rPr>
-          <w:szCs w:val="28"/>
-        </w:rPr>
-        <w:t xml:space="preserve"> la configuration des robots </w:t>
+        <w:t xml:space="preserve">Valider la configuration des robots </w:t>
       </w:r>
     </w:p>
     <w:p>
@@ -6200,13 +6182,7 @@
         <w:rPr>
           <w:szCs w:val="28"/>
         </w:rPr>
-        <w:t>Gérer</w:t>
-      </w:r>
-      <w:r>
-        <w:rPr>
-          <w:szCs w:val="28"/>
-        </w:rPr>
-        <w:t xml:space="preserve"> les tours des joueurs </w:t>
+        <w:t xml:space="preserve">Gérer les tours des joueurs </w:t>
       </w:r>
     </w:p>
     <w:p>
@@ -6225,13 +6201,7 @@
         <w:rPr>
           <w:szCs w:val="28"/>
         </w:rPr>
-        <w:t>Permettre</w:t>
-      </w:r>
-      <w:r>
-        <w:rPr>
-          <w:szCs w:val="28"/>
-        </w:rPr>
-        <w:t xml:space="preserve"> différentes actions de combat </w:t>
+        <w:t xml:space="preserve">Permettre différentes actions de combat </w:t>
       </w:r>
     </w:p>
     <w:p>
@@ -6250,13 +6220,7 @@
         <w:rPr>
           <w:szCs w:val="28"/>
         </w:rPr>
-        <w:t>Gérer</w:t>
-      </w:r>
-      <w:r>
-        <w:rPr>
-          <w:szCs w:val="28"/>
-        </w:rPr>
-        <w:t xml:space="preserve"> les points de vie, l'armure, les dégâts et l'énergie </w:t>
+        <w:t xml:space="preserve">Gérer les points de vie, l'armure, les dégâts et l'énergie </w:t>
       </w:r>
     </w:p>
     <w:p>
@@ -6275,13 +6239,7 @@
         <w:rPr>
           <w:szCs w:val="28"/>
         </w:rPr>
-        <w:t>Appliquer</w:t>
-      </w:r>
-      <w:r>
-        <w:rPr>
-          <w:szCs w:val="28"/>
-        </w:rPr>
-        <w:t xml:space="preserve"> les règles du combat </w:t>
+        <w:t xml:space="preserve">Appliquer les règles du combat </w:t>
       </w:r>
     </w:p>
     <w:p>
@@ -6300,13 +6258,7 @@
         <w:rPr>
           <w:szCs w:val="28"/>
         </w:rPr>
-        <w:t>Transmettre</w:t>
-      </w:r>
-      <w:r>
-        <w:rPr>
-          <w:szCs w:val="28"/>
-        </w:rPr>
-        <w:t xml:space="preserve"> les actions et résultats entre le client et le serveur </w:t>
+        <w:t xml:space="preserve">Transmettre les actions et résultats entre le client et le serveur </w:t>
       </w:r>
     </w:p>
     <w:p>
@@ -6325,13 +6277,7 @@
         <w:rPr>
           <w:szCs w:val="28"/>
         </w:rPr>
-        <w:t>Détecter</w:t>
-      </w:r>
-      <w:r>
-        <w:rPr>
-          <w:szCs w:val="28"/>
-        </w:rPr>
-        <w:t xml:space="preserve"> la fin d'une partie </w:t>
+        <w:t xml:space="preserve">Détecter la fin d'une partie </w:t>
       </w:r>
     </w:p>
     <w:p>
@@ -6350,13 +6296,7 @@
         <w:rPr>
           <w:szCs w:val="28"/>
         </w:rPr>
-        <w:t>Permettre</w:t>
-      </w:r>
-      <w:r>
-        <w:rPr>
-          <w:szCs w:val="28"/>
-        </w:rPr>
-        <w:t xml:space="preserve"> aux joueurs de rejouer sans devoir établir une nouvelle connexion </w:t>
+        <w:t xml:space="preserve">Permettre aux joueurs de rejouer sans devoir établir une nouvelle connexion </w:t>
       </w:r>
     </w:p>
     <w:p>
@@ -6375,13 +6315,7 @@
         <w:rPr>
           <w:szCs w:val="28"/>
         </w:rPr>
-        <w:t>Gérer</w:t>
-      </w:r>
-      <w:r>
-        <w:rPr>
-          <w:szCs w:val="28"/>
-        </w:rPr>
-        <w:t xml:space="preserve"> correctement les erreurs et pertes de connexion.</w:t>
+        <w:t>Gérer correctement les erreurs et pertes de connexion.</w:t>
       </w:r>
     </w:p>
     <w:p>
@@ -6549,10 +6483,7 @@
         </w:numPr>
       </w:pPr>
       <w:r>
-        <w:t>Le</w:t>
-      </w:r>
-      <w:r>
-        <w:t xml:space="preserve"> serveur doit valider les configurations </w:t>
+        <w:t xml:space="preserve">Le serveur doit valider les configurations </w:t>
       </w:r>
     </w:p>
     <w:p>
@@ -6564,10 +6495,7 @@
         </w:numPr>
       </w:pPr>
       <w:r>
-        <w:t>La</w:t>
-      </w:r>
-      <w:r>
-        <w:t xml:space="preserve"> configuration devient verrouillée lorsqu'elle est confirmée </w:t>
+        <w:t xml:space="preserve">La configuration devient verrouillée lorsqu'elle est confirmée </w:t>
       </w:r>
     </w:p>
     <w:p>
@@ -6579,10 +6507,7 @@
         </w:numPr>
       </w:pPr>
       <w:r>
-        <w:t>La</w:t>
-      </w:r>
-      <w:r>
-        <w:t xml:space="preserve"> configuration adverse doit rester secrète avant le début du combat</w:t>
+        <w:t>La configuration adverse doit rester secrète avant le début du combat</w:t>
       </w:r>
     </w:p>
     <w:p>
@@ -6648,6 +6573,18 @@
     </w:p>
     <w:p>
       <w:pPr>
+        <w:pStyle w:val="Paragraphedeliste"/>
+        <w:numPr>
+          <w:ilvl w:val="0"/>
+          <w:numId w:val="28"/>
+        </w:numPr>
+      </w:pPr>
+      <w:r>
+        <w:t>Le robot commence avec 0 d’énergie mais a un max de 100.</w:t>
+      </w:r>
+    </w:p>
+    <w:p>
+      <w:pPr>
         <w:pStyle w:val="Titre3"/>
         <w:rPr>
           <w:sz w:val="32"/>
@@ -6680,10 +6617,7 @@
         </w:numPr>
       </w:pPr>
       <w:r>
-        <w:t>Démarrer</w:t>
-      </w:r>
-      <w:r>
-        <w:t xml:space="preserve"> le combat lorsque les deux configurations sont valides</w:t>
+        <w:t>Démarrer le combat lorsque les deux configurations sont valides</w:t>
       </w:r>
     </w:p>
     <w:p>
@@ -6695,10 +6629,7 @@
         </w:numPr>
       </w:pPr>
       <w:r>
-        <w:t>Gérer</w:t>
-      </w:r>
-      <w:r>
-        <w:t xml:space="preserve"> les tours des joueurs</w:t>
+        <w:t>Gérer les tours des joueurs</w:t>
       </w:r>
     </w:p>
     <w:p>
@@ -6710,10 +6641,7 @@
         </w:numPr>
       </w:pPr>
       <w:r>
-        <w:t>Indiquer</w:t>
-      </w:r>
-      <w:r>
-        <w:t xml:space="preserve"> au joueur lorsque c'est son tour</w:t>
+        <w:t>Indiquer au joueur lorsque c'est son tour</w:t>
       </w:r>
     </w:p>
     <w:p>
@@ -6725,10 +6653,7 @@
         </w:numPr>
       </w:pPr>
       <w:r>
-        <w:t>Permettre</w:t>
-      </w:r>
-      <w:r>
-        <w:t xml:space="preserve"> de sélectionner une action</w:t>
+        <w:t>Permettre de sélectionner une action</w:t>
       </w:r>
     </w:p>
     <w:p>
@@ -6741,13 +6666,7 @@
       </w:pPr>
       <w:r>
         <w:lastRenderedPageBreak/>
-        <w:t>Empêcher</w:t>
-      </w:r>
-      <w:r>
-        <w:t xml:space="preserve"> une action impossible</w:t>
-      </w:r>
-      <w:r>
-        <w:t xml:space="preserve"> (attaque puissante sans posséder l’énergie nécessaire)</w:t>
+        <w:t>Empêcher une action impossible (attaque puissante sans posséder l’énergie nécessaire)</w:t>
       </w:r>
     </w:p>
     <w:p>
@@ -6759,10 +6678,7 @@
         </w:numPr>
       </w:pPr>
       <w:r>
-        <w:t>Mettre</w:t>
-      </w:r>
-      <w:r>
-        <w:t xml:space="preserve"> à jour l'état des robots</w:t>
+        <w:t>Mettre à jour l'état des robots</w:t>
       </w:r>
     </w:p>
     <w:p>
@@ -6774,10 +6690,7 @@
         </w:numPr>
       </w:pPr>
       <w:r>
-        <w:t>Détecter</w:t>
-      </w:r>
-      <w:r>
-        <w:t xml:space="preserve"> lorsqu'un robot atteint 0 HP ou moins</w:t>
+        <w:t>Détecter lorsqu'un robot atteint 0 HP ou moins</w:t>
       </w:r>
     </w:p>
     <w:p>
@@ -6789,10 +6702,7 @@
         </w:numPr>
       </w:pPr>
       <w:r>
-        <w:t>Déterminer</w:t>
-      </w:r>
-      <w:r>
-        <w:t xml:space="preserve"> la fin de la partie.</w:t>
+        <w:t>Déterminer la fin de la partie.</w:t>
       </w:r>
     </w:p>
     <w:p>
@@ -6839,6 +6749,9 @@
       <w:r>
         <w:t xml:space="preserve"> : inflige les dégâts normaux du robot en prenant en considération l'armure de l'adversaire.</w:t>
       </w:r>
+      <w:r>
+        <w:t xml:space="preserve">  Attaque-Armure</w:t>
+      </w:r>
     </w:p>
     <w:p>
       <w:pPr>
@@ -6858,6 +6771,9 @@
       <w:r>
         <w:t xml:space="preserve"> : permet d'effectuer une attaque plus puissante en consommant de l'énergie. Elle ne peut être utilisée que si le robot possède suffisamment d'énergie.</w:t>
       </w:r>
+      <w:r>
+        <w:t xml:space="preserve"> Coût 50 d’énergie, dégâts=Attaquex2-ArmureAdverse</w:t>
+      </w:r>
     </w:p>
     <w:p>
       <w:pPr>
@@ -6876,6 +6792,9 @@
       </w:r>
       <w:r>
         <w:t xml:space="preserve"> : augmente temporairement la protection du robot contre la prochaine attaque reçue.</w:t>
+      </w:r>
+      <w:r>
+        <w:t xml:space="preserve"> +10 en armure pour le tour</w:t>
       </w:r>
     </w:p>
     <w:p>
@@ -6905,6 +6824,9 @@
         </w:rPr>
         <w:commentReference w:id="12"/>
       </w:r>
+      <w:r>
+        <w:t xml:space="preserve">  +50 d’énergie.</w:t>
+      </w:r>
     </w:p>
     <w:p>
       <w:pPr>
@@ -6938,10 +6860,7 @@
         </w:numPr>
       </w:pPr>
       <w:r>
-        <w:t>Le</w:t>
-      </w:r>
-      <w:r>
-        <w:t xml:space="preserve"> client transmet l'action </w:t>
+        <w:t xml:space="preserve">Le client transmet l'action </w:t>
       </w:r>
     </w:p>
     <w:p>
@@ -6953,10 +6872,7 @@
         </w:numPr>
       </w:pPr>
       <w:r>
-        <w:t>Le</w:t>
-      </w:r>
-      <w:r>
-        <w:t xml:space="preserve"> serveur reçoit l'action </w:t>
+        <w:t xml:space="preserve">Le serveur reçoit l'action </w:t>
       </w:r>
     </w:p>
     <w:p>
@@ -6968,10 +6884,7 @@
         </w:numPr>
       </w:pPr>
       <w:r>
-        <w:t>Le</w:t>
-      </w:r>
-      <w:r>
-        <w:t xml:space="preserve"> serveur vérifie si l'action est valide </w:t>
+        <w:t xml:space="preserve">Le serveur vérifie si l'action est valide </w:t>
       </w:r>
     </w:p>
     <w:p>
@@ -6983,10 +6896,7 @@
         </w:numPr>
       </w:pPr>
       <w:r>
-        <w:t>Le</w:t>
-      </w:r>
-      <w:r>
-        <w:t xml:space="preserve"> serveur applique les règles du jeu </w:t>
+        <w:t xml:space="preserve">Le serveur applique les règles du jeu </w:t>
       </w:r>
     </w:p>
     <w:p>
@@ -6998,10 +6908,7 @@
         </w:numPr>
       </w:pPr>
       <w:r>
-        <w:t>Le</w:t>
-      </w:r>
-      <w:r>
-        <w:t xml:space="preserve"> serveur met à jour la partie </w:t>
+        <w:t xml:space="preserve">Le serveur met à jour la partie </w:t>
       </w:r>
     </w:p>
     <w:p>
@@ -7013,15 +6920,13 @@
         </w:numPr>
       </w:pPr>
       <w:r>
-        <w:t>Le</w:t>
-      </w:r>
-      <w:r>
-        <w:t xml:space="preserve"> serveur transmet le résultat au client</w:t>
+        <w:t>Le serveur transmet le résultat au client</w:t>
       </w:r>
     </w:p>
     <w:p/>
     <w:p>
       <w:r>
+        <w:lastRenderedPageBreak/>
         <w:t xml:space="preserve">P.S : </w:t>
       </w:r>
       <w:r>
@@ -7042,7 +6947,6 @@
           <w:sz w:val="32"/>
           <w:szCs w:val="32"/>
         </w:rPr>
-        <w:lastRenderedPageBreak/>
         <w:t>Gestion de la fin de partie</w:t>
       </w:r>
       <w:bookmarkEnd w:id="14"/>
@@ -7132,10 +7036,7 @@
         </w:numPr>
       </w:pPr>
       <w:r>
-        <w:t>Afficher</w:t>
-      </w:r>
-      <w:r>
-        <w:t xml:space="preserve"> clairement les menus</w:t>
+        <w:t>Afficher clairement les menus</w:t>
       </w:r>
     </w:p>
     <w:p>
@@ -7147,10 +7048,7 @@
         </w:numPr>
       </w:pPr>
       <w:r>
-        <w:t>Afficher</w:t>
-      </w:r>
-      <w:r>
-        <w:t xml:space="preserve"> les informations pertinentes du robot</w:t>
+        <w:t>Afficher les informations pertinentes du robot</w:t>
       </w:r>
     </w:p>
     <w:p>
@@ -7162,10 +7060,7 @@
         </w:numPr>
       </w:pPr>
       <w:r>
-        <w:t>Afficher</w:t>
-      </w:r>
-      <w:r>
-        <w:t xml:space="preserve"> les actions disponibles</w:t>
+        <w:t>Afficher les actions disponibles</w:t>
       </w:r>
     </w:p>
     <w:p>
@@ -7177,10 +7072,7 @@
         </w:numPr>
       </w:pPr>
       <w:r>
-        <w:t>Permettre</w:t>
-      </w:r>
-      <w:r>
-        <w:t xml:space="preserve"> la saisie des choix avec le clavier</w:t>
+        <w:t>Permettre la saisie des choix avec le clavier</w:t>
       </w:r>
     </w:p>
     <w:p>
@@ -7192,10 +7084,7 @@
         </w:numPr>
       </w:pPr>
       <w:r>
-        <w:t>Indiquer</w:t>
-      </w:r>
-      <w:r>
-        <w:t xml:space="preserve"> à quel joueur est le tour</w:t>
+        <w:t>Indiquer à quel joueur est le tour</w:t>
       </w:r>
     </w:p>
     <w:p>
@@ -7207,10 +7096,7 @@
         </w:numPr>
       </w:pPr>
       <w:r>
-        <w:t>Afficher</w:t>
-      </w:r>
-      <w:r>
-        <w:t xml:space="preserve"> le résultat des actions</w:t>
+        <w:t>Afficher le résultat des actions</w:t>
       </w:r>
     </w:p>
     <w:p>
@@ -7222,10 +7108,7 @@
         </w:numPr>
       </w:pPr>
       <w:r>
-        <w:t>Afficher</w:t>
-      </w:r>
-      <w:r>
-        <w:t xml:space="preserve"> les messages d'erreur</w:t>
+        <w:t>Afficher les messages d'erreur</w:t>
       </w:r>
     </w:p>
     <w:p>
@@ -7237,10 +7120,7 @@
         </w:numPr>
       </w:pPr>
       <w:r>
-        <w:t>Afficher</w:t>
-      </w:r>
-      <w:r>
-        <w:t xml:space="preserve"> la fin du combat et son résultat</w:t>
+        <w:t>Afficher la fin du combat et son résultat</w:t>
       </w:r>
     </w:p>
     <w:p>
@@ -7252,10 +7132,7 @@
         </w:numPr>
       </w:pPr>
       <w:r>
-        <w:t>Permettre</w:t>
-      </w:r>
-      <w:r>
-        <w:t xml:space="preserve"> au client de choisir entre rejouer et quitter</w:t>
+        <w:t>Permettre au client de choisir entre rejouer et quitter</w:t>
       </w:r>
     </w:p>
     <w:p>
@@ -7350,6 +7227,7 @@
         <w:rPr>
           <w:szCs w:val="28"/>
         </w:rPr>
+        <w:lastRenderedPageBreak/>
         <w:t>L’application doit suivre le patron de conception MVVM</w:t>
       </w:r>
     </w:p>
@@ -7359,7 +7237,6 @@
       </w:pPr>
       <w:bookmarkStart w:id="18" w:name="_Toc240386749"/>
       <w:r>
-        <w:lastRenderedPageBreak/>
         <w:t>4</w:t>
       </w:r>
       <w:r>
@@ -7583,6 +7460,7 @@
         <w:rPr>
           <w:szCs w:val="28"/>
         </w:rPr>
+        <w:lastRenderedPageBreak/>
         <w:t>P.S : Voir le document associé pour la planification</w:t>
       </w:r>
     </w:p>
@@ -12106,6 +11984,7 @@
   <w:style w:type="character" w:default="1" w:styleId="Policepardfaut">
     <w:name w:val="Default Paragraph Font"/>
     <w:uiPriority w:val="1"/>
+    <w:semiHidden/>
     <w:unhideWhenUsed/>
   </w:style>
   <w:style w:type="table" w:default="1" w:styleId="TableauNormal">
@@ -12560,7 +12439,7 @@
       <w:ind w:left="480"/>
     </w:pPr>
   </w:style>
-  <w:style w:type="character" w:styleId="Lienhypertexte">
+  <w:style w:type="character" w:styleId="Hyperlien">
     <w:name w:val="Hyperlink"/>
     <w:basedOn w:val="Policepardfaut"/>
     <w:uiPriority w:val="99"/>
